--- a/org_Word_Backup_Full/app.js.docx
+++ b/org_Word_Backup_Full/app.js.docx
@@ -1666,15 +1666,15 @@
         <w:br/>
         <w:t xml:space="preserve">  }</w:t>
         <w:br/>
-        <w:t xml:space="preserve">  prefs.favorites = unique(prefs.favorites || []);</w:t>
-        <w:br/>
-        <w:t xml:space="preserve">  prefs.recent = unique(prefs.recent || []).slice(0, 20);</w:t>
-        <w:br/>
-        <w:t xml:space="preserve">  prefs.progress = prefs.progress &amp;&amp; typeof prefs.progress === "object" ? prefs.progress : {};</w:t>
+        <w:t xml:space="preserve">  prefs.favorites = [];</w:t>
+        <w:br/>
+        <w:t xml:space="preserve">  prefs.recent = [];</w:t>
+        <w:br/>
+        <w:t xml:space="preserve">  prefs.progress = {};</w:t>
         <w:br/>
         <w:t xml:space="preserve">  prefs.view = prefs.view === "list" ? "list" : "grid";</w:t>
         <w:br/>
-        <w:t xml:space="preserve">  prefs.profileName = String(prefs.profileName || "");</w:t>
+        <w:t xml:space="preserve">  prefs.profileName = "";</w:t>
         <w:br/>
         <w:br/>
         <w:t xml:space="preserve">  let settings;</w:t>
@@ -2802,8 +2802,6 @@
         <w:br/>
         <w:t>function renderCard(term) {</w:t>
         <w:br/>
-        <w:t xml:space="preserve">  const status = getTermStatus(term.id);</w:t>
-        <w:br/>
         <w:t xml:space="preserve">  const fields = settings.fields;</w:t>
         <w:br/>
         <w:t xml:space="preserve">  return `</w:t>
@@ -2814,4614 +2812,4608 @@
         <w:br/>
         <w:t xml:space="preserve">        &lt;div&gt;&lt;div class="card-code"&gt;${esc(term.code)}&lt;/div&gt;&lt;/div&gt;</w:t>
         <w:br/>
-        <w:t xml:space="preserve">        &lt;div class="card-actions"&gt;</w:t>
-        <w:br/>
-        <w:t xml:space="preserve">          &lt;button data-card-fav="${esc(term.id)}" class="${prefs.favorites.includes(term.id) ? "active" : ""}" title="${prefs.favorites.includes(term.id) ? "הסר ממועדפים" : "הוסף למועדפים"}" aria-label="${prefs.favorites.includes(term.id) ? "הסר ממועדפים" : "הוסף למועדפים"}"&gt;${prefs.favorites.includes(term.id) ? "★" : "☆"}&lt;/button&gt;</w:t>
+        <w:t xml:space="preserve">      &lt;/div&gt;</w:t>
+        <w:br/>
+        <w:t xml:space="preserve">      &lt;div&gt;</w:t>
+        <w:br/>
+        <w:t xml:space="preserve">        &lt;h3&gt;${esc(term.name)}&lt;/h3&gt;</w:t>
+        <w:br/>
+        <w:t xml:space="preserve">        &lt;p class="card-name-en"&gt;${esc(term.nameEn)}&lt;/p&gt;</w:t>
+        <w:br/>
+        <w:t xml:space="preserve">      &lt;/div&gt;</w:t>
+        <w:br/>
+        <w:t xml:space="preserve">      &lt;p class="summary"&gt;${esc(term.short)}&lt;/p&gt;</w:t>
+        <w:br/>
+        <w:t xml:space="preserve">      &lt;div class="card-meta"&gt;</w:t>
+        <w:br/>
+        <w:t xml:space="preserve">        &lt;span class="meta-pill"&gt;${esc(term.domainName)}&lt;/span&gt;</w:t>
+        <w:br/>
+        <w:t xml:space="preserve">        &lt;span class="meta-pill"&gt;${esc(termLocationLabel(term.subtopic, term.subSubtopic))}&lt;/span&gt;</w:t>
+        <w:br/>
+        <w:t xml:space="preserve">        ${fields.symbol &amp;&amp; term.symbol ? `&lt;span class="meta-pill" dir="ltr"&gt;${esc(term.symbol)}&lt;/span&gt;` : ""}</w:t>
+        <w:br/>
+        <w:t xml:space="preserve">      &lt;/div&gt;</w:t>
+        <w:br/>
+        <w:t xml:space="preserve">      &lt;footer class="card-footer"&gt;</w:t>
+        <w:br/>
+        <w:t xml:space="preserve">        &lt;span class="open-hint"&gt;פתח מושג מלא ←&lt;/span&gt;</w:t>
+        <w:br/>
+        <w:t xml:space="preserve">      &lt;/footer&gt;</w:t>
+        <w:br/>
+        <w:t xml:space="preserve">    &lt;/article&gt;`;</w:t>
+        <w:br/>
+        <w:t>}</w:t>
+        <w:br/>
+        <w:br/>
+        <w:t>function renderDictionary() {</w:t>
+        <w:br/>
+        <w:t xml:space="preserve">  const terms = getFilteredTerms();</w:t>
+        <w:br/>
+        <w:t xml:space="preserve">  const hasExplicitScope = state.domainId !== "all" || Boolean(state.query.trim()) || state.collection !== "all";</w:t>
+        <w:br/>
+        <w:t xml:space="preserve">  </w:t>
+        <w:br/>
+        <w:t xml:space="preserve">  // The control panel (view switchers and filters) is now integrated into the header and should always be visible.</w:t>
+        <w:br/>
+        <w:t xml:space="preserve">  $("controlPanel").classList.remove("hidden");</w:t>
+        <w:br/>
+        <w:t xml:space="preserve">  </w:t>
+        <w:br/>
+        <w:t xml:space="preserve">  $("resultsHead").classList.toggle("hidden", !hasExplicitScope);</w:t>
+        <w:br/>
+        <w:t xml:space="preserve">  $("dictionary").classList.toggle("hidden", !hasExplicitScope || prefs.view === "mindmap");</w:t>
+        <w:br/>
+        <w:t xml:space="preserve">  $("mindMapContainer")?.classList.toggle("hidden", prefs.view !== "mindmap");</w:t>
+        <w:br/>
+        <w:t xml:space="preserve">  $("domainSelectionState").classList.toggle("hidden", hasExplicitScope || prefs.view === "mindmap");</w:t>
+        <w:br/>
+        <w:t xml:space="preserve">  $("taxonomyContent").classList.toggle("hidden", prefs.view === "mindmap");</w:t>
+        <w:br/>
+        <w:t xml:space="preserve">  $("taxonomyContent").classList.toggle("list-view", prefs.view === "list");</w:t>
+        <w:br/>
+        <w:t xml:space="preserve">  </w:t>
+        <w:br/>
+        <w:t xml:space="preserve">  if (!hasExplicitScope &amp;&amp; prefs.view !== "mindmap") {</w:t>
+        <w:br/>
+        <w:t xml:space="preserve">    $("resultsMeta").textContent = "";</w:t>
+        <w:br/>
+        <w:t xml:space="preserve">    $("dictionary").innerHTML = "";</w:t>
+        <w:br/>
+        <w:t xml:space="preserve">    $("emptyState").classList.add("hidden");</w:t>
+        <w:br/>
+        <w:t xml:space="preserve">    return;</w:t>
+        <w:br/>
+        <w:t xml:space="preserve">  }</w:t>
+        <w:br/>
+        <w:t xml:space="preserve">  $("resultsMeta").textContent = `${terms.length} ${terms.length === 1 ? "תוצאה" : "תוצאות"}`;</w:t>
+        <w:br/>
+        <w:t xml:space="preserve">  </w:t>
+        <w:br/>
+        <w:t xml:space="preserve">  if (prefs.view === "mindmap") {</w:t>
+        <w:br/>
+        <w:t xml:space="preserve">    $("emptyState").classList.add("hidden");</w:t>
+        <w:br/>
+        <w:t xml:space="preserve">    renderMindMap(terms);</w:t>
+        <w:br/>
+        <w:t xml:space="preserve">    return;</w:t>
+        <w:br/>
+        <w:t xml:space="preserve">  }</w:t>
+        <w:br/>
+        <w:br/>
+        <w:t xml:space="preserve">  let html = "";</w:t>
+        <w:br/>
+        <w:t xml:space="preserve">  let currentDomain = null;</w:t>
+        <w:br/>
+        <w:t xml:space="preserve">  let currentSubtopic = null;</w:t>
+        <w:br/>
+        <w:t xml:space="preserve">  </w:t>
+        <w:br/>
+        <w:t xml:space="preserve">  terms.forEach(term =&gt; {</w:t>
+        <w:br/>
+        <w:t xml:space="preserve">    if (term.domainId !== currentDomain) {</w:t>
+        <w:br/>
+        <w:t xml:space="preserve">      currentDomain = term.domainId;</w:t>
+        <w:br/>
+        <w:t xml:space="preserve">      currentSubtopic = null;</w:t>
+        <w:br/>
+        <w:t xml:space="preserve">      const domainData = data.find(d =&gt; d.id === currentDomain);</w:t>
+        <w:br/>
+        <w:t xml:space="preserve">      if (domainData) {</w:t>
+        <w:br/>
+        <w:t xml:space="preserve">        html += `&lt;div class="dict-domain-header clickable" role="button" tabindex="0" data-domain-id="${domainData.id}" style="border-bottom-color: ${domainData.color || 'var(--primary)'}; color: ${domainData.color || 'var(--text)'}; cursor: pointer;" aria-label="הצג הגדרת תחום"&gt;${domainData.name}&lt;/div&gt;`;</w:t>
+        <w:br/>
+        <w:t xml:space="preserve">      }</w:t>
+        <w:br/>
+        <w:t xml:space="preserve">    }</w:t>
+        <w:br/>
+        <w:t xml:space="preserve">    if (term.subtopic &amp;&amp; term.subtopic !== currentSubtopic) {</w:t>
+        <w:br/>
+        <w:t xml:space="preserve">      currentSubtopic = term.subtopic;</w:t>
+        <w:br/>
+        <w:t xml:space="preserve">      html += `&lt;div class="dict-subtopic-header clickable" role="button" tabindex="0" data-domain-id="${currentDomain}" data-subtopic="${currentSubtopic}" style="cursor: pointer;" aria-label="הצג הגדרת תת-תחום"&gt;${currentSubtopic}&lt;/div&gt;`;</w:t>
+        <w:br/>
+        <w:t xml:space="preserve">    }</w:t>
+        <w:br/>
+        <w:t xml:space="preserve">    html += renderCard(term);</w:t>
+        <w:br/>
+        <w:t xml:space="preserve">  });</w:t>
+        <w:br/>
+        <w:br/>
+        <w:t xml:space="preserve">  $("dictionary").innerHTML = html;</w:t>
+        <w:br/>
+        <w:t xml:space="preserve">  $("dictionary").classList.toggle("list-view", prefs.view === "list");</w:t>
+        <w:br/>
+        <w:t xml:space="preserve">  $("emptyState").classList.toggle("hidden", terms.length &gt; 0);</w:t>
+        <w:br/>
+        <w:br/>
+        <w:t xml:space="preserve">  $$('.dict-domain-header').forEach((header) =&gt; {</w:t>
+        <w:br/>
+        <w:t xml:space="preserve">    const handleDomainClick = (event) =&gt; {</w:t>
+        <w:br/>
+        <w:t xml:space="preserve">      openDomainDetailModal(header.dataset.domainId);</w:t>
+        <w:br/>
+        <w:t xml:space="preserve">    };</w:t>
+        <w:br/>
+        <w:t xml:space="preserve">    header.addEventListener("click", handleDomainClick);</w:t>
+        <w:br/>
+        <w:t xml:space="preserve">    header.addEventListener("keydown", (event) =&gt; {</w:t>
+        <w:br/>
+        <w:t xml:space="preserve">      if (event.key === "Enter" || event.key === " ") {</w:t>
+        <w:br/>
+        <w:t xml:space="preserve">        event.preventDefault(); handleDomainClick(event);</w:t>
+        <w:br/>
+        <w:t xml:space="preserve">      }</w:t>
+        <w:br/>
+        <w:t xml:space="preserve">    });</w:t>
+        <w:br/>
+        <w:t xml:space="preserve">  });</w:t>
+        <w:br/>
+        <w:br/>
+        <w:t xml:space="preserve">  $$('.dict-subtopic-header').forEach((header) =&gt; {</w:t>
+        <w:br/>
+        <w:t xml:space="preserve">    const handleSubtopicClick = (event) =&gt; {</w:t>
+        <w:br/>
+        <w:t xml:space="preserve">      openDomainDetailModal(header.dataset.domainId, header.dataset.subtopic);</w:t>
+        <w:br/>
+        <w:t xml:space="preserve">    };</w:t>
+        <w:br/>
+        <w:t xml:space="preserve">    header.addEventListener("click", handleSubtopicClick);</w:t>
+        <w:br/>
+        <w:t xml:space="preserve">    header.addEventListener("keydown", (event) =&gt; {</w:t>
+        <w:br/>
+        <w:t xml:space="preserve">      if (event.key === "Enter" || event.key === " ") {</w:t>
+        <w:br/>
+        <w:t xml:space="preserve">        event.preventDefault(); handleSubtopicClick(event);</w:t>
+        <w:br/>
+        <w:t xml:space="preserve">      }</w:t>
+        <w:br/>
+        <w:t xml:space="preserve">    });</w:t>
+        <w:br/>
+        <w:t xml:space="preserve">  });</w:t>
+        <w:br/>
+        <w:br/>
+        <w:t xml:space="preserve">  $$('[data-term-id]').forEach((card) =&gt; {</w:t>
+        <w:br/>
+        <w:t xml:space="preserve">    card.addEventListener("click", (event) =&gt; {</w:t>
+        <w:br/>
+        <w:t xml:space="preserve">      if (event.target.closest("[data-card-fav]")) return;</w:t>
+        <w:br/>
+        <w:t xml:space="preserve">      openTerm(card.dataset.termId);</w:t>
+        <w:br/>
+        <w:t xml:space="preserve">    });</w:t>
+        <w:br/>
+        <w:t xml:space="preserve">    card.addEventListener("keydown", (event) =&gt; {</w:t>
+        <w:br/>
+        <w:t xml:space="preserve">      if (event.key === "Enter" || event.key === " ") {</w:t>
+        <w:br/>
+        <w:t xml:space="preserve">        event.preventDefault();</w:t>
+        <w:br/>
+        <w:t xml:space="preserve">        openTerm(card.dataset.termId);</w:t>
+        <w:br/>
+        <w:t xml:space="preserve">      }</w:t>
+        <w:br/>
+        <w:t xml:space="preserve">    });</w:t>
+        <w:br/>
+        <w:t xml:space="preserve">  });</w:t>
+        <w:br/>
+        <w:t xml:space="preserve">  $$('[data-card-fav]').forEach((button) =&gt; button.addEventListener("click", (event) =&gt; {</w:t>
+        <w:br/>
+        <w:t xml:space="preserve">    event.stopPropagation();</w:t>
+        <w:br/>
+        <w:t xml:space="preserve">    toggleFavorite(button.dataset.cardFav);</w:t>
+        <w:br/>
+        <w:t xml:space="preserve">  }));</w:t>
+        <w:br/>
+        <w:t>}</w:t>
+        <w:br/>
+        <w:br/>
+        <w:t>let mindMapZoom = 1;</w:t>
+        <w:br/>
+        <w:t>let mindMapPanX = 0;</w:t>
+        <w:br/>
+        <w:t>let mindMapPanY = 0;</w:t>
+        <w:br/>
+        <w:t>const mindMapCollapsedNodes = new Set();</w:t>
+        <w:br/>
+        <w:br/>
+        <w:t>let isMindMapDragging = false;</w:t>
+        <w:br/>
+        <w:t>let mindMapStartX = 0;</w:t>
+        <w:br/>
+        <w:t>let mindMapStartY = 0;</w:t>
+        <w:br/>
+        <w:br/>
+        <w:t>function setupMindMapPanAndZoom() {</w:t>
+        <w:br/>
+        <w:t xml:space="preserve">  const viewport = $("mindMapViewport");</w:t>
+        <w:br/>
+        <w:t xml:space="preserve">  if (!viewport || viewport.dataset.panBound) return;</w:t>
+        <w:br/>
+        <w:t xml:space="preserve">  viewport.dataset.panBound = "true";</w:t>
+        <w:br/>
+        <w:br/>
+        <w:t xml:space="preserve">  viewport.addEventListener("pointerdown", (e) =&gt; {</w:t>
+        <w:br/>
+        <w:t xml:space="preserve">    if (e.button !== 0 || e.target.closest("button, .mm-node, input, select")) return;</w:t>
+        <w:br/>
+        <w:t xml:space="preserve">    isMindMapDragging = true;</w:t>
+        <w:br/>
+        <w:t xml:space="preserve">    mindMapStartX = e.clientX - mindMapPanX;</w:t>
+        <w:br/>
+        <w:t xml:space="preserve">    mindMapStartY = e.clientY - mindMapPanY;</w:t>
+        <w:br/>
+        <w:t xml:space="preserve">    viewport.style.cursor = "grabbing";</w:t>
+        <w:br/>
+        <w:t xml:space="preserve">    try { viewport.setPointerCapture(e.pointerId); } catch (_) {}</w:t>
+        <w:br/>
+        <w:t xml:space="preserve">  });</w:t>
+        <w:br/>
+        <w:br/>
+        <w:t xml:space="preserve">  viewport.addEventListener("pointermove", (e) =&gt; {</w:t>
+        <w:br/>
+        <w:t xml:space="preserve">    if (!isMindMapDragging) return;</w:t>
+        <w:br/>
+        <w:t xml:space="preserve">    e.preventDefault();</w:t>
+        <w:br/>
+        <w:t xml:space="preserve">    mindMapPanX = e.clientX - mindMapStartX;</w:t>
+        <w:br/>
+        <w:t xml:space="preserve">    mindMapPanY = e.clientY - mindMapStartY;</w:t>
+        <w:br/>
+        <w:t xml:space="preserve">    updateMindMapTransform();</w:t>
+        <w:br/>
+        <w:t xml:space="preserve">  });</w:t>
+        <w:br/>
+        <w:br/>
+        <w:t xml:space="preserve">  viewport.addEventListener("pointerup", (e) =&gt; {</w:t>
+        <w:br/>
+        <w:t xml:space="preserve">    if (isMindMapDragging) {</w:t>
+        <w:br/>
+        <w:t xml:space="preserve">      isMindMapDragging = false;</w:t>
+        <w:br/>
+        <w:t xml:space="preserve">      viewport.style.cursor = "grab";</w:t>
+        <w:br/>
+        <w:t xml:space="preserve">      try { viewport.releasePointerCapture(e.pointerId); } catch (_) {}</w:t>
+        <w:br/>
+        <w:t xml:space="preserve">    }</w:t>
+        <w:br/>
+        <w:t xml:space="preserve">  });</w:t>
+        <w:br/>
+        <w:br/>
+        <w:t xml:space="preserve">  viewport.addEventListener("pointercancel", () =&gt; {</w:t>
+        <w:br/>
+        <w:t xml:space="preserve">    isMindMapDragging = false;</w:t>
+        <w:br/>
+        <w:t xml:space="preserve">    viewport.style.cursor = "grab";</w:t>
+        <w:br/>
+        <w:t xml:space="preserve">  });</w:t>
+        <w:br/>
+        <w:br/>
+        <w:t xml:space="preserve">  viewport.addEventListener("wheel", (e) =&gt; {</w:t>
+        <w:br/>
+        <w:t xml:space="preserve">    e.preventDefault();</w:t>
+        <w:br/>
+        <w:t xml:space="preserve">    const delta = e.deltaY &gt; 0 ? -0.08 : 0.08;</w:t>
+        <w:br/>
+        <w:t xml:space="preserve">    mindMapZoom = Math.max(0.15, Math.min(2.5, mindMapZoom + delta));</w:t>
+        <w:br/>
+        <w:t xml:space="preserve">    updateMindMapTransform();</w:t>
+        <w:br/>
+        <w:t xml:space="preserve">  }, { passive: false });</w:t>
+        <w:br/>
+        <w:t>}</w:t>
+        <w:br/>
+        <w:br/>
+        <w:t>function updateMindMapTransform() {</w:t>
+        <w:br/>
+        <w:t xml:space="preserve">  const wrapper = $("mindMapCanvasWrapper");</w:t>
+        <w:br/>
+        <w:t xml:space="preserve">  if (wrapper) {</w:t>
+        <w:br/>
+        <w:t xml:space="preserve">    wrapper.style.transform = `translate(${mindMapPanX}px, ${mindMapPanY}px) scale(${mindMapZoom})`;</w:t>
+        <w:br/>
+        <w:t xml:space="preserve">  }</w:t>
+        <w:br/>
+        <w:t xml:space="preserve">  const zoomResetBtn = $("mindMapResetZoom");</w:t>
+        <w:br/>
+        <w:t xml:space="preserve">  if (zoomResetBtn) {</w:t>
+        <w:br/>
+        <w:t xml:space="preserve">    zoomResetBtn.textContent = `${Math.round(mindMapZoom * 100)}%`;</w:t>
+        <w:br/>
+        <w:t xml:space="preserve">  }</w:t>
+        <w:br/>
+        <w:t xml:space="preserve">  requestAnimationFrame(drawMindMapConnections);</w:t>
+        <w:br/>
+        <w:t>}</w:t>
+        <w:br/>
+        <w:br/>
+        <w:t>function fitMindMapToScreen() {</w:t>
+        <w:br/>
+        <w:t xml:space="preserve">  setupMindMapPanAndZoom();</w:t>
+        <w:br/>
+        <w:t xml:space="preserve">  const viewport = $("mindMapViewport");</w:t>
+        <w:br/>
+        <w:t xml:space="preserve">  const nodesContainer = $("mindMapNodes");</w:t>
+        <w:br/>
+        <w:t xml:space="preserve">  const wrapper = $("mindMapCanvasWrapper");</w:t>
+        <w:br/>
+        <w:t xml:space="preserve">  if (!viewport || !nodesContainer || !wrapper) return;</w:t>
+        <w:br/>
+        <w:br/>
+        <w:t xml:space="preserve">  wrapper.style.transform = "none";</w:t>
+        <w:br/>
+        <w:br/>
+        <w:t xml:space="preserve">  requestAnimationFrame(() =&gt; {</w:t>
+        <w:br/>
+        <w:t xml:space="preserve">    const vRect = viewport.getBoundingClientRect();</w:t>
+        <w:br/>
+        <w:t xml:space="preserve">    const nRect = nodesContainer.getBoundingClientRect();</w:t>
+        <w:br/>
+        <w:br/>
+        <w:t xml:space="preserve">    if (nRect.width &gt; 0 &amp;&amp; nRect.height &gt; 0 &amp;&amp; vRect.width &gt; 0 &amp;&amp; vRect.height &gt; 0) {</w:t>
+        <w:br/>
+        <w:t xml:space="preserve">      const padding = 50;</w:t>
+        <w:br/>
+        <w:t xml:space="preserve">      const availableWidth = Math.max(200, vRect.width - padding * 2);</w:t>
+        <w:br/>
+        <w:t xml:space="preserve">      const availableHeight = Math.max(200, vRect.height - padding * 2);</w:t>
+        <w:br/>
+        <w:br/>
+        <w:t xml:space="preserve">      const scaleX = availableWidth / nRect.width;</w:t>
+        <w:br/>
+        <w:t xml:space="preserve">      const scaleY = availableHeight / nRect.height;</w:t>
+        <w:br/>
+        <w:t xml:space="preserve">      mindMapZoom = Math.max(0.15, Math.min(1.0, scaleX, scaleY));</w:t>
+        <w:br/>
+        <w:br/>
+        <w:t xml:space="preserve">      const scaledWidth = nRect.width * mindMapZoom;</w:t>
+        <w:br/>
+        <w:t xml:space="preserve">      const scaledHeight = nRect.height * mindMapZoom;</w:t>
+        <w:br/>
+        <w:br/>
+        <w:t xml:space="preserve">      mindMapPanX = Math.max(20, (vRect.width - scaledWidth) / 2);</w:t>
+        <w:br/>
+        <w:t xml:space="preserve">      mindMapPanY = Math.max(20, (vRect.height - scaledHeight) / 2);</w:t>
+        <w:br/>
+        <w:br/>
+        <w:t xml:space="preserve">      updateMindMapTransform();</w:t>
+        <w:br/>
+        <w:t xml:space="preserve">    }</w:t>
+        <w:br/>
+        <w:t xml:space="preserve">  });</w:t>
+        <w:br/>
+        <w:t>}</w:t>
+        <w:br/>
+        <w:br/>
+        <w:t>function openDomainDetailModal(domainId, subtopicName = "", subSubtopicName = "") {</w:t>
+        <w:br/>
+        <w:t xml:space="preserve">  const domain = data.find((d) =&gt; d.id === domainId);</w:t>
+        <w:br/>
+        <w:t xml:space="preserve">  if (!domain) return;</w:t>
+        <w:br/>
+        <w:br/>
+        <w:t xml:space="preserve">  const overlay = $("domainDetailOverlay");</w:t>
+        <w:br/>
+        <w:t xml:space="preserve">  if (!overlay) return;</w:t>
+        <w:br/>
+        <w:t xml:space="preserve">  </w:t>
+        <w:br/>
+        <w:t xml:space="preserve">  state.currentDomainId = domainId;</w:t>
+        <w:br/>
+        <w:br/>
+        <w:t xml:space="preserve">  let title = domain.name;</w:t>
+        <w:br/>
+        <w:t xml:space="preserve">  let titleEn = domain.nameEn || domain.prefix || "";</w:t>
+        <w:br/>
+        <w:t xml:space="preserve">  let category = "תחום ידע הנדסי";</w:t>
+        <w:br/>
+        <w:t xml:space="preserve">  let code = domain.prefix || "DOMAIN";</w:t>
+        <w:br/>
+        <w:t xml:space="preserve">  let desc = domain.description || "תחום ידע הנדסי במילון MechLex.";</w:t>
+        <w:br/>
+        <w:t xml:space="preserve">  let termsList = domain.items;</w:t>
+        <w:br/>
+        <w:t xml:space="preserve">  let subtopicCount = domain.subtopics ? domain.subtopics.length : 0;</w:t>
+        <w:br/>
+        <w:t xml:space="preserve">  let iconName = domain.icon || "mechanics";</w:t>
+        <w:br/>
+        <w:br/>
+        <w:t xml:space="preserve">  let descHtml = domain.definitionHtml || "";</w:t>
+        <w:br/>
+        <w:t xml:space="preserve">  let imageData = domain.imageData || "";</w:t>
+        <w:br/>
+        <w:t xml:space="preserve">  let imageFilename = domain.image || "";</w:t>
+        <w:br/>
+        <w:br/>
+        <w:t xml:space="preserve">  if (subtopicName) {</w:t>
+        <w:br/>
+        <w:t xml:space="preserve">    category = `${domain.name} / תת-תחום`;</w:t>
+        <w:br/>
+        <w:t xml:space="preserve">    title = subtopicName;</w:t>
+        <w:br/>
+        <w:t xml:space="preserve">    code = `${domain.prefix || "DOM"}-${subtopicName.slice(0, 4).toUpperCase()}`;</w:t>
+        <w:br/>
+        <w:t xml:space="preserve">    const subObj = domainSubtopicEntries(domain).find((s) =&gt; s.name === subtopicName);</w:t>
+        <w:br/>
+        <w:t xml:space="preserve">    if (subObj) {</w:t>
+        <w:br/>
+        <w:t xml:space="preserve">      desc = subObj.description || `תת-תחום מקצועי בתוך ${domain.name}.`;</w:t>
+        <w:br/>
+        <w:t xml:space="preserve">      descHtml = subObj.definitionHtml || "";</w:t>
+        <w:br/>
+        <w:t xml:space="preserve">      imageData = subObj.imageData || "";</w:t>
+        <w:br/>
+        <w:t xml:space="preserve">      imageFilename = subObj.image || "";</w:t>
+        <w:br/>
+        <w:t xml:space="preserve">      subtopicCount = subObj.children ? subObj.children.length : 0;</w:t>
+        <w:br/>
+        <w:t xml:space="preserve">    }</w:t>
+        <w:br/>
+        <w:t xml:space="preserve">    termsList = domain.items.filter((t) =&gt; t.subtopic === subtopicName);</w:t>
+        <w:br/>
+        <w:t xml:space="preserve">  }</w:t>
+        <w:br/>
+        <w:br/>
+        <w:t xml:space="preserve">  if (subSubtopicName) {</w:t>
+        <w:br/>
+        <w:t xml:space="preserve">    category = `${domain.name} / ${subtopicName} / תת-תת-תחום`;</w:t>
+        <w:br/>
+        <w:t xml:space="preserve">    title = subSubtopicName;</w:t>
+        <w:br/>
+        <w:t xml:space="preserve">    code = `${domain.prefix || "DOM"}-SUB`;</w:t>
+        <w:br/>
+        <w:t xml:space="preserve">    const subObj = domainSubtopicEntries(domain).flatMap(s =&gt; s.children || []).find(c =&gt; c.name === subSubtopicName);</w:t>
+        <w:br/>
+        <w:t xml:space="preserve">    if (subObj) {</w:t>
+        <w:br/>
+        <w:t xml:space="preserve">      desc = subObj.description || "";</w:t>
+        <w:br/>
+        <w:t xml:space="preserve">      descHtml = subObj.definitionHtml || "";</w:t>
+        <w:br/>
+        <w:t xml:space="preserve">      imageData = subObj.imageData || "";</w:t>
+        <w:br/>
+        <w:t xml:space="preserve">      imageFilename = subObj.image || "";</w:t>
+        <w:br/>
+        <w:t xml:space="preserve">    }</w:t>
+        <w:br/>
+        <w:t xml:space="preserve">    termsList = domain.items.filter((t) =&gt; t.subtopic === subtopicName &amp;&amp; t.subSubtopic === subSubtopicName);</w:t>
+        <w:br/>
+        <w:t xml:space="preserve">  }</w:t>
+        <w:br/>
+        <w:br/>
+        <w:t xml:space="preserve">  $("domainDetailCategory").textContent = category;</w:t>
+        <w:br/>
+        <w:t xml:space="preserve">  $("domainDetailCode").textContent = code;</w:t>
+        <w:br/>
+        <w:t xml:space="preserve">  $("domainDetailTitle").textContent = title;</w:t>
+        <w:br/>
+        <w:t xml:space="preserve">  $("domainDetailTitleEn").textContent = titleEn;</w:t>
+        <w:br/>
+        <w:t xml:space="preserve">  </w:t>
+        <w:br/>
+        <w:t xml:space="preserve">  if (descHtml) {</w:t>
+        <w:br/>
+        <w:t xml:space="preserve">    $("domainDetailDescription").innerHTML = descHtml;</w:t>
+        <w:br/>
+        <w:t xml:space="preserve">  } else {</w:t>
+        <w:br/>
+        <w:t xml:space="preserve">    $("domainDetailDescription").innerHTML = `&lt;p style="font-size: 1.02rem; line-height: 1.6; color: var(--text-strong);"&gt;&lt;strong style="color: var(--primary);"&gt;${esc(title)}&lt;/strong&gt; — ${esc(desc)}&lt;/p&gt;`;</w:t>
+        <w:br/>
+        <w:t xml:space="preserve">  }</w:t>
+        <w:br/>
+        <w:t xml:space="preserve">  </w:t>
+        <w:br/>
+        <w:br/>
+        <w:br/>
+        <w:t xml:space="preserve">  // Render Visual Stage Illustration/Image matching Screenshot 5!</w:t>
+        <w:br/>
+        <w:t xml:space="preserve">  const imgEl = $("domainDetailImage");</w:t>
+        <w:br/>
+        <w:t xml:space="preserve">  const fallbackEl = $("domainVisualFallback");</w:t>
+        <w:br/>
+        <w:t xml:space="preserve">  imgEl.classList.add("hidden");</w:t>
+        <w:br/>
+        <w:t xml:space="preserve">  imgEl.removeAttribute("src");</w:t>
+        <w:br/>
+        <w:t xml:space="preserve">  fallbackEl.classList.remove("hidden");</w:t>
+        <w:br/>
+        <w:t xml:space="preserve">  fallbackEl.innerHTML = "";</w:t>
+        <w:br/>
+        <w:br/>
+        <w:t xml:space="preserve">  const showImage = (source, onMissing) =&gt; {</w:t>
+        <w:br/>
+        <w:t xml:space="preserve">    imgEl.onload = () =&gt; {</w:t>
+        <w:br/>
+        <w:t xml:space="preserve">      imgEl.classList.remove("hidden");</w:t>
+        <w:br/>
+        <w:t xml:space="preserve">      fallbackEl.classList.add("hidden");</w:t>
+        <w:br/>
+        <w:t xml:space="preserve">    };</w:t>
+        <w:br/>
+        <w:t xml:space="preserve">    imgEl.onerror = () =&gt; {</w:t>
+        <w:br/>
+        <w:t xml:space="preserve">      imgEl.classList.add("hidden");</w:t>
+        <w:br/>
+        <w:t xml:space="preserve">      fallbackEl.classList.remove("hidden");</w:t>
+        <w:br/>
+        <w:t xml:space="preserve">      if (onMissing) onMissing();</w:t>
+        <w:br/>
+        <w:t xml:space="preserve">      else {</w:t>
+        <w:br/>
+        <w:t xml:space="preserve">        fallbackEl.innerHTML = `&lt;div class="missing-image" role="img" aria-label="תמונה חסרה עבור ${esc(title)}"&gt;&lt;span class="missing-image-x" aria-hidden="true"&gt;×&lt;/span&gt;&lt;strong&gt;חסרה תמונה לתחום&lt;/strong&gt;&lt;span&gt;${esc(title)}&lt;/span&gt;&lt;small&gt;אפשר להוסיף קובץ לתיקיית images בשם התחום, או להטמיע תמונה במרכז הניהול.&lt;/small&gt;&lt;/div&gt;`;</w:t>
+        <w:br/>
+        <w:t xml:space="preserve">      }</w:t>
+        <w:br/>
+        <w:t xml:space="preserve">    };</w:t>
+        <w:br/>
+        <w:t xml:space="preserve">    imgEl.alt = title;</w:t>
+        <w:br/>
+        <w:t xml:space="preserve">    imgEl.src = source;</w:t>
+        <w:br/>
+        <w:t xml:space="preserve">  };</w:t>
+        <w:br/>
+        <w:br/>
+        <w:t xml:space="preserve">  if (imageData &amp;&amp; /^data:image\//.test(imageData)) {</w:t>
+        <w:br/>
+        <w:t xml:space="preserve">    showImage(imageData);</w:t>
+        <w:br/>
+        <w:t xml:space="preserve">  } else {</w:t>
+        <w:br/>
+        <w:t xml:space="preserve">    const domainPseudoTerm = { name: title, imageName: imageFilename };</w:t>
+        <w:br/>
+        <w:t xml:space="preserve">    const imageCandidates = imageCandidatesForTerm(domainPseudoTerm);</w:t>
+        <w:br/>
+        <w:t xml:space="preserve">    </w:t>
+        <w:br/>
+        <w:t xml:space="preserve">    if (imageCandidates.length) {</w:t>
+        <w:br/>
+        <w:t xml:space="preserve">      let candidateIndex = 0;</w:t>
+        <w:br/>
+        <w:t xml:space="preserve">      const tryNextCandidate = () =&gt; {</w:t>
+        <w:br/>
+        <w:t xml:space="preserve">        if (candidateIndex &gt;= imageCandidates.length) {</w:t>
+        <w:br/>
+        <w:t xml:space="preserve">          fallbackEl.innerHTML = `&lt;div class="missing-image" role="img" aria-label="תמונה חסרה עבור ${esc(title)}"&gt;&lt;span class="missing-image-x" aria-hidden="true"&gt;×&lt;/span&gt;&lt;strong&gt;חסרה תמונה לתחום&lt;/strong&gt;&lt;span&gt;${esc(title)}&lt;/span&gt;&lt;small&gt;אפשר להוסיף קובץ לתיקיית images בשם התחום, או להטמיע תמונה במרכז הניהול.&lt;/small&gt;&lt;/div&gt;`;</w:t>
+        <w:br/>
+        <w:t xml:space="preserve">          return;</w:t>
+        <w:br/>
+        <w:t xml:space="preserve">        }</w:t>
+        <w:br/>
+        <w:t xml:space="preserve">        showImage(imageCandidates[candidateIndex], () =&gt; {</w:t>
+        <w:br/>
+        <w:t xml:space="preserve">          candidateIndex += 1;</w:t>
+        <w:br/>
+        <w:t xml:space="preserve">          tryNextCandidate();</w:t>
+        <w:br/>
+        <w:t xml:space="preserve">        });</w:t>
+        <w:br/>
+        <w:t xml:space="preserve">      };</w:t>
+        <w:br/>
+        <w:t xml:space="preserve">      tryNextCandidate();</w:t>
+        <w:br/>
+        <w:t xml:space="preserve">    } else {</w:t>
+        <w:br/>
+        <w:t xml:space="preserve">      fallbackEl.innerHTML = `&lt;div class="missing-image" role="img" aria-label="תמונה חסרה עבור ${esc(title)}"&gt;&lt;span class="missing-image-x" aria-hidden="true"&gt;×&lt;/span&gt;&lt;strong&gt;חסרה תמונה לתחום&lt;/strong&gt;&lt;span&gt;${esc(title)}&lt;/span&gt;&lt;small&gt;אפשר להוסיף קובץ לתיקיית images בשם התחום, או להטמיע תמונה במרכז הניהול.&lt;/small&gt;&lt;/div&gt;`;</w:t>
+        <w:br/>
+        <w:t xml:space="preserve">    }</w:t>
+        <w:br/>
+        <w:t xml:space="preserve">  }</w:t>
+        <w:br/>
+        <w:br/>
+        <w:t xml:space="preserve">  setModalVisibility(overlay, true, { initialFocus: $("closeDomainDetailBtn") });</w:t>
+        <w:br/>
+        <w:t>}</w:t>
+        <w:br/>
+        <w:br/>
+        <w:t>function closeDomainDetailModal() {</w:t>
+        <w:br/>
+        <w:t xml:space="preserve">  setModalVisibility($("domainDetailOverlay"), false);</w:t>
+        <w:br/>
+        <w:t>}</w:t>
+        <w:br/>
+        <w:br/>
+        <w:t>function renderMindMap(filteredTerms) {</w:t>
+        <w:br/>
+        <w:t xml:space="preserve">  const container = $("mindMapNodes");</w:t>
+        <w:br/>
+        <w:t xml:space="preserve">  const svg = $("mindMapSvg");</w:t>
+        <w:br/>
+        <w:t xml:space="preserve">  if (!container || !svg) return;</w:t>
+        <w:br/>
+        <w:br/>
+        <w:t xml:space="preserve">  const currentTerms = filteredTerms || getFilteredTerms();</w:t>
+        <w:br/>
+        <w:t xml:space="preserve">  const termIdsSet = new Set(currentTerms.map((t) =&gt; t.id));</w:t>
+        <w:br/>
+        <w:br/>
+        <w:t xml:space="preserve">  const filteredDomains = state.domainId === "all"</w:t>
+        <w:br/>
+        <w:t xml:space="preserve">    ? data.filter((d) =&gt; d.items.some((t) =&gt; termIdsSet.has(t.id)))</w:t>
+        <w:br/>
+        <w:t xml:space="preserve">    : data.filter((d) =&gt; d.id === state.domainId);</w:t>
+        <w:br/>
+        <w:br/>
+        <w:t xml:space="preserve">  let html = `&lt;div class="mm-tree-branch"&gt;</w:t>
+        <w:br/>
+        <w:t xml:space="preserve">    &lt;div class="mm-node mm-node-root" id="mmnode-root"&gt;</w:t>
+        <w:br/>
+        <w:t xml:space="preserve">      &lt;span&gt;⚙️ MechLex מפות חשיבה&lt;/span&gt;</w:t>
+        <w:br/>
+        <w:t xml:space="preserve">      &lt;span class="mm-badge" style="background:rgba(255,255,255,0.25); color:#fff;"&gt;${currentTerms.length}&lt;/span&gt;</w:t>
+        <w:br/>
+        <w:t xml:space="preserve">    &lt;/div&gt;</w:t>
+        <w:br/>
+        <w:t xml:space="preserve">    &lt;div class="mm-node-children"&gt;`;</w:t>
+        <w:br/>
+        <w:br/>
+        <w:t xml:space="preserve">  filteredDomains.forEach((domain) =&gt; {</w:t>
+        <w:br/>
+        <w:t xml:space="preserve">    const domainNodeId = `domain-${domain.id}`;</w:t>
+        <w:br/>
+        <w:t xml:space="preserve">    const isDomainCollapsed = state.query.trim() ? false : mindMapCollapsedNodes.has(domainNodeId);</w:t>
+        <w:br/>
+        <w:t xml:space="preserve">    const domainTerms = domain.items.filter((t) =&gt; termIdsSet.has(t.id));</w:t>
+        <w:br/>
+        <w:t xml:space="preserve">    const entries = domainSubtopicEntries(domain);</w:t>
+        <w:br/>
+        <w:br/>
+        <w:t xml:space="preserve">    html += `&lt;div class="mm-tree-branch ${isDomainCollapsed ? "mm-collapsed" : ""}"&gt;</w:t>
+        <w:br/>
+        <w:t xml:space="preserve">      &lt;div class="mm-node mm-node-domain" id="mmnode-${domainNodeId}" style="--domain-color:${esc(domain.color)}" data-mm-domain-id="${esc(domain.id)}" title="לחצו להצגת הגדרת התחום"&gt;</w:t>
+        <w:br/>
+        <w:t xml:space="preserve">        &lt;span class="mm-badge" style="--domain-color:${esc(domain.color)}"&gt;${domainTerms.length}&lt;/span&gt;</w:t>
+        <w:br/>
+        <w:t xml:space="preserve">        &lt;strong&gt;${esc(domain.name)}&lt;/strong&gt;</w:t>
+        <w:br/>
+        <w:t xml:space="preserve">        &lt;button type="button" class="mm-toggle-btn" data-mm-toggle="${esc(domainNodeId)}" title="${isDomainCollapsed ? "הרחב ענף" : "כווץ ענף"}"&gt;${isDomainCollapsed ? "►" : "◄"}&lt;/button&gt;</w:t>
+        <w:br/>
+        <w:t xml:space="preserve">      &lt;/div&gt;</w:t>
+        <w:br/>
+        <w:t xml:space="preserve">      &lt;div class="mm-node-children"&gt;`;</w:t>
+        <w:br/>
+        <w:br/>
+        <w:t xml:space="preserve">    entries.forEach((subtopic) =&gt; {</w:t>
+        <w:br/>
+        <w:t xml:space="preserve">      const subtopicNodeId = `subtopic-${domain.id}-${subtopic.name}`;</w:t>
+        <w:br/>
+        <w:t xml:space="preserve">      const isSubtopicCollapsed = state.query.trim() ? false : mindMapCollapsedNodes.has(subtopicNodeId);</w:t>
+        <w:br/>
+        <w:t xml:space="preserve">      const subtopicTerms = domainTerms.filter((term) =&gt; term.subtopic === subtopic.name);</w:t>
+        <w:br/>
+        <w:t xml:space="preserve">      if (subtopicTerms.length === 0 &amp;&amp; state.query.trim()) return;</w:t>
+        <w:br/>
+        <w:br/>
+        <w:t xml:space="preserve">      html += `&lt;div class="mm-tree-branch ${isSubtopicCollapsed ? "mm-collapsed" : ""}"&gt;</w:t>
+        <w:br/>
+        <w:t xml:space="preserve">        &lt;div class="mm-node mm-node-subtopic" id="mmnode-${subtopicNodeId}" style="--domain-color:${esc(domain.color)}" data-mm-subtopic-domain="${esc(domain.id)}" data-mm-subtopic-name="${esc(subtopic.name)}" title="לחצו להצגת הגדרת תת-התחום"&gt;</w:t>
+        <w:br/>
+        <w:t xml:space="preserve">          &lt;span&gt;${esc(subtopic.name)}&lt;/span&gt;</w:t>
+        <w:br/>
+        <w:t xml:space="preserve">          &lt;span class="mm-badge" style="--domain-color:${esc(domain.color)}"&gt;${subtopicTerms.length}&lt;/span&gt;</w:t>
+        <w:br/>
+        <w:t xml:space="preserve">          ${(subtopic.children.length || subtopicTerms.length) ? `&lt;button type="button" class="mm-toggle-btn" data-mm-toggle="${esc(subtopicNodeId)}" title="${isSubtopicCollapsed ? "הרחב" : "כווץ"}"&gt;${isSubtopicCollapsed ? "►" : "◄"}&lt;/button&gt;` : ""}</w:t>
         <w:br/>
         <w:t xml:space="preserve">        &lt;/div&gt;</w:t>
         <w:br/>
-        <w:t xml:space="preserve">      &lt;/div&gt;</w:t>
-        <w:br/>
-        <w:t xml:space="preserve">      &lt;div&gt;</w:t>
-        <w:br/>
-        <w:t xml:space="preserve">        &lt;h3&gt;${esc(term.name)}&lt;/h3&gt;</w:t>
-        <w:br/>
-        <w:t xml:space="preserve">        &lt;p class="card-name-en"&gt;${esc(term.nameEn)}&lt;/p&gt;</w:t>
-        <w:br/>
-        <w:t xml:space="preserve">      &lt;/div&gt;</w:t>
-        <w:br/>
-        <w:t xml:space="preserve">      &lt;p class="summary"&gt;${esc(term.short)}&lt;/p&gt;</w:t>
-        <w:br/>
-        <w:t xml:space="preserve">      &lt;div class="card-meta"&gt;</w:t>
-        <w:br/>
-        <w:t xml:space="preserve">        &lt;span class="meta-pill"&gt;${esc(term.domainName)}&lt;/span&gt;</w:t>
-        <w:br/>
-        <w:t xml:space="preserve">        &lt;span class="meta-pill"&gt;${esc(termLocationLabel(term.subtopic, term.subSubtopic))}&lt;/span&gt;</w:t>
-        <w:br/>
-        <w:t xml:space="preserve">        ${fields.symbol &amp;&amp; term.symbol ? `&lt;span class="meta-pill" dir="ltr"&gt;${esc(term.symbol)}&lt;/span&gt;` : ""}</w:t>
-        <w:br/>
-        <w:t xml:space="preserve">      &lt;/div&gt;</w:t>
-        <w:br/>
-        <w:t xml:space="preserve">      &lt;footer class="card-footer"&gt;</w:t>
-        <w:br/>
-        <w:t xml:space="preserve">        &lt;span class="card-status"&gt;&lt;span class="status-dot ${status}"&gt;&lt;/span&gt;${statusLabel(status)}&lt;/span&gt;</w:t>
-        <w:br/>
-        <w:t xml:space="preserve">        &lt;span class="open-hint"&gt;פתח מושג מלא ←&lt;/span&gt;</w:t>
-        <w:br/>
-        <w:t xml:space="preserve">      &lt;/footer&gt;</w:t>
-        <w:br/>
-        <w:t xml:space="preserve">    &lt;/article&gt;`;</w:t>
+        <w:t xml:space="preserve">        &lt;div class="mm-node-children"&gt;`;</w:t>
+        <w:br/>
+        <w:br/>
+        <w:t xml:space="preserve">      if (subtopic.children.length &gt; 0) {</w:t>
+        <w:br/>
+        <w:t xml:space="preserve">        subtopic.children.forEach((child) =&gt; {</w:t>
+        <w:br/>
+        <w:t xml:space="preserve">          const childNodeId = `child-${domain.id}-${subtopic.name}-${child.name}`;</w:t>
+        <w:br/>
+        <w:t xml:space="preserve">          const isChildCollapsed = state.query.trim() ? false : mindMapCollapsedNodes.has(childNodeId);</w:t>
+        <w:br/>
+        <w:t xml:space="preserve">          const childTerms = subtopicTerms.filter((term) =&gt; term.subSubtopic === child.name);</w:t>
+        <w:br/>
+        <w:t xml:space="preserve">          if (childTerms.length === 0 &amp;&amp; state.query.trim()) return;</w:t>
+        <w:br/>
+        <w:br/>
+        <w:t xml:space="preserve">          html += `&lt;div class="mm-tree-branch ${isChildCollapsed ? "mm-collapsed" : ""}"&gt;</w:t>
+        <w:br/>
+        <w:t xml:space="preserve">            &lt;div class="mm-node mm-node-subsubtopic" id="mmnode-${childNodeId}" style="--domain-color:${esc(domain.color)}" data-mm-subtopic-domain="${esc(domain.id)}" data-mm-subtopic-name="${esc(subtopic.name)}" data-mm-child-name="${esc(child.name)}" title="לחצו להצגת הפרטים"&gt;</w:t>
+        <w:br/>
+        <w:t xml:space="preserve">              &lt;span&gt;↳ ${esc(child.name)}&lt;/span&gt;</w:t>
+        <w:br/>
+        <w:t xml:space="preserve">              &lt;span class="mm-badge" style="--domain-color:${esc(domain.color)}"&gt;${childTerms.length}&lt;/span&gt;</w:t>
+        <w:br/>
+        <w:t xml:space="preserve">              ${childTerms.length ? `&lt;button type="button" class="mm-toggle-btn" data-mm-toggle="${esc(childNodeId)}"&gt;${isChildCollapsed ? "►" : "◄"}&lt;/button&gt;` : ""}</w:t>
+        <w:br/>
+        <w:t xml:space="preserve">            &lt;/div&gt;</w:t>
+        <w:br/>
+        <w:t xml:space="preserve">            &lt;div class="mm-node-children"&gt;`;</w:t>
+        <w:br/>
+        <w:br/>
+        <w:t xml:space="preserve">          childTerms.forEach((term) =&gt; {</w:t>
+        <w:br/>
+        <w:t xml:space="preserve">            html += `&lt;div class="mm-node mm-node-term" id="mmnode-term-${term.id}" data-mm-term="${esc(term.id)}"&gt;</w:t>
+        <w:br/>
+        <w:t xml:space="preserve">              ${term.image ? `&lt;img src="images/${esc(term.image)}" class="mm-node-thumb" alt="" /&gt;` : ""}</w:t>
+        <w:br/>
+        <w:t xml:space="preserve">              &lt;span class="mm-node-code"&gt;${esc(term.code)}&lt;/span&gt;</w:t>
+        <w:br/>
+        <w:t xml:space="preserve">              &lt;strong&gt;${esc(term.name)}&lt;/strong&gt;</w:t>
+        <w:br/>
+        <w:t xml:space="preserve">            &lt;/div&gt;`;</w:t>
+        <w:br/>
+        <w:t xml:space="preserve">          });</w:t>
+        <w:br/>
+        <w:br/>
+        <w:t xml:space="preserve">          html += `&lt;/div&gt;&lt;/div&gt;`;</w:t>
+        <w:br/>
+        <w:t xml:space="preserve">        });</w:t>
+        <w:br/>
+        <w:t xml:space="preserve">      }</w:t>
+        <w:br/>
+        <w:br/>
+        <w:t xml:space="preserve">      const directSubtopicTerms = subtopicTerms.filter((t) =&gt; !t.subSubtopic || !subtopic.children.some((c) =&gt; c.name === t.subSubtopic));</w:t>
+        <w:br/>
+        <w:t xml:space="preserve">      directSubtopicTerms.forEach((term) =&gt; {</w:t>
+        <w:br/>
+        <w:t xml:space="preserve">        html += `&lt;div class="mm-node mm-node-term" id="mmnode-term-${term.id}" data-mm-term="${esc(term.id)}"&gt;</w:t>
+        <w:br/>
+        <w:t xml:space="preserve">          ${term.image ? `&lt;img src="images/${esc(term.image)}" class="mm-node-thumb" alt="" /&gt;` : ""}</w:t>
+        <w:br/>
+        <w:t xml:space="preserve">          &lt;span class="mm-node-code"&gt;${esc(term.code)}&lt;/span&gt;</w:t>
+        <w:br/>
+        <w:t xml:space="preserve">          &lt;strong&gt;${esc(term.name)}&lt;/strong&gt;</w:t>
+        <w:br/>
+        <w:t xml:space="preserve">        &lt;/div&gt;`;</w:t>
+        <w:br/>
+        <w:t xml:space="preserve">      });</w:t>
+        <w:br/>
+        <w:br/>
+        <w:t xml:space="preserve">      html += `&lt;/div&gt;&lt;/div&gt;`;</w:t>
+        <w:br/>
+        <w:t xml:space="preserve">    });</w:t>
+        <w:br/>
+        <w:br/>
+        <w:t xml:space="preserve">    const directDomainTerms = domainTerms.filter((t) =&gt; !t.subtopic || t.subtopic === "direct" || !entries.some((e) =&gt; e.name === t.subtopic));</w:t>
+        <w:br/>
+        <w:t xml:space="preserve">    directDomainTerms.forEach((term) =&gt; {</w:t>
+        <w:br/>
+        <w:t xml:space="preserve">      html += `&lt;div class="mm-node mm-node-term" id="mmnode-term-${term.id}" data-mm-term="${esc(term.id)}"&gt;</w:t>
+        <w:br/>
+        <w:t xml:space="preserve">        ${term.image ? `&lt;img src="images/${esc(term.image)}" class="mm-node-thumb" alt="" /&gt;` : ""}</w:t>
+        <w:br/>
+        <w:t xml:space="preserve">        &lt;span class="mm-node-code"&gt;${esc(term.code)}&lt;/span&gt;</w:t>
+        <w:br/>
+        <w:t xml:space="preserve">        &lt;strong&gt;${esc(term.name)}&lt;/strong&gt;</w:t>
+        <w:br/>
+        <w:t xml:space="preserve">      &lt;/div&gt;`;</w:t>
+        <w:br/>
+        <w:t xml:space="preserve">    });</w:t>
+        <w:br/>
+        <w:br/>
+        <w:t xml:space="preserve">    html += `&lt;/div&gt;&lt;/div&gt;`;</w:t>
+        <w:br/>
+        <w:t xml:space="preserve">  });</w:t>
+        <w:br/>
+        <w:br/>
+        <w:t xml:space="preserve">  html += `&lt;/div&gt;&lt;/div&gt;`;</w:t>
+        <w:br/>
+        <w:t xml:space="preserve">  container.innerHTML = html;</w:t>
+        <w:br/>
+        <w:br/>
+        <w:t xml:space="preserve">  $$("[data-mm-toggle]").forEach((btn) =&gt; {</w:t>
+        <w:br/>
+        <w:t xml:space="preserve">    btn.addEventListener("click", (e) =&gt; {</w:t>
+        <w:br/>
+        <w:t xml:space="preserve">      e.stopPropagation();</w:t>
+        <w:br/>
+        <w:t xml:space="preserve">      const id = btn.dataset.mmToggle;</w:t>
+        <w:br/>
+        <w:t xml:space="preserve">      if (mindMapCollapsedNodes.has(id)) mindMapCollapsedNodes.delete(id);</w:t>
+        <w:br/>
+        <w:t xml:space="preserve">      else mindMapCollapsedNodes.add(id);</w:t>
+        <w:br/>
+        <w:t xml:space="preserve">      renderMindMap(currentTerms);</w:t>
+        <w:br/>
+        <w:t xml:space="preserve">    });</w:t>
+        <w:br/>
+        <w:t xml:space="preserve">  });</w:t>
+        <w:br/>
+        <w:br/>
+        <w:t xml:space="preserve">  $$("[data-mm-domain-id]").forEach((el) =&gt; {</w:t>
+        <w:br/>
+        <w:t xml:space="preserve">    el.addEventListener("click", (e) =&gt; {</w:t>
+        <w:br/>
+        <w:t xml:space="preserve">      if (e.target.closest("[data-mm-toggle]")) return;</w:t>
+        <w:br/>
+        <w:t xml:space="preserve">      e.stopPropagation();</w:t>
+        <w:br/>
+        <w:t xml:space="preserve">      openDomainDetailModal(el.dataset.mmDomainId);</w:t>
+        <w:br/>
+        <w:t xml:space="preserve">    });</w:t>
+        <w:br/>
+        <w:t xml:space="preserve">  });</w:t>
+        <w:br/>
+        <w:br/>
+        <w:t xml:space="preserve">  $$("[data-mm-subtopic-name]").forEach((el) =&gt; {</w:t>
+        <w:br/>
+        <w:t xml:space="preserve">    el.addEventListener("click", (e) =&gt; {</w:t>
+        <w:br/>
+        <w:t xml:space="preserve">      if (e.target.closest("[data-mm-toggle]")) return;</w:t>
+        <w:br/>
+        <w:t xml:space="preserve">      e.stopPropagation();</w:t>
+        <w:br/>
+        <w:t xml:space="preserve">      openDomainDetailModal(el.dataset.mmSubtopicDomain, el.dataset.mmSubtopicName, el.dataset.mmChildName || "");</w:t>
+        <w:br/>
+        <w:t xml:space="preserve">    });</w:t>
+        <w:br/>
+        <w:t xml:space="preserve">  });</w:t>
+        <w:br/>
+        <w:br/>
+        <w:t xml:space="preserve">  $$("[data-mm-term]").forEach((el) =&gt; {</w:t>
+        <w:br/>
+        <w:t xml:space="preserve">    el.addEventListener("click", (e) =&gt; {</w:t>
+        <w:br/>
+        <w:t xml:space="preserve">      e.stopPropagation();</w:t>
+        <w:br/>
+        <w:t xml:space="preserve">      openTerm(el.dataset.mmTerm);</w:t>
+        <w:br/>
+        <w:t xml:space="preserve">    });</w:t>
+        <w:br/>
+        <w:t xml:space="preserve">  });</w:t>
+        <w:br/>
+        <w:br/>
+        <w:t xml:space="preserve">  fitMindMapToScreen();</w:t>
         <w:br/>
         <w:t>}</w:t>
         <w:br/>
         <w:br/>
-        <w:t>function renderDictionary() {</w:t>
-        <w:br/>
-        <w:t xml:space="preserve">  const terms = getFilteredTerms();</w:t>
-        <w:br/>
-        <w:t xml:space="preserve">  const hasExplicitScope = state.domainId !== "all" || Boolean(state.query.trim()) || state.collection !== "all";</w:t>
+        <w:t>function drawMindMapConnections() {</w:t>
+        <w:br/>
+        <w:t xml:space="preserve">  const svg = $("mindMapSvg");</w:t>
+        <w:br/>
+        <w:t xml:space="preserve">  const wrapper = $("mindMapCanvasWrapper");</w:t>
+        <w:br/>
+        <w:t xml:space="preserve">  if (!svg || !wrapper) return;</w:t>
+        <w:br/>
+        <w:br/>
+        <w:t xml:space="preserve">  const wrapperWidth = wrapper.offsetWidth || wrapper.scrollWidth;</w:t>
+        <w:br/>
+        <w:t xml:space="preserve">  const wrapperHeight = wrapper.offsetHeight || wrapper.scrollHeight;</w:t>
+        <w:br/>
+        <w:br/>
+        <w:t xml:space="preserve">  svg.setAttribute("width", wrapperWidth);</w:t>
+        <w:br/>
+        <w:t xml:space="preserve">  svg.setAttribute("height", wrapperHeight);</w:t>
+        <w:br/>
+        <w:t xml:space="preserve">  svg.innerHTML = "";</w:t>
+        <w:br/>
+        <w:br/>
+        <w:t xml:space="preserve">  const isRtl = document.dir === "rtl" || getComputedStyle(document.body).direction === "rtl";</w:t>
+        <w:br/>
+        <w:br/>
+        <w:t xml:space="preserve">  const branches = wrapper.querySelectorAll(".mm-tree-branch");</w:t>
+        <w:br/>
+        <w:t xml:space="preserve">  branches.forEach((branch) =&gt; {</w:t>
+        <w:br/>
+        <w:t xml:space="preserve">    const parentNode = branch.querySelector(":scope &gt; .mm-node");</w:t>
+        <w:br/>
+        <w:t xml:space="preserve">    const childrenContainer = branch.querySelector(":scope &gt; .mm-node-children");</w:t>
+        <w:br/>
+        <w:t xml:space="preserve">    if (!parentNode || !childrenContainer || branch.classList.contains("mm-collapsed")) return;</w:t>
+        <w:br/>
+        <w:br/>
+        <w:t xml:space="preserve">    const childNodes = childrenContainer.querySelectorAll(":scope &gt; .mm-tree-branch &gt; .mm-node, :scope &gt; .mm-node-term");</w:t>
+        <w:br/>
+        <w:br/>
+        <w:t xml:space="preserve">    // Compute center coordinates relative to wrapper</w:t>
+        <w:br/>
+        <w:t xml:space="preserve">    let pEl = parentNode;</w:t>
+        <w:br/>
+        <w:t xml:space="preserve">    let pLeft = 0, pTop = 0;</w:t>
+        <w:br/>
+        <w:t xml:space="preserve">    while (pEl &amp;&amp; pEl !== wrapper) {</w:t>
+        <w:br/>
+        <w:t xml:space="preserve">      pLeft += pEl.offsetLeft;</w:t>
+        <w:br/>
+        <w:t xml:space="preserve">      pTop += pEl.offsetTop;</w:t>
+        <w:br/>
+        <w:t xml:space="preserve">      pEl = pEl.offsetParent;</w:t>
+        <w:br/>
+        <w:t xml:space="preserve">    }</w:t>
+        <w:br/>
+        <w:br/>
+        <w:t xml:space="preserve">    const x1 = isRtl ? pLeft : (pLeft + parentNode.offsetWidth);</w:t>
+        <w:br/>
+        <w:t xml:space="preserve">    const y1 = pTop + parentNode.offsetHeight / 2;</w:t>
+        <w:br/>
+        <w:br/>
+        <w:t xml:space="preserve">    const domainColor = parentNode.style.getPropertyValue("--domain-color") || "#7c3aed";</w:t>
+        <w:br/>
+        <w:br/>
+        <w:t xml:space="preserve">    childNodes.forEach((childNode) =&gt; {</w:t>
+        <w:br/>
+        <w:t xml:space="preserve">      // Do not draw connections to nodes that are hidden (e.g. collapsed parents)</w:t>
+        <w:br/>
+        <w:t xml:space="preserve">      if (childNode.offsetParent === null) return;</w:t>
+        <w:br/>
+        <w:t xml:space="preserve">      </w:t>
+        <w:br/>
+        <w:t xml:space="preserve">      let cEl = childNode;</w:t>
+        <w:br/>
+        <w:t xml:space="preserve">      let cLeft = 0, cTop = 0;</w:t>
+        <w:br/>
+        <w:t xml:space="preserve">      while (cEl &amp;&amp; cEl !== wrapper) {</w:t>
+        <w:br/>
+        <w:t xml:space="preserve">        cLeft += cEl.offsetLeft;</w:t>
+        <w:br/>
+        <w:t xml:space="preserve">        cTop += cEl.offsetTop;</w:t>
+        <w:br/>
+        <w:t xml:space="preserve">        cEl = cEl.offsetParent;</w:t>
+        <w:br/>
+        <w:t xml:space="preserve">      }</w:t>
+        <w:br/>
+        <w:br/>
+        <w:t xml:space="preserve">      const x2 = isRtl ? (cLeft + childNode.offsetWidth) : cLeft;</w:t>
+        <w:br/>
+        <w:t xml:space="preserve">      const y2 = cTop + childNode.offsetHeight / 2;</w:t>
+        <w:br/>
+        <w:br/>
+        <w:t xml:space="preserve">      const controlDist = Math.max(28, Math.abs(x2 - x1) * 0.45);</w:t>
+        <w:br/>
+        <w:t xml:space="preserve">      const cx1 = isRtl ? (x1 - controlDist) : (x1 + controlDist);</w:t>
+        <w:br/>
+        <w:t xml:space="preserve">      const cx2 = isRtl ? (x2 + controlDist) : (x2 - controlDist);</w:t>
+        <w:br/>
+        <w:br/>
+        <w:t xml:space="preserve">      const path = document.createElementNS("http://www.w3.org/2000/svg", "path");</w:t>
+        <w:br/>
+        <w:t xml:space="preserve">      path.setAttribute("d", `M ${x1} ${y1} C ${cx1} ${y1}, ${cx2} ${y2}, ${x2} ${y2}`);</w:t>
+        <w:br/>
+        <w:t xml:space="preserve">      path.setAttribute("class", "mindmap-curve");</w:t>
+        <w:br/>
+        <w:t xml:space="preserve">      path.setAttribute("stroke", domainColor);</w:t>
+        <w:br/>
+        <w:t xml:space="preserve">      svg.appendChild(path);</w:t>
+        <w:br/>
+        <w:t xml:space="preserve">    });</w:t>
+        <w:br/>
+        <w:t xml:space="preserve">  });</w:t>
+        <w:br/>
+        <w:t>}</w:t>
+        <w:br/>
+        <w:br/>
+        <w:t>function renderAll() {</w:t>
+        <w:br/>
+        <w:t xml:space="preserve">  applyAppearance();</w:t>
+        <w:br/>
+        <w:t xml:space="preserve">  renderMetrics();</w:t>
+        <w:br/>
+        <w:t xml:space="preserve">  renderDomainNavigation();</w:t>
+        <w:br/>
+        <w:t xml:space="preserve">  renderFilters();</w:t>
+        <w:br/>
+        <w:t xml:space="preserve">  renderDictionary();</w:t>
+        <w:br/>
+        <w:t>}</w:t>
+        <w:br/>
+        <w:br/>
+        <w:t>function toggleFavorite(termId) {</w:t>
+        <w:br/>
+        <w:t xml:space="preserve">  const index = prefs.favorites.indexOf(termId);</w:t>
+        <w:br/>
+        <w:t xml:space="preserve">  if (index &gt;= 0) prefs.favorites.splice(index, 1);</w:t>
+        <w:br/>
+        <w:t xml:space="preserve">  else prefs.favorites.unshift(termId);</w:t>
+        <w:br/>
+        <w:t xml:space="preserve">  saveAll(index &gt;= 0 ? "הוסר מהמועדפים" : "נוסף למועדפים", { backupRelevant: "system" });</w:t>
+        <w:br/>
+        <w:t xml:space="preserve">  renderAll();</w:t>
+        <w:br/>
+        <w:t xml:space="preserve">  if (state.currentTermId === termId &amp;&amp; !$("termOverlay").classList.contains("hidden")) renderCurrentTerm();</w:t>
+        <w:br/>
+        <w:t>}</w:t>
+        <w:br/>
+        <w:br/>
+        <w:t>function setProgress(termId, status) {</w:t>
+        <w:br/>
+        <w:t xml:space="preserve">  if (status === "none") delete prefs.progress[termId];</w:t>
+        <w:br/>
+        <w:t xml:space="preserve">  else prefs.progress[termId] = status;</w:t>
+        <w:br/>
+        <w:t xml:space="preserve">  saveAll("התקדמות הלמידה עודכנה", { backupRelevant: "system" });</w:t>
+        <w:br/>
+        <w:t xml:space="preserve">  renderAll();</w:t>
+        <w:br/>
+        <w:t xml:space="preserve">  renderCurrentTerm();</w:t>
+        <w:br/>
+        <w:t>}</w:t>
+        <w:br/>
+        <w:br/>
+        <w:t>function updateRecent(termId) {</w:t>
+        <w:br/>
+        <w:t xml:space="preserve">  prefs.recent = [termId, ...prefs.recent.filter((id) =&gt; id !== termId)].slice(0, 20);</w:t>
+        <w:br/>
+        <w:t xml:space="preserve">  saveAll("המצב נשמר מקומית · לגיבוי אישי הורד קובץ");</w:t>
+        <w:br/>
+        <w:t>}</w:t>
+        <w:br/>
+        <w:br/>
+        <w:t>function setTermTab(tab) {</w:t>
+        <w:br/>
+        <w:t xml:space="preserve">  state.termTab = tab;</w:t>
+        <w:br/>
+        <w:t xml:space="preserve">  $$('#termModal [data-term-tab]').forEach((button) =&gt; button.classList.toggle("active", button.dataset.termTab === tab));</w:t>
+        <w:br/>
+        <w:t xml:space="preserve">  $$("#termModal .term-page").forEach((page) =&gt; page.classList.toggle("active", page.id === `tab-${tab}`));</w:t>
+        <w:br/>
+        <w:t xml:space="preserve">  if (tab === "details") setDetailTab(state.detailTab);</w:t>
+        <w:br/>
+        <w:t xml:space="preserve">  requestAnimationFrame(fitTermModal);</w:t>
+        <w:br/>
+        <w:t>}</w:t>
+        <w:br/>
+        <w:br/>
+        <w:t>function setDetailTab(tab) {</w:t>
+        <w:br/>
+        <w:t xml:space="preserve">  const availableButtons = $$('[data-detail-tab]');</w:t>
+        <w:br/>
+        <w:t xml:space="preserve">  const target = availableButtons.some((button) =&gt; button.dataset.detailTab === tab)</w:t>
+        <w:br/>
+        <w:t xml:space="preserve">    ? tab</w:t>
+        <w:br/>
+        <w:t xml:space="preserve">    : (availableButtons[0]?.dataset.detailTab || "context");</w:t>
+        <w:br/>
+        <w:t xml:space="preserve">  state.detailTab = target;</w:t>
+        <w:br/>
+        <w:t xml:space="preserve">  availableButtons.forEach((button) =&gt; button.classList.toggle("active", button.dataset.detailTab === target));</w:t>
+        <w:br/>
+        <w:t xml:space="preserve">  $$('[data-detail-panel]').forEach((panel) =&gt; panel.classList.toggle("active", panel.dataset.detailPanel === target));</w:t>
+        <w:br/>
+        <w:t xml:space="preserve">  requestAnimationFrame(fitTermModal);</w:t>
+        <w:br/>
+        <w:t>}</w:t>
+        <w:br/>
+        <w:br/>
+        <w:t>function detailTabDefinitions(term, fields) {</w:t>
+        <w:br/>
+        <w:t xml:space="preserve">  const hasExample = fields.example &amp;&amp; term.example &amp;&amp; (term.example.given || term.example.solution || term.example.result);</w:t>
+        <w:br/>
+        <w:t xml:space="preserve">  const relatedTerms = fields.related ? (term.related || []).map(findTerm).filter(Boolean) : [];</w:t>
+        <w:br/>
+        <w:t xml:space="preserve">  return [</w:t>
+        <w:br/>
+        <w:t xml:space="preserve">    { key: "context", label: "פרטים", show: Boolean(term.why || term.symbol || term.units || term.subtopic) },</w:t>
+        <w:br/>
+        <w:t xml:space="preserve">    { key: "taxonomy", label: "שמות ותגיות", show: Boolean(term.aliases?.length || term.tags?.length) },</w:t>
+        <w:br/>
+        <w:t xml:space="preserve">    { key: "media", label: "על התמונה", show: Boolean(term.visualDescription) },</w:t>
+        <w:br/>
+        <w:t xml:space="preserve">    { key: "related", label: "מושגים קשורים", show: relatedTerms.length &gt; 0 },</w:t>
+        <w:br/>
+        <w:t xml:space="preserve">    { key: "equation", label: "נוסחה", show: Boolean(fields.formula &amp;&amp; (term.formula || term.variables?.length)) },</w:t>
+        <w:br/>
+        <w:t xml:space="preserve">    { key: "standards", label: "תקנים", show: Boolean(fields.standards &amp;&amp; term.standards?.length) },</w:t>
+        <w:br/>
+        <w:t xml:space="preserve">    { key: "uses", label: "שימושים", show: Boolean(term.uses?.length) },</w:t>
+        <w:br/>
+        <w:t xml:space="preserve">    { key: "manufacturing", label: "ייצור", show: Boolean(fields.manufacturing &amp;&amp; term.manufacturing) },</w:t>
+        <w:br/>
+        <w:t xml:space="preserve">    { key: "inspection", label: "בחינה", show: Boolean(fields.inspection &amp;&amp; term.inspection) },</w:t>
+        <w:br/>
+        <w:t xml:space="preserve">    { key: "example", label: "דוגמה", show: Boolean(hasExample) },</w:t>
+        <w:br/>
+        <w:t xml:space="preserve">    { key: "notes", label: "דגשים", show: Boolean(fields.cautions &amp;&amp; term.cautions?.length) },</w:t>
+        <w:br/>
+        <w:t xml:space="preserve">  ];</w:t>
+        <w:br/>
+        <w:t>}</w:t>
+        <w:br/>
+        <w:br/>
+        <w:t>function renderDetailTabs(term, fields) {</w:t>
+        <w:br/>
+        <w:t xml:space="preserve">  const container = $("detailTabs");</w:t>
+        <w:br/>
+        <w:t xml:space="preserve">  if (!container) return;</w:t>
+        <w:br/>
+        <w:t xml:space="preserve">  let items = detailTabDefinitions(term, fields).filter((item) =&gt; item.show);</w:t>
+        <w:br/>
+        <w:t xml:space="preserve">  if (!items.length) items = [{ key: "context", label: "פרטים", show: true }];</w:t>
+        <w:br/>
+        <w:t xml:space="preserve">  container.innerHTML = items.map((item) =&gt; `&lt;button type="button" data-detail-tab="${item.key}"&gt;${esc(item.label)}&lt;/button&gt;`).join("");</w:t>
+        <w:br/>
+        <w:t xml:space="preserve">  if (!items.some((item) =&gt; item.key === state.detailTab)) state.detailTab = items[0].key;</w:t>
+        <w:br/>
+        <w:t xml:space="preserve">  setDetailTab(state.detailTab);</w:t>
+        <w:br/>
+        <w:t>}</w:t>
+        <w:br/>
+        <w:br/>
+        <w:t>function shrinkTextToFit(element, minSize = 12) {</w:t>
+        <w:br/>
+        <w:t xml:space="preserve">  if (!element || !element.clientHeight) return;</w:t>
+        <w:br/>
+        <w:t xml:space="preserve">  element.style.fontSize = "";</w:t>
+        <w:br/>
+        <w:t xml:space="preserve">  let size = parseFloat(getComputedStyle(element).fontSize) || 16;</w:t>
+        <w:br/>
+        <w:t xml:space="preserve">  let guard = 0;</w:t>
+        <w:br/>
+        <w:t xml:space="preserve">  while (element.scrollHeight &gt; element.clientHeight + 2 &amp;&amp; size &gt; minSize &amp;&amp; guard &lt; 16) {</w:t>
+        <w:br/>
+        <w:t xml:space="preserve">    size -= 0.5;</w:t>
+        <w:br/>
+        <w:t xml:space="preserve">    element.style.fontSize = `${size}px`;</w:t>
+        <w:br/>
+        <w:t xml:space="preserve">    guard += 1;</w:t>
+        <w:br/>
+        <w:t xml:space="preserve">  }</w:t>
+        <w:br/>
+        <w:t>}</w:t>
+        <w:br/>
+        <w:br/>
+        <w:t>function fitTermModal() {</w:t>
+        <w:br/>
+        <w:t xml:space="preserve">  const modal = $("termModal");</w:t>
+        <w:br/>
+        <w:t xml:space="preserve">  if (!modal || $("termOverlay").classList.contains("hidden")) return;</w:t>
+        <w:br/>
+        <w:t xml:space="preserve">  const term = findTerm(state.currentTermId);</w:t>
+        <w:br/>
+        <w:t xml:space="preserve">  modal.classList.remove("term-modal-wide", "term-modal-compact", "term-modal-dense");</w:t>
+        <w:br/>
+        <w:t xml:space="preserve">  if (term &amp;&amp; (term.definition.length &gt; 650 || term.name.length &gt; 34)) modal.classList.add("term-modal-wide");</w:t>
+        <w:br/>
+        <w:t xml:space="preserve">  const body = modal.querySelector(".term-body");</w:t>
+        <w:br/>
+        <w:t xml:space="preserve">  const activePage = modal.querySelector(".term-page.active");</w:t>
+        <w:br/>
+        <w:t xml:space="preserve">  const activeDetailCard = modal.querySelector(".detail-panel.active .detail-card");</w:t>
+        <w:br/>
+        <w:t xml:space="preserve">  const hasOverflow = () =&gt; Boolean(</w:t>
+        <w:br/>
+        <w:t xml:space="preserve">    (body &amp;&amp; activePage &amp;&amp; activePage.scrollHeight &gt; body.clientHeight + 3)</w:t>
+        <w:br/>
+        <w:t xml:space="preserve">    || (activeDetailCard &amp;&amp; activeDetailCard.scrollHeight &gt; activeDetailCard.clientHeight + 3)</w:t>
+        <w:br/>
+        <w:t xml:space="preserve">  );</w:t>
+        <w:br/>
+        <w:t xml:space="preserve">  if (hasOverflow()) modal.classList.add("term-modal-compact");</w:t>
+        <w:br/>
+        <w:t xml:space="preserve">  requestAnimationFrame(() =&gt; {</w:t>
+        <w:br/>
+        <w:t xml:space="preserve">    if (hasOverflow()) modal.classList.add("term-modal-dense");</w:t>
+        <w:br/>
+        <w:t xml:space="preserve">    shrinkTextToFit($("termDefinition"), 12);</w:t>
+        <w:br/>
+        <w:t xml:space="preserve">    if (activeDetailCard) shrinkTextToFit(activeDetailCard, 11);</w:t>
+        <w:br/>
+        <w:t xml:space="preserve">  });</w:t>
+        <w:br/>
+        <w:t>}</w:t>
+        <w:br/>
+        <w:br/>
+        <w:t>function renderList(targetId, items, emptyText = "לא הוגדר") {</w:t>
+        <w:br/>
+        <w:t xml:space="preserve">  $(targetId).innerHTML = items?.length ? items.map((item) =&gt; `&lt;li&gt;${esc(item)}&lt;/li&gt;`).join("") : `&lt;li&gt;${esc(emptyText)}&lt;/li&gt;`;</w:t>
+        <w:br/>
+        <w:t>}</w:t>
+        <w:br/>
+        <w:br/>
+        <w:t>function renderCurrentTerm() {</w:t>
+        <w:br/>
+        <w:t xml:space="preserve">  const term = findTerm(state.currentTermId);</w:t>
+        <w:br/>
+        <w:t xml:space="preserve">  if (!term) return closeTerm();</w:t>
+        <w:br/>
+        <w:t xml:space="preserve">  const fields = settings.fields;</w:t>
+        <w:br/>
+        <w:t xml:space="preserve">  const randomNextBtn = $("randomNextBtn");</w:t>
+        <w:br/>
+        <w:t xml:space="preserve">  randomNextBtn?.classList.toggle("hidden", !state.randomSession);</w:t>
+        <w:br/>
+        <w:t xml:space="preserve">  $("termModal")?.classList.toggle("random-learning-mode", state.randomSession);</w:t>
+        <w:br/>
+        <w:t xml:space="preserve">  if ($("randomSessionProgress")) {</w:t>
+        <w:br/>
+        <w:t xml:space="preserve">    $("randomSessionProgress").textContent = state.randomSession &amp;&amp; state.randomCycleSize</w:t>
+        <w:br/>
+        <w:t xml:space="preserve">      ? `מושג ${state.randomCyclePosition} מתוך ${state.randomCycleSize} בסבב`</w:t>
+        <w:br/>
+        <w:t xml:space="preserve">      : "";</w:t>
+        <w:br/>
+        <w:t xml:space="preserve">  }</w:t>
+        <w:br/>
+        <w:t xml:space="preserve">  $("termDomain").textContent = term.domainName;</w:t>
+        <w:br/>
+        <w:t xml:space="preserve">  $("termSubtopic").textContent = termLocationLabel(term.subtopic);</w:t>
+        <w:br/>
+        <w:t xml:space="preserve">  $("termSubSubtopic").textContent = term.subSubtopic || "";</w:t>
+        <w:br/>
+        <w:t xml:space="preserve">  $("termSubSubtopic").classList.toggle("hidden", !term.subSubtopic);</w:t>
+        <w:br/>
+        <w:t xml:space="preserve">  $("termSubSubtopicSeparator").classList.toggle("hidden", !term.subSubtopic);</w:t>
+        <w:br/>
+        <w:t xml:space="preserve">  $("termCode").textContent = term.code;</w:t>
+        <w:br/>
+        <w:t xml:space="preserve">  $("termTitle").textContent = term.name;</w:t>
+        <w:br/>
+        <w:t xml:space="preserve">  $("termTitleEn").textContent = term.nameEn || "";</w:t>
+        <w:br/>
+        <w:t xml:space="preserve">  $("termDefinition").innerHTML = term.definitionHtml || esc(term.definition || "לא הוגדרה הגדרה מקצועית.");</w:t>
+        <w:br/>
+        <w:t xml:space="preserve">  $("termWhy").textContent = term.why || "לא הוזן מידע נוסף למושג זה.";</w:t>
+        <w:br/>
+        <w:t xml:space="preserve">  $("termSymbol").textContent = fields.symbol &amp;&amp; term.symbol ? term.symbol : "—";</w:t>
+        <w:br/>
+        <w:t xml:space="preserve">  $("termUnits").textContent = fields.units &amp;&amp; term.units ? term.units : "—";</w:t>
+        <w:br/>
+        <w:t xml:space="preserve">  $("termFactSubtopic").textContent = termLocationLabel(term.subtopic, term.subSubtopic);</w:t>
+        <w:br/>
+        <w:t xml:space="preserve">  $("termUpdated").textContent = formatDate(term.updatedAt);</w:t>
+        <w:br/>
+        <w:br/>
+        <w:t xml:space="preserve">  $("cautionCard").classList.toggle("hidden", !fields.cautions || !(term.cautions || []).length);</w:t>
+        <w:br/>
+        <w:t xml:space="preserve">  renderList("termCautions", term.cautions || []);</w:t>
+        <w:br/>
+        <w:t xml:space="preserve">  $("aliasCard").classList.toggle("hidden", !(term.aliases || []).length);</w:t>
+        <w:br/>
+        <w:t xml:space="preserve">  $("termAliases").innerHTML = (term.aliases || []).map((item) =&gt; `&lt;span class="chip"&gt;${esc(item)}&lt;/span&gt;`).join("");</w:t>
+        <w:br/>
+        <w:br/>
+        <w:t xml:space="preserve">  $("termFormula").textContent = fields.formula &amp;&amp; term.formula ? term.formula : "לא הוגדרה נוסחה";</w:t>
+        <w:br/>
+        <w:t xml:space="preserve">  $("formulaNote").textContent = fields.formula ? (term.formulaNote || "") : "שדה הנוסחה מוסתר בהגדרות התצוגה.";</w:t>
+        <w:br/>
+        <w:t xml:space="preserve">  $("termStandards").innerHTML = fields.standards &amp;&amp; term.standards?.length ? term.standards.map((item) =&gt; `&lt;div class="standard-item"&gt;${esc(item)}&lt;/div&gt;`).join("") : `&lt;p&gt;לא הוגדרו תקנים.&lt;/p&gt;`;</w:t>
+        <w:br/>
+        <w:t xml:space="preserve">  $("variablesCard").classList.toggle("hidden", !fields.formula || !term.variables?.length);</w:t>
+        <w:br/>
+        <w:t xml:space="preserve">  $("variablesBody").innerHTML = (term.variables || []).map((item) =&gt; `&lt;tr&gt;&lt;td&gt;${esc(item.symbol)}&lt;/td&gt;&lt;td&gt;${esc(item.meaning)}&lt;/td&gt;&lt;td&gt;${esc(item.unit)}&lt;/td&gt;&lt;/tr&gt;`).join("");</w:t>
+        <w:br/>
+        <w:br/>
+        <w:t xml:space="preserve">  const hasExample = fields.example &amp;&amp; term.example &amp;&amp; (term.example.given || term.example.solution || term.example.result);</w:t>
+        <w:br/>
+        <w:t xml:space="preserve">  $("exampleCard").classList.toggle("hidden", !hasExample);</w:t>
+        <w:br/>
+        <w:t xml:space="preserve">  $("exampleTitle").textContent = term.example?.title || "דוגמה מחושבת";</w:t>
+        <w:br/>
+        <w:t xml:space="preserve">  $("exampleGiven").textContent = term.example?.given || "—";</w:t>
+        <w:br/>
+        <w:t xml:space="preserve">  $("exampleSolution").textContent = term.example?.solution || "—";</w:t>
+        <w:br/>
+        <w:t xml:space="preserve">  $("exampleResult").textContent = term.example?.result || "—";</w:t>
+        <w:br/>
+        <w:br/>
+        <w:t xml:space="preserve">  renderList("termUses", term.uses || []);</w:t>
+        <w:br/>
+        <w:t xml:space="preserve">  $("termManufacturing").textContent = fields.manufacturing ? (term.manufacturing || "לא הוגדר.") : "שדה זה מוסתר בהגדרות התצוגה.";</w:t>
+        <w:br/>
+        <w:t xml:space="preserve">  $("termInspection").textContent = fields.inspection ? (term.inspection || "לא הוגדר.") : "שדה זה מוסתר בהגדרות התצוגה.";</w:t>
+        <w:br/>
+        <w:t xml:space="preserve">  $("termTags").innerHTML = term.tags?.length ? term.tags.map((tag) =&gt; `&lt;span class="chip"&gt;${esc(tag)}&lt;/span&gt;`).join("") : `&lt;span class="chip"&gt;ללא תגיות&lt;/span&gt;`;</w:t>
+        <w:br/>
+        <w:t xml:space="preserve">  $("tagsCard").classList.toggle("hidden", !term.tags?.length);</w:t>
+        <w:br/>
+        <w:br/>
+        <w:t xml:space="preserve">  const relatedTerms = fields.related ? (term.related || []).map(findTerm).filter(Boolean) : [];</w:t>
+        <w:br/>
+        <w:t xml:space="preserve">  $("termRelated").innerHTML = relatedTerms.length ? relatedTerms.map((item) =&gt; `&lt;button class="related-btn" data-related-id="${esc(item.id)}"&gt;&lt;span dir="ltr"&gt;${esc(item.code)}&lt;/span&gt; · ${esc(item.name)}&lt;/button&gt;`).join("") : `&lt;span&gt;לא הוגדרו מושגים קשורים.&lt;/span&gt;`;</w:t>
+        <w:br/>
+        <w:t xml:space="preserve">  $$('[data-related-id]').forEach((button) =&gt; button.addEventListener("click", () =&gt; openTerm(button.dataset.relatedId)));</w:t>
+        <w:br/>
+        <w:br/>
+        <w:t xml:space="preserve">  if ($("termFavBtn")) {</w:t>
+        <w:br/>
+        <w:t xml:space="preserve">    const isFavorite = prefs.favorites.includes(term.id);</w:t>
+        <w:br/>
+        <w:t xml:space="preserve">    $("termFavBtn").innerHTML = `&lt;span aria-hidden="true"&gt;${isFavorite ? "★" : "☆"}&lt;/span&gt;&lt;span&gt;${isFavorite ? "הסר ממועדפים" : "הוסף למועדפים"}&lt;/span&gt;`;</w:t>
+        <w:br/>
+        <w:t xml:space="preserve">  }</w:t>
+        <w:br/>
+        <w:br/>
+        <w:t xml:space="preserve">  $("visualTitle").textContent = term.visualTitle || "מידע על התמונה";</w:t>
+        <w:br/>
+        <w:t xml:space="preserve">  $("visualDescription").textContent = term.visualDescription || "";</w:t>
+        <w:br/>
+        <w:t xml:space="preserve">  renderDetailTabs(term, fields);</w:t>
+        <w:br/>
+        <w:t xml:space="preserve">  loadTermImage(term);</w:t>
+        <w:br/>
+        <w:t xml:space="preserve">  setTermTab(state.termTab);</w:t>
+        <w:br/>
+        <w:t xml:space="preserve">  requestAnimationFrame(fitTermModal);</w:t>
+        <w:br/>
+        <w:t>}</w:t>
+        <w:br/>
+        <w:br/>
+        <w:t>function missingImageMarkup(term) {</w:t>
+        <w:br/>
+        <w:t xml:space="preserve">  return `&lt;div class="missing-image" role="img" aria-label="חסרה תמונה עבור ${esc(term.name)}"&gt;&lt;span class="missing-image-x" aria-hidden="true"&gt;×&lt;/span&gt;&lt;strong&gt;חסרה תמונה למושג&lt;/strong&gt;&lt;span&gt;${esc(term.name)}&lt;/span&gt;&lt;small&gt;אפשר להוסיף קובץ לתיקיית images בשם המושג, לציין שם קובץ מדויק במרכז הניהול, או להטמיע תמונה בתוך המושג.&lt;/small&gt;&lt;/div&gt;`;</w:t>
+        <w:br/>
+        <w:t>}</w:t>
+        <w:br/>
+        <w:br/>
+        <w:t>function imageCandidatesForTerm(term) {</w:t>
+        <w:br/>
+        <w:t xml:space="preserve">  const candidates = [];</w:t>
+        <w:br/>
+        <w:t xml:space="preserve">  const catalogNames = [...IMAGE_CATALOG];</w:t>
+        <w:br/>
+        <w:t xml:space="preserve">  const explicitName = String(term.imageName || "").trim();</w:t>
+        <w:br/>
+        <w:t xml:space="preserve">  const requestedNames = unique([explicitName, term.name, term.visualTitle].map((name) =&gt; String(name || "").trim()).filter(Boolean));</w:t>
+        <w:br/>
+        <w:t xml:space="preserve">  for (const [index, requestedName] of requestedNames.entries()) {</w:t>
+        <w:br/>
+        <w:t xml:space="preserve">    const safeName = requestedName.replace(/^.*[\\/]/, "").trim();</w:t>
+        <w:br/>
+        <w:t xml:space="preserve">    if (!safeName) continue;</w:t>
+        <w:br/>
+        <w:t xml:space="preserve">    if (EMBEDDED_IMAGES[safeName]) candidates.push(EMBEDDED_IMAGES[safeName]);</w:t>
+        <w:br/>
+        <w:t xml:space="preserve">    if (IMAGE_CATALOG.has(safeName)) candidates.push(EMBEDDED_IMAGES[safeName] || `images/${encodeURIComponent(safeName)}`);</w:t>
+        <w:br/>
+        <w:t xml:space="preserve">    const requestedStem = normalizeText(safeName.replace(/\.[^.]+$/, ""));</w:t>
+        <w:br/>
+        <w:t xml:space="preserve">    const matchingName = catalogNames.find((fileName) =&gt; normalizeText(fileName.replace(/\.[^.]+$/, "")) === requestedStem);</w:t>
+        <w:br/>
+        <w:t xml:space="preserve">    if (matchingName) candidates.push(EMBEDDED_IMAGES[matchingName] || `images/${encodeURIComponent(matchingName)}`);</w:t>
+        <w:br/>
+        <w:t xml:space="preserve">    if (index === 0 &amp;&amp; explicitName &amp;&amp; /\.(?:jpe?g|png|webp|svg)$/i.test(safeName) &amp;&amp; !IMAGE_CATALOG.has(safeName)) {</w:t>
+        <w:br/>
+        <w:t xml:space="preserve">      candidates.push(`images/${encodeURIComponent(safeName)}`);</w:t>
+        <w:br/>
+        <w:t xml:space="preserve">    }</w:t>
+        <w:br/>
+        <w:t xml:space="preserve">  }</w:t>
+        <w:br/>
+        <w:t xml:space="preserve">  return unique(candidates);</w:t>
+        <w:br/>
+        <w:t>}</w:t>
+        <w:br/>
+        <w:br/>
+        <w:t>function imagePathForTerm(term) {</w:t>
+        <w:br/>
+        <w:t xml:space="preserve">  return imageCandidatesForTerm(term)[0] || "";</w:t>
+        <w:br/>
+        <w:t>}</w:t>
+        <w:br/>
+        <w:br/>
+        <w:t>function loadTermImage(term) {</w:t>
+        <w:br/>
+        <w:t xml:space="preserve">  const image = $("termImage");</w:t>
+        <w:br/>
+        <w:t xml:space="preserve">  const fallback = $("visualFallback");</w:t>
+        <w:br/>
+        <w:t xml:space="preserve">  $("termModal").classList.remove("term-modal-image-landscape", "term-modal-image-portrait", "term-modal-image-square");</w:t>
+        <w:br/>
+        <w:t xml:space="preserve">  delete $("termModal").dataset.imageRatio;</w:t>
+        <w:br/>
+        <w:t xml:space="preserve">  image.classList.add("hidden");</w:t>
+        <w:br/>
+        <w:t xml:space="preserve">  image.removeAttribute("src");</w:t>
+        <w:br/>
+        <w:t xml:space="preserve">  fallback.classList.remove("hidden");</w:t>
+        <w:br/>
+        <w:t xml:space="preserve">  fallback.innerHTML = "";</w:t>
+        <w:br/>
+        <w:br/>
+        <w:t xml:space="preserve">  const showImage = (source, onMissing) =&gt; {</w:t>
+        <w:br/>
+        <w:t xml:space="preserve">    image.onload = () =&gt; {</w:t>
+        <w:br/>
+        <w:t xml:space="preserve">      image.classList.remove("hidden");</w:t>
+        <w:br/>
+        <w:t xml:space="preserve">      fallback.classList.add("hidden");</w:t>
+        <w:br/>
+        <w:t xml:space="preserve">      const modal = $("termModal");</w:t>
+        <w:br/>
+        <w:t xml:space="preserve">      const ratio = image.naturalWidth / Math.max(1, image.naturalHeight);</w:t>
+        <w:br/>
+        <w:t xml:space="preserve">      modal.dataset.imageRatio = ratio.toFixed(3);</w:t>
+        <w:br/>
+        <w:t xml:space="preserve">      modal.classList.remove("term-modal-image-landscape", "term-modal-image-portrait", "term-modal-image-square");</w:t>
+        <w:br/>
+        <w:t xml:space="preserve">      modal.classList.add(ratio &gt; 1.25 ? "term-modal-image-landscape" : ratio &lt; 0.8 ? "term-modal-image-portrait" : "term-modal-image-square");</w:t>
+        <w:br/>
+        <w:t xml:space="preserve">      if (ratio &gt; 1.55) modal.classList.add("term-modal-wide");</w:t>
+        <w:br/>
+        <w:t xml:space="preserve">      requestAnimationFrame(fitTermModal);</w:t>
+        <w:br/>
+        <w:t xml:space="preserve">    };</w:t>
+        <w:br/>
+        <w:t xml:space="preserve">    image.onerror = () =&gt; {</w:t>
+        <w:br/>
+        <w:t xml:space="preserve">      image.classList.add("hidden");</w:t>
+        <w:br/>
+        <w:t xml:space="preserve">      fallback.classList.remove("hidden");</w:t>
+        <w:br/>
+        <w:t xml:space="preserve">      $("termModal").classList.remove("term-modal-image-landscape", "term-modal-image-portrait", "term-modal-image-square");</w:t>
+        <w:br/>
+        <w:t xml:space="preserve">      if (onMissing) onMissing();</w:t>
+        <w:br/>
+        <w:t xml:space="preserve">      else {</w:t>
+        <w:br/>
+        <w:t xml:space="preserve">        fallback.innerHTML = missingImageMarkup(term);</w:t>
+        <w:br/>
+        <w:t xml:space="preserve">        requestAnimationFrame(fitTermModal);</w:t>
+        <w:br/>
+        <w:t xml:space="preserve">      }</w:t>
+        <w:br/>
+        <w:t xml:space="preserve">    };</w:t>
+        <w:br/>
+        <w:t xml:space="preserve">    image.alt = term.visualTitle || term.name;</w:t>
+        <w:br/>
+        <w:t xml:space="preserve">    image.src = source;</w:t>
+        <w:br/>
+        <w:t xml:space="preserve">  };</w:t>
+        <w:br/>
+        <w:br/>
+        <w:t xml:space="preserve">  if (term.imageData &amp;&amp; /^data:image\//.test(term.imageData)) {</w:t>
+        <w:br/>
+        <w:t xml:space="preserve">    showImage(term.imageData);</w:t>
+        <w:br/>
+        <w:t xml:space="preserve">    return;</w:t>
+        <w:br/>
+        <w:t xml:space="preserve">  }</w:t>
+        <w:br/>
+        <w:br/>
+        <w:t xml:space="preserve">  const imageCandidates = imageCandidatesForTerm(term);</w:t>
+        <w:br/>
+        <w:t xml:space="preserve">  if (imageCandidates.length) {</w:t>
+        <w:br/>
+        <w:t xml:space="preserve">    let candidateIndex = 0;</w:t>
+        <w:br/>
+        <w:t xml:space="preserve">    const tryNextCandidate = () =&gt; {</w:t>
+        <w:br/>
+        <w:t xml:space="preserve">      if (candidateIndex &gt;= imageCandidates.length) {</w:t>
+        <w:br/>
+        <w:t xml:space="preserve">        fallback.innerHTML = missingImageMarkup(term);</w:t>
+        <w:br/>
+        <w:t xml:space="preserve">        requestAnimationFrame(fitTermModal);</w:t>
+        <w:br/>
+        <w:t xml:space="preserve">        return;</w:t>
+        <w:br/>
+        <w:t xml:space="preserve">      }</w:t>
+        <w:br/>
+        <w:t xml:space="preserve">      showImage(imageCandidates[candidateIndex], () =&gt; {</w:t>
+        <w:br/>
+        <w:t xml:space="preserve">        candidateIndex += 1;</w:t>
+        <w:br/>
+        <w:t xml:space="preserve">        tryNextCandidate();</w:t>
+        <w:br/>
+        <w:t xml:space="preserve">      });</w:t>
+        <w:br/>
+        <w:t xml:space="preserve">    };</w:t>
+        <w:br/>
+        <w:t xml:space="preserve">    tryNextCandidate();</w:t>
+        <w:br/>
+        <w:t xml:space="preserve">    return;</w:t>
+        <w:br/>
+        <w:t xml:space="preserve">  }</w:t>
+        <w:br/>
+        <w:br/>
+        <w:t xml:space="preserve">  fallback.innerHTML = missingImageMarkup(term);</w:t>
+        <w:br/>
+        <w:t xml:space="preserve">  requestAnimationFrame(fitTermModal);</w:t>
+        <w:br/>
+        <w:t>}</w:t>
+        <w:br/>
+        <w:br/>
+        <w:t>function shuffleIds(ids) {</w:t>
+        <w:br/>
+        <w:t xml:space="preserve">  const shuffled = [...ids];</w:t>
+        <w:br/>
+        <w:t xml:space="preserve">  for (let index = shuffled.length - 1; index &gt; 0; index -= 1) {</w:t>
+        <w:br/>
+        <w:t xml:space="preserve">    const swapIndex = Math.floor(Math.random() * (index + 1));</w:t>
+        <w:br/>
+        <w:t xml:space="preserve">    [shuffled[index], shuffled[swapIndex]] = [shuffled[swapIndex], shuffled[index]];</w:t>
+        <w:br/>
+        <w:t xml:space="preserve">  }</w:t>
+        <w:br/>
+        <w:t xml:space="preserve">  return shuffled;</w:t>
+        <w:br/>
+        <w:t>}</w:t>
+        <w:br/>
+        <w:br/>
+        <w:t>function resetRandomSession() {</w:t>
+        <w:br/>
+        <w:t xml:space="preserve">  state.randomSession = false;</w:t>
+        <w:br/>
+        <w:t xml:space="preserve">  state.randomQueue = [];</w:t>
+        <w:br/>
+        <w:t xml:space="preserve">  state.randomScopeIds = [];</w:t>
+        <w:br/>
+        <w:t xml:space="preserve">  state.randomCycleSize = 0;</w:t>
+        <w:br/>
+        <w:t xml:space="preserve">  state.randomCyclePosition = 0;</w:t>
+        <w:br/>
+        <w:t xml:space="preserve">  $("termModal")?.classList.remove("random-learning-mode");</w:t>
+        <w:br/>
+        <w:t xml:space="preserve">  $("randomNextBtn")?.classList.add("hidden");</w:t>
+        <w:br/>
+        <w:t>}</w:t>
+        <w:br/>
+        <w:br/>
+        <w:t>function refillRandomQueue() {</w:t>
+        <w:br/>
+        <w:t xml:space="preserve">  let scopeIds = state.randomScopeIds.filter((id) =&gt; Boolean(findTerm(id)));</w:t>
+        <w:br/>
+        <w:t xml:space="preserve">  if (!scopeIds.length) scopeIds = allTerms().map((term) =&gt; term.id);</w:t>
+        <w:br/>
+        <w:t xml:space="preserve">  if (!scopeIds.length) return false;</w:t>
+        <w:br/>
+        <w:t xml:space="preserve">  let queue = shuffleIds(scopeIds);</w:t>
+        <w:br/>
+        <w:t xml:space="preserve">  if (queue.length &gt; 1 &amp;&amp; queue[0] === state.currentTermId) {</w:t>
+        <w:br/>
+        <w:t xml:space="preserve">    queue.push(queue.shift());</w:t>
+        <w:br/>
+        <w:t xml:space="preserve">  }</w:t>
+        <w:br/>
+        <w:t xml:space="preserve">  state.randomQueue = queue;</w:t>
+        <w:br/>
+        <w:t xml:space="preserve">  state.randomCycleSize = queue.length;</w:t>
+        <w:br/>
+        <w:t xml:space="preserve">  state.randomCyclePosition = 0;</w:t>
+        <w:br/>
+        <w:t xml:space="preserve">  return true;</w:t>
+        <w:br/>
+        <w:t>}</w:t>
+        <w:br/>
+        <w:br/>
+        <w:t>function openNextRandomTerm() {</w:t>
+        <w:br/>
+        <w:t xml:space="preserve">  if (!state.randomSession) return startRandomSession();</w:t>
+        <w:br/>
+        <w:t xml:space="preserve">  const finishedCycle = state.randomQueue.length === 0 &amp;&amp; state.randomCyclePosition &gt; 0;</w:t>
+        <w:br/>
+        <w:t xml:space="preserve">  if (!state.randomQueue.length &amp;&amp; !refillRandomQueue()) {</w:t>
+        <w:br/>
+        <w:t xml:space="preserve">    toast("אין מושגים זמינים למסלול ההפתעה", "error");</w:t>
+        <w:br/>
+        <w:t xml:space="preserve">    return;</w:t>
+        <w:br/>
+        <w:t xml:space="preserve">  }</w:t>
+        <w:br/>
+        <w:t xml:space="preserve">  const nextId = state.randomQueue.shift();</w:t>
+        <w:br/>
+        <w:t xml:space="preserve">  state.randomCyclePosition += 1;</w:t>
+        <w:br/>
+        <w:t xml:space="preserve">  openTerm(nextId, { randomSession: true });</w:t>
+        <w:br/>
+        <w:t xml:space="preserve">  if (finishedCycle) toast("כל הכבוד — השלמת סבב. ערבבתי עבורך סבב חדש ✦", "success");</w:t>
+        <w:br/>
+        <w:t>}</w:t>
+        <w:br/>
+        <w:br/>
+        <w:t>function startRandomSession() {</w:t>
+        <w:br/>
+        <w:t xml:space="preserve">  const filteredTerms = getFilteredTerms();</w:t>
+        <w:br/>
+        <w:t xml:space="preserve">  const completeDictionary = allTerms();</w:t>
+        <w:br/>
+        <w:t xml:space="preserve">  if (!filteredTerms.length &amp;&amp; !completeDictionary.length) {</w:t>
+        <w:br/>
+        <w:t xml:space="preserve">    toast("אין מושגים זמינים למסלול ההפתעה", "error");</w:t>
+        <w:br/>
+        <w:t xml:space="preserve">    return;</w:t>
+        <w:br/>
+        <w:t xml:space="preserve">  }</w:t>
+        <w:br/>
+        <w:t xml:space="preserve">  const scopeTerms = filteredTerms.length &gt; 1 || completeDictionary.length &lt;= 1 ? filteredTerms : completeDictionary;</w:t>
+        <w:br/>
+        <w:t xml:space="preserve">  resetRandomSession();</w:t>
+        <w:br/>
+        <w:t xml:space="preserve">  state.randomSession = true;</w:t>
+        <w:br/>
+        <w:t xml:space="preserve">  state.randomScopeIds = scopeTerms.map((term) =&gt; term.id);</w:t>
+        <w:br/>
+        <w:t xml:space="preserve">  refillRandomQueue();</w:t>
+        <w:br/>
+        <w:t xml:space="preserve">  openNextRandomTerm();</w:t>
+        <w:br/>
+        <w:t>}</w:t>
+        <w:br/>
+        <w:br/>
+        <w:t>function openTerm(termId, options = {}) {</w:t>
+        <w:br/>
+        <w:t xml:space="preserve">  if (document.body.classList.contains("visual-edit-mode") &amp;&amp; window.ML?.visualEditor?.openStructuredEditor) {</w:t>
+        <w:br/>
+        <w:t xml:space="preserve">    window.ML.visualEditor.openStructuredEditor("term", termId);</w:t>
+        <w:br/>
+        <w:t xml:space="preserve">    return;</w:t>
+        <w:br/>
+        <w:t xml:space="preserve">  }</w:t>
+        <w:br/>
+        <w:t xml:space="preserve">  const term = findTerm(termId);</w:t>
+        <w:br/>
+        <w:t xml:space="preserve">  if (!term) return;</w:t>
+        <w:br/>
+        <w:t xml:space="preserve">  if (options.randomSession !== true) resetRandomSession();</w:t>
+        <w:br/>
+        <w:t xml:space="preserve">  else state.randomSession = true;</w:t>
+        <w:br/>
+        <w:t xml:space="preserve">  state.currentTermId = term.id;</w:t>
+        <w:br/>
+        <w:t xml:space="preserve">  state.termTab = "overview";</w:t>
+        <w:br/>
+        <w:t xml:space="preserve">  $("termModal").classList.remove("term-modal-fullscreen");</w:t>
+        <w:br/>
+        <w:t xml:space="preserve">  $("termOverlay").classList.remove("term-overlay-fullscreen");</w:t>
+        <w:br/>
+        <w:t xml:space="preserve">  const expandBtn = $("expandTermBtn");</w:t>
+        <w:br/>
+        <w:t xml:space="preserve">  if (expandBtn) {</w:t>
+        <w:br/>
+        <w:t xml:space="preserve">    expandBtn.textContent = "⛶";</w:t>
+        <w:br/>
+        <w:t xml:space="preserve">    expandBtn.setAttribute("aria-label", "הגדל למסך מלא");</w:t>
+        <w:br/>
+        <w:t xml:space="preserve">    expandBtn.title = "הגדל למסך מלא";</w:t>
+        <w:br/>
+        <w:t xml:space="preserve">  }</w:t>
+        <w:br/>
+        <w:t xml:space="preserve">  state.detailTab = "context";</w:t>
+        <w:br/>
+        <w:t xml:space="preserve">  updateRecent(term.id);</w:t>
+        <w:br/>
+        <w:t xml:space="preserve">  renderCurrentTerm();</w:t>
+        <w:br/>
+        <w:t xml:space="preserve">  setModalVisibility($("termOverlay"), true, { initialFocus: $("closeTermBtn") });</w:t>
+        <w:br/>
+        <w:t xml:space="preserve">  requestAnimationFrame(fitTermModal);</w:t>
+        <w:br/>
+        <w:t>}</w:t>
+        <w:br/>
+        <w:br/>
+        <w:t>function toggleTermFullscreen() {</w:t>
+        <w:br/>
+        <w:t xml:space="preserve">  const modal = $("termModal");</w:t>
+        <w:br/>
+        <w:t xml:space="preserve">  const button = $("expandTermBtn");</w:t>
+        <w:br/>
+        <w:t xml:space="preserve">  if (!modal || !button) return;</w:t>
+        <w:br/>
+        <w:t xml:space="preserve">  const expanded = modal.classList.toggle("term-modal-fullscreen");</w:t>
+        <w:br/>
+        <w:t xml:space="preserve">  $("termOverlay").classList.toggle("term-overlay-fullscreen", expanded);</w:t>
+        <w:br/>
+        <w:t xml:space="preserve">  button.textContent = expanded ? "❐" : "⛶";</w:t>
+        <w:br/>
+        <w:t xml:space="preserve">  button.setAttribute("aria-label", expanded ? "החזר לגודל חלון" : "הגדל למסך מלא");</w:t>
+        <w:br/>
+        <w:t xml:space="preserve">  button.title = expanded ? "החזר לגודל חלון" : "הגדל למסך מלא";</w:t>
+        <w:br/>
+        <w:t xml:space="preserve">  requestAnimationFrame(fitTermModal);</w:t>
+        <w:br/>
+        <w:t>}</w:t>
+        <w:br/>
+        <w:br/>
+        <w:t>function toggleDomainFullscreen() {</w:t>
+        <w:br/>
+        <w:t xml:space="preserve">  const modal = $("domainDetailModal");</w:t>
+        <w:br/>
+        <w:t xml:space="preserve">  const button = $("expandDomainDetailBtn");</w:t>
+        <w:br/>
+        <w:t xml:space="preserve">  if (!modal || !button) return;</w:t>
+        <w:br/>
+        <w:t xml:space="preserve">  const expanded = modal.classList.toggle("term-modal-fullscreen");</w:t>
+        <w:br/>
+        <w:t xml:space="preserve">  $("domainDetailOverlay").classList.toggle("term-overlay-fullscreen", expanded);</w:t>
+        <w:br/>
+        <w:t xml:space="preserve">  button.textContent = expanded ? "❐" : "⛶";</w:t>
+        <w:br/>
+        <w:t xml:space="preserve">  button.setAttribute("aria-label", expanded ? "החזר לגודל חלון" : "הגדל למסך מלא");</w:t>
+        <w:br/>
+        <w:t xml:space="preserve">  button.title = expanded ? "החזר לגודל חלון" : "הגדל למסך מלא";</w:t>
+        <w:br/>
+        <w:t>}</w:t>
+        <w:br/>
+        <w:br/>
+        <w:t>function closeTerm() {</w:t>
+        <w:br/>
+        <w:t xml:space="preserve">  $("termModal").classList.remove("term-modal-fullscreen");</w:t>
+        <w:br/>
+        <w:t xml:space="preserve">  $("termOverlay").classList.remove("term-overlay-fullscreen");</w:t>
+        <w:br/>
+        <w:t xml:space="preserve">  setModalVisibility($("termOverlay"), false);</w:t>
+        <w:br/>
+        <w:t xml:space="preserve">  resetRandomSession();</w:t>
+        <w:br/>
+        <w:t>}</w:t>
+        <w:br/>
+        <w:br/>
+        <w:t>function resetFilters() {</w:t>
+        <w:br/>
+        <w:t xml:space="preserve">  state.collection = "all";</w:t>
+        <w:br/>
+        <w:t xml:space="preserve">  state.domainId = "all";</w:t>
+        <w:br/>
+        <w:t xml:space="preserve">  state.query = "";</w:t>
+        <w:br/>
+        <w:t xml:space="preserve">  state.subtopic = "all";</w:t>
+        <w:br/>
+        <w:t xml:space="preserve">  state.subSubtopic = "all";</w:t>
+        <w:br/>
+        <w:t xml:space="preserve">  state.sort = "relevance";</w:t>
+        <w:br/>
+        <w:t xml:space="preserve">  renderAll();</w:t>
+        <w:br/>
+        <w:t>}</w:t>
+        <w:br/>
+        <w:br/>
+        <w:t>function toast(message, type = "") {</w:t>
+        <w:br/>
+        <w:t xml:space="preserve">  const item = document.createElement("div");</w:t>
+        <w:br/>
+        <w:t xml:space="preserve">  item.className = `toast ${type}`.trim();</w:t>
+        <w:br/>
+        <w:t xml:space="preserve">  item.textContent = message;</w:t>
+        <w:br/>
+        <w:t xml:space="preserve">  $("toastRegion").appendChild(item);</w:t>
+        <w:br/>
+        <w:t xml:space="preserve">  setTimeout(() =&gt; item.remove(), 3200);</w:t>
+        <w:br/>
+        <w:t>}</w:t>
+        <w:br/>
+        <w:br/>
+        <w:t>function openPinDialog() {</w:t>
+        <w:br/>
+        <w:t xml:space="preserve">  if ($("pinError")) $("pinError").classList.add("hidden");</w:t>
+        <w:br/>
+        <w:t xml:space="preserve">  if ($("pinRoleSelect")) $("pinRoleSelect").value = state.adminRole || "content";</w:t>
+        <w:br/>
+        <w:t xml:space="preserve">  setModalVisibility($("pinOverlay"), true, { initialFocus: $("pinRoleSelect") || $("closePinBtn") });</w:t>
+        <w:br/>
+        <w:t>}</w:t>
+        <w:br/>
+        <w:br/>
+        <w:t>function closePinDialog(options = {}) {</w:t>
+        <w:br/>
+        <w:t xml:space="preserve">  setModalVisibility($("pinOverlay"), false, { restoreFocus: options?.restoreFocus !== false });</w:t>
+        <w:br/>
+        <w:t>}</w:t>
+        <w:br/>
+        <w:br/>
+        <w:t>async function openAdmin(role, providedPin = null) {</w:t>
+        <w:br/>
+        <w:t xml:space="preserve">  // Password requirement removed as requested</w:t>
+        <w:br/>
+        <w:br/>
+        <w:br/>
+        <w:t xml:space="preserve">  if (window.MechLexCore &amp;&amp; window.MechLexCore.sharedSync) {</w:t>
+        <w:br/>
+        <w:t xml:space="preserve">    try {</w:t>
+        <w:br/>
+        <w:t xml:space="preserve">      const response = await fetch("/api/can-write", { cache: "no-store" });</w:t>
+        <w:br/>
+        <w:t xml:space="preserve">      if (response.ok) {</w:t>
+        <w:br/>
+        <w:t xml:space="preserve">        const result = await response.json();</w:t>
+        <w:br/>
+        <w:t xml:space="preserve">        if (!result.canWrite) {</w:t>
+        <w:br/>
+        <w:t xml:space="preserve">          toast("אין לך הרשאת כתיבה לתיקייה המשותפת. גישת ניהול נדחתה.", "error");</w:t>
+        <w:br/>
+        <w:t xml:space="preserve">          return;</w:t>
+        <w:br/>
+        <w:t xml:space="preserve">        }</w:t>
+        <w:br/>
+        <w:t xml:space="preserve">      }</w:t>
+        <w:br/>
+        <w:t xml:space="preserve">    } catch (e) {</w:t>
+        <w:br/>
+        <w:t xml:space="preserve">      console.warn("Could not verify write access", e);</w:t>
+        <w:br/>
+        <w:t xml:space="preserve">    }</w:t>
+        <w:br/>
+        <w:t xml:space="preserve">  }</w:t>
+        <w:br/>
+        <w:br/>
+        <w:t xml:space="preserve">  const opener = modalFocusState.get($("pinOverlay")) || $("adminBtn");</w:t>
+        <w:br/>
+        <w:t xml:space="preserve">  state.adminUnlocked = true;</w:t>
+        <w:br/>
+        <w:t xml:space="preserve">  state.adminRole = role || state.adminRole || "content";</w:t>
+        <w:br/>
+        <w:t xml:space="preserve">  closePinDialog({ restoreFocus: false });</w:t>
+        <w:br/>
+        <w:t xml:space="preserve">  setModalVisibility($("adminOverlay"), true, { opener, initialFocus: $("closeAdminBtn") });</w:t>
+        <w:br/>
+        <w:br/>
+        <w:t xml:space="preserve">  if ($("adminRoleName")) {</w:t>
+        <w:br/>
+        <w:t xml:space="preserve">    $("adminRoleName").textContent = state.adminRole === "super" ? "אדמין ראשי (Super Admin)" : "מומחה תוכן (Content Admin)";</w:t>
+        <w:br/>
+        <w:t xml:space="preserve">  }</w:t>
+        <w:br/>
+        <w:t xml:space="preserve">  if ($("headerExportDataBtn")) {</w:t>
+        <w:br/>
+        <w:t xml:space="preserve">    $("headerExportDataBtn").textContent = state.adminRole === "super" ? "⬇ גיבוי מערכת מלא" : "⬇ גיבוי תוכן";</w:t>
+        <w:br/>
+        <w:t xml:space="preserve">    $("headerExportDataBtn").title = state.adminRole === "super"</w:t>
+        <w:br/>
+        <w:t xml:space="preserve">      ? "מוריד תוכן, UI/UX והעדפות — ללא קודי גישה"</w:t>
+        <w:br/>
+        <w:t xml:space="preserve">      : "מוריד תחומים, תתי־תחומים, מושגים ותמונות מוטמעות";</w:t>
+        <w:br/>
+        <w:t xml:space="preserve">  }</w:t>
+        <w:br/>
+        <w:br/>
+        <w:t xml:space="preserve">  const isSuper = state.adminRole === "super";</w:t>
+        <w:br/>
+        <w:t xml:space="preserve">  $$('[data-admin-tab="appearance"], [data-admin-tab="data"]').forEach((tab) =&gt; {</w:t>
+        <w:br/>
+        <w:t xml:space="preserve">    tab.style.display = isSuper ? "" : "none";</w:t>
+        <w:br/>
+        <w:t xml:space="preserve">  });</w:t>
+        <w:br/>
+        <w:t xml:space="preserve">  if (!isSuper &amp;&amp; (state.adminTab === "appearance" || state.adminTab === "data")) {</w:t>
+        <w:br/>
+        <w:t xml:space="preserve">    state.adminTab = "terms";</w:t>
+        <w:br/>
+        <w:t xml:space="preserve">  }</w:t>
+        <w:br/>
+        <w:br/>
+        <w:t xml:space="preserve">  renderAdmin();</w:t>
+        <w:br/>
+        <w:t xml:space="preserve">  setAdminTab(state.adminTab);</w:t>
+        <w:br/>
+        <w:t>}</w:t>
+        <w:br/>
+        <w:br/>
+        <w:t>function switchAdminRole() {</w:t>
+        <w:br/>
+        <w:t xml:space="preserve">  state.adminUnlocked = false;</w:t>
+        <w:br/>
+        <w:t xml:space="preserve">  closeAdmin();</w:t>
+        <w:br/>
+        <w:t xml:space="preserve">  openPinDialog();</w:t>
+        <w:br/>
+        <w:t>}</w:t>
+        <w:br/>
+        <w:br/>
+        <w:t>function closeAdmin() {</w:t>
+        <w:br/>
+        <w:t xml:space="preserve">  setModalVisibility($("adminOverlay"), false);</w:t>
+        <w:br/>
+        <w:t xml:space="preserve">  renderAll();</w:t>
+        <w:br/>
+        <w:t>}</w:t>
+        <w:br/>
+        <w:br/>
+        <w:t>function setAdminTab(tab) {</w:t>
+        <w:br/>
+        <w:t xml:space="preserve">  state.adminTab = tab;</w:t>
+        <w:br/>
+        <w:t xml:space="preserve">  $$('[data-admin-tab]').forEach((button) =&gt; button.classList.toggle("active", button.dataset.adminTab === tab));</w:t>
+        <w:br/>
+        <w:t xml:space="preserve">  $$(".admin-page").forEach((page) =&gt; page.classList.toggle("active", page.id === `admin-${tab}`));</w:t>
+        <w:br/>
+        <w:t>}</w:t>
+        <w:br/>
+        <w:br/>
+        <w:t>function fillAdminSelects() {</w:t>
+        <w:br/>
+        <w:t xml:space="preserve">  const domainOptions = data.map((domain) =&gt; `&lt;option value="${esc(domain.id)}"&gt;${esc(domain.name)}&lt;/option&gt;`).join("");</w:t>
+        <w:br/>
+        <w:t xml:space="preserve">  $("editDomain").innerHTML = domainOptions;</w:t>
+        <w:br/>
+        <w:t xml:space="preserve">  $("adminDomainFilter").innerHTML = `&lt;option value="all"&gt;כל התחומים&lt;/option&gt;${domainOptions}`;</w:t>
+        <w:br/>
+        <w:t xml:space="preserve">  if (!data.some((domain) =&gt; domain.id === $("editDomain").value) &amp;&amp; data.length) $("editDomain").value = data[0].id;</w:t>
+        <w:br/>
+        <w:t xml:space="preserve">  fillTermSubtopicSelect();</w:t>
+        <w:br/>
+        <w:t>}</w:t>
+        <w:br/>
+        <w:br/>
+        <w:t>function generateTermCode(domain) {</w:t>
+        <w:br/>
+        <w:t xml:space="preserve">  const prefix = String(domain?.prefix || "GEN").trim().toUpperCase() || "GEN";</w:t>
+        <w:br/>
+        <w:t xml:space="preserve">  const prefixToken = `${prefix}-`;</w:t>
+        <w:br/>
+        <w:t xml:space="preserve">  const numbers = allTerms().map((term) =&gt; {</w:t>
+        <w:br/>
+        <w:t xml:space="preserve">    const code = String(term.code || "").toUpperCase();</w:t>
+        <w:br/>
+        <w:t xml:space="preserve">    if (!code.startsWith(prefixToken)) return 0;</w:t>
+        <w:br/>
+        <w:t xml:space="preserve">    const value = Number(code.slice(prefixToken.length));</w:t>
+        <w:br/>
+        <w:t xml:space="preserve">    return Number.isInteger(value) &amp;&amp; value &gt; 0 ? value : 0;</w:t>
+        <w:br/>
+        <w:t xml:space="preserve">  });</w:t>
+        <w:br/>
+        <w:t xml:space="preserve">  let next = Math.max(0, ...numbers) + 1;</w:t>
+        <w:br/>
+        <w:t xml:space="preserve">  let code = `${prefix}-${String(next).padStart(3, "0")}`;</w:t>
+        <w:br/>
+        <w:t xml:space="preserve">  const used = new Set(allTerms().map((term) =&gt; normalizeText(term.code)));</w:t>
+        <w:br/>
+        <w:t xml:space="preserve">  while (used.has(normalizeText(code))) {</w:t>
+        <w:br/>
+        <w:t xml:space="preserve">    next += 1;</w:t>
+        <w:br/>
+        <w:t xml:space="preserve">    code = `${prefix}-${String(next).padStart(3, "0")}`;</w:t>
+        <w:br/>
+        <w:t xml:space="preserve">  }</w:t>
+        <w:br/>
+        <w:t xml:space="preserve">  return code;</w:t>
+        <w:br/>
+        <w:t>}</w:t>
+        <w:br/>
+        <w:br/>
+        <w:t>function fillTermSubtopicSelect(preferredValue) {</w:t>
+        <w:br/>
+        <w:t xml:space="preserve">  const domain = data.find((item) =&gt; item.id === $("editDomain").value);</w:t>
+        <w:br/>
+        <w:t xml:space="preserve">  const currentValue = preferredValue &amp;&amp; typeof preferredValue === "object"</w:t>
+        <w:br/>
+        <w:t xml:space="preserve">    ? (isDirectTermSubtopic(preferredValue.subtopic) ? "direct" : encodeHierarchyLocation(domain?.id || "", preferredValue.subtopic, preferredValue.subSubtopic || ""))</w:t>
+        <w:br/>
+        <w:t xml:space="preserve">    : (preferredValue === "כללי" ? "direct" : preferredValue ?? $("editSubtopic").value ?? "direct");</w:t>
+        <w:br/>
+        <w:t xml:space="preserve">  const subtopics = domain ? domainSubtopicEntries(domain) : [];</w:t>
+        <w:br/>
+        <w:t xml:space="preserve">  $("editSubtopic").innerHTML = `&lt;option value="direct"&gt;ישירות בתחום (ללא תת־תחום)&lt;/option&gt;${subtopics.map((subtopic) =&gt; `&lt;optgroup label="תת־תחום: ${esc(subtopic.name)}"&gt;&lt;option value="${esc(encodeHierarchyLocation(domain.id, subtopic.name))}"&gt;מושג בתוך ${esc(subtopic.name)}&lt;/option&gt;${subtopic.children.map((child) =&gt; `&lt;option value="${esc(encodeHierarchyLocation(domain.id, subtopic.name, child.name))}"&gt;↳ בתוך תת־תת־תחום: ${esc(child.name)}&lt;/option&gt;`).join("")}&lt;/optgroup&gt;`).join("")}`;</w:t>
+        <w:br/>
+        <w:t xml:space="preserve">  $("editSubtopic").value = [...$("editSubtopic").options].some((option) =&gt; option.value === currentValue) ? currentValue : "direct";</w:t>
+        <w:br/>
+        <w:t>}</w:t>
+        <w:br/>
+        <w:br/>
+        <w:t>function renderTermRecords() {</w:t>
+        <w:br/>
+        <w:t xml:space="preserve">  const query = normalizeText($("adminSearchInput").value);</w:t>
+        <w:br/>
+        <w:t xml:space="preserve">  const domainFilter = $("adminDomainFilter").value || "all";</w:t>
+        <w:br/>
+        <w:t xml:space="preserve">  const terms = allTerms().filter((term) =&gt; {</w:t>
+        <w:br/>
+        <w:t xml:space="preserve">    if (domainFilter !== "all" &amp;&amp; term.domainId !== domainFilter) return false;</w:t>
+        <w:br/>
+        <w:t xml:space="preserve">    return !query || termSearchText(term).includes(query);</w:t>
+        <w:br/>
+        <w:t xml:space="preserve">  });</w:t>
+        <w:br/>
+        <w:t xml:space="preserve">  $("termRecords").innerHTML = terms.length ? terms.map((term) =&gt; `</w:t>
+        <w:br/>
+        <w:t xml:space="preserve">    &lt;div class="record-item ${state.editingTermId === term.id ? "active" : ""}" data-edit-record="${esc(term.id)}"&gt;</w:t>
+        <w:br/>
+        <w:t xml:space="preserve">      &lt;div&gt;&lt;strong&gt;${esc(term.name)}&lt;/strong&gt;&lt;span&gt;${esc(term.domainName)} · ${esc(termLocationLabel(term.subtopic, term.subSubtopic))}&lt;/span&gt;&lt;/div&gt;</w:t>
+        <w:br/>
+        <w:t xml:space="preserve">      &lt;div class="record-actions"&gt;&lt;button class="btn ghost" data-clone-term="${esc(term.id)}" title="שכפל" aria-label="שכפל"&gt;⧉&lt;/button&gt;&lt;/div&gt;</w:t>
+        <w:br/>
+        <w:t xml:space="preserve">    &lt;/div&gt;`).join("") : `&lt;div class="empty-state"&gt;&lt;p&gt;לא נמצאו מושגים ברשימה.&lt;/p&gt;&lt;/div&gt;`;</w:t>
+        <w:br/>
+        <w:t xml:space="preserve">  $$('[data-edit-record]').forEach((item) =&gt; item.addEventListener("click", (event) =&gt; {</w:t>
+        <w:br/>
+        <w:t xml:space="preserve">    if (event.target.closest("[data-clone-term]")) return;</w:t>
+        <w:br/>
+        <w:t xml:space="preserve">    editTerm(item.dataset.editRecord);</w:t>
+        <w:br/>
+        <w:t xml:space="preserve">  }));</w:t>
+        <w:br/>
+        <w:t xml:space="preserve">  $$('[data-clone-term]').forEach((button) =&gt; button.addEventListener("click", (event) =&gt; {</w:t>
+        <w:br/>
+        <w:t xml:space="preserve">    event.stopPropagation();</w:t>
+        <w:br/>
+        <w:t xml:space="preserve">    cloneTerm(button.dataset.cloneTerm);</w:t>
+        <w:br/>
+        <w:t xml:space="preserve">  }));</w:t>
+        <w:br/>
+        <w:t>}</w:t>
+        <w:br/>
+        <w:br/>
+        <w:t>function renderDomainRecords() {</w:t>
+        <w:br/>
+        <w:t xml:space="preserve">  $("domainRecords").innerHTML = data.map((domain) =&gt; `</w:t>
+        <w:br/>
+        <w:t xml:space="preserve">    &lt;article class="domain-record" data-edit-domain-record="${esc(domain.id)}" style="--domain-color:${esc(domain.color)}"&gt;</w:t>
+        <w:br/>
+        <w:t xml:space="preserve">      &lt;h3&gt;${esc(domain.name)}&lt;/h3&gt;&lt;small dir="ltr"&gt;${esc(domain.nameEn)}&lt;/small&gt;</w:t>
+        <w:br/>
+        <w:t xml:space="preserve">      &lt;p&gt;${esc(domain.description || "ללא תיאור")}&lt;/p&gt;</w:t>
+        <w:br/>
+        <w:t xml:space="preserve">      &lt;footer&gt;&lt;span&gt;${domain.items.length} מושגים&lt;/span&gt;&lt;span&gt;${(domain.subtopics || []).length} תתי־תחומים · ${(domain.subtopics || []).reduce((sum, item) =&gt; sum + (item.children || []).length, 0)} תתי־תתי־תחומים&lt;/span&gt;&lt;/footer&gt;</w:t>
+        <w:br/>
+        <w:t xml:space="preserve">    &lt;/article&gt;`).join("");</w:t>
+        <w:br/>
+        <w:t xml:space="preserve">  $$('[data-edit-domain-record]').forEach((item) =&gt; item.addEventListener("click", () =&gt; editDomainRecord(item.dataset.editDomainRecord)));</w:t>
+        <w:br/>
+        <w:t>}</w:t>
+        <w:br/>
+        <w:br/>
+        <w:t>function renderFieldVisibility() {</w:t>
+        <w:br/>
+        <w:t xml:space="preserve">  const labels = {</w:t>
+        <w:br/>
+        <w:t xml:space="preserve">    symbol: "סימון", units: "יחידות", formula: "נוסחה ומשתנים", standards: "תקנים", example: "דוגמה מחושבת",</w:t>
+        <w:br/>
+        <w:t xml:space="preserve">    cautions: "דגשים וטעויות", manufacturing: "שיקולי ייצור", inspection: "שיטות בחינה", related: "מושגים קשורים"</w:t>
+        <w:br/>
+        <w:t xml:space="preserve">  };</w:t>
+        <w:br/>
+        <w:t xml:space="preserve">  $("fieldVisibility").innerHTML = Object.entries(labels).map(([key, label]) =&gt; `&lt;label class="toggle-item"&gt;&lt;span&gt;${esc(label)}&lt;/span&gt;&lt;input type="checkbox" data-field-setting="${key}" ${settings.fields[key] ? "checked" : ""}&gt;&lt;/label&gt;`).join("");</w:t>
+        <w:br/>
+        <w:t>}</w:t>
+        <w:br/>
+        <w:br/>
+        <w:t>function loadAppearanceInputs() {</w:t>
+        <w:br/>
+        <w:t xml:space="preserve">  const a = settings.appearance;</w:t>
+        <w:br/>
+        <w:t xml:space="preserve">  $("settingPrimary").value = a.primary;</w:t>
+        <w:br/>
+        <w:t xml:space="preserve">  $("settingBackground").value = a.background;</w:t>
+        <w:br/>
+        <w:t xml:space="preserve">  $("settingSurface").value = a.surface;</w:t>
+        <w:br/>
+        <w:t xml:space="preserve">  $("settingFont").value = a.font;</w:t>
+        <w:br/>
+        <w:t xml:space="preserve">  $("settingFontSize").value = a.fontSize;</w:t>
+        <w:br/>
+        <w:t xml:space="preserve">  $("settingRadius").value = a.radius;</w:t>
+        <w:br/>
+        <w:t xml:space="preserve">  $("settingDensity").value = a.density;</w:t>
+        <w:br/>
+        <w:t xml:space="preserve">  if ($("settingButtonShadow")) $("settingButtonShadow").value = a.buttonShadow || "dynamic";</w:t>
+        <w:br/>
+        <w:t xml:space="preserve">  if ($("settingButtonHoverScale")) $("settingButtonHoverScale").value = String(a.buttonHoverScale || 1.04);</w:t>
+        <w:br/>
+        <w:t xml:space="preserve">  if ($("settingButtonActiveScale")) $("settingButtonActiveScale").value = String(a.buttonActiveScale || 0.97);</w:t>
+        <w:br/>
+        <w:t xml:space="preserve">  $("fontSizeOutput").textContent = `${a.fontSize}px`;</w:t>
+        <w:br/>
+        <w:t xml:space="preserve">  $("radiusOutput").textContent = `${a.radius}px`;</w:t>
+        <w:br/>
+        <w:t>}</w:t>
+        <w:br/>
+        <w:br/>
+        <w:t>function renderAdmin() {</w:t>
+        <w:br/>
+        <w:t xml:space="preserve">  fillAdminSelects();</w:t>
+        <w:br/>
+        <w:t xml:space="preserve">  renderTermRecords();</w:t>
+        <w:br/>
+        <w:t xml:space="preserve">  renderDomainRecords();</w:t>
+        <w:br/>
+        <w:t xml:space="preserve">  renderFieldVisibility();</w:t>
+        <w:br/>
+        <w:t xml:space="preserve">  loadAppearanceInputs();</w:t>
+        <w:br/>
+        <w:t xml:space="preserve">  updateBackupStatus();</w:t>
+        <w:br/>
+        <w:t>}</w:t>
+        <w:br/>
+        <w:br/>
+        <w:t>function subSubtopicRowMarkup(item = {}) {</w:t>
+        <w:br/>
+        <w:t xml:space="preserve">  return `&lt;div class="subsubtopic-editor-row" data-subsubtopic-row data-subsubtopic-id="${esc(item.id || uid())}"&gt;</w:t>
+        <w:br/>
+        <w:t xml:space="preserve">    &lt;span class="hierarchy-connector" aria-hidden="true"&gt;↳&lt;/span&gt;</w:t>
+        <w:br/>
+        <w:t xml:space="preserve">    &lt;input data-subsubtopic-name aria-label="שם תת־תת־התחום" placeholder="שם תת־תת־התחום" value="${esc(item.name || "")}"&gt;</w:t>
+        <w:br/>
+        <w:t xml:space="preserve">    &lt;input data-subsubtopic-description aria-label="תיאור תת־תת־התחום" placeholder="תיאור קצר (אופציונלי)" value="${esc(item.description || "")}"&gt;</w:t>
+        <w:br/>
+        <w:t xml:space="preserve">    &lt;input data-subsubtopic-color type="color" aria-label="צבע תת־תת־התחום" value="${esc(item.color || "#6f8795")}" title="צבע תת־תת־התחום"&gt;</w:t>
+        <w:br/>
+        <w:t xml:space="preserve">    &lt;input data-subsubtopic-image-file type="file" accept="image/*" title="העלאת תמונה"&gt;</w:t>
+        <w:br/>
+        <w:t xml:space="preserve">    &lt;input data-subsubtopic-image-data type="hidden" value="${esc(item.imageData || "")}"&gt;</w:t>
+        <w:br/>
+        <w:t xml:space="preserve">    &lt;button type="button" class="icon-btn" data-remove-subsubtopic aria-label="הסרת תת־תת־תחום"&gt;×&lt;/button&gt;</w:t>
+        <w:br/>
+        <w:t xml:space="preserve">  &lt;/div&gt;`;</w:t>
+        <w:br/>
+        <w:t>}</w:t>
+        <w:br/>
+        <w:br/>
+        <w:t>function subtopicRowMarkup(item = {}) {</w:t>
+        <w:br/>
+        <w:t xml:space="preserve">  const children = normalizeSubSubtopics(item.children || []);</w:t>
+        <w:br/>
+        <w:t xml:space="preserve">  return `&lt;section class="subtopic-editor-row" data-subtopic-row data-subtopic-id="${esc(item.id || uid())}"&gt;</w:t>
+        <w:br/>
+        <w:t xml:space="preserve">    &lt;div class="subtopic-editor-main"&gt;</w:t>
+        <w:br/>
+        <w:t xml:space="preserve">      &lt;span class="hierarchy-level-badge"&gt;תת־חום&lt;/span&gt;</w:t>
+        <w:br/>
+        <w:t xml:space="preserve">      &lt;input data-subtopic-name aria-label="שם תת־התחום" placeholder="שם תת־התחום" value="${esc(item.name || "")}"&gt;</w:t>
+        <w:br/>
+        <w:t xml:space="preserve">      &lt;input data-subtopic-description aria-label="תיאור תת־התחום" placeholder="תיאור קצר (אופציונלי)" value="${esc(item.description || "")}"&gt;</w:t>
+        <w:br/>
+        <w:t xml:space="preserve">      &lt;input data-subtopic-color type="color" aria-label="צבע תת־התחום" value="${esc(item.color || "#496a80")}" title="צבע"&gt;</w:t>
+        <w:br/>
+        <w:t xml:space="preserve">      &lt;input data-subtopic-image-file type="file" accept="image/*" title="העלאת תמונה"&gt;</w:t>
+        <w:br/>
+        <w:t xml:space="preserve">      &lt;input data-subtopic-image-data type="hidden" value="${esc(item.imageData || "")}"&gt;</w:t>
+        <w:br/>
+        <w:t xml:space="preserve">      &lt;button type="button" class="text-btn" data-add-subsubtopic&gt;+ תת־תת־תחום&lt;/button&gt;</w:t>
+        <w:br/>
+        <w:t xml:space="preserve">      &lt;button type="button" class="icon-btn" data-remove-subtopic aria-label="הסרת תת־תחום"&gt;×&lt;/button&gt;</w:t>
+        <w:br/>
+        <w:t xml:space="preserve">    &lt;/div&gt;</w:t>
+        <w:br/>
+        <w:t xml:space="preserve">    &lt;div class="subsubtopic-editor-rows"&gt;${children.map(subSubtopicRowMarkup).join("")}&lt;/div&gt;</w:t>
+        <w:br/>
+        <w:t xml:space="preserve">  &lt;/section&gt;`;</w:t>
+        <w:br/>
+        <w:t>}</w:t>
+        <w:br/>
+        <w:br/>
+        <w:t>function bindSubtopicRowEvents() {</w:t>
+        <w:br/>
+        <w:t xml:space="preserve">  $$('[data-remove-subtopic]', $("domainSubtopicRows")).forEach((button) =&gt; { button.onclick = () =&gt; {</w:t>
+        <w:br/>
+        <w:t xml:space="preserve">    const rows = $$('[data-subtopic-row]', $("domainSubtopicRows"));</w:t>
+        <w:br/>
+        <w:t xml:space="preserve">    if (rows.length === 1) {</w:t>
+        <w:br/>
+        <w:t xml:space="preserve">      rows[0].querySelector("[data-subtopic-name]").value = "";</w:t>
+        <w:br/>
+        <w:t xml:space="preserve">      rows[0].querySelector("[data-subtopic-description]").value = "";</w:t>
+        <w:br/>
+        <w:t xml:space="preserve">      rows[0].querySelector(".subsubtopic-editor-rows").innerHTML = "";</w:t>
+        <w:br/>
+        <w:t xml:space="preserve">      return;</w:t>
+        <w:br/>
+        <w:t xml:space="preserve">    }</w:t>
+        <w:br/>
+        <w:t xml:space="preserve">    button.closest("[data-subtopic-row]").remove();</w:t>
+        <w:br/>
+        <w:t xml:space="preserve">  }; });</w:t>
+        <w:br/>
+        <w:t xml:space="preserve">  $$('[data-add-subsubtopic]', $("domainSubtopicRows")).forEach((button) =&gt; { button.onclick = () =&gt; {</w:t>
+        <w:br/>
+        <w:t xml:space="preserve">    button.closest("[data-subtopic-row]").querySelector(".subsubtopic-editor-rows").insertAdjacentHTML("beforeend", subSubtopicRowMarkup());</w:t>
+        <w:br/>
+        <w:t xml:space="preserve">    bindSubtopicRowEvents();</w:t>
+        <w:br/>
+        <w:t xml:space="preserve">  }; });</w:t>
+        <w:br/>
+        <w:t xml:space="preserve">  $$('[data-remove-subsubtopic]', $("domainSubtopicRows")).forEach((button) =&gt; { button.onclick = () =&gt; button.closest("[data-subsubtopic-row]").remove(); });</w:t>
         <w:br/>
         <w:t xml:space="preserve">  </w:t>
         <w:br/>
-        <w:t xml:space="preserve">  // The control panel (view switchers and filters) is now integrated into the header and should always be visible.</w:t>
-        <w:br/>
-        <w:t xml:space="preserve">  $("controlPanel").classList.remove("hidden");</w:t>
+        <w:t xml:space="preserve">  $$('[data-subtopic-image-file], [data-subsubtopic-image-file]', $("domainSubtopicRows")).forEach((fileInput) =&gt; {</w:t>
+        <w:br/>
+        <w:t xml:space="preserve">    fileInput.onchange = (e) =&gt; {</w:t>
+        <w:br/>
+        <w:t xml:space="preserve">      const file = e.target.files?.[0];</w:t>
+        <w:br/>
+        <w:t xml:space="preserve">      if (!file) return;</w:t>
+        <w:br/>
+        <w:t xml:space="preserve">      if (file.size &gt; 15 * 1024 * 1024) { e.target.value = ""; return toast("התמונה עולה על 15MB.", "error"); }</w:t>
+        <w:br/>
+        <w:t xml:space="preserve">      const reader = new FileReader();</w:t>
+        <w:br/>
+        <w:t xml:space="preserve">      const hiddenInput = e.target.nextElementSibling;</w:t>
+        <w:br/>
+        <w:t xml:space="preserve">      reader.onload = () =&gt; { hiddenInput.value = String(reader.result); toast("תמונה נטענה", "success"); };</w:t>
+        <w:br/>
+        <w:t xml:space="preserve">      reader.onerror = () =&gt; toast("שגיאה בטעינת תמונה", "error");</w:t>
+        <w:br/>
+        <w:t xml:space="preserve">      reader.readAsDataURL(file);</w:t>
+        <w:br/>
+        <w:t xml:space="preserve">    };</w:t>
+        <w:br/>
+        <w:t xml:space="preserve">  });</w:t>
+        <w:br/>
+        <w:t>}</w:t>
+        <w:br/>
+        <w:br/>
+        <w:t>function renderSubtopicRows(items = []) {</w:t>
+        <w:br/>
+        <w:t xml:space="preserve">  $("domainSubtopicRows").innerHTML = items.map(subtopicRowMarkup).join("");</w:t>
+        <w:br/>
+        <w:t xml:space="preserve">  if (!items.length) $("domainSubtopicRows").innerHTML = subtopicRowMarkup();</w:t>
+        <w:br/>
+        <w:t xml:space="preserve">  bindSubtopicRowEvents();</w:t>
+        <w:br/>
+        <w:t>}</w:t>
+        <w:br/>
+        <w:br/>
+        <w:t>function readSubtopicRows() {</w:t>
+        <w:br/>
+        <w:t xml:space="preserve">  return $$('[data-subtopic-row]', $("domainSubtopicRows")).map((row) =&gt; ({</w:t>
+        <w:br/>
+        <w:t xml:space="preserve">    id: row.dataset.subtopicId || uid(),</w:t>
+        <w:br/>
+        <w:t xml:space="preserve">    name: row.querySelector("[data-subtopic-name]").value.trim(),</w:t>
+        <w:br/>
+        <w:t xml:space="preserve">    description: row.querySelector("[data-subtopic-description]").value.trim(),</w:t>
+        <w:br/>
+        <w:t xml:space="preserve">    color: row.querySelector("[data-subtopic-color]").value,</w:t>
+        <w:br/>
+        <w:t xml:space="preserve">    imageData: row.querySelector("[data-subtopic-image-data]").value,</w:t>
+        <w:br/>
+        <w:t xml:space="preserve">    children: $$('[data-subsubtopic-row]', row).map((child) =&gt; ({</w:t>
+        <w:br/>
+        <w:t xml:space="preserve">      id: child.dataset.subsubtopicId || uid(),</w:t>
+        <w:br/>
+        <w:t xml:space="preserve">      name: child.querySelector("[data-subsubtopic-name]").value.trim(),</w:t>
+        <w:br/>
+        <w:t xml:space="preserve">      description: child.querySelector("[data-subsubtopic-description]").value.trim(),</w:t>
+        <w:br/>
+        <w:t xml:space="preserve">      color: child.querySelector("[data-subsubtopic-color]").value,</w:t>
+        <w:br/>
+        <w:t xml:space="preserve">      imageData: child.querySelector("[data-subsubtopic-image-data]").value,</w:t>
+        <w:br/>
+        <w:t xml:space="preserve">    })).filter((child) =&gt; child.name),</w:t>
+        <w:br/>
+        <w:t xml:space="preserve">  })).filter((item) =&gt; item.name);</w:t>
+        <w:br/>
+        <w:t>}</w:t>
+        <w:br/>
+        <w:br/>
+        <w:t>function clearTermForm() {</w:t>
+        <w:br/>
+        <w:t xml:space="preserve">  state.editingTermId = null;</w:t>
+        <w:br/>
+        <w:t xml:space="preserve">  state.embeddedImageData = "";</w:t>
+        <w:br/>
+        <w:t xml:space="preserve">  if ($("editTermId")) $("editTermId").value = "";</w:t>
+        <w:br/>
+        <w:t xml:space="preserve">  if ($("editCode")) $("editCode").value = "";</w:t>
+        <w:br/>
+        <w:t xml:space="preserve">  if ($("editName")) $("editName").value = "";</w:t>
+        <w:br/>
+        <w:t xml:space="preserve">  if ($("editNameEn")) $("editNameEn").value = "";</w:t>
+        <w:br/>
+        <w:t xml:space="preserve">  if ($("editDefinition")) $("editDefinition").innerHTML = "";</w:t>
+        <w:br/>
+        <w:t xml:space="preserve">  if ($("editDefinitionHtml")) $("editDefinitionHtml").value = "";</w:t>
+        <w:br/>
+        <w:t xml:space="preserve">  if ($("editImageName")) $("editImageName").value = "";</w:t>
+        <w:br/>
+        <w:t xml:space="preserve">  if ($("editImageFile")) $("editImageFile").value = "";</w:t>
+        <w:br/>
+        <w:t xml:space="preserve">  if ($("embeddedImageState")) $("embeddedImageState").textContent = "לא הוטמעה תמונה";</w:t>
+        <w:br/>
+        <w:t xml:space="preserve">  if ($("editSymbol")) $("editSymbol").value = "";</w:t>
+        <w:br/>
+        <w:t xml:space="preserve">  if ($("editUnits")) $("editUnits").value = "";</w:t>
+        <w:br/>
+        <w:t xml:space="preserve">  if ($("editShort")) $("editShort").value = "";</w:t>
+        <w:br/>
+        <w:t xml:space="preserve">  if ($("editWhy")) $("editWhy").value = "";</w:t>
+        <w:br/>
+        <w:t xml:space="preserve">  if ($("editRelated")) $("editRelated").value = "";</w:t>
+        <w:br/>
+        <w:t xml:space="preserve">  if ($("editAliases")) $("editAliases").value = "";</w:t>
+        <w:br/>
+        <w:t xml:space="preserve">  if ($("editTags")) $("editTags").value = "";</w:t>
+        <w:br/>
+        <w:t xml:space="preserve">  if ($("editStandards")) $("editStandards").value = "";</w:t>
+        <w:br/>
+        <w:t xml:space="preserve">  if ($("editFormula")) $("editFormula").value = "";</w:t>
+        <w:br/>
+        <w:t xml:space="preserve">  if ($("editFormulaNote")) $("editFormulaNote").value = "";</w:t>
+        <w:br/>
+        <w:t xml:space="preserve">  if ($("editVariables")) $("editVariables").value = "";</w:t>
+        <w:br/>
+        <w:t xml:space="preserve">  if ($("editExampleTitle")) $("editExampleTitle").value = "";</w:t>
+        <w:br/>
+        <w:t xml:space="preserve">  if ($("editExampleGiven")) $("editExampleGiven").value = "";</w:t>
+        <w:br/>
+        <w:t xml:space="preserve">  if ($("editExampleSolution")) $("editExampleSolution").value = "";</w:t>
+        <w:br/>
+        <w:t xml:space="preserve">  if ($("editExampleResult")) $("editExampleResult").value = "";</w:t>
+        <w:br/>
+        <w:t xml:space="preserve">  if ($("editUses")) $("editUses").value = "";</w:t>
+        <w:br/>
+        <w:t xml:space="preserve">  if ($("editCautions")) $("editCautions").value = "";</w:t>
+        <w:br/>
+        <w:t xml:space="preserve">  if ($("editManufacturing")) $("editManufacturing").value = "";</w:t>
+        <w:br/>
+        <w:t xml:space="preserve">  if ($("editInspection")) $("editInspection").value = "";</w:t>
+        <w:br/>
+        <w:t xml:space="preserve">  if ($("editVisualTitle")) $("editVisualTitle").value = "";</w:t>
+        <w:br/>
+        <w:t xml:space="preserve">  if ($("editVisualDescription")) $("editVisualDescription").value = "";</w:t>
+        <w:br/>
+        <w:t xml:space="preserve">  if ($("termFormTitle")) $("termFormTitle").textContent = "הוספת מושג";</w:t>
+        <w:br/>
+        <w:t xml:space="preserve">  if ($("deleteCurrentTermBtn")) $("deleteCurrentTermBtn").classList.add("hidden");</w:t>
+        <w:br/>
+        <w:t xml:space="preserve">  if (data[0] &amp;&amp; $("editDomain")) $("editDomain").value = data[0].id;</w:t>
+        <w:br/>
+        <w:t xml:space="preserve">  fillTermSubtopicSelect("direct");</w:t>
+        <w:br/>
+        <w:t xml:space="preserve">  renderTermRecords();</w:t>
+        <w:br/>
+        <w:t>}</w:t>
+        <w:br/>
+        <w:br/>
+        <w:t>function editTerm(termId) {</w:t>
+        <w:br/>
+        <w:t xml:space="preserve">  const term = findTerm(termId);</w:t>
+        <w:br/>
+        <w:t xml:space="preserve">  if (!term) return;</w:t>
+        <w:br/>
+        <w:t xml:space="preserve">  state.editingTermId = term.id;</w:t>
+        <w:br/>
+        <w:t xml:space="preserve">  state.embeddedImageData = term.imageData || "";</w:t>
+        <w:br/>
+        <w:t xml:space="preserve">  $("editTermId").value = term.id;</w:t>
+        <w:br/>
+        <w:t xml:space="preserve">  $("termFormTitle").textContent = `עריכת ${term.name}`;</w:t>
+        <w:br/>
+        <w:t xml:space="preserve">  $("editDomain").value = term.domainId;</w:t>
+        <w:br/>
+        <w:t xml:space="preserve">  fillTermSubtopicSelect(term);</w:t>
+        <w:br/>
+        <w:t xml:space="preserve">  $("editCode").value = term.code;</w:t>
+        <w:br/>
+        <w:t xml:space="preserve">  $("editName").value = term.name;</w:t>
+        <w:br/>
+        <w:t xml:space="preserve">  $("editNameEn").value = term.nameEn || "";</w:t>
+        <w:br/>
+        <w:t xml:space="preserve">  $("editSymbol").value = term.symbol || "";</w:t>
+        <w:br/>
+        <w:t xml:space="preserve">  $("editUnits").value = term.units || "";</w:t>
+        <w:br/>
+        <w:t xml:space="preserve">  $("editShort").value = term.short || "";</w:t>
+        <w:br/>
+        <w:t xml:space="preserve">  $("editDefinition").innerHTML = term.definitionHtml || esc(term.definition || "");</w:t>
+        <w:br/>
+        <w:t xml:space="preserve">  $("editDefinitionHtml").value = term.definitionHtml || esc(term.definition || "");</w:t>
+        <w:br/>
+        <w:t xml:space="preserve">  $("editWhy").value = term.why || "";</w:t>
+        <w:br/>
+        <w:t xml:space="preserve">  $("editFormula").value = term.formula || "";</w:t>
+        <w:br/>
+        <w:t xml:space="preserve">  $("editFormulaNote").value = term.formulaNote || "";</w:t>
+        <w:br/>
+        <w:t xml:space="preserve">  $("editVariables").value = (term.variables || []).map((item) =&gt; `${item.symbol} | ${item.meaning} | ${item.unit}`).join("\n");</w:t>
+        <w:br/>
+        <w:t xml:space="preserve">  $("editUses").value = (term.uses || []).join("\n");</w:t>
+        <w:br/>
+        <w:t xml:space="preserve">  $("editCautions").value = (term.cautions || []).join("\n");</w:t>
+        <w:br/>
+        <w:t xml:space="preserve">  $("editStandards").value = (term.standards || []).join(", ");</w:t>
+        <w:br/>
+        <w:t xml:space="preserve">  $("editTags").value = (term.tags || []).join(", ");</w:t>
+        <w:br/>
+        <w:t xml:space="preserve">  $("editRelated").value = (term.related || []).join(", ");</w:t>
+        <w:br/>
+        <w:t xml:space="preserve">  $("editAliases").value = (term.aliases || []).join(", ");</w:t>
+        <w:br/>
+        <w:t xml:space="preserve">  $("editManufacturing").value = term.manufacturing || "";</w:t>
+        <w:br/>
+        <w:t xml:space="preserve">  $("editInspection").value = term.inspection || "";</w:t>
+        <w:br/>
+        <w:t xml:space="preserve">  $("editExampleTitle").value = term.example?.title || "";</w:t>
+        <w:br/>
+        <w:t xml:space="preserve">  $("editExampleGiven").value = term.example?.given || "";</w:t>
+        <w:br/>
+        <w:t xml:space="preserve">  $("editExampleSolution").value = term.example?.solution || "";</w:t>
+        <w:br/>
+        <w:t xml:space="preserve">  $("editExampleResult").value = term.example?.result || "";</w:t>
+        <w:br/>
+        <w:t xml:space="preserve">  $("editImageName").value = term.imageName || "";</w:t>
+        <w:br/>
+        <w:t xml:space="preserve">  $("editVisualTitle").value = term.visualTitle || "";</w:t>
+        <w:br/>
+        <w:t xml:space="preserve">  $("editVisualDescription").value = term.visualDescription || "";</w:t>
+        <w:br/>
+        <w:t xml:space="preserve">  $("embeddedImageState").textContent = term.imageData ? "קיימת תמונה מוטמעת" : "לא הוטמעה תמונה";</w:t>
+        <w:br/>
+        <w:t xml:space="preserve">  $("deleteCurrentTermBtn").classList.remove("hidden");</w:t>
+        <w:br/>
+        <w:t xml:space="preserve">  renderTermRecords();</w:t>
+        <w:br/>
+        <w:t xml:space="preserve">  $("termForm").scrollIntoView({ behavior: "smooth", block: "start" });</w:t>
+        <w:br/>
+        <w:t>}</w:t>
+        <w:br/>
+        <w:br/>
+        <w:t>function parseVariablesInput(value) {</w:t>
+        <w:br/>
+        <w:t xml:space="preserve">  return splitLines(value).map((line) =&gt; {</w:t>
+        <w:br/>
+        <w:t xml:space="preserve">    const [symbol = "", meaning = "", unit = ""] = line.split("|").map((item) =&gt; item.trim());</w:t>
+        <w:br/>
+        <w:t xml:space="preserve">    return { symbol, meaning, unit };</w:t>
+        <w:br/>
+        <w:t xml:space="preserve">  }).filter((item) =&gt; item.symbol || item.meaning || item.unit);</w:t>
+        <w:br/>
+        <w:t>}</w:t>
+        <w:br/>
+        <w:br/>
+        <w:t>function upsertTermFromForm(event) {</w:t>
+        <w:br/>
+        <w:t xml:space="preserve">  event.preventDefault();</w:t>
+        <w:br/>
+        <w:t xml:space="preserve">  const id = $("editTermId").value || uid();</w:t>
+        <w:br/>
+        <w:t xml:space="preserve">  const domainId = $("editDomain").value;</w:t>
+        <w:br/>
+        <w:t xml:space="preserve">  const domain = data.find((item) =&gt; item.id === domainId);</w:t>
+        <w:br/>
+        <w:t xml:space="preserve">  if (!domain) return toast("יש לבחור תחום תקין", "error");</w:t>
+        <w:br/>
+        <w:t xml:space="preserve">  const name = $("editName").value.trim();</w:t>
+        <w:br/>
+        <w:t xml:space="preserve">  const definitionHtml = cleanRichHtml($("editDefinition").innerHTML);</w:t>
+        <w:br/>
+        <w:t xml:space="preserve">  const definitionText = plainRichText(definitionHtml);</w:t>
+        <w:br/>
+        <w:t xml:space="preserve">  if (!name) { $("editName").focus(); return toast("חובה להזין שם מושג", "error"); }</w:t>
+        <w:br/>
+        <w:t xml:space="preserve">  if (name.length &lt; 2) { $("editName").focus(); return toast("שם המושג קצר מדי", "error"); }</w:t>
+        <w:br/>
+        <w:t xml:space="preserve">  if (!definitionText) { $("editDefinition").focus(); return toast("חובה להזין הגדרה מקצועית", "error"); }</w:t>
+        <w:br/>
+        <w:t xml:space="preserve">  const existing = findTerm(id);</w:t>
+        <w:br/>
+        <w:t xml:space="preserve">  const code = existing?.code || $("editCode").value.trim() || generateTermCode(domain);</w:t>
+        <w:br/>
+        <w:t xml:space="preserve">  const duplicate = allTerms().find((term) =&gt; normalizeText(term.code) === normalizeText(code) &amp;&amp; term.id !== id);</w:t>
+        <w:br/>
+        <w:t xml:space="preserve">  if (duplicate) return toast(`הקוד ${code} כבר משויך למושג ${duplicate.name}`, "error");</w:t>
+        <w:br/>
+        <w:t xml:space="preserve">  const selectedLocation = decodeHierarchyLocation($("editSubtopic").value);</w:t>
+        <w:br/>
+        <w:t xml:space="preserve">  const term = normalizeTerm({</w:t>
+        <w:br/>
+        <w:t xml:space="preserve">    id,</w:t>
+        <w:br/>
+        <w:t xml:space="preserve">    code,</w:t>
+        <w:br/>
+        <w:t xml:space="preserve">    name,</w:t>
+        <w:br/>
+        <w:t xml:space="preserve">    nameEn: existing?.nameEn || $("editNameEn").value.trim(),</w:t>
+        <w:br/>
+        <w:t xml:space="preserve">    subtopic: selectedLocation?.subtopic || "כללי",</w:t>
+        <w:br/>
+        <w:t xml:space="preserve">    subSubtopic: selectedLocation?.subSubtopic || "",</w:t>
+        <w:br/>
+        <w:t xml:space="preserve">    symbol: $("editSymbol").value.trim(),</w:t>
+        <w:br/>
+        <w:t xml:space="preserve">    units: $("editUnits").value.trim(),</w:t>
+        <w:br/>
+        <w:t xml:space="preserve">    short: $("editShort").value.trim() || definitionText.slice(0, 180),</w:t>
+        <w:br/>
+        <w:t xml:space="preserve">    definition: definitionText,</w:t>
+        <w:br/>
+        <w:t xml:space="preserve">    definitionHtml,</w:t>
+        <w:br/>
+        <w:t xml:space="preserve">    why: $("editWhy").value.trim(),</w:t>
+        <w:br/>
+        <w:t xml:space="preserve">    formula: $("editFormula").value.trim(),</w:t>
+        <w:br/>
+        <w:t xml:space="preserve">    formulaNote: $("editFormulaNote").value.trim(),</w:t>
+        <w:br/>
+        <w:t xml:space="preserve">    variables: parseVariablesInput($("editVariables").value),</w:t>
+        <w:br/>
+        <w:t xml:space="preserve">    uses: splitLines($("editUses").value),</w:t>
+        <w:br/>
+        <w:t xml:space="preserve">    cautions: splitLines($("editCautions").value),</w:t>
+        <w:br/>
+        <w:t xml:space="preserve">    standards: splitCsv($("editStandards").value),</w:t>
+        <w:br/>
+        <w:t xml:space="preserve">    tags: splitCsv($("editTags").value),</w:t>
+        <w:br/>
+        <w:t xml:space="preserve">    related: splitCsv($("editRelated").value),</w:t>
+        <w:br/>
+        <w:t xml:space="preserve">    aliases: splitCsv($("editAliases").value),</w:t>
+        <w:br/>
+        <w:t xml:space="preserve">    manufacturing: $("editManufacturing").value.trim(),</w:t>
+        <w:br/>
+        <w:t xml:space="preserve">    inspection: $("editInspection").value.trim(),</w:t>
+        <w:br/>
+        <w:t xml:space="preserve">    example: {</w:t>
+        <w:br/>
+        <w:t xml:space="preserve">      title: $("editExampleTitle").value.trim(),</w:t>
+        <w:br/>
+        <w:t xml:space="preserve">      given: $("editExampleGiven").value.trim(),</w:t>
+        <w:br/>
+        <w:t xml:space="preserve">      solution: $("editExampleSolution").value.trim(),</w:t>
+        <w:br/>
+        <w:t xml:space="preserve">      result: $("editExampleResult").value.trim(),</w:t>
+        <w:br/>
+        <w:t xml:space="preserve">    },</w:t>
+        <w:br/>
+        <w:t xml:space="preserve">    imageName: $("editImageName").value.trim(),</w:t>
+        <w:br/>
+        <w:t xml:space="preserve">    imageData: state.embeddedImageData,</w:t>
+        <w:br/>
+        <w:t xml:space="preserve">    visualTitle: $("editVisualTitle").value.trim() || $("editName").value.trim(),</w:t>
+        <w:br/>
+        <w:t xml:space="preserve">    visualDescription: $("editVisualDescription").value.trim(),</w:t>
+        <w:br/>
+        <w:t xml:space="preserve">    createdAt: existing?.createdAt || todayIso(),</w:t>
+        <w:br/>
+        <w:t xml:space="preserve">    updatedAt: todayIso(),</w:t>
+        <w:br/>
+        <w:t xml:space="preserve">  }, domain.prefix);</w:t>
+        <w:br/>
+        <w:br/>
+        <w:t xml:space="preserve">  data.forEach((item) =&gt; { item.items = item.items.filter((candidate) =&gt; candidate.id !== id); });</w:t>
+        <w:br/>
+        <w:t xml:space="preserve">  domain.items.push(term);</w:t>
+        <w:br/>
+        <w:t xml:space="preserve">  ensureTermHierarchy(domain, term);</w:t>
+        <w:br/>
+        <w:t xml:space="preserve">  saveAll("המושג נשמר אוטומטית במחשב זה · מומלץ להוריד גיבוי", { backupRelevant: true });</w:t>
+        <w:br/>
+        <w:t xml:space="preserve">  toast("המושג נשמר אוטומטית במחשב זה", "success");</w:t>
+        <w:br/>
+        <w:t xml:space="preserve">  clearTermForm();</w:t>
+        <w:br/>
+        <w:t xml:space="preserve">  renderAdmin();</w:t>
+        <w:br/>
+        <w:t xml:space="preserve">  renderAll();</w:t>
+        <w:br/>
+        <w:t>}</w:t>
+        <w:br/>
+        <w:br/>
+        <w:t>function cloneTerm(termId) {</w:t>
+        <w:br/>
+        <w:t xml:space="preserve">  const source = findTerm(termId);</w:t>
+        <w:br/>
+        <w:t xml:space="preserve">  if (!source) return;</w:t>
+        <w:br/>
+        <w:t xml:space="preserve">  const domain = data.find((item) =&gt; item.id === source.domainId);</w:t>
+        <w:br/>
+        <w:t xml:space="preserve">  if (!domain) return toast("לא נמצא התחום של המושג", "error");</w:t>
+        <w:br/>
+        <w:t xml:space="preserve">  createRecoverySnapshot(`לפני שכפול המושג ${source.name}`);</w:t>
+        <w:br/>
+        <w:t xml:space="preserve">  const copyCode = uniqueTermCode(`${source.code}-COPY`);</w:t>
+        <w:br/>
+        <w:t xml:space="preserve">  const copy = normalizeTerm({ ...clone(source), id: uid(), code: copyCode, name: `${source.name} — עותק`, related: [...(source.related || [])], createdAt: todayIso(), updatedAt: todayIso() }, domain.prefix);</w:t>
+        <w:br/>
+        <w:t xml:space="preserve">  domain.items.push(copy);</w:t>
+        <w:br/>
+        <w:t xml:space="preserve">  repairCatalogIntegrity(data);</w:t>
+        <w:br/>
+        <w:t xml:space="preserve">  saveAll("המושג שוכפל ונשמר אוטומטית", { backupRelevant: true });</w:t>
+        <w:br/>
+        <w:t xml:space="preserve">  toast(`נוצר עותק עם הקוד ${copyCode}`, "success");</w:t>
+        <w:br/>
+        <w:t xml:space="preserve">  renderAdmin();</w:t>
+        <w:br/>
+        <w:t xml:space="preserve">  editTerm(copy.id);</w:t>
+        <w:br/>
+        <w:t>}</w:t>
+        <w:br/>
+        <w:br/>
+        <w:t>function deleteTerm(termId) {</w:t>
+        <w:br/>
+        <w:t xml:space="preserve">  const term = findTerm(termId);</w:t>
+        <w:br/>
+        <w:t xml:space="preserve">  if (!term || !confirm(`למחוק את המושג “${term.name}”? לפני המחיקה תישמר נקודת שחזור מקומית.`)) return;</w:t>
+        <w:br/>
+        <w:t xml:space="preserve">  createRecoverySnapshot(`לפני מחיקת המושג ${term.name}`);</w:t>
+        <w:br/>
+        <w:t xml:space="preserve">  const removedRefs = new Set([term.id, term.code, term.name, term.nameEn].map(normalizeText).filter(Boolean));</w:t>
+        <w:br/>
+        <w:t xml:space="preserve">  let cleanedLinks = 0;</w:t>
+        <w:br/>
+        <w:t xml:space="preserve">  data.forEach((domain) =&gt; {</w:t>
+        <w:br/>
+        <w:t xml:space="preserve">    domain.items = domain.items.filter((item) =&gt; item.id !== termId);</w:t>
+        <w:br/>
+        <w:t xml:space="preserve">    domain.items.forEach((item) =&gt; {</w:t>
+        <w:br/>
+        <w:t xml:space="preserve">      const before = (item.related || []).length;</w:t>
+        <w:br/>
+        <w:t xml:space="preserve">      item.related = (item.related || []).filter((ref) =&gt; !removedRefs.has(normalizeText(ref)));</w:t>
+        <w:br/>
+        <w:t xml:space="preserve">      cleanedLinks += before - item.related.length;</w:t>
+        <w:br/>
+        <w:t xml:space="preserve">    });</w:t>
+        <w:br/>
+        <w:t xml:space="preserve">  });</w:t>
+        <w:br/>
+        <w:t xml:space="preserve">  prefs.favorites = prefs.favorites.filter((id) =&gt; id !== termId);</w:t>
+        <w:br/>
+        <w:t xml:space="preserve">  prefs.recent = prefs.recent.filter((id) =&gt; id !== termId);</w:t>
+        <w:br/>
+        <w:t xml:space="preserve">  delete prefs.progress[termId];</w:t>
+        <w:br/>
+        <w:t xml:space="preserve">  repairCatalogIntegrity(data);</w:t>
+        <w:br/>
+        <w:t xml:space="preserve">  saveAll("המושג נמחק והשינוי נשמר אוטומטית", { backupRelevant: true });</w:t>
+        <w:br/>
+        <w:t xml:space="preserve">  toast(`המושג נמחק${cleanedLinks ? ` ונוקו ${cleanedLinks} קישורים קשורים` : ""}`, "success");</w:t>
+        <w:br/>
+        <w:t xml:space="preserve">  clearTermForm();</w:t>
+        <w:br/>
+        <w:t xml:space="preserve">  renderAdmin();</w:t>
+        <w:br/>
+        <w:t xml:space="preserve">  renderAll();</w:t>
+        <w:br/>
+        <w:t>}</w:t>
+        <w:br/>
+        <w:br/>
+        <w:t>function clearDomainForm() {</w:t>
+        <w:br/>
+        <w:t xml:space="preserve">  state.editingDomainId = null;</w:t>
+        <w:br/>
+        <w:t xml:space="preserve">  state.embeddedDomainImageData = "";</w:t>
+        <w:br/>
+        <w:t xml:space="preserve">  if ($("editDomainId")) $("editDomainId").value = "";</w:t>
+        <w:br/>
+        <w:t xml:space="preserve">  if ($("domainName")) $("domainName").value = "";</w:t>
+        <w:br/>
+        <w:t xml:space="preserve">  if ($("domainNameEn")) $("domainNameEn").value = "";</w:t>
+        <w:br/>
+        <w:t xml:space="preserve">  if ($("domainPrefix")) $("domainPrefix").value = "";</w:t>
+        <w:br/>
+        <w:t xml:space="preserve">  if ($("domainIcon")) $("domainIcon").value = "general";</w:t>
+        <w:br/>
+        <w:t xml:space="preserve">  if ($("domainColor")) $("domainColor").value = "#246b87";</w:t>
+        <w:br/>
+        <w:t xml:space="preserve">  if ($("domainDescription")) $("domainDescription").value = "";</w:t>
+        <w:br/>
+        <w:t xml:space="preserve">  if ($("domainDefinition")) $("domainDefinition").innerHTML = "";</w:t>
+        <w:br/>
+        <w:t xml:space="preserve">  if ($("domainDefinitionHtml")) $("domainDefinitionHtml").value = "";</w:t>
+        <w:br/>
+        <w:t xml:space="preserve">  if ($("domainImageFile")) $("domainImageFile").value = "";</w:t>
+        <w:br/>
+        <w:t xml:space="preserve">  if ($("domainEmbeddedImageState")) $("domainEmbeddedImageState").textContent = "לא נבחרה תמונה";</w:t>
+        <w:br/>
+        <w:t xml:space="preserve">  if ($("domainFormTitle")) $("domainFormTitle").textContent = "הוספת תחום";</w:t>
+        <w:br/>
+        <w:t xml:space="preserve">  renderSubtopicRows([]);</w:t>
+        <w:br/>
+        <w:t xml:space="preserve">  if ($("deleteCurrentDomainBtn")) $("deleteCurrentDomainBtn").classList.add("hidden");</w:t>
+        <w:br/>
+        <w:t xml:space="preserve">  if ($("deleteDomainWithTermsBtn")) $("deleteDomainWithTermsBtn").classList.add("hidden");</w:t>
+        <w:br/>
+        <w:t>}</w:t>
+        <w:br/>
+        <w:br/>
+        <w:t>function editDomainRecord(domainId) {</w:t>
+        <w:br/>
+        <w:t xml:space="preserve">  const domain = data.find((item) =&gt; item.id === domainId);</w:t>
+        <w:br/>
+        <w:t xml:space="preserve">  if (!domain) return;</w:t>
+        <w:br/>
+        <w:t xml:space="preserve">  state.editingDomainId = domain.id;</w:t>
+        <w:br/>
+        <w:t xml:space="preserve">  state.embeddedDomainImageData = domain.imageData || "";</w:t>
+        <w:br/>
+        <w:t xml:space="preserve">  $("editDomainId").value = domain.id;</w:t>
+        <w:br/>
+        <w:t xml:space="preserve">  $("domainFormTitle").textContent = `עריכת ${domain.name}`;</w:t>
+        <w:br/>
+        <w:t xml:space="preserve">  $("domainName").value = domain.name;</w:t>
+        <w:br/>
+        <w:t xml:space="preserve">  $("domainNameEn").value = domain.nameEn || "";</w:t>
+        <w:br/>
+        <w:t xml:space="preserve">  $("domainPrefix").value = domain.prefix;</w:t>
+        <w:br/>
+        <w:t xml:space="preserve">  $("domainIcon").value = domain.icon;</w:t>
+        <w:br/>
+        <w:t xml:space="preserve">  $("domainColor").value = domain.color;</w:t>
+        <w:br/>
+        <w:t xml:space="preserve">  $("domainDescription").value = domain.description || "";</w:t>
+        <w:br/>
+        <w:t xml:space="preserve">  $("domainDefinition").innerHTML = domain.definitionHtml || domain.description || "";</w:t>
+        <w:br/>
+        <w:t xml:space="preserve">  $("domainDefinitionHtml").value = domain.definitionHtml || domain.description || "";</w:t>
+        <w:br/>
+        <w:t xml:space="preserve">  if ($("domainImageFile")) $("domainImageFile").value = "";</w:t>
+        <w:br/>
+        <w:t xml:space="preserve">  if ($("domainEmbeddedImageState")) $("domainEmbeddedImageState").textContent = domain.imageData ? "תמונה קיימת בבסיס הנתונים" : "לא נבחרה תמונה";</w:t>
+        <w:br/>
+        <w:t xml:space="preserve">  renderSubtopicRows(domain.subtopics || []);</w:t>
+        <w:br/>
+        <w:t xml:space="preserve">  $("deleteCurrentDomainBtn").classList.remove("hidden");</w:t>
+        <w:br/>
+        <w:t xml:space="preserve">  $("deleteDomainWithTermsBtn")?.classList.remove("hidden");</w:t>
+        <w:br/>
+        <w:t xml:space="preserve">  $("domainForm").scrollIntoView({ behavior: "smooth", block: "start" });</w:t>
+        <w:br/>
+        <w:t>}</w:t>
+        <w:br/>
+        <w:br/>
+        <w:t>function reconcileDomainHierarchy(domain, nextSubtopics) {</w:t>
+        <w:br/>
+        <w:t xml:space="preserve">  const operations = [];</w:t>
+        <w:br/>
+        <w:t xml:space="preserve">  for (const previousParent of normalizeSubtopics(domain.subtopics || [])) {</w:t>
+        <w:br/>
+        <w:t xml:space="preserve">    const nextParent = nextSubtopics.find((candidate) =&gt; candidate.id === previousParent.id);</w:t>
+        <w:br/>
+        <w:t xml:space="preserve">    if (!nextParent) {</w:t>
+        <w:br/>
+        <w:t xml:space="preserve">      const count = domain.items.filter((term) =&gt; term.subtopic === previousParent.name).length;</w:t>
+        <w:br/>
+        <w:t xml:space="preserve">      operations.push({ type: "remove-parent", parent: previousParent.name, count });</w:t>
+        <w:br/>
+        <w:t xml:space="preserve">      continue;</w:t>
+        <w:br/>
+        <w:t xml:space="preserve">    }</w:t>
+        <w:br/>
+        <w:t xml:space="preserve">    for (const previousChild of previousParent.children || []) {</w:t>
+        <w:br/>
+        <w:t xml:space="preserve">      const nextChild = (nextParent.children || []).find((candidate) =&gt; candidate.id === previousChild.id);</w:t>
+        <w:br/>
+        <w:t xml:space="preserve">      if (!nextChild) {</w:t>
+        <w:br/>
+        <w:t xml:space="preserve">        const count = domain.items.filter((term) =&gt; term.subtopic === previousParent.name &amp;&amp; term.subSubtopic === previousChild.name).length;</w:t>
+        <w:br/>
+        <w:t xml:space="preserve">        operations.push({ type: "remove-child", parent: previousParent.name, child: previousChild.name, count });</w:t>
+        <w:br/>
+        <w:t xml:space="preserve">      } else if (nextChild.name !== previousChild.name) {</w:t>
+        <w:br/>
+        <w:t xml:space="preserve">        operations.push({ type: "rename-child", parent: previousParent.name, child: previousChild.name, nextName: nextChild.name });</w:t>
+        <w:br/>
+        <w:t xml:space="preserve">      }</w:t>
+        <w:br/>
+        <w:t xml:space="preserve">    }</w:t>
+        <w:br/>
+        <w:t xml:space="preserve">    if (nextParent.name !== previousParent.name) operations.push({ type: "rename-parent", parent: previousParent.name, nextName: nextParent.name });</w:t>
+        <w:br/>
+        <w:t xml:space="preserve">  }</w:t>
+        <w:br/>
+        <w:br/>
+        <w:t xml:space="preserve">  const movedTerms = operations.filter((operation) =&gt; operation.type.startsWith("remove-")).reduce((total, operation) =&gt; total + operation.count, 0);</w:t>
+        <w:br/>
+        <w:t xml:space="preserve">  if (movedTerms &amp;&amp; !confirm(`הסרת הענף תשנה את המיקום של ${movedTerms} מושגים, אך לא תמחק אותם. מושגים מתת־תת־תחום יועברו לתת־התחום, ומושגים מתת־תחום יועברו ישירות לתחום. להמשיך?`)) return false;</w:t>
+        <w:br/>
+        <w:br/>
+        <w:t xml:space="preserve">  for (const operation of operations) {</w:t>
+        <w:br/>
+        <w:t xml:space="preserve">    if (operation.type === "remove-parent") {</w:t>
+        <w:br/>
+        <w:t xml:space="preserve">      domain.items.filter((term) =&gt; term.subtopic === operation.parent).forEach((term) =&gt; { term.subtopic = "כללי"; term.subSubtopic = ""; });</w:t>
+        <w:br/>
+        <w:t xml:space="preserve">    }</w:t>
+        <w:br/>
+        <w:t xml:space="preserve">    if (operation.type === "remove-child") {</w:t>
+        <w:br/>
+        <w:t xml:space="preserve">      domain.items.filter((term) =&gt; term.subtopic === operation.parent &amp;&amp; term.subSubtopic === operation.child).forEach((term) =&gt; { term.subSubtopic = ""; });</w:t>
+        <w:br/>
+        <w:t xml:space="preserve">    }</w:t>
+        <w:br/>
+        <w:t xml:space="preserve">    if (operation.type === "rename-child") {</w:t>
+        <w:br/>
+        <w:t xml:space="preserve">      domain.items.filter((term) =&gt; term.subtopic === operation.parent &amp;&amp; term.subSubtopic === operation.child).forEach((term) =&gt; { term.subSubtopic = operation.nextName; });</w:t>
+        <w:br/>
+        <w:t xml:space="preserve">    }</w:t>
+        <w:br/>
+        <w:t xml:space="preserve">    if (operation.type === "rename-parent") {</w:t>
+        <w:br/>
+        <w:t xml:space="preserve">      domain.items.filter((term) =&gt; term.subtopic === operation.parent).forEach((term) =&gt; { term.subtopic = operation.nextName; });</w:t>
+        <w:br/>
+        <w:t xml:space="preserve">    }</w:t>
+        <w:br/>
+        <w:t xml:space="preserve">  }</w:t>
+        <w:br/>
+        <w:t xml:space="preserve">  return true;</w:t>
+        <w:br/>
+        <w:t>}</w:t>
+        <w:br/>
+        <w:br/>
+        <w:t>function upsertDomainFromForm(event) {</w:t>
+        <w:br/>
+        <w:t xml:space="preserve">  event.preventDefault();</w:t>
+        <w:br/>
+        <w:t xml:space="preserve">  const id = $("editDomainId").value || uid();</w:t>
+        <w:br/>
+        <w:t xml:space="preserve">  const name = $("domainName").value.trim();</w:t>
+        <w:br/>
+        <w:t xml:space="preserve">  const prefix = $("domainPrefix").value.trim().toUpperCase();</w:t>
+        <w:br/>
+        <w:t xml:space="preserve">  if (!name) { $("domainName").focus(); return toast("חובה להזין שם תחום", "error"); }</w:t>
+        <w:br/>
+        <w:t xml:space="preserve">  if (!prefix) { $("domainPrefix").focus(); return toast("חובה להזין קידומת קוד", "error"); }</w:t>
+        <w:br/>
+        <w:t xml:space="preserve">  if (!/^[A-Z0-9_-]{2,12}$/.test(prefix)) { $("domainPrefix").focus(); return toast("קידומת התחום יכולה להכיל 2–12 אותיות באנגלית, מספרים, מקף או קו תחתון", "error"); }</w:t>
+        <w:br/>
+        <w:t xml:space="preserve">  const duplicate = data.find((domain) =&gt; normalizeText(domain.prefix) === normalizeText(prefix) &amp;&amp; domain.id !== id);</w:t>
+        <w:br/>
+        <w:t xml:space="preserve">  if (duplicate) return toast(`הקידומת ${prefix} כבר בשימוש`, "error");</w:t>
+        <w:br/>
+        <w:t xml:space="preserve">  let domain = data.find((item) =&gt; item.id === id);</w:t>
+        <w:br/>
+        <w:t xml:space="preserve">  if (!domain) {</w:t>
+        <w:br/>
+        <w:t xml:space="preserve">    domain = { id, items: [] };</w:t>
+        <w:br/>
+        <w:t xml:space="preserve">    data.push(domain);</w:t>
+        <w:br/>
+        <w:t xml:space="preserve">  }</w:t>
+        <w:br/>
+        <w:t xml:space="preserve">  domain.name = name;</w:t>
+        <w:br/>
+        <w:t xml:space="preserve">  domain.nameEn = $("domainNameEn").value.trim();</w:t>
+        <w:br/>
+        <w:t xml:space="preserve">  domain.prefix = prefix;</w:t>
+        <w:br/>
+        <w:t xml:space="preserve">  domain.icon = $("domainIcon").value;</w:t>
+        <w:br/>
+        <w:t xml:space="preserve">  domain.color = $("domainColor").value;</w:t>
+        <w:br/>
+        <w:t xml:space="preserve">  domain.description = $("domainDefinition") ? $("domainDefinition").textContent.replace(/\s+/g, " ").trim() : $("domainDescription").value.trim();</w:t>
+        <w:br/>
+        <w:t xml:space="preserve">  domain.definitionHtml = $("domainDefinition") ? $("domainDefinition").innerHTML.trim() : "";</w:t>
+        <w:br/>
+        <w:t xml:space="preserve">  domain.imageData = state.embeddedDomainImageData;</w:t>
+        <w:br/>
+        <w:t xml:space="preserve">  const nextSubtopics = normalizeSubtopics(readSubtopicRows());</w:t>
+        <w:br/>
+        <w:t xml:space="preserve">  if (!reconcileDomainHierarchy(domain, nextSubtopics)) return;</w:t>
+        <w:br/>
+        <w:t xml:space="preserve">  domain.subtopics = nextSubtopics;</w:t>
+        <w:br/>
+        <w:t xml:space="preserve">  saveAll("התחום נשמר אוטומטית במחשב זה · מומלץ להוריד גיבוי", { backupRelevant: true });</w:t>
+        <w:br/>
+        <w:t xml:space="preserve">  toast("התחום נשמר אוטומטית במחשב זה", "success");</w:t>
+        <w:br/>
+        <w:t xml:space="preserve">  clearDomainForm();</w:t>
+        <w:br/>
+        <w:t xml:space="preserve">  renderAdmin();</w:t>
+        <w:br/>
+        <w:t xml:space="preserve">  renderAll();</w:t>
+        <w:br/>
+        <w:t>}</w:t>
+        <w:br/>
+        <w:br/>
+        <w:t>function deleteDomain(domainId) {</w:t>
+        <w:br/>
+        <w:t xml:space="preserve">  const domain = data.find((item) =&gt; item.id === domainId);</w:t>
+        <w:br/>
+        <w:t xml:space="preserve">  if (!domain) return;</w:t>
+        <w:br/>
+        <w:t xml:space="preserve">  if (domain.items.length) return toast("לא ניתן למחוק תחום שמכיל מושגים. העבר או מחק אותם תחילה.", "error");</w:t>
+        <w:br/>
+        <w:t xml:space="preserve">  if (!confirm(`למחוק את התחום “${domain.name}”? לפני המחיקה תישמר נקודת שחזור מקומית.`)) return;</w:t>
+        <w:br/>
+        <w:t xml:space="preserve">  createRecoverySnapshot(`לפני מחיקת התחום הריק ${domain.name}`);</w:t>
+        <w:br/>
+        <w:t xml:space="preserve">  data = data.filter((item) =&gt; item.id !== domainId);</w:t>
+        <w:br/>
+        <w:t xml:space="preserve">  if (state.domainId === domainId) state.domainId = "all";</w:t>
+        <w:br/>
+        <w:t xml:space="preserve">  saveAll("התחום נמחק והשינוי נשמר אוטומטית", { backupRelevant: true });</w:t>
+        <w:br/>
+        <w:t xml:space="preserve">  toast("התחום הריק נמחק", "success");</w:t>
+        <w:br/>
+        <w:t xml:space="preserve">  clearDomainForm();</w:t>
+        <w:br/>
+        <w:t xml:space="preserve">  renderAdmin();</w:t>
+        <w:br/>
+        <w:t xml:space="preserve">  renderAll();</w:t>
+        <w:br/>
+        <w:t>}</w:t>
+        <w:br/>
+        <w:br/>
+        <w:t>function deleteDomainWithTerms(domainId) {</w:t>
+        <w:br/>
+        <w:t xml:space="preserve">  const domain = data.find((item) =&gt; item.id === domainId);</w:t>
+        <w:br/>
+        <w:t xml:space="preserve">  if (!domain) return;</w:t>
+        <w:br/>
+        <w:t xml:space="preserve">  const count = domain.items.length;</w:t>
+        <w:br/>
+        <w:t xml:space="preserve">  if (!confirm(`מחיקה מלאה של “${domain.name}” תמחק לצמיתות את התחום, ${count} המושגים שבו, תתי־התחומים ותתי־תתי־התחומים. לא ניתן לבטל פעולה זו. להמשיך?`)) return;</w:t>
+        <w:br/>
+        <w:t xml:space="preserve">  createRecoverySnapshot(`לפני מחיקת התחום ${domain.name}`);</w:t>
+        <w:br/>
+        <w:t xml:space="preserve">  const removedIds = new Set(domain.items.map((term) =&gt; term.id));</w:t>
+        <w:br/>
+        <w:t xml:space="preserve">  const removedRefs = new Set(domain.items.flatMap((term) =&gt; [term.id, term.code, term.name, term.nameEn]).map(normalizeText).filter(Boolean));</w:t>
+        <w:br/>
+        <w:t xml:space="preserve">  data = data.filter((item) =&gt; item.id !== domainId);</w:t>
+        <w:br/>
+        <w:t xml:space="preserve">  data.forEach((remainingDomain) =&gt; remainingDomain.items.forEach((term) =&gt; { term.related = (term.related || []).filter((ref) =&gt; !removedRefs.has(normalizeText(ref))); }));</w:t>
+        <w:br/>
+        <w:t xml:space="preserve">  prefs.favorites = prefs.favorites.filter((id) =&gt; !removedIds.has(id));</w:t>
+        <w:br/>
+        <w:t xml:space="preserve">  prefs.recent = prefs.recent.filter((id) =&gt; !removedIds.has(id));</w:t>
+        <w:br/>
+        <w:t xml:space="preserve">  Object.keys(prefs.progress).forEach((id) =&gt; { if (removedIds.has(id)) delete prefs.progress[id]; });</w:t>
+        <w:br/>
+        <w:t xml:space="preserve">  if (state.domainId === domainId) { state.domainId = "all"; state.subtopic = "all"; state.subSubtopic = "all"; }</w:t>
+        <w:br/>
+        <w:t xml:space="preserve">  saveAll("התחום וכל תוכנו נמחקו והשינוי נשמר", { backupRelevant: true });</w:t>
+        <w:br/>
+        <w:t xml:space="preserve">  toast(`התחום ו־${count} המושגים שבו נמחקו`, "success");</w:t>
+        <w:br/>
+        <w:t xml:space="preserve">  clearDomainForm();</w:t>
+        <w:br/>
+        <w:t xml:space="preserve">  renderAdmin();</w:t>
+        <w:br/>
+        <w:t xml:space="preserve">  renderAll();</w:t>
+        <w:br/>
+        <w:t>}</w:t>
+        <w:br/>
+        <w:br/>
+        <w:t>function applyAppearanceFromForm() {</w:t>
+        <w:br/>
+        <w:t xml:space="preserve">  settings.appearance = {</w:t>
+        <w:br/>
+        <w:t xml:space="preserve">    primary: $("settingPrimary").value,</w:t>
+        <w:br/>
+        <w:t xml:space="preserve">    background: $("settingBackground").value,</w:t>
+        <w:br/>
+        <w:t xml:space="preserve">    surface: $("settingSurface").value,</w:t>
+        <w:br/>
+        <w:t xml:space="preserve">    font: $("settingFont").value,</w:t>
+        <w:br/>
+        <w:t xml:space="preserve">    fontSize: Number($("settingFontSize").value),</w:t>
+        <w:br/>
+        <w:t xml:space="preserve">    radius: Number($("settingRadius").value),</w:t>
+        <w:br/>
+        <w:t xml:space="preserve">    density: $("settingDensity").value,</w:t>
+        <w:br/>
+        <w:t xml:space="preserve">    buttonShadow: $("settingButtonShadow") ? $("settingButtonShadow").value : "dynamic",</w:t>
+        <w:br/>
+        <w:t xml:space="preserve">    buttonHoverScale: $("settingButtonHoverScale") ? Number($("settingButtonHoverScale").value) : 1.04,</w:t>
+        <w:br/>
+        <w:t xml:space="preserve">    buttonActiveScale: $("settingButtonActiveScale") ? Number($("settingButtonActiveScale").value) : 0.97,</w:t>
+        <w:br/>
+        <w:t xml:space="preserve">  };</w:t>
+        <w:br/>
+        <w:t xml:space="preserve">  $$('[data-field-setting]').forEach((input) =&gt; { settings.fields[input.dataset.fieldSetting] = input.checked; });</w:t>
+        <w:br/>
+        <w:t xml:space="preserve">  saveAll("הגדרות התצוגה נשמרו", { backupRelevant: "system" });</w:t>
+        <w:br/>
+        <w:t xml:space="preserve">  applyAppearance();</w:t>
+        <w:br/>
+        <w:t xml:space="preserve">  toast("הגדרות התצוגה עודכנו", "success");</w:t>
+        <w:br/>
+        <w:t xml:space="preserve">  renderAll();</w:t>
+        <w:br/>
+        <w:t>}</w:t>
+        <w:br/>
+        <w:br/>
+        <w:t>function restoreEmbeddedCatalog() {</w:t>
+        <w:br/>
+        <w:t xml:space="preserve">  if (Array.isArray(window.MECHLEX_SHARED_DATA) &amp;&amp; window.MECHLEX_SHARED_DATA.length) {</w:t>
+        <w:br/>
+        <w:t xml:space="preserve">    const termCount = window.MECHLEX_SHARED_DATA.reduce((sum, domain) =&gt; sum + (domain.items?.length || 0), 0);</w:t>
+        <w:br/>
+        <w:t xml:space="preserve">    if (!confirm(`לשחזר את קטלוג הבסיס המובנה (${termCount} מושגים)? הנתונים המקומיים הנוכחיים יוחלפו. מומלץ להוריד גיבוי לפני הפעולה.`)) return;</w:t>
+        <w:br/>
+        <w:t xml:space="preserve">    data = normalizeData(window.MECHLEX_SHARED_DATA);</w:t>
+        <w:br/>
+        <w:t xml:space="preserve">    saveAll("קטלוג הבסיס שוחזר ונשמר במחשב זה", { backupRelevant: true });</w:t>
+        <w:br/>
+        <w:t xml:space="preserve">    renderAdmin();</w:t>
+        <w:br/>
+        <w:t xml:space="preserve">    renderAll();</w:t>
+        <w:br/>
+        <w:t xml:space="preserve">    toast("קטלוג הבסיס המובנה שוחזר", "success");</w:t>
+        <w:br/>
+        <w:t xml:space="preserve">  } else {</w:t>
+        <w:br/>
+        <w:t xml:space="preserve">    toast("לא נמצא קטלוג בסיס מובנה", "error");</w:t>
+        <w:br/>
+        <w:t xml:space="preserve">  }</w:t>
+        <w:br/>
+        <w:t>}</w:t>
+        <w:br/>
+        <w:br/>
+        <w:br/>
+        <w:t>function personalProgressFilename(extension = "json") {</w:t>
+        <w:br/>
+        <w:t xml:space="preserve">  const employee = safeFilenamePart($("progressUserName")?.value || prefs.profileName);</w:t>
+        <w:br/>
+        <w:t xml:space="preserve">  const namePart = employee ? `_${employee}` : "";</w:t>
+        <w:br/>
+        <w:t xml:space="preserve">  return `mechlex-personal-progress${namePart}_${localTimestamp()}.${extension}`;</w:t>
+        <w:br/>
+        <w:t>}</w:t>
+        <w:br/>
+        <w:br/>
+        <w:t>function updateProgressFilenamePreview() {</w:t>
+        <w:br/>
+        <w:t xml:space="preserve">  if (!$("progressFilenamePreview")) return;</w:t>
+        <w:br/>
+        <w:t xml:space="preserve">  $("progressFilenamePreview").textContent = personalProgressFilename($("progressFileFormat").value || "json");</w:t>
+        <w:br/>
+        <w:t>}</w:t>
+        <w:br/>
+        <w:br/>
+        <w:t>function openProgressDialog() {</w:t>
+        <w:br/>
+        <w:t xml:space="preserve">  $("progressUserName").value = prefs.profileName || "";</w:t>
+        <w:br/>
+        <w:t xml:space="preserve">  $("progressFileFormat").value = "json";</w:t>
+        <w:br/>
+        <w:t xml:space="preserve">  updateProgressFilenamePreview();</w:t>
+        <w:br/>
+        <w:t xml:space="preserve">  setModalVisibility($("progressOverlay"), true, { initialFocus: $("progressUserName") });</w:t>
+        <w:br/>
+        <w:t>}</w:t>
+        <w:br/>
+        <w:br/>
+        <w:t>function closeProgressDialog() {</w:t>
+        <w:br/>
+        <w:t xml:space="preserve">  setModalVisibility($("progressOverlay"), false);</w:t>
+        <w:br/>
+        <w:t>}</w:t>
+        <w:br/>
+        <w:br/>
+        <w:t>function buildPersonalProgressPayload() {</w:t>
+        <w:br/>
+        <w:t xml:space="preserve">  const byId = new Map(allTerms().map((term) =&gt; [term.id, term]));</w:t>
+        <w:br/>
+        <w:t xml:space="preserve">  const favoriteRefs = prefs.favorites.map((id) =&gt; byId.get(id)).filter(Boolean).map((term) =&gt; ({ id: term.id, code: term.code, name: term.name }));</w:t>
+        <w:br/>
+        <w:t xml:space="preserve">  const learning = Object.entries(prefs.progress).map(([id, status]) =&gt; {</w:t>
+        <w:br/>
+        <w:t xml:space="preserve">    const term = byId.get(id);</w:t>
+        <w:br/>
+        <w:t xml:space="preserve">    return term ? { id: term.id, code: term.code, name: term.name, status } : null;</w:t>
+        <w:br/>
+        <w:t xml:space="preserve">  }).filter(Boolean);</w:t>
+        <w:br/>
+        <w:t xml:space="preserve">  const recentRefs = prefs.recent.map((id) =&gt; byId.get(id)).filter(Boolean).map((term) =&gt; ({ id: term.id, code: term.code, name: term.name }));</w:t>
+        <w:br/>
+        <w:t xml:space="preserve">  return {</w:t>
+        <w:br/>
+        <w:t xml:space="preserve">    format: PERSONAL_PROGRESS_FORMAT,</w:t>
+        <w:br/>
+        <w:t xml:space="preserve">    version: 1,</w:t>
+        <w:br/>
+        <w:t xml:space="preserve">    appVersion: APP_VERSION,</w:t>
+        <w:br/>
+        <w:t xml:space="preserve">    savedAt: new Date().toISOString(),</w:t>
+        <w:br/>
+        <w:t xml:space="preserve">    profileName: prefs.profileName || "",</w:t>
+        <w:br/>
+        <w:t xml:space="preserve">    catalogTermCount: allTerms().length,</w:t>
+        <w:br/>
+        <w:t xml:space="preserve">    favorites: favoriteRefs,</w:t>
+        <w:br/>
+        <w:t xml:space="preserve">    learning,</w:t>
+        <w:br/>
+        <w:t xml:space="preserve">    recent: recentRefs,</w:t>
+        <w:br/>
+        <w:t xml:space="preserve">    preferences: { theme: prefs.theme, view: prefs.view },</w:t>
+        <w:br/>
+        <w:t xml:space="preserve">  };</w:t>
+        <w:br/>
+        <w:t>}</w:t>
+        <w:br/>
+        <w:br/>
+        <w:t>function exportPersonalProgress(event) {</w:t>
+        <w:br/>
+        <w:t xml:space="preserve">  event?.preventDefault();</w:t>
+        <w:br/>
+        <w:t xml:space="preserve">  prefs.profileName = $("progressUserName").value.trim();</w:t>
+        <w:br/>
+        <w:t xml:space="preserve">  const extension = $("progressFileFormat").value === "txt" ? "txt" : "json";</w:t>
+        <w:br/>
+        <w:t xml:space="preserve">  const payload = buildPersonalProgressPayload();</w:t>
+        <w:br/>
+        <w:t xml:space="preserve">  const type = extension === "txt" ? "text/plain;charset=utf-8" : "application/json;charset=utf-8";</w:t>
+        <w:br/>
+        <w:t xml:space="preserve">  downloadFile(personalProgressFilename(extension), JSON.stringify(payload, null, 2), type);</w:t>
+        <w:br/>
+        <w:t xml:space="preserve">  saveAll("המצב האישי נשמר מקומית והורד כקובץ");</w:t>
+        <w:br/>
+        <w:t xml:space="preserve">  closeProgressDialog();</w:t>
+        <w:br/>
+        <w:t xml:space="preserve">  toast("קובץ המצב האישי הורד לתיקיית ההורדות", "success");</w:t>
+        <w:br/>
+        <w:t>}</w:t>
+        <w:br/>
+        <w:br/>
+        <w:t>function resolveProgressReference(reference) {</w:t>
+        <w:br/>
+        <w:t xml:space="preserve">  if (!reference) return null;</w:t>
+        <w:br/>
+        <w:t xml:space="preserve">  if (typeof reference === "string") return findTerm(reference);</w:t>
+        <w:br/>
+        <w:t xml:space="preserve">  return findTerm(reference.code || reference.id || reference.name || "");</w:t>
+        <w:br/>
+        <w:t>}</w:t>
+        <w:br/>
+        <w:br/>
+        <w:t>async function importPersonalProgressFile(file) {</w:t>
+        <w:br/>
+        <w:t xml:space="preserve">  try {</w:t>
+        <w:br/>
+        <w:t xml:space="preserve">    const payload = JSON.parse(await file.text());</w:t>
+        <w:br/>
+        <w:t xml:space="preserve">    let personal = payload;</w:t>
+        <w:br/>
+        <w:t xml:space="preserve">    if (payload?.format !== PERSONAL_PROGRESS_FORMAT &amp;&amp; payload?.prefs) {</w:t>
+        <w:br/>
+        <w:t xml:space="preserve">      const oldPrefs = payload.prefs;</w:t>
+        <w:br/>
+        <w:t xml:space="preserve">      personal = {</w:t>
+        <w:br/>
+        <w:t xml:space="preserve">        format: PERSONAL_PROGRESS_FORMAT,</w:t>
+        <w:br/>
+        <w:t xml:space="preserve">        profileName: oldPrefs.profileName || "",</w:t>
+        <w:br/>
+        <w:t xml:space="preserve">        favorites: (oldPrefs.favorites || []).map((id) =&gt; ({ id })),</w:t>
+        <w:br/>
+        <w:t xml:space="preserve">        learning: Object.entries(oldPrefs.progress || {}).map(([id, status]) =&gt; ({ id, status })),</w:t>
+        <w:br/>
+        <w:t xml:space="preserve">        recent: (oldPrefs.recent || []).map((id) =&gt; ({ id })),</w:t>
+        <w:br/>
+        <w:t xml:space="preserve">        preferences: { theme: oldPrefs.theme, view: oldPrefs.view },</w:t>
+        <w:br/>
+        <w:t xml:space="preserve">      };</w:t>
+        <w:br/>
+        <w:t xml:space="preserve">    }</w:t>
+        <w:br/>
+        <w:t xml:space="preserve">    if (!personal || personal.format !== PERSONAL_PROGRESS_FORMAT) throw new Error("הקובץ אינו קובץ מצב אישי תקין של MechLex");</w:t>
+        <w:br/>
+        <w:t xml:space="preserve">    if (!confirm(`לטעון את המצב האישי${personal.profileName ? ` של ${personal.profileName}` : ""}? המועדפים והתקדמות הלמידה הנוכחיים יוחלפו, אך מאגר המושגים לא ישתנה.`)) return;</w:t>
+        <w:br/>
+        <w:br/>
+        <w:t xml:space="preserve">    const favorites = unique((personal.favorites || []).map(resolveProgressReference).filter(Boolean).map((term) =&gt; term.id));</w:t>
+        <w:br/>
+        <w:t xml:space="preserve">    const progress = {};</w:t>
+        <w:br/>
+        <w:t xml:space="preserve">    (personal.learning || []).forEach((item) =&gt; {</w:t>
+        <w:br/>
+        <w:t xml:space="preserve">      const term = resolveProgressReference(item);</w:t>
+        <w:br/>
+        <w:t xml:space="preserve">      if (term &amp;&amp; ["learning", "mastered"].includes(item.status)) progress[term.id] = item.status;</w:t>
+        <w:br/>
+        <w:t xml:space="preserve">    });</w:t>
+        <w:br/>
+        <w:t xml:space="preserve">    const recent = unique((personal.recent || []).map(resolveProgressReference).filter(Boolean).map((term) =&gt; term.id)).slice(0, 20);</w:t>
+        <w:br/>
+        <w:br/>
+        <w:t xml:space="preserve">    prefs.favorites = favorites;</w:t>
+        <w:br/>
+        <w:t xml:space="preserve">    prefs.progress = progress;</w:t>
+        <w:br/>
+        <w:t xml:space="preserve">    prefs.recent = recent;</w:t>
+        <w:br/>
+        <w:t xml:space="preserve">    prefs.profileName = personal.profileName || prefs.profileName || "";</w:t>
+        <w:br/>
+        <w:t xml:space="preserve">    if (["light", "dark"].includes(personal.preferences?.theme)) prefs.theme = personal.preferences.theme;</w:t>
+        <w:br/>
+        <w:t xml:space="preserve">    if (["grid", "list"].includes(personal.preferences?.view)) prefs.view = personal.preferences.view;</w:t>
+        <w:br/>
+        <w:t xml:space="preserve">    saveAll("המצב האישי נטען", { backupRelevant: "system" });</w:t>
+        <w:br/>
+        <w:t xml:space="preserve">    renderAll();</w:t>
+        <w:br/>
+        <w:t xml:space="preserve">    toast(`המצב האישי נטען: ${favorites.length} מועדפים ו-${Object.keys(progress).length} מצבי למידה`, "success");</w:t>
+        <w:br/>
+        <w:t xml:space="preserve">  } catch (error) {</w:t>
+        <w:br/>
+        <w:t xml:space="preserve">    console.warn("MechLex personal progress import rejected", error.message);</w:t>
+        <w:br/>
+        <w:t xml:space="preserve">    toast(`טעינת מצב אישי נכשלה: ${error.message}`, "error");</w:t>
+        <w:br/>
+        <w:t xml:space="preserve">  } finally {</w:t>
+        <w:br/>
+        <w:t xml:space="preserve">    $("importProgressFile").value = "";</w:t>
+        <w:br/>
+        <w:t xml:space="preserve">  }</w:t>
+        <w:br/>
+        <w:t>}</w:t>
+        <w:br/>
+        <w:br/>
+        <w:t>function downloadFile(filename, content, type) {</w:t>
+        <w:br/>
+        <w:t xml:space="preserve">  const blob = new Blob([content], { type });</w:t>
+        <w:br/>
+        <w:t xml:space="preserve">  const url = URL.createObjectURL(blob);</w:t>
+        <w:br/>
+        <w:t xml:space="preserve">  const anchor = document.createElement("a");</w:t>
+        <w:br/>
+        <w:t xml:space="preserve">  anchor.href = url;</w:t>
+        <w:br/>
+        <w:t xml:space="preserve">  anchor.download = filename;</w:t>
+        <w:br/>
+        <w:t xml:space="preserve">  document.body.appendChild(anchor);</w:t>
+        <w:br/>
+        <w:t xml:space="preserve">  anchor.click();</w:t>
+        <w:br/>
+        <w:t xml:space="preserve">  anchor.remove();</w:t>
+        <w:br/>
+        <w:t xml:space="preserve">  setTimeout(() =&gt; URL.revokeObjectURL(url), 1000);</w:t>
+        <w:br/>
+        <w:t>}</w:t>
+        <w:br/>
+        <w:br/>
+        <w:t>function wrapCanvasText(ctx, text, maxWidth) {</w:t>
+        <w:br/>
+        <w:t xml:space="preserve">  const words = String(text || "").split(/\s+/).filter(Boolean);</w:t>
+        <w:br/>
+        <w:t xml:space="preserve">  const lines = []; let line = "";</w:t>
+        <w:br/>
+        <w:t xml:space="preserve">  words.forEach((word) =&gt; {</w:t>
+        <w:br/>
+        <w:t xml:space="preserve">    const candidate = line ? `${line} ${word}` : word;</w:t>
+        <w:br/>
+        <w:t xml:space="preserve">    if (ctx.measureText(candidate).width &gt; maxWidth &amp;&amp; line) { lines.push(line); line = word; }</w:t>
+        <w:br/>
+        <w:t xml:space="preserve">    else line = candidate;</w:t>
+        <w:br/>
+        <w:t xml:space="preserve">  });</w:t>
+        <w:br/>
+        <w:t xml:space="preserve">  if (line) lines.push(line);</w:t>
+        <w:br/>
+        <w:t xml:space="preserve">  return lines;</w:t>
+        <w:br/>
+        <w:t>}</w:t>
+        <w:br/>
+        <w:br/>
+        <w:t>function loadImageSource(source) {</w:t>
+        <w:br/>
+        <w:t xml:space="preserve">  return new Promise((resolve) =&gt; {</w:t>
+        <w:br/>
+        <w:t xml:space="preserve">    if (!source) return resolve(null);</w:t>
+        <w:br/>
+        <w:t xml:space="preserve">    const image = new Image();</w:t>
+        <w:br/>
+        <w:t xml:space="preserve">    image.crossOrigin = "anonymous";</w:t>
+        <w:br/>
+        <w:t xml:space="preserve">    image.onload = () =&gt; resolve(image);</w:t>
+        <w:br/>
+        <w:t xml:space="preserve">    image.onerror = () =&gt; resolve(null);</w:t>
+        <w:br/>
+        <w:t xml:space="preserve">    image.src = source;</w:t>
+        <w:br/>
+        <w:t xml:space="preserve">  });</w:t>
+        <w:br/>
+        <w:t>}</w:t>
+        <w:br/>
+        <w:br/>
+        <w:t>async function loadExportImage(term) {</w:t>
+        <w:br/>
+        <w:t xml:space="preserve">  const source = term.imageData || imagePathForTerm(term) || $("termImage")?.src || "";</w:t>
+        <w:br/>
+        <w:t xml:space="preserve">  if (location.protocol === "file:" &amp;&amp; source &amp;&amp; !/^data:image\//.test(source)) return null;</w:t>
+        <w:br/>
+        <w:t xml:space="preserve">  return loadImageSource(source);</w:t>
+        <w:br/>
+        <w:t>}</w:t>
+        <w:br/>
+        <w:br/>
+        <w:t>async function requestImageSaveDestination(filename, mime, extension) {</w:t>
+        <w:br/>
+        <w:t xml:space="preserve">  // A normal browser download is deterministic in Edge/Chrome, works in local</w:t>
+        <w:br/>
+        <w:t xml:space="preserve">  // offline mode and avoids an extra operating-system permission prompt.</w:t>
+        <w:br/>
+        <w:t xml:space="preserve">  void filename; void mime; void extension;</w:t>
+        <w:br/>
+        <w:t xml:space="preserve">  return { handle: null, cancelled: false };</w:t>
+        <w:br/>
+        <w:t>}</w:t>
+        <w:br/>
+        <w:br/>
+        <w:t>async function saveImageBlob(blob, filename, destination) {</w:t>
+        <w:br/>
+        <w:t xml:space="preserve">  if (destination.handle) {</w:t>
+        <w:br/>
+        <w:t xml:space="preserve">    const writable = await destination.handle.createWritable();</w:t>
+        <w:br/>
+        <w:t xml:space="preserve">    await writable.write(blob);</w:t>
+        <w:br/>
+        <w:t xml:space="preserve">    await writable.close();</w:t>
+        <w:br/>
+        <w:t xml:space="preserve">    return;</w:t>
+        <w:br/>
+        <w:t xml:space="preserve">  }</w:t>
+        <w:br/>
+        <w:t xml:space="preserve">  const url = URL.createObjectURL(blob);</w:t>
+        <w:br/>
+        <w:t xml:space="preserve">  const anchor = document.createElement("a");</w:t>
+        <w:br/>
+        <w:t xml:space="preserve">  anchor.href = url;</w:t>
+        <w:br/>
+        <w:t xml:space="preserve">  anchor.download = filename;</w:t>
+        <w:br/>
+        <w:t xml:space="preserve">  document.body.appendChild(anchor);</w:t>
+        <w:br/>
+        <w:t xml:space="preserve">  anchor.click();</w:t>
+        <w:br/>
+        <w:t xml:space="preserve">  anchor.remove();</w:t>
+        <w:br/>
+        <w:t xml:space="preserve">  setTimeout(() =&gt; URL.revokeObjectURL(url), 1500);</w:t>
+        <w:br/>
+        <w:t>}</w:t>
+        <w:br/>
+        <w:br/>
+        <w:t>function drawRoundRect(ctx, x, y, w, h, r) {</w:t>
+        <w:br/>
+        <w:t xml:space="preserve">  if (typeof ctx.roundRect === "function") {</w:t>
+        <w:br/>
+        <w:t xml:space="preserve">    ctx.beginPath();</w:t>
+        <w:br/>
+        <w:t xml:space="preserve">    ctx.roundRect(x, y, w, h, r);</w:t>
+        <w:br/>
+        <w:t xml:space="preserve">    return;</w:t>
+        <w:br/>
+        <w:t xml:space="preserve">  }</w:t>
+        <w:br/>
+        <w:t xml:space="preserve">  ctx.beginPath();</w:t>
+        <w:br/>
+        <w:t xml:space="preserve">  ctx.moveTo(x + r, y);</w:t>
+        <w:br/>
+        <w:t xml:space="preserve">  ctx.lineTo(x + w - r, y);</w:t>
+        <w:br/>
+        <w:t xml:space="preserve">  ctx.arcTo(x + w, y, x + w, y + r, r);</w:t>
+        <w:br/>
+        <w:t xml:space="preserve">  ctx.lineTo(x + w, y + h - r);</w:t>
+        <w:br/>
+        <w:t xml:space="preserve">  ctx.arcTo(x + w, y + h, x + w - r, y + h, r);</w:t>
+        <w:br/>
+        <w:t xml:space="preserve">  ctx.lineTo(x + r, y + h);</w:t>
+        <w:br/>
+        <w:t xml:space="preserve">  ctx.arcTo(x, y + h, x, y + h - r, r);</w:t>
+        <w:br/>
+        <w:t xml:space="preserve">  ctx.lineTo(x, y + r);</w:t>
+        <w:br/>
+        <w:t xml:space="preserve">  ctx.arcTo(x, y, x + r, y, r);</w:t>
+        <w:br/>
+        <w:t xml:space="preserve">  ctx.closePath();</w:t>
+        <w:br/>
+        <w:t>}</w:t>
+        <w:br/>
+        <w:br/>
+        <w:t>function drawExportImagePlaceholder(ctx, imageBox, accent, isDomain = false, termName = "") {</w:t>
+        <w:br/>
+        <w:t xml:space="preserve">  drawRoundRect(ctx, imageBox.x, imageBox.y, imageBox.w, imageBox.h, 24);</w:t>
+        <w:br/>
+        <w:t xml:space="preserve">  ctx.fillStyle = "#f1f5f9";</w:t>
+        <w:br/>
+        <w:t xml:space="preserve">  ctx.fill();</w:t>
+        <w:br/>
+        <w:br/>
+        <w:t xml:space="preserve">  const padding = 35;</w:t>
+        <w:br/>
+        <w:t xml:space="preserve">  const innerX = imageBox.x + padding;</w:t>
+        <w:br/>
+        <w:t xml:space="preserve">  const innerY = imageBox.y + padding;</w:t>
+        <w:br/>
+        <w:t xml:space="preserve">  const innerW = imageBox.w - padding * 2;</w:t>
+        <w:br/>
+        <w:t xml:space="preserve">  const innerH = imageBox.h - padding * 2;</w:t>
+        <w:br/>
+        <w:br/>
+        <w:t xml:space="preserve">  drawRoundRect(ctx, innerX, innerY, innerW, innerH, 20);</w:t>
+        <w:br/>
+        <w:t xml:space="preserve">  ctx.fillStyle = "#ffffff";</w:t>
+        <w:br/>
+        <w:t xml:space="preserve">  ctx.fill();</w:t>
+        <w:br/>
+        <w:t xml:space="preserve">  ctx.save();</w:t>
+        <w:br/>
+        <w:t xml:space="preserve">  ctx.strokeStyle = "#e879f9";</w:t>
+        <w:br/>
+        <w:t xml:space="preserve">  ctx.lineWidth = 3;</w:t>
+        <w:br/>
+        <w:t xml:space="preserve">  ctx.setLineDash([10, 8]);</w:t>
+        <w:br/>
+        <w:t xml:space="preserve">  ctx.stroke();</w:t>
+        <w:br/>
+        <w:t xml:space="preserve">  ctx.restore();</w:t>
+        <w:br/>
+        <w:br/>
+        <w:t xml:space="preserve">  const centerX = innerX + innerW / 2;</w:t>
+        <w:br/>
+        <w:t xml:space="preserve">  const centerY = innerY + innerH / 2 - 50;</w:t>
+        <w:br/>
+        <w:t xml:space="preserve">  const circleRadius = 50;</w:t>
+        <w:br/>
+        <w:br/>
+        <w:t xml:space="preserve">  ctx.beginPath();</w:t>
+        <w:br/>
+        <w:t xml:space="preserve">  ctx.arc(centerX, centerY, circleRadius, 0, Math.PI * 2);</w:t>
+        <w:br/>
+        <w:t xml:space="preserve">  ctx.fillStyle = "rgba(244, 114, 182, 0.15)";</w:t>
+        <w:br/>
+        <w:t xml:space="preserve">  ctx.fill();</w:t>
+        <w:br/>
+        <w:t xml:space="preserve">  ctx.strokeStyle = "#ec4899";</w:t>
+        <w:br/>
+        <w:t xml:space="preserve">  ctx.lineWidth = 3;</w:t>
+        <w:br/>
+        <w:t xml:space="preserve">  ctx.stroke();</w:t>
+        <w:br/>
+        <w:br/>
+        <w:t xml:space="preserve">  ctx.save();</w:t>
+        <w:br/>
+        <w:t xml:space="preserve">  ctx.strokeStyle = "#ec4899";</w:t>
+        <w:br/>
+        <w:t xml:space="preserve">  ctx.lineWidth = 5;</w:t>
+        <w:br/>
+        <w:t xml:space="preserve">  ctx.lineCap = "round";</w:t>
+        <w:br/>
+        <w:t xml:space="preserve">  const iconSize = 18;</w:t>
+        <w:br/>
+        <w:t xml:space="preserve">  ctx.beginPath();</w:t>
+        <w:br/>
+        <w:t xml:space="preserve">  ctx.moveTo(centerX - iconSize, centerY - iconSize);</w:t>
+        <w:br/>
+        <w:t xml:space="preserve">  ctx.lineTo(centerX + iconSize, centerY + iconSize);</w:t>
+        <w:br/>
+        <w:t xml:space="preserve">  ctx.moveTo(centerX + iconSize, centerY - iconSize);</w:t>
+        <w:br/>
+        <w:t xml:space="preserve">  ctx.lineTo(centerX - iconSize, centerY + iconSize);</w:t>
+        <w:br/>
+        <w:t xml:space="preserve">  ctx.stroke();</w:t>
+        <w:br/>
+        <w:t xml:space="preserve">  ctx.restore();</w:t>
+        <w:br/>
+        <w:br/>
+        <w:t xml:space="preserve">  ctx.direction = "rtl";</w:t>
+        <w:br/>
+        <w:t xml:space="preserve">  ctx.textAlign = "center";</w:t>
         <w:br/>
         <w:t xml:space="preserve">  </w:t>
         <w:br/>
-        <w:t xml:space="preserve">  $("resultsHead").classList.toggle("hidden", !hasExplicitScope);</w:t>
-        <w:br/>
-        <w:t xml:space="preserve">  $("dictionary").classList.toggle("hidden", !hasExplicitScope || prefs.view === "mindmap");</w:t>
-        <w:br/>
-        <w:t xml:space="preserve">  $("mindMapContainer")?.classList.toggle("hidden", prefs.view !== "mindmap");</w:t>
-        <w:br/>
-        <w:t xml:space="preserve">  $("domainSelectionState").classList.toggle("hidden", hasExplicitScope || prefs.view === "mindmap");</w:t>
-        <w:br/>
-        <w:t xml:space="preserve">  $("taxonomyContent").classList.toggle("hidden", prefs.view === "mindmap");</w:t>
-        <w:br/>
-        <w:t xml:space="preserve">  $("taxonomyContent").classList.toggle("list-view", prefs.view === "list");</w:t>
+        <w:t xml:space="preserve">  ctx.fillStyle = "#0f172a";</w:t>
+        <w:br/>
+        <w:t xml:space="preserve">  ctx.font = "700 36px 'Segoe UI', system-ui, Arial, sans-serif";</w:t>
+        <w:br/>
+        <w:t xml:space="preserve">  ctx.fillText(isDomain ? "חסרה תמונה לתחום" : "חסרה תמונה למושג", centerX, centerY + 95);</w:t>
+        <w:br/>
+        <w:br/>
+        <w:t xml:space="preserve">  if (termName) {</w:t>
+        <w:br/>
+        <w:t xml:space="preserve">    ctx.fillStyle = "#475569";</w:t>
+        <w:br/>
+        <w:t xml:space="preserve">    ctx.font = "600 28px 'Segoe UI', system-ui, Arial, sans-serif";</w:t>
+        <w:br/>
+        <w:t xml:space="preserve">    ctx.fillText(termName, centerX, centerY + 145);</w:t>
+        <w:br/>
+        <w:br/>
+        <w:t xml:space="preserve">    ctx.fillStyle = "#64748b";</w:t>
+        <w:br/>
+        <w:t xml:space="preserve">    ctx.font = "400 22px 'Segoe UI', system-ui, Arial, sans-serif";</w:t>
+        <w:br/>
+        <w:t xml:space="preserve">    const helpText = isDomain </w:t>
+        <w:br/>
+        <w:t xml:space="preserve">      ? "אפשר להוסיף קובץ לתיקיית images בשם התחום, או להטמיע תמונה במרכז הניהול." </w:t>
+        <w:br/>
+        <w:t xml:space="preserve">      : "אפשר להוסיף קובץ לתיקיית images בשם המושג, לציין שם קובץ מדויק במרכז הניהול, או להטמיע תמונה בתוך המושג.";</w:t>
+        <w:br/>
+        <w:t xml:space="preserve">    ctx.fillText(helpText, centerX, centerY + 190);</w:t>
+        <w:br/>
+        <w:t xml:space="preserve">  } else {</w:t>
+        <w:br/>
+        <w:t xml:space="preserve">    ctx.fillStyle = "#64748b";</w:t>
+        <w:br/>
+        <w:t xml:space="preserve">    ctx.font = "500 24px 'Segoe UI', system-ui, Arial, sans-serif";</w:t>
+        <w:br/>
+        <w:t xml:space="preserve">    const helpText = isDomain </w:t>
+        <w:br/>
+        <w:t xml:space="preserve">      ? "אפשר להוסיף קובץ לתיקיית images בשם התחום, או להטמיע תמונה במרכז הניהול." </w:t>
+        <w:br/>
+        <w:t xml:space="preserve">      : "אפשר להוסיף קובץ לתיקיית images בשם המושג, או להטמיע תמונה במרכז הניהול.";</w:t>
+        <w:br/>
+        <w:t xml:space="preserve">    ctx.fillText(helpText, centerX, centerY + 142);</w:t>
+        <w:br/>
+        <w:t xml:space="preserve">  }</w:t>
+        <w:br/>
+        <w:t>}</w:t>
+        <w:br/>
+        <w:br/>
+        <w:t>function canvasToBlob(canvas, mime, quality) {</w:t>
+        <w:br/>
+        <w:t xml:space="preserve">  return new Promise((resolve, reject) =&gt; {</w:t>
+        <w:br/>
+        <w:t xml:space="preserve">    try {</w:t>
+        <w:br/>
+        <w:t xml:space="preserve">      canvas.toBlob((blob) =&gt; blob ? resolve(blob) : reject(new Error("EMPTY_EXPORT_BLOB")), mime, quality);</w:t>
+        <w:br/>
+        <w:t xml:space="preserve">    } catch (error) {</w:t>
+        <w:br/>
+        <w:t xml:space="preserve">      reject(error);</w:t>
+        <w:br/>
+        <w:t xml:space="preserve">    }</w:t>
+        <w:br/>
+        <w:t xml:space="preserve">  });</w:t>
+        <w:br/>
+        <w:t>}</w:t>
+        <w:br/>
+        <w:br/>
+        <w:t>async function exportTermImage(format) {</w:t>
+        <w:br/>
+        <w:t xml:space="preserve">  const term = findTerm(state.currentTermId);</w:t>
+        <w:br/>
+        <w:t xml:space="preserve">  if (!term) return;</w:t>
+        <w:br/>
+        <w:t xml:space="preserve">  const mime = format === "jpeg" ? "image/jpeg" : "image/png";</w:t>
+        <w:br/>
+        <w:t xml:space="preserve">  const extension = format === "jpeg" ? "jpg" : "png";</w:t>
+        <w:br/>
+        <w:t xml:space="preserve">  const filename = `mechlex-${safeFilenamePart(term.name)}-${term.code}.${extension}`;</w:t>
+        <w:br/>
+        <w:t xml:space="preserve">  const destination = await requestImageSaveDestination(filename, mime, extension);</w:t>
+        <w:br/>
+        <w:t xml:space="preserve">  if (destination.cancelled) return;</w:t>
+        <w:br/>
+        <w:br/>
+        <w:t xml:space="preserve">  const canvas = document.createElement("canvas");</w:t>
+        <w:br/>
+        <w:t xml:space="preserve">  canvas.width = 2400; </w:t>
+        <w:br/>
+        <w:t xml:space="preserve">  canvas.height = 1350;</w:t>
+        <w:br/>
+        <w:t xml:space="preserve">  const ctx = canvas.getContext("2d");</w:t>
+        <w:br/>
+        <w:t xml:space="preserve">  const accentColor = term.domainColor || "#0284c7";</w:t>
+        <w:br/>
+        <w:t xml:space="preserve">  const isDomain = term.id.startsWith("TEMP_DOMAIN_TERM_");</w:t>
+        <w:br/>
+        <w:br/>
+        <w:t xml:space="preserve">  // Background gradient</w:t>
+        <w:br/>
+        <w:t xml:space="preserve">  const bgGrad = ctx.createLinearGradient(0, 0, canvas.width, canvas.height);</w:t>
+        <w:br/>
+        <w:t xml:space="preserve">  bgGrad.addColorStop(0, "#ebf3f9");</w:t>
+        <w:br/>
+        <w:t xml:space="preserve">  bgGrad.addColorStop(0.5, "#f4f8fc");</w:t>
+        <w:br/>
+        <w:t xml:space="preserve">  bgGrad.addColorStop(1, "#e5eff7");</w:t>
+        <w:br/>
+        <w:t xml:space="preserve">  ctx.fillStyle = bgGrad;</w:t>
+        <w:br/>
+        <w:t xml:space="preserve">  ctx.fillRect(0, 0, canvas.width, canvas.height);</w:t>
+        <w:br/>
+        <w:br/>
+        <w:t xml:space="preserve">  // Outer card window</w:t>
+        <w:br/>
+        <w:t xml:space="preserve">  const outerX = 60, outerY = 60, outerW = 2280, outerH = 1230, outerR = 32;</w:t>
+        <w:br/>
+        <w:t xml:space="preserve">  drawRoundRect(ctx, outerX, outerY, outerW, outerH, outerR);</w:t>
+        <w:br/>
+        <w:t xml:space="preserve">  ctx.fillStyle = "#ffffff";</w:t>
+        <w:br/>
+        <w:t xml:space="preserve">  ctx.shadowColor = "rgba(15, 30, 60, 0.08)";</w:t>
+        <w:br/>
+        <w:t xml:space="preserve">  ctx.shadowBlur = 40;</w:t>
+        <w:br/>
+        <w:t xml:space="preserve">  ctx.shadowOffsetY = 15;</w:t>
+        <w:br/>
+        <w:t xml:space="preserve">  ctx.fill();</w:t>
+        <w:br/>
+        <w:t xml:space="preserve">  ctx.shadowColor = "transparent";</w:t>
+        <w:br/>
+        <w:br/>
+        <w:t xml:space="preserve">  // Top accent bar</w:t>
+        <w:br/>
+        <w:t xml:space="preserve">  ctx.save();</w:t>
+        <w:br/>
+        <w:t xml:space="preserve">  drawRoundRect(ctx, outerX, outerY, outerW, outerH, outerR);</w:t>
+        <w:br/>
+        <w:t xml:space="preserve">  ctx.clip();</w:t>
+        <w:br/>
+        <w:t xml:space="preserve">  const stripeGrad = ctx.createLinearGradient(outerX, outerY, outerX + outerW, outerY);</w:t>
+        <w:br/>
+        <w:t xml:space="preserve">  stripeGrad.addColorStop(0, accentColor);</w:t>
+        <w:br/>
+        <w:t xml:space="preserve">  stripeGrad.addColorStop(0.6, "#3b82f6");</w:t>
+        <w:br/>
+        <w:t xml:space="preserve">  stripeGrad.addColorStop(1, "#06b6d4");</w:t>
+        <w:br/>
+        <w:t xml:space="preserve">  ctx.fillStyle = stripeGrad;</w:t>
+        <w:br/>
+        <w:t xml:space="preserve">  ctx.fillRect(outerX, outerY, outerW, 14);</w:t>
+        <w:br/>
+        <w:t xml:space="preserve">  ctx.restore();</w:t>
+        <w:br/>
+        <w:br/>
+        <w:t xml:space="preserve">  // Outer border</w:t>
+        <w:br/>
+        <w:t xml:space="preserve">  drawRoundRect(ctx, outerX, outerY, outerW, outerH, outerR);</w:t>
+        <w:br/>
+        <w:t xml:space="preserve">  ctx.strokeStyle = "rgba(180, 205, 225, 0.6)";</w:t>
+        <w:br/>
+        <w:t xml:space="preserve">  ctx.lineWidth = 2;</w:t>
+        <w:br/>
+        <w:t xml:space="preserve">  ctx.stroke();</w:t>
+        <w:br/>
+        <w:br/>
+        <w:t xml:space="preserve">  // Header - Breadcrumb</w:t>
+        <w:br/>
+        <w:t xml:space="preserve">  ctx.direction = "rtl";</w:t>
+        <w:br/>
+        <w:t xml:space="preserve">  ctx.textAlign = "right";</w:t>
+        <w:br/>
+        <w:t xml:space="preserve">  const categoryPath = isDomain ? "תחום ידע הנדסי" : `${term.domainName || "הנדסה"} / ${termLocationLabel(term.subtopic, term.subSubtopic)}`;</w:t>
+        <w:br/>
+        <w:t xml:space="preserve">  ctx.fillStyle = "#475569";</w:t>
+        <w:br/>
+        <w:t xml:space="preserve">  ctx.font = "600 26px 'Segoe UI', system-ui, Arial, sans-serif";</w:t>
+        <w:br/>
+        <w:t xml:space="preserve">  ctx.fillText(categoryPath, outerX + outerW - 40, outerY + 65);</w:t>
+        <w:br/>
+        <w:br/>
+        <w:t xml:space="preserve">  // Header - Code badge (Top Left)</w:t>
+        <w:br/>
+        <w:t xml:space="preserve">  ctx.direction = "ltr";</w:t>
+        <w:br/>
+        <w:t xml:space="preserve">  ctx.textAlign = "left";</w:t>
+        <w:br/>
+        <w:t xml:space="preserve">  const codeText = term.code || "TERM";</w:t>
+        <w:br/>
+        <w:t xml:space="preserve">  ctx.font = "700 26px 'Segoe UI', system-ui, Arial, sans-serif";</w:t>
+        <w:br/>
+        <w:t xml:space="preserve">  const codeWidth = ctx.measureText(codeText).width;</w:t>
+        <w:br/>
+        <w:t xml:space="preserve">  const badgeW = codeWidth + 36, badgeH = 46;</w:t>
+        <w:br/>
+        <w:t xml:space="preserve">  const badgeX = outerX + 40, badgeY = outerY + 42;</w:t>
         <w:br/>
         <w:t xml:space="preserve">  </w:t>
         <w:br/>
-        <w:t xml:space="preserve">  if (!hasExplicitScope &amp;&amp; prefs.view !== "mindmap") {</w:t>
-        <w:br/>
-        <w:t xml:space="preserve">    $("resultsMeta").textContent = "";</w:t>
-        <w:br/>
-        <w:t xml:space="preserve">    $("dictionary").innerHTML = "";</w:t>
-        <w:br/>
-        <w:t xml:space="preserve">    $("emptyState").classList.add("hidden");</w:t>
-        <w:br/>
-        <w:t xml:space="preserve">    return;</w:t>
+        <w:t xml:space="preserve">  drawRoundRect(ctx, badgeX, badgeY, badgeW, badgeH, 12);</w:t>
+        <w:br/>
+        <w:t xml:space="preserve">  ctx.fillStyle = "#e0f2fe";</w:t>
+        <w:br/>
+        <w:t xml:space="preserve">  ctx.fill();</w:t>
+        <w:br/>
+        <w:t xml:space="preserve">  ctx.strokeStyle = "#0284c7";</w:t>
+        <w:br/>
+        <w:t xml:space="preserve">  ctx.lineWidth = 1.5;</w:t>
+        <w:br/>
+        <w:t xml:space="preserve">  ctx.stroke();</w:t>
+        <w:br/>
+        <w:br/>
+        <w:t xml:space="preserve">  ctx.fillStyle = "#0369a1";</w:t>
+        <w:br/>
+        <w:t xml:space="preserve">  ctx.fillText(codeText, badgeX + 18, badgeY + 32);</w:t>
+        <w:br/>
+        <w:br/>
+        <w:t xml:space="preserve">  // Brand Name</w:t>
+        <w:br/>
+        <w:t xml:space="preserve">  ctx.fillStyle = "#94a3b8";</w:t>
+        <w:br/>
+        <w:t xml:space="preserve">  ctx.font = "800 22px 'Segoe UI', system-ui, Arial, sans-serif";</w:t>
+        <w:br/>
+        <w:t xml:space="preserve">  ctx.fillText("MECHLEX · ENGINEERING KNOWLEDGE", badgeX + badgeW + 30, outerY + 70);</w:t>
+        <w:br/>
+        <w:br/>
+        <w:t xml:space="preserve">  // Header - Main Hebrew Title (Right aligned)</w:t>
+        <w:br/>
+        <w:t xml:space="preserve">  ctx.direction = "rtl";</w:t>
+        <w:br/>
+        <w:t xml:space="preserve">  ctx.textAlign = "right";</w:t>
+        <w:br/>
+        <w:t xml:space="preserve">  ctx.fillStyle = "#0f172a";</w:t>
+        <w:br/>
+        <w:t xml:space="preserve">  ctx.font = "800 70px 'Segoe UI', system-ui, Arial, sans-serif";</w:t>
+        <w:br/>
+        <w:t xml:space="preserve">  ctx.fillText(term.name, outerX + outerW - 40, outerY + 165);</w:t>
+        <w:br/>
+        <w:br/>
+        <w:t xml:space="preserve">  // Header - English Title (Right aligned directly under Hebrew Title)</w:t>
+        <w:br/>
+        <w:t xml:space="preserve">  if (term.nameEn) {</w:t>
+        <w:br/>
+        <w:t xml:space="preserve">    ctx.direction = "ltr";</w:t>
+        <w:br/>
+        <w:t xml:space="preserve">    ctx.textAlign = "right";</w:t>
+        <w:br/>
+        <w:t xml:space="preserve">    ctx.fillStyle = "#64748b";</w:t>
+        <w:br/>
+        <w:t xml:space="preserve">    ctx.font = "600 34px 'Segoe UI', system-ui, Arial, sans-serif";</w:t>
+        <w:br/>
+        <w:t xml:space="preserve">    ctx.fillText(term.nameEn, outerX + outerW - 40, outerY + 220);</w:t>
         <w:br/>
         <w:t xml:space="preserve">  }</w:t>
         <w:br/>
-        <w:t xml:space="preserve">  $("resultsMeta").textContent = `${terms.length} ${terms.length === 1 ? "תוצאה" : "תוצאות"}`;</w:t>
+        <w:br/>
+        <w:t xml:space="preserve">  // Header Divider Line</w:t>
+        <w:br/>
+        <w:t xml:space="preserve">  ctx.strokeStyle = "#e2e8f0";</w:t>
+        <w:br/>
+        <w:t xml:space="preserve">  ctx.lineWidth = 2;</w:t>
+        <w:br/>
+        <w:t xml:space="preserve">  ctx.beginPath();</w:t>
+        <w:br/>
+        <w:t xml:space="preserve">  ctx.moveTo(outerX + 40, outerY + 250);</w:t>
+        <w:br/>
+        <w:t xml:space="preserve">  ctx.lineTo(outerX + outerW - 40, outerY + 250);</w:t>
+        <w:br/>
+        <w:t xml:space="preserve">  ctx.stroke();</w:t>
+        <w:br/>
+        <w:br/>
+        <w:t xml:space="preserve">  // Cards layout coordinates</w:t>
+        <w:br/>
+        <w:t xml:space="preserve">  const cardY = outerY + 280;</w:t>
+        <w:br/>
+        <w:t xml:space="preserve">  const cardH = 820;</w:t>
+        <w:br/>
+        <w:t xml:space="preserve">  const cardW = 1080;</w:t>
+        <w:br/>
+        <w:br/>
+        <w:t xml:space="preserve">  const rightCardX = outerX + outerW - 40 - cardW; // 1160 (Right Column for RTL)</w:t>
+        <w:br/>
+        <w:t xml:space="preserve">  const leftCardX = outerX + 40; // 100 (Left Column for Visual)</w:t>
+        <w:br/>
+        <w:br/>
+        <w:t xml:space="preserve">  // ----------------------------------------------------</w:t>
+        <w:br/>
+        <w:t xml:space="preserve">  // RIGHT CARD: DEFINITION CARD ("הגדרה מקצועית")</w:t>
+        <w:br/>
+        <w:t xml:space="preserve">  // ----------------------------------------------------</w:t>
+        <w:br/>
+        <w:t xml:space="preserve">  drawRoundRect(ctx, rightCardX, cardY, cardW, cardH, 24);</w:t>
+        <w:br/>
+        <w:t xml:space="preserve">  ctx.fillStyle = "#f8fafc";</w:t>
+        <w:br/>
+        <w:t xml:space="preserve">  ctx.fill();</w:t>
+        <w:br/>
+        <w:t xml:space="preserve">  ctx.strokeStyle = "#e2e8f0";</w:t>
+        <w:br/>
+        <w:t xml:space="preserve">  ctx.lineWidth = 2;</w:t>
+        <w:br/>
+        <w:t xml:space="preserve">  ctx.stroke();</w:t>
+        <w:br/>
+        <w:br/>
+        <w:t xml:space="preserve">  // Kicker</w:t>
+        <w:br/>
+        <w:t xml:space="preserve">  ctx.direction = "ltr";</w:t>
+        <w:br/>
+        <w:t xml:space="preserve">  ctx.textAlign = "right";</w:t>
+        <w:br/>
+        <w:t xml:space="preserve">  ctx.fillStyle = accentColor;</w:t>
+        <w:br/>
+        <w:t xml:space="preserve">  ctx.font = "700 20px 'Segoe UI', system-ui, Arial, sans-serif";</w:t>
+        <w:br/>
+        <w:t xml:space="preserve">  ctx.fillText(isDomain ? "DOMAIN DEFINITION" : "DEFINITION", rightCardX + cardW - 35, cardY + 45);</w:t>
+        <w:br/>
+        <w:br/>
+        <w:t xml:space="preserve">  // Title</w:t>
+        <w:br/>
+        <w:t xml:space="preserve">  ctx.direction = "rtl";</w:t>
+        <w:br/>
+        <w:t xml:space="preserve">  ctx.textAlign = "right";</w:t>
+        <w:br/>
+        <w:t xml:space="preserve">  ctx.fillStyle = "#0f172a";</w:t>
+        <w:br/>
+        <w:t xml:space="preserve">  ctx.font = "700 38px 'Segoe UI', system-ui, Arial, sans-serif";</w:t>
+        <w:br/>
+        <w:t xml:space="preserve">  ctx.fillText("הגדרה מקצועית", rightCardX + cardW - 35, cardY + 98);</w:t>
+        <w:br/>
+        <w:br/>
+        <w:t xml:space="preserve">  // Accent Line</w:t>
+        <w:br/>
+        <w:t xml:space="preserve">  ctx.strokeStyle = accentColor;</w:t>
+        <w:br/>
+        <w:t xml:space="preserve">  ctx.lineWidth = 4;</w:t>
+        <w:br/>
+        <w:t xml:space="preserve">  ctx.beginPath();</w:t>
+        <w:br/>
+        <w:t xml:space="preserve">  ctx.moveTo(rightCardX + cardW - 35 - 120, cardY + 116);</w:t>
+        <w:br/>
+        <w:t xml:space="preserve">  ctx.lineTo(rightCardX + cardW - 35, cardY + 116);</w:t>
+        <w:br/>
+        <w:t xml:space="preserve">  ctx.stroke();</w:t>
+        <w:br/>
+        <w:br/>
+        <w:t xml:space="preserve">  // Wrapped Definition Text</w:t>
+        <w:br/>
+        <w:t xml:space="preserve">  const maxDefWidth = cardW - 70;</w:t>
+        <w:br/>
+        <w:t xml:space="preserve">  const textX = rightCardX + cardW - 35;</w:t>
+        <w:br/>
+        <w:t xml:space="preserve">  let currentY = cardY + 180;</w:t>
+        <w:br/>
+        <w:br/>
+        <w:t xml:space="preserve">  if (term.visualTitle) {</w:t>
+        <w:br/>
+        <w:t xml:space="preserve">    ctx.fillStyle = "#0f172a";</w:t>
+        <w:br/>
+        <w:t xml:space="preserve">    ctx.font = "700 34px 'Segoe UI', system-ui, Arial, sans-serif";</w:t>
+        <w:br/>
+        <w:t xml:space="preserve">    const titleLines = wrapCanvasText(ctx, term.visualTitle, maxDefWidth);</w:t>
+        <w:br/>
+        <w:t xml:space="preserve">    titleLines.forEach(line =&gt; {</w:t>
+        <w:br/>
+        <w:t xml:space="preserve">      ctx.fillText(line, textX, currentY);</w:t>
+        <w:br/>
+        <w:t xml:space="preserve">      currentY += 46;</w:t>
+        <w:br/>
+        <w:t xml:space="preserve">    });</w:t>
+        <w:br/>
+        <w:t xml:space="preserve">    currentY += 12; // Extra padding</w:t>
+        <w:br/>
+        <w:t xml:space="preserve">  }</w:t>
+        <w:br/>
+        <w:br/>
+        <w:t xml:space="preserve">  ctx.fillStyle = "#334155";</w:t>
+        <w:br/>
+        <w:t xml:space="preserve">  ctx.font = "400 32px 'Segoe UI', system-ui, Arial, sans-serif";</w:t>
+        <w:br/>
+        <w:t xml:space="preserve">  const lineHeight = 50;</w:t>
+        <w:br/>
+        <w:br/>
+        <w:t xml:space="preserve">  const cleanHtml = (term.definitionHtml || term.definition || "").replace(/&lt;\/(p|div|h[1-6]|li)&gt;/gi, " &lt;/$1&gt; ");</w:t>
+        <w:br/>
+        <w:t xml:space="preserve">  const tempTemplate = document.createElement("template");</w:t>
+        <w:br/>
+        <w:t xml:space="preserve">  tempTemplate.innerHTML = cleanHtml;</w:t>
+        <w:br/>
+        <w:t xml:space="preserve">  const rawDefinitionText = (tempTemplate.content.textContent || "").replace(/\s+/g, " ").trim();</w:t>
+        <w:br/>
+        <w:br/>
+        <w:t xml:space="preserve">  const maxLines = term.visualTitle ? 9 : 12;</w:t>
+        <w:br/>
+        <w:t xml:space="preserve">  const lines = wrapCanvasText(ctx, rawDefinitionText, maxDefWidth).slice(0, maxLines);</w:t>
+        <w:br/>
+        <w:t xml:space="preserve">  lines.forEach((line) =&gt; {</w:t>
+        <w:br/>
+        <w:t xml:space="preserve">    ctx.fillText(line, textX, currentY);</w:t>
+        <w:br/>
+        <w:t xml:space="preserve">    currentY += lineHeight;</w:t>
+        <w:br/>
+        <w:t xml:space="preserve">  });</w:t>
+        <w:br/>
+        <w:br/>
+        <w:t xml:space="preserve">  // ----------------------------------------------------</w:t>
+        <w:br/>
+        <w:t xml:space="preserve">  // LEFT CARD: VISUAL CARD (Image Stage / Placeholder)</w:t>
+        <w:br/>
+        <w:t xml:space="preserve">  // ----------------------------------------------------</w:t>
+        <w:br/>
+        <w:t xml:space="preserve">  drawRoundRect(ctx, leftCardX, cardY, cardW, cardH, 24);</w:t>
+        <w:br/>
+        <w:t xml:space="preserve">  ctx.fillStyle = "#f1f5f9";</w:t>
+        <w:br/>
+        <w:t xml:space="preserve">  ctx.fill();</w:t>
+        <w:br/>
+        <w:t xml:space="preserve">  ctx.strokeStyle = "#cbd5e1";</w:t>
+        <w:br/>
+        <w:t xml:space="preserve">  ctx.lineWidth = 2;</w:t>
+        <w:br/>
+        <w:t xml:space="preserve">  ctx.stroke();</w:t>
+        <w:br/>
+        <w:br/>
+        <w:t xml:space="preserve">  const image = await loadExportImage(term);</w:t>
+        <w:br/>
+        <w:t xml:space="preserve">  const imageBox = { x: leftCardX, y: cardY, w: cardW, h: cardH };</w:t>
+        <w:br/>
+        <w:br/>
+        <w:t xml:space="preserve">  if (image) {</w:t>
+        <w:br/>
+        <w:t xml:space="preserve">    const imgPad = 20;</w:t>
+        <w:br/>
+        <w:t xml:space="preserve">    const innerImgX = leftCardX + imgPad;</w:t>
+        <w:br/>
+        <w:t xml:space="preserve">    const innerImgY = cardY + imgPad;</w:t>
+        <w:br/>
+        <w:t xml:space="preserve">    const innerImgW = cardW - imgPad * 2;</w:t>
+        <w:br/>
+        <w:t xml:space="preserve">    const innerImgH = cardH - imgPad * 2;</w:t>
+        <w:br/>
+        <w:br/>
+        <w:t xml:space="preserve">    drawRoundRect(ctx, innerImgX, innerImgY, innerImgW, innerImgH, 18);</w:t>
+        <w:br/>
+        <w:t xml:space="preserve">    ctx.fillStyle = "#ffffff";</w:t>
+        <w:br/>
+        <w:t xml:space="preserve">    ctx.fill();</w:t>
+        <w:br/>
+        <w:br/>
+        <w:t xml:space="preserve">    const scale = Math.min(innerImgW / image.width, innerImgH / image.height);</w:t>
+        <w:br/>
+        <w:t xml:space="preserve">    const width = image.width * scale;</w:t>
+        <w:br/>
+        <w:t xml:space="preserve">    const height = image.height * scale;</w:t>
+        <w:br/>
+        <w:t xml:space="preserve">    const drawX = innerImgX + (innerImgW - width) / 2;</w:t>
+        <w:br/>
+        <w:t xml:space="preserve">    const drawY = innerImgY + (innerImgH - height) / 2;</w:t>
+        <w:br/>
+        <w:br/>
+        <w:t xml:space="preserve">    try {</w:t>
+        <w:br/>
+        <w:t xml:space="preserve">      ctx.drawImage(image, drawX, drawY, width, height);</w:t>
+        <w:br/>
+        <w:t xml:space="preserve">    } catch {</w:t>
+        <w:br/>
+        <w:t xml:space="preserve">      drawExportImagePlaceholder(ctx, imageBox, accentColor, isDomain, term.name);</w:t>
+        <w:br/>
+        <w:t xml:space="preserve">    }</w:t>
+        <w:br/>
+        <w:t xml:space="preserve">  } else {</w:t>
+        <w:br/>
+        <w:t xml:space="preserve">    drawExportImagePlaceholder(ctx, imageBox, accentColor, isDomain, term.name);</w:t>
+        <w:br/>
+        <w:t xml:space="preserve">  }</w:t>
+        <w:br/>
+        <w:br/>
+        <w:t xml:space="preserve">  // Footer Section</w:t>
+        <w:br/>
+        <w:t xml:space="preserve">  const footerY = outerY + outerH - 30;</w:t>
+        <w:br/>
+        <w:t xml:space="preserve">  ctx.strokeStyle = "#e2e8f0";</w:t>
+        <w:br/>
+        <w:t xml:space="preserve">  ctx.lineWidth = 1.5;</w:t>
+        <w:br/>
+        <w:t xml:space="preserve">  ctx.beginPath();</w:t>
+        <w:br/>
+        <w:t xml:space="preserve">  ctx.moveTo(outerX + 40, footerY - 25);</w:t>
+        <w:br/>
+        <w:t xml:space="preserve">  ctx.lineTo(outerX + outerW - 40, footerY - 25);</w:t>
+        <w:br/>
+        <w:t xml:space="preserve">  ctx.stroke();</w:t>
+        <w:br/>
+        <w:br/>
+        <w:t xml:space="preserve">  ctx.direction = "rtl";</w:t>
+        <w:br/>
+        <w:t xml:space="preserve">  ctx.textAlign = "right";</w:t>
+        <w:br/>
+        <w:t xml:space="preserve">  ctx.fillStyle = "#64748b";</w:t>
+        <w:br/>
+        <w:t xml:space="preserve">  ctx.font = "500 22px 'Segoe UI', system-ui, Arial, sans-serif";</w:t>
+        <w:br/>
+        <w:t xml:space="preserve">  const dateStr = new Intl.DateTimeFormat("he-IL").format(new Date());</w:t>
+        <w:br/>
+        <w:t xml:space="preserve">  ctx.fillText(`נוצר מתוך מערכת MechLex  ·  ${dateStr}`, outerX + outerW - 40, footerY);</w:t>
+        <w:br/>
+        <w:br/>
+        <w:t xml:space="preserve">  ctx.direction = "ltr";</w:t>
+        <w:br/>
+        <w:t xml:space="preserve">  ctx.textAlign = "left";</w:t>
+        <w:br/>
+        <w:t xml:space="preserve">  ctx.fillStyle = "#94a3b8";</w:t>
+        <w:br/>
+        <w:t xml:space="preserve">  ctx.font = "500 22px 'Segoe UI', system-ui, Arial, sans-serif";</w:t>
+        <w:br/>
+        <w:t xml:space="preserve">  ctx.fillText("MechLex Engineering Knowledge Base · Visual Admin Edition 10.1.0", outerX + 40, footerY);</w:t>
+        <w:br/>
+        <w:br/>
+        <w:t xml:space="preserve">  try {</w:t>
+        <w:br/>
+        <w:t xml:space="preserve">    const blob = await canvasToBlob(canvas, mime, format === "jpeg" ? 0.95 : undefined);</w:t>
+        <w:br/>
+        <w:t xml:space="preserve">    await saveImageBlob(blob, filename, destination);</w:t>
+        <w:br/>
+        <w:t xml:space="preserve">    toast(`קובץ ${extension.toUpperCase()} מעוצב ואיכותי הורד בהצלחה`, "success");</w:t>
+        <w:br/>
+        <w:t xml:space="preserve">  } catch (error) {</w:t>
+        <w:br/>
+        <w:t xml:space="preserve">    toast("לא ניתן היה להכין את הקובץ. נסו שוב.", "error");</w:t>
+        <w:br/>
+        <w:t xml:space="preserve">  }</w:t>
+        <w:br/>
+        <w:t>}</w:t>
+        <w:br/>
+        <w:br/>
+        <w:br/>
+        <w:t>function recoverySnapshots() {</w:t>
+        <w:br/>
+        <w:t xml:space="preserve">  const snapshots = safeLoad(KEYS.recovery, []);</w:t>
+        <w:br/>
+        <w:t xml:space="preserve">  return Array.isArray(snapshots) ? snapshots : [];</w:t>
+        <w:br/>
+        <w:t>}</w:t>
+        <w:br/>
+        <w:br/>
+        <w:t>function restoreLatestRecoverySnapshot() {</w:t>
+        <w:br/>
+        <w:t xml:space="preserve">  const snapshots = recoverySnapshots();</w:t>
+        <w:br/>
+        <w:t xml:space="preserve">  if (!snapshots.length) return toast("אין נקודות שחזור מקומיות זמינות", "error");</w:t>
+        <w:br/>
+        <w:t xml:space="preserve">  const snapshot = snapshots[0];</w:t>
+        <w:br/>
+        <w:t xml:space="preserve">  const when = formatDate(snapshot.createdAt);</w:t>
+        <w:br/>
+        <w:t xml:space="preserve">  if (!confirm(`לשחזר את נקודת השחזור האחרונה (${snapshot.reason}, ${when})? המצב הנוכחי יישמר תחילה כנקודת שחזור חדשה.`)) return;</w:t>
+        <w:br/>
+        <w:t xml:space="preserve">  createRecoverySnapshot("לפני שחזור נקודת שחזור");</w:t>
+        <w:br/>
+        <w:t xml:space="preserve">  data = normalizeData(snapshot.data || []);</w:t>
+        <w:br/>
+        <w:t xml:space="preserve">  prefs = { ...clone(DEFAULT_PREFS), ...(snapshot.prefs || {}), progress: snapshot.prefs?.progress || {} };</w:t>
+        <w:br/>
+        <w:t xml:space="preserve">  if (snapshot.settings) {</w:t>
+        <w:br/>
+        <w:t xml:space="preserve">    settings.appearance = { ...clone(DEFAULT_SETTINGS.appearance), ...(snapshot.settings.appearance || {}) };</w:t>
+        <w:br/>
+        <w:t xml:space="preserve">    settings.fields = { ...clone(DEFAULT_SETTINGS.fields), ...(snapshot.settings.fields || {}) };</w:t>
+        <w:br/>
+        <w:t xml:space="preserve">  }</w:t>
+        <w:br/>
+        <w:t xml:space="preserve">  repairCatalogIntegrity(data);</w:t>
+        <w:br/>
+        <w:t xml:space="preserve">  meta.dataRevision = Number(meta.dataRevision || 0) + 1;</w:t>
+        <w:br/>
+        <w:t xml:space="preserve">  meta.lastContentChangeAt = new Date().toISOString();</w:t>
+        <w:br/>
+        <w:t xml:space="preserve">  meta.contentBackupNeeded = true;</w:t>
+        <w:br/>
+        <w:t xml:space="preserve">  meta.systemBackupNeeded = true;</w:t>
+        <w:br/>
+        <w:t xml:space="preserve">  saveAll("נקודת השחזור שוחזרה ונשמרה", { backupRelevant: true });</w:t>
+        <w:br/>
+        <w:t xml:space="preserve">  applyAppearance();</w:t>
+        <w:br/>
+        <w:t xml:space="preserve">  clearTermForm();</w:t>
+        <w:br/>
+        <w:t xml:space="preserve">  clearDomainForm();</w:t>
+        <w:br/>
+        <w:t xml:space="preserve">  renderAdmin();</w:t>
+        <w:br/>
+        <w:t xml:space="preserve">  renderAll();</w:t>
+        <w:br/>
+        <w:t xml:space="preserve">  toast("נקודת השחזור שוחזרה בהצלחה", "success");</w:t>
+        <w:br/>
+        <w:t>}</w:t>
+        <w:br/>
+        <w:br/>
+        <w:t>async function exportDomainImage(format) {</w:t>
+        <w:br/>
+        <w:t xml:space="preserve">  const domain = data.find((d) =&gt; d.id === state.currentDomainId);</w:t>
+        <w:br/>
+        <w:t xml:space="preserve">  if (!domain) return;</w:t>
+        <w:br/>
+        <w:t xml:space="preserve">  const fakeTermId = "TEMP_DOMAIN_TERM_" + Date.now();</w:t>
         <w:br/>
         <w:t xml:space="preserve">  </w:t>
         <w:br/>
-        <w:t xml:space="preserve">  if (prefs.view === "mindmap") {</w:t>
-        <w:br/>
-        <w:t xml:space="preserve">    $("emptyState").classList.add("hidden");</w:t>
-        <w:br/>
-        <w:t xml:space="preserve">    renderMindMap(terms);</w:t>
-        <w:br/>
-        <w:t xml:space="preserve">    return;</w:t>
+        <w:t xml:space="preserve">  let html = $("domainDetailDescription").innerHTML || "";</w:t>
+        <w:br/>
+        <w:t xml:space="preserve">  html = html.replace(/&lt;strong[^&gt;]*&gt;.*?&lt;\/strong&gt;\s*—\s*/, "");</w:t>
+        <w:br/>
+        <w:br/>
+        <w:t xml:space="preserve">  const fakeTerm = {</w:t>
+        <w:br/>
+        <w:t xml:space="preserve">    id: fakeTermId,</w:t>
+        <w:br/>
+        <w:t xml:space="preserve">    name: $("domainDetailTitle").textContent || domain.name,</w:t>
+        <w:br/>
+        <w:t xml:space="preserve">    nameEn: $("domainDetailTitleEn").textContent || domain.nameEn || domain.prefix,</w:t>
+        <w:br/>
+        <w:t xml:space="preserve">    code: $("domainDetailCode").textContent || domain.prefix || "DOMAIN",</w:t>
+        <w:br/>
+        <w:t xml:space="preserve">    visualTitle: $("domainDetailTitle").textContent || domain.name,</w:t>
+        <w:br/>
+        <w:t xml:space="preserve">    definition: "",</w:t>
+        <w:br/>
+        <w:t xml:space="preserve">    definitionHtml: html,</w:t>
+        <w:br/>
+        <w:t xml:space="preserve">    imageName: $("domainDetailTitle").textContent || domain.name,</w:t>
+        <w:br/>
+        <w:t xml:space="preserve">    domainId: domain.id,</w:t>
+        <w:br/>
+        <w:t xml:space="preserve">    domainName: "תחום ידע הנדסי",</w:t>
+        <w:br/>
+        <w:t xml:space="preserve">    domainColor: domain.color || "#0284c7",</w:t>
+        <w:br/>
+        <w:t xml:space="preserve">    subtopic: "",</w:t>
+        <w:br/>
+        <w:t xml:space="preserve">    subSubtopic: ""</w:t>
+        <w:br/>
+        <w:t xml:space="preserve">  };</w:t>
+        <w:br/>
+        <w:t xml:space="preserve">  </w:t>
+        <w:br/>
+        <w:t xml:space="preserve">  const fakeDomain = {</w:t>
+        <w:br/>
+        <w:t xml:space="preserve">    id: "TEMP_FAKE_DOMAIN_" + Date.now(),</w:t>
+        <w:br/>
+        <w:t xml:space="preserve">    name: "TEMP",</w:t>
+        <w:br/>
+        <w:t xml:space="preserve">    items: [fakeTerm]</w:t>
+        <w:br/>
+        <w:t xml:space="preserve">  };</w:t>
+        <w:br/>
+        <w:t xml:space="preserve">  </w:t>
+        <w:br/>
+        <w:t xml:space="preserve">  data.push(fakeDomain);</w:t>
+        <w:br/>
+        <w:t xml:space="preserve">  const oldTermId = state.currentTermId;</w:t>
+        <w:br/>
+        <w:t xml:space="preserve">  state.currentTermId = fakeTermId;</w:t>
+        <w:br/>
+        <w:t xml:space="preserve">  </w:t>
+        <w:br/>
+        <w:t xml:space="preserve">  try {</w:t>
+        <w:br/>
+        <w:t xml:space="preserve">    await exportTermImage(format);</w:t>
+        <w:br/>
+        <w:t xml:space="preserve">  } finally {</w:t>
+        <w:br/>
+        <w:t xml:space="preserve">    state.currentTermId = oldTermId;</w:t>
+        <w:br/>
+        <w:t xml:space="preserve">    data.pop(); // remove fake domain</w:t>
         <w:br/>
         <w:t xml:space="preserve">  }</w:t>
         <w:br/>
-        <w:br/>
-        <w:t xml:space="preserve">  let html = "";</w:t>
-        <w:br/>
-        <w:t xml:space="preserve">  let currentDomain = null;</w:t>
-        <w:br/>
-        <w:t xml:space="preserve">  let currentSubtopic = null;</w:t>
-        <w:br/>
-        <w:t xml:space="preserve">  </w:t>
-        <w:br/>
-        <w:t xml:space="preserve">  terms.forEach(term =&gt; {</w:t>
-        <w:br/>
-        <w:t xml:space="preserve">    if (term.domainId !== currentDomain) {</w:t>
-        <w:br/>
-        <w:t xml:space="preserve">      currentDomain = term.domainId;</w:t>
-        <w:br/>
-        <w:t xml:space="preserve">      currentSubtopic = null;</w:t>
-        <w:br/>
-        <w:t xml:space="preserve">      const domainData = data.find(d =&gt; d.id === currentDomain);</w:t>
-        <w:br/>
-        <w:t xml:space="preserve">      if (domainData) {</w:t>
-        <w:br/>
-        <w:t xml:space="preserve">        html += `&lt;div class="dict-domain-header clickable" role="button" tabindex="0" data-domain-id="${domainData.id}" style="border-bottom-color: ${domainData.color || 'var(--primary)'}; color: ${domainData.color || 'var(--text)'}; cursor: pointer;" aria-label="הצג הגדרת תחום"&gt;${domainData.name}&lt;/div&gt;`;</w:t>
-        <w:br/>
-        <w:t xml:space="preserve">      }</w:t>
+        <w:t>}</w:t>
+        <w:br/>
+        <w:t>function runCatalogAudit() {</w:t>
+        <w:br/>
+        <w:t xml:space="preserve">  const before = catalogIntegrityReport(data);</w:t>
+        <w:br/>
+        <w:t xml:space="preserve">  repairCatalogIntegrity(data);</w:t>
+        <w:br/>
+        <w:t xml:space="preserve">  const after = catalogIntegrityReport(data);</w:t>
+        <w:br/>
+        <w:t xml:space="preserve">  saveAll("בדיקת שלמות הקטלוג הושלמה");</w:t>
+        <w:br/>
+        <w:t xml:space="preserve">  if (!before.length &amp;&amp; !after.length) return toast("הקטלוג תקין: אין קודים, מזהים או קישורים שבורים", "success");</w:t>
+        <w:br/>
+        <w:t xml:space="preserve">  if (!after.length) return toast(`תוקנו אוטומטית ${before.length} בעיות שלמות`, "success");</w:t>
+        <w:br/>
+        <w:t xml:space="preserve">  toast(`נותרו ${after.length} בעיות הדורשות טיפול: ${after.slice(0, 3).join("; ")}`, "error");</w:t>
+        <w:br/>
+        <w:t>}</w:t>
+        <w:br/>
+        <w:br/>
+        <w:t>function settingsForBackup() {</w:t>
+        <w:br/>
+        <w:t xml:space="preserve">  return {</w:t>
+        <w:br/>
+        <w:t xml:space="preserve">    appearance: clone(settings.appearance),</w:t>
+        <w:br/>
+        <w:t xml:space="preserve">    fields: clone(settings.fields),</w:t>
+        <w:br/>
+        <w:t xml:space="preserve">  };</w:t>
+        <w:br/>
+        <w:t>}</w:t>
+        <w:br/>
+        <w:br/>
+        <w:t>function contentBackupPayload() {</w:t>
+        <w:br/>
+        <w:t xml:space="preserve">  return {</w:t>
+        <w:br/>
+        <w:t xml:space="preserve">    format: CONTENT_BACKUP_FORMAT,</w:t>
+        <w:br/>
+        <w:t xml:space="preserve">    version: 9,</w:t>
+        <w:br/>
+        <w:t xml:space="preserve">    schemaVersion: SCHEMA_VERSION,</w:t>
+        <w:br/>
+        <w:t xml:space="preserve">    appVersion: APP_VERSION,</w:t>
+        <w:br/>
+        <w:t xml:space="preserve">    exportedAt: new Date().toISOString(),</w:t>
+        <w:br/>
+        <w:t xml:space="preserve">    data,</w:t>
+        <w:br/>
+        <w:t xml:space="preserve">    meta: {</w:t>
+        <w:br/>
+        <w:t xml:space="preserve">      dataRevision: meta.dataRevision,</w:t>
+        <w:br/>
+        <w:t xml:space="preserve">      lastContentChangeAt: meta.lastContentChangeAt,</w:t>
+        <w:br/>
+        <w:t xml:space="preserve">    },</w:t>
+        <w:br/>
+        <w:t xml:space="preserve">  };</w:t>
+        <w:br/>
+        <w:t>}</w:t>
+        <w:br/>
+        <w:br/>
+        <w:t>function fullBackupPayload() {</w:t>
+        <w:br/>
+        <w:t xml:space="preserve">  return {</w:t>
+        <w:br/>
+        <w:t xml:space="preserve">    ...contentBackupPayload(),</w:t>
+        <w:br/>
+        <w:t xml:space="preserve">    format: FULL_BACKUP_FORMAT,</w:t>
+        <w:br/>
+        <w:t xml:space="preserve">    prefs,</w:t>
+        <w:br/>
+        <w:t xml:space="preserve">    settings: settingsForBackup(),</w:t>
+        <w:br/>
+        <w:t xml:space="preserve">  };</w:t>
+        <w:br/>
+        <w:t>}</w:t>
+        <w:br/>
+        <w:br/>
+        <w:t>function exportContentJson() {</w:t>
+        <w:br/>
+        <w:t xml:space="preserve">  const payload = JSON.stringify(contentBackupPayload(), null, 2);</w:t>
+        <w:br/>
+        <w:t xml:space="preserve">  downloadFile(`mechlex-content-backup-${localTimestamp()}.json`, payload, "application/json;charset=utf-8");</w:t>
+        <w:br/>
+        <w:t xml:space="preserve">  saveAll("גיבוי התוכן הופעל להורדה", { contentBackupCompleted: true });</w:t>
+        <w:br/>
+        <w:t xml:space="preserve">  updateBackupStatus();</w:t>
+        <w:br/>
+        <w:t xml:space="preserve">  toast("גיבוי התוכן הורד. מומלץ להעתיק אותו לתיקיית backups.", "success");</w:t>
+        <w:br/>
+        <w:t>}</w:t>
+        <w:br/>
+        <w:br/>
+        <w:t>function exportFullJson() {</w:t>
+        <w:br/>
+        <w:t xml:space="preserve">  const payload = JSON.stringify(fullBackupPayload(), null, 2);</w:t>
+        <w:br/>
+        <w:t xml:space="preserve">  downloadFile(`mechlex-full-admin-backup-${localTimestamp()}.json`, payload, "application/json;charset=utf-8");</w:t>
+        <w:br/>
+        <w:t xml:space="preserve">  saveAll("גיבוי האדמין הראשי הופעל להורדה", { fullBackupCompleted: true });</w:t>
+        <w:br/>
+        <w:t xml:space="preserve">  updateBackupStatus();</w:t>
+        <w:br/>
+        <w:t xml:space="preserve">  toast("גיבוי המערכת המלא הורד. מומלץ להעתיק אותו לתיקיית backups.", "success");</w:t>
+        <w:br/>
+        <w:t>}</w:t>
+        <w:br/>
+        <w:br/>
+        <w:t>function exportRoleBackup() {</w:t>
+        <w:br/>
+        <w:t xml:space="preserve">  if (state.adminRole === "super") exportFullJson();</w:t>
+        <w:br/>
+        <w:t xml:space="preserve">  else exportContentJson();</w:t>
+        <w:br/>
+        <w:t>}</w:t>
+        <w:br/>
+        <w:br/>
+        <w:t>function csvCell(value) {</w:t>
+        <w:br/>
+        <w:t xml:space="preserve">  return `"${String(value ?? "").replaceAll('"', '""')}"`;</w:t>
+        <w:br/>
+        <w:t>}</w:t>
+        <w:br/>
+        <w:br/>
+        <w:t>function exportCsv() {</w:t>
+        <w:br/>
+        <w:t xml:space="preserve">  const headers = ["Code", "Name_HE", "Name_EN", "Domain", "Subtopic", "Sub_Subtopic", "Symbol", "Units", "Short_Definition", "Formula", "Standards", "Tags", "Updated"];</w:t>
+        <w:br/>
+        <w:t xml:space="preserve">  const rows = allTerms().map((term) =&gt; [term.code, term.name, term.nameEn, term.domainName, term.subtopic, term.subSubtopic, term.symbol, term.units, term.short, term.formula, (term.standards || []).join("; "), (term.tags || []).join("; "), term.updatedAt]);</w:t>
+        <w:br/>
+        <w:t xml:space="preserve">  const csv = `\uFEFF${[headers, ...rows].map((row) =&gt; row.map(csvCell).join(",")).join("\r\n")}`;</w:t>
+        <w:br/>
+        <w:t xml:space="preserve">  downloadFile(`mechlex-terms-${todayIso()}.csv`, csv, "text/csv;charset=utf-8");</w:t>
+        <w:br/>
+        <w:t xml:space="preserve">  toast("קובץ CSV יוצא", "success");</w:t>
+        <w:br/>
+        <w:t>}</w:t>
+        <w:br/>
+        <w:br/>
+        <w:t>async function importJsonFile(file) {</w:t>
+        <w:br/>
+        <w:t xml:space="preserve">  try {</w:t>
+        <w:br/>
+        <w:t xml:space="preserve">    if (file.size &gt; 25 * 1024 * 1024) throw new Error("קובץ הגיבוי גדול מ-25MB");</w:t>
+        <w:br/>
+        <w:t xml:space="preserve">    const payload = JSON.parse(await file.text());</w:t>
+        <w:br/>
+        <w:t xml:space="preserve">    if (!payload || !Array.isArray(payload.data)) throw new Error("קובץ הגיבוי אינו מכיל מערך תחומים תקין");</w:t>
+        <w:br/>
+        <w:t xml:space="preserve">    const isFullBackup = payload.format === FULL_BACKUP_FORMAT || Boolean(payload.prefs || payload.settings);</w:t>
+        <w:br/>
+        <w:t xml:space="preserve">    const importedData = normalizeData(payload.data);</w:t>
+        <w:br/>
+        <w:t xml:space="preserve">    if (!importedData.length) throw new Error("קובץ הגיבוי ריק");</w:t>
+        <w:br/>
+        <w:t xml:space="preserve">    const importIssues = catalogIntegrityReport(importedData);</w:t>
+        <w:br/>
+        <w:t xml:space="preserve">    if (importIssues.length) throw new Error(`קובץ הגיבוי כולל כשלים בשלמות הקטלוג: ${importIssues.slice(0, 5).join("; ")}`);</w:t>
+        <w:br/>
+        <w:t xml:space="preserve">    if (!confirm(`לשחזר ${isFullBackup ? "גיבוי מערכת מלא" : "גיבוי תוכן"} הכולל ${importedData.reduce((sum, domain) =&gt; sum + domain.items.length, 0)} מושגים? התחומים, תתי־התחומים והמושגים הנוכחיים יוחלפו. קודי הגישה המקומיים לא ישתנו.`)) return;</w:t>
+        <w:br/>
+        <w:t xml:space="preserve">    createRecoverySnapshot("לפני שחזור גיבוי");</w:t>
+        <w:br/>
+        <w:t xml:space="preserve">    data = repairCatalogIntegrity(importedData);</w:t>
+        <w:br/>
+        <w:t xml:space="preserve">    if (payload.prefs) prefs = { ...clone(DEFAULT_PREFS), ...payload.prefs, progress: payload.prefs.progress || {} };</w:t>
+        <w:br/>
+        <w:t xml:space="preserve">    if (payload.settings) {</w:t>
+        <w:br/>
+        <w:t xml:space="preserve">      settings.appearance = { ...clone(DEFAULT_SETTINGS.appearance), ...(payload.settings.appearance || payload.settings.design || {}) };</w:t>
+        <w:br/>
+        <w:t xml:space="preserve">      settings.fields = { ...clone(DEFAULT_SETTINGS.fields), ...(payload.settings.fields || {}) };</w:t>
         <w:br/>
         <w:t xml:space="preserve">    }</w:t>
         <w:br/>
-        <w:t xml:space="preserve">    if (term.subtopic &amp;&amp; term.subtopic !== currentSubtopic) {</w:t>
-        <w:br/>
-        <w:t xml:space="preserve">      currentSubtopic = term.subtopic;</w:t>
-        <w:br/>
-        <w:t xml:space="preserve">      html += `&lt;div class="dict-subtopic-header clickable" role="button" tabindex="0" data-domain-id="${currentDomain}" data-subtopic="${currentSubtopic}" style="cursor: pointer;" aria-label="הצג הגדרת תת-תחום"&gt;${currentSubtopic}&lt;/div&gt;`;</w:t>
+        <w:t xml:space="preserve">    meta.dataRevision = Math.max(Number(meta.dataRevision || 0), Number(payload.meta?.dataRevision || 0)) + 1;</w:t>
+        <w:br/>
+        <w:t xml:space="preserve">    meta.lastContentChangeAt = new Date().toISOString();</w:t>
+        <w:br/>
+        <w:t xml:space="preserve">    if (isFullBackup) {</w:t>
+        <w:br/>
+        <w:t xml:space="preserve">      meta.lastBackupAt = payload.exportedAt || payload.meta?.lastBackupAt || "";</w:t>
+        <w:br/>
+        <w:t xml:space="preserve">      meta.lastContentBackupAt = payload.exportedAt || "";</w:t>
+        <w:br/>
+        <w:t xml:space="preserve">      meta.lastSystemBackupAt = payload.exportedAt || "";</w:t>
+        <w:br/>
+        <w:t xml:space="preserve">      meta.contentBackupNeeded = false;</w:t>
+        <w:br/>
+        <w:t xml:space="preserve">      meta.systemBackupNeeded = false;</w:t>
+        <w:br/>
+        <w:t xml:space="preserve">      meta.backupNeeded = false;</w:t>
+        <w:br/>
+        <w:t xml:space="preserve">    } else {</w:t>
+        <w:br/>
+        <w:t xml:space="preserve">      meta.lastContentBackupAt = payload.exportedAt || "";</w:t>
+        <w:br/>
+        <w:t xml:space="preserve">      meta.contentBackupNeeded = false;</w:t>
+        <w:br/>
+        <w:t xml:space="preserve">      meta.systemBackupNeeded = true;</w:t>
+        <w:br/>
+        <w:t xml:space="preserve">      meta.backupNeeded = true;</w:t>
         <w:br/>
         <w:t xml:space="preserve">    }</w:t>
         <w:br/>
-        <w:t xml:space="preserve">    html += renderCard(term);</w:t>
+        <w:t xml:space="preserve">    saveAll(`${isFullBackup ? "גיבוי המערכת" : "גיבוי התוכן"} שוחזר ונשמר אוטומטית במחשב זה`);</w:t>
+        <w:br/>
+        <w:t xml:space="preserve">    clearTermForm();</w:t>
+        <w:br/>
+        <w:t xml:space="preserve">    clearDomainForm();</w:t>
+        <w:br/>
+        <w:t xml:space="preserve">    renderAdmin();</w:t>
+        <w:br/>
+        <w:t xml:space="preserve">    renderAll();</w:t>
+        <w:br/>
+        <w:t xml:space="preserve">    toast(`${isFullBackup ? "גיבוי המערכת המלא" : "גיבוי התוכן"} שוחזר בהצלחה. קודי הגישה המקומיים נשמרו.`, "success");</w:t>
+        <w:br/>
+        <w:t xml:space="preserve">  } catch (error) {</w:t>
+        <w:br/>
+        <w:t xml:space="preserve">    console.warn("MechLex backup import rejected", error.message);</w:t>
+        <w:br/>
+        <w:t xml:space="preserve">    toast(`ייבוא נכשל: ${error.message}`, "error");</w:t>
+        <w:br/>
+        <w:t xml:space="preserve">  } finally {</w:t>
+        <w:br/>
+        <w:t xml:space="preserve">    $("importJsonFile").value = "";</w:t>
+        <w:br/>
+        <w:t xml:space="preserve">  }</w:t>
+        <w:br/>
+        <w:t>}</w:t>
+        <w:br/>
+        <w:br/>
+        <w:t>function closeMobileSidebar() {</w:t>
+        <w:br/>
+        <w:t xml:space="preserve">  $("sidebar").classList.remove("open");</w:t>
+        <w:br/>
+        <w:t xml:space="preserve">  $("menuBtn").setAttribute("aria-expanded", "false");</w:t>
+        <w:br/>
+        <w:t>}</w:t>
+        <w:br/>
+        <w:br/>
+        <w:t>function bindInteractiveMotion() {</w:t>
+        <w:br/>
+        <w:t xml:space="preserve">  const canHover = window.matchMedia?.("(hover: hover) and (pointer: fine)");</w:t>
+        <w:br/>
+        <w:t xml:space="preserve">  const reducedMotion = window.matchMedia?.("(prefers-reduced-motion: reduce)");</w:t>
+        <w:br/>
+        <w:t xml:space="preserve">  const selector = ".domain-picker-card, .term-card, .domain-record";</w:t>
+        <w:br/>
+        <w:t xml:space="preserve">  document.addEventListener("pointermove", (event) =&gt; {</w:t>
+        <w:br/>
+        <w:t xml:space="preserve">    if (!canHover?.matches || reducedMotion?.matches) return;</w:t>
+        <w:br/>
+        <w:t xml:space="preserve">    const card = event.target.closest(selector);</w:t>
+        <w:br/>
+        <w:t xml:space="preserve">    if (!card) return;</w:t>
+        <w:br/>
+        <w:t xml:space="preserve">    const rect = card.getBoundingClientRect();</w:t>
+        <w:br/>
+        <w:t xml:space="preserve">    const x = Math.max(0, Math.min(1, (event.clientX - rect.left) / rect.width));</w:t>
+        <w:br/>
+        <w:t xml:space="preserve">    const y = Math.max(0, Math.min(1, (event.clientY - rect.top) / rect.height));</w:t>
+        <w:br/>
+        <w:t xml:space="preserve">    card.style.setProperty("--tilt-x", `${((.5 - y) * 5).toFixed(2)}deg`);</w:t>
+        <w:br/>
+        <w:t xml:space="preserve">    card.style.setProperty("--tilt-y", `${((x - .5) * 7).toFixed(2)}deg`);</w:t>
+        <w:br/>
+        <w:t xml:space="preserve">    card.style.setProperty("--pointer-x", `${(x * 100).toFixed(1)}%`);</w:t>
+        <w:br/>
+        <w:t xml:space="preserve">    card.style.setProperty("--pointer-y", `${(y * 100).toFixed(1)}%`);</w:t>
         <w:br/>
         <w:t xml:space="preserve">  });</w:t>
         <w:br/>
-        <w:br/>
-        <w:t xml:space="preserve">  $("dictionary").innerHTML = html;</w:t>
-        <w:br/>
-        <w:t xml:space="preserve">  $("dictionary").classList.toggle("list-view", prefs.view === "list");</w:t>
-        <w:br/>
-        <w:t xml:space="preserve">  $("emptyState").classList.toggle("hidden", terms.length &gt; 0);</w:t>
-        <w:br/>
-        <w:br/>
-        <w:t xml:space="preserve">  $$('.dict-domain-header').forEach((header) =&gt; {</w:t>
-        <w:br/>
-        <w:t xml:space="preserve">    const handleDomainClick = (event) =&gt; {</w:t>
-        <w:br/>
-        <w:t xml:space="preserve">      openDomainDetailModal(header.dataset.domainId);</w:t>
-        <w:br/>
-        <w:t xml:space="preserve">    };</w:t>
-        <w:br/>
-        <w:t xml:space="preserve">    header.addEventListener("click", handleDomainClick);</w:t>
-        <w:br/>
-        <w:t xml:space="preserve">    header.addEventListener("keydown", (event) =&gt; {</w:t>
-        <w:br/>
-        <w:t xml:space="preserve">      if (event.key === "Enter" || event.key === " ") {</w:t>
-        <w:br/>
-        <w:t xml:space="preserve">        event.preventDefault(); handleDomainClick(event);</w:t>
-        <w:br/>
-        <w:t xml:space="preserve">      }</w:t>
+        <w:t xml:space="preserve">  document.addEventListener("pointerout", (event) =&gt; {</w:t>
+        <w:br/>
+        <w:t xml:space="preserve">    const card = event.target.closest(selector);</w:t>
+        <w:br/>
+        <w:t xml:space="preserve">    if (!card || card.contains(event.relatedTarget)) return;</w:t>
+        <w:br/>
+        <w:t xml:space="preserve">    card.style.removeProperty("--tilt-x");</w:t>
+        <w:br/>
+        <w:t xml:space="preserve">    card.style.removeProperty("--tilt-y");</w:t>
+        <w:br/>
+        <w:t xml:space="preserve">    card.style.removeProperty("--pointer-x");</w:t>
+        <w:br/>
+        <w:t xml:space="preserve">    card.style.removeProperty("--pointer-y");</w:t>
+        <w:br/>
+        <w:t xml:space="preserve">  });</w:t>
+        <w:br/>
+        <w:t>}</w:t>
+        <w:br/>
+        <w:br/>
+        <w:t>function bindEvents() {</w:t>
+        <w:br/>
+        <w:t xml:space="preserve">  bindInteractiveMotion();</w:t>
+        <w:br/>
+        <w:t xml:space="preserve">  $("skipToContentBtn").addEventListener("click", () =&gt; $("mainContent").focus({ preventScroll: true }) || $("mainContent").scrollIntoView({ behavior: "smooth", block: "start" }));</w:t>
+        <w:br/>
+        <w:t xml:space="preserve">  $("searchInput").addEventListener("input", (event) =&gt; { state.query = event.target.value; renderFilters(); renderDictionary(); });</w:t>
+        <w:br/>
+        <w:t xml:space="preserve">  if ($("subtopicFilter")) {</w:t>
+        <w:br/>
+        <w:t xml:space="preserve">    $("subtopicFilter").addEventListener("change", (event) =&gt; {</w:t>
+        <w:br/>
+        <w:t xml:space="preserve">      const location = decodeHierarchyLocation(event.target.value);</w:t>
+        <w:br/>
+        <w:t xml:space="preserve">      if (!location) { state.subtopic = "all"; state.subSubtopic = "all"; }</w:t>
+        <w:br/>
+        <w:t xml:space="preserve">      else { state.domainId = location.domainId; state.subtopic = location.subtopic; state.subSubtopic = location.subSubtopic || "all"; }</w:t>
+        <w:br/>
+        <w:t xml:space="preserve">      renderAll();</w:t>
         <w:br/>
         <w:t xml:space="preserve">    });</w:t>
         <w:br/>
+        <w:t xml:space="preserve">  }</w:t>
+        <w:br/>
+        <w:t xml:space="preserve">  if ($("sortSelect")) $("sortSelect").addEventListener("change", (event) =&gt; { state.sort = event.target.value; renderAll(); });</w:t>
+        <w:br/>
+        <w:t xml:space="preserve">  $("resetFiltersBtn").addEventListener("click", resetFilters);</w:t>
+        <w:br/>
+        <w:t xml:space="preserve">  $("emptyResetBtn").addEventListener("click", resetFilters);</w:t>
+        <w:br/>
+        <w:t xml:space="preserve">  $("clearDomainFilter").addEventListener("click", () =&gt; { state.domainId = "all"; state.subtopic = "all"; state.subSubtopic = "all"; renderAll(); });</w:t>
+        <w:br/>
+        <w:t xml:space="preserve">  $$('[data-collection]').forEach((button) =&gt; button.addEventListener("click", () =&gt; { </w:t>
+        <w:br/>
+        <w:t xml:space="preserve">    state.collection = button.dataset.collection;</w:t>
+        <w:br/>
+        <w:t xml:space="preserve">    if (state.collection === "all") {</w:t>
+        <w:br/>
+        <w:t xml:space="preserve">      state.domainId = "all";</w:t>
+        <w:br/>
+        <w:t xml:space="preserve">      state.subtopic = "all";</w:t>
+        <w:br/>
+        <w:t xml:space="preserve">      state.subSubtopic = "all";</w:t>
+        <w:br/>
+        <w:t xml:space="preserve">      $("searchInput").value = "";</w:t>
+        <w:br/>
+        <w:t xml:space="preserve">      state.query = "";</w:t>
+        <w:br/>
+        <w:t xml:space="preserve">    }</w:t>
+        <w:br/>
+        <w:t xml:space="preserve">    closeMobileSidebar(); </w:t>
+        <w:br/>
+        <w:t xml:space="preserve">    renderAll(); </w:t>
+        <w:br/>
+        <w:t xml:space="preserve">  }));</w:t>
+        <w:br/>
+        <w:t xml:space="preserve">  $("gridViewBtn").addEventListener("click", () =&gt; { prefs.view = "grid"; saveAll(); renderAll(); });</w:t>
+        <w:br/>
+        <w:t xml:space="preserve">  $("listViewBtn").addEventListener("click", () =&gt; { prefs.view = "list"; saveAll(); renderAll(); });</w:t>
+        <w:br/>
+        <w:t xml:space="preserve">  $("mindMapViewBtn")?.addEventListener("click", () =&gt; {</w:t>
+        <w:br/>
+        <w:t xml:space="preserve">    prefs.view = "mindmap";</w:t>
+        <w:br/>
+        <w:t xml:space="preserve">    saveAll();</w:t>
+        <w:br/>
+        <w:t xml:space="preserve">    renderAll();</w:t>
+        <w:br/>
+        <w:t xml:space="preserve">    requestAnimationFrame(() =&gt; {</w:t>
+        <w:br/>
+        <w:t xml:space="preserve">      $("mindMapContainer")?.scrollIntoView({ behavior: "smooth", block: "start" });</w:t>
+        <w:br/>
+        <w:t xml:space="preserve">      fitMindMapToScreen();</w:t>
+        <w:br/>
+        <w:t xml:space="preserve">    });</w:t>
+        <w:br/>
         <w:t xml:space="preserve">  });</w:t>
         <w:br/>
         <w:br/>
-        <w:t xml:space="preserve">  $$('.dict-subtopic-header').forEach((header) =&gt; {</w:t>
-        <w:br/>
-        <w:t xml:space="preserve">    const handleSubtopicClick = (event) =&gt; {</w:t>
-        <w:br/>
-        <w:t xml:space="preserve">      openDomainDetailModal(header.dataset.domainId, header.dataset.subtopic);</w:t>
-        <w:br/>
-        <w:t xml:space="preserve">    };</w:t>
-        <w:br/>
-        <w:t xml:space="preserve">    header.addEventListener("click", handleSubtopicClick);</w:t>
-        <w:br/>
-        <w:t xml:space="preserve">    header.addEventListener("keydown", (event) =&gt; {</w:t>
-        <w:br/>
-        <w:t xml:space="preserve">      if (event.key === "Enter" || event.key === " ") {</w:t>
-        <w:br/>
-        <w:t xml:space="preserve">        event.preventDefault(); handleSubtopicClick(event);</w:t>
-        <w:br/>
-        <w:t xml:space="preserve">      }</w:t>
-        <w:br/>
-        <w:t xml:space="preserve">    });</w:t>
+        <w:t xml:space="preserve">  $("mindMapFitScreen")?.addEventListener("click", fitMindMapToScreen);</w:t>
+        <w:br/>
+        <w:t xml:space="preserve">  $("mindMapZoomIn")?.addEventListener("click", () =&gt; { mindMapZoom = Math.min(2, mindMapZoom + 0.15); updateMindMapTransform(); });</w:t>
+        <w:br/>
+        <w:t xml:space="preserve">  $("mindMapZoomOut")?.addEventListener("click", () =&gt; { mindMapZoom = Math.max(0.2, mindMapZoom - 0.15); updateMindMapTransform(); });</w:t>
+        <w:br/>
+        <w:t xml:space="preserve">  $("mindMapResetZoom")?.addEventListener("click", () =&gt; { mindMapZoom = 1; mindMapPanX = 0; mindMapPanY = 0; updateMindMapTransform(); });</w:t>
+        <w:br/>
+        <w:t xml:space="preserve">  $("mindMapExpandAll")?.addEventListener("click", () =&gt; { mindMapCollapsedNodes.clear(); renderMindMap(); });</w:t>
+        <w:br/>
+        <w:t xml:space="preserve">  $("mindMapCollapseAll")?.addEventListener("click", () =&gt; {</w:t>
+        <w:br/>
+        <w:t xml:space="preserve">    data.forEach((d) =&gt; mindMapCollapsedNodes.add(`domain-${d.id}`));</w:t>
+        <w:br/>
+        <w:t xml:space="preserve">    renderMindMap();</w:t>
         <w:br/>
         <w:t xml:space="preserve">  });</w:t>
         <w:br/>
         <w:br/>
-        <w:t xml:space="preserve">  $$('[data-term-id]').forEach((card) =&gt; {</w:t>
-        <w:br/>
-        <w:t xml:space="preserve">    card.addEventListener("click", (event) =&gt; {</w:t>
-        <w:br/>
-        <w:t xml:space="preserve">      if (event.target.closest("[data-card-fav]")) return;</w:t>
-        <w:br/>
-        <w:t xml:space="preserve">      openTerm(card.dataset.termId);</w:t>
-        <w:br/>
-        <w:t xml:space="preserve">    });</w:t>
-        <w:br/>
-        <w:t xml:space="preserve">    card.addEventListener("keydown", (event) =&gt; {</w:t>
-        <w:br/>
-        <w:t xml:space="preserve">      if (event.key === "Enter" || event.key === " ") {</w:t>
-        <w:br/>
-        <w:t xml:space="preserve">        event.preventDefault();</w:t>
-        <w:br/>
-        <w:t xml:space="preserve">        openTerm(card.dataset.termId);</w:t>
-        <w:br/>
-        <w:t xml:space="preserve">      }</w:t>
-        <w:br/>
-        <w:t xml:space="preserve">    });</w:t>
+        <w:t xml:space="preserve">  $("closeDomainDetailBtn")?.addEventListener("click", closeDomainDetailModal);</w:t>
+        <w:br/>
+        <w:t xml:space="preserve">  $("expandDomainDetailBtn")?.addEventListener("click", toggleDomainFullscreen);</w:t>
+        <w:br/>
+        <w:t xml:space="preserve">  $("domainDetailOverlay")?.addEventListener("click", (event) =&gt; { if (event.target === $("domainDetailOverlay")) closeDomainDetailModal(); });</w:t>
+        <w:br/>
+        <w:t xml:space="preserve">  $("printDomainDetailBtn")?.addEventListener("click", () =&gt; window.print());</w:t>
+        <w:br/>
+        <w:t xml:space="preserve">  $("downloadDomainPngBtn")?.addEventListener("click", () =&gt; exportDomainImage("png"));</w:t>
+        <w:br/>
+        <w:t xml:space="preserve">  $("downloadDomainJpegBtn")?.addEventListener("click", () =&gt; exportDomainImage("jpeg"));</w:t>
+        <w:br/>
+        <w:t xml:space="preserve">  $("domainFavBtn")?.addEventListener("click", () =&gt; state.currentDomainId &amp;&amp; toggleFavorite(state.currentDomainId));</w:t>
+        <w:br/>
+        <w:br/>
+        <w:t xml:space="preserve">  window.addEventListener("resize", () =&gt; {</w:t>
+        <w:br/>
+        <w:t xml:space="preserve">    if (prefs.view === "mindmap") requestAnimationFrame(drawMindMapConnections);</w:t>
         <w:br/>
         <w:t xml:space="preserve">  });</w:t>
         <w:br/>
-        <w:t xml:space="preserve">  $$('[data-card-fav]').forEach((button) =&gt; button.addEventListener("click", (event) =&gt; {</w:t>
-        <w:br/>
-        <w:t xml:space="preserve">    event.stopPropagation();</w:t>
-        <w:br/>
-        <w:t xml:space="preserve">    toggleFavorite(button.dataset.cardFav);</w:t>
-        <w:br/>
-        <w:t xml:space="preserve">  }));</w:t>
-        <w:br/>
-        <w:t>}</w:t>
-        <w:br/>
-        <w:br/>
-        <w:t>let mindMapZoom = 1;</w:t>
-        <w:br/>
-        <w:t>let mindMapPanX = 0;</w:t>
-        <w:br/>
-        <w:t>let mindMapPanY = 0;</w:t>
-        <w:br/>
-        <w:t>const mindMapCollapsedNodes = new Set();</w:t>
-        <w:br/>
-        <w:br/>
-        <w:t>let isMindMapDragging = false;</w:t>
-        <w:br/>
-        <w:t>let mindMapStartX = 0;</w:t>
-        <w:br/>
-        <w:t>let mindMapStartY = 0;</w:t>
-        <w:br/>
-        <w:br/>
-        <w:t>function setupMindMapPanAndZoom() {</w:t>
-        <w:br/>
-        <w:t xml:space="preserve">  const viewport = $("mindMapViewport");</w:t>
-        <w:br/>
-        <w:t xml:space="preserve">  if (!viewport || viewport.dataset.panBound) return;</w:t>
-        <w:br/>
-        <w:t xml:space="preserve">  viewport.dataset.panBound = "true";</w:t>
-        <w:br/>
-        <w:br/>
-        <w:t xml:space="preserve">  viewport.addEventListener("pointerdown", (e) =&gt; {</w:t>
-        <w:br/>
-        <w:t xml:space="preserve">    if (e.button !== 0 || e.target.closest("button, .mm-node, input, select")) return;</w:t>
-        <w:br/>
-        <w:t xml:space="preserve">    isMindMapDragging = true;</w:t>
-        <w:br/>
-        <w:t xml:space="preserve">    mindMapStartX = e.clientX - mindMapPanX;</w:t>
-        <w:br/>
-        <w:t xml:space="preserve">    mindMapStartY = e.clientY - mindMapPanY;</w:t>
-        <w:br/>
-        <w:t xml:space="preserve">    viewport.style.cursor = "grabbing";</w:t>
-        <w:br/>
-        <w:t xml:space="preserve">    try { viewport.setPointerCapture(e.pointerId); } catch (_) {}</w:t>
+        <w:t xml:space="preserve">  $("themeBtn").addEventListener("click", () =&gt; { prefs.theme = prefs.theme === "dark" ? "light" : "dark"; saveAll(); renderAll(); });</w:t>
+        <w:br/>
+        <w:t xml:space="preserve">  $("randomBtn").addEventListener("click", startRandomSession);</w:t>
+        <w:br/>
+        <w:t xml:space="preserve">  $("menuBtn").addEventListener("click", () =&gt; {</w:t>
+        <w:br/>
+        <w:t xml:space="preserve">    const open = $("sidebar").classList.toggle("open");</w:t>
+        <w:br/>
+        <w:t xml:space="preserve">    $("menuBtn").setAttribute("aria-expanded", String(open));</w:t>
         <w:br/>
         <w:t xml:space="preserve">  });</w:t>
         <w:br/>
         <w:br/>
-        <w:t xml:space="preserve">  viewport.addEventListener("pointermove", (e) =&gt; {</w:t>
-        <w:br/>
-        <w:t xml:space="preserve">    if (!isMindMapDragging) return;</w:t>
-        <w:br/>
-        <w:t xml:space="preserve">    e.preventDefault();</w:t>
-        <w:br/>
-        <w:t xml:space="preserve">    mindMapPanX = e.clientX - mindMapStartX;</w:t>
-        <w:br/>
-        <w:t xml:space="preserve">    mindMapPanY = e.clientY - mindMapStartY;</w:t>
-        <w:br/>
-        <w:t xml:space="preserve">    updateMindMapTransform();</w:t>
+        <w:t xml:space="preserve">  $("closeTermBtn").addEventListener("click", closeTerm);</w:t>
+        <w:br/>
+        <w:t xml:space="preserve">  $("expandTermBtn")?.addEventListener("click", toggleTermFullscreen);</w:t>
+        <w:br/>
+        <w:t xml:space="preserve">  $("randomNextBtn")?.addEventListener("click", openNextRandomTerm);</w:t>
+        <w:br/>
+        <w:t xml:space="preserve">  $("termOverlay").addEventListener("pointerdown", (event) =&gt; { if (event.target === $("termOverlay")) closeTerm(); });</w:t>
+        <w:br/>
+        <w:t xml:space="preserve">  $$('[data-term-tab]').forEach((button) =&gt; button.addEventListener("click", () =&gt; setTermTab(button.dataset.termTab)));</w:t>
+        <w:br/>
+        <w:t xml:space="preserve">  $("termFavBtn")?.addEventListener("click", () =&gt; state.currentTermId &amp;&amp; toggleFavorite(state.currentTermId));</w:t>
+        <w:br/>
+        <w:t xml:space="preserve">  $$('[data-status]').forEach((button) =&gt; button.addEventListener("click", () =&gt; state.currentTermId &amp;&amp; setProgress(state.currentTermId, button.dataset.status)));</w:t>
+        <w:br/>
+        <w:t xml:space="preserve">  $("printTermBtn")?.addEventListener("click", () =&gt; window.print());</w:t>
+        <w:br/>
+        <w:t xml:space="preserve">  $("downloadPngBtn")?.addEventListener("click", () =&gt; exportTermImage("png"));</w:t>
+        <w:br/>
+        <w:t xml:space="preserve">  $("downloadJpegBtn")?.addEventListener("click", () =&gt; exportTermImage("jpeg"));</w:t>
+        <w:br/>
+        <w:t xml:space="preserve">  $("detailTabs")?.addEventListener("click", (event) =&gt; {</w:t>
+        <w:br/>
+        <w:t xml:space="preserve">    const button = event.target.closest("[data-detail-tab]");</w:t>
+        <w:br/>
+        <w:t xml:space="preserve">    if (button) setDetailTab(button.dataset.detailTab);</w:t>
         <w:br/>
         <w:t xml:space="preserve">  });</w:t>
         <w:br/>
         <w:br/>
-        <w:t xml:space="preserve">  viewport.addEventListener("pointerup", (e) =&gt; {</w:t>
-        <w:br/>
-        <w:t xml:space="preserve">    if (isMindMapDragging) {</w:t>
-        <w:br/>
-        <w:t xml:space="preserve">      isMindMapDragging = false;</w:t>
-        <w:br/>
-        <w:t xml:space="preserve">      viewport.style.cursor = "grab";</w:t>
-        <w:br/>
-        <w:t xml:space="preserve">      try { viewport.releasePointerCapture(e.pointerId); } catch (_) {}</w:t>
-        <w:br/>
-        <w:t xml:space="preserve">    }</w:t>
-        <w:br/>
-        <w:t xml:space="preserve">  });</w:t>
-        <w:br/>
-        <w:br/>
-        <w:t xml:space="preserve">  viewport.addEventListener("pointercancel", () =&gt; {</w:t>
-        <w:br/>
-        <w:t xml:space="preserve">    isMindMapDragging = false;</w:t>
-        <w:br/>
-        <w:t xml:space="preserve">    viewport.style.cursor = "grab";</w:t>
-        <w:br/>
-        <w:t xml:space="preserve">  });</w:t>
-        <w:br/>
-        <w:br/>
-        <w:t xml:space="preserve">  viewport.addEventListener("wheel", (e) =&gt; {</w:t>
-        <w:br/>
-        <w:t xml:space="preserve">    e.preventDefault();</w:t>
-        <w:br/>
-        <w:t xml:space="preserve">    const delta = e.deltaY &gt; 0 ? -0.08 : 0.08;</w:t>
-        <w:br/>
-        <w:t xml:space="preserve">    mindMapZoom = Math.max(0.15, Math.min(2.5, mindMapZoom + delta));</w:t>
-        <w:br/>
-        <w:t xml:space="preserve">    updateMindMapTransform();</w:t>
-        <w:br/>
-        <w:t xml:space="preserve">  }, { passive: false });</w:t>
-        <w:br/>
-        <w:t>}</w:t>
-        <w:br/>
-        <w:br/>
-        <w:t>function updateMindMapTransform() {</w:t>
-        <w:br/>
-        <w:t xml:space="preserve">  const wrapper = $("mindMapCanvasWrapper");</w:t>
-        <w:br/>
-        <w:t xml:space="preserve">  if (wrapper) {</w:t>
-        <w:br/>
-        <w:t xml:space="preserve">    wrapper.style.transform = `translate(${mindMapPanX}px, ${mindMapPanY}px) scale(${mindMapZoom})`;</w:t>
-        <w:br/>
-        <w:t xml:space="preserve">  }</w:t>
-        <w:br/>
-        <w:t xml:space="preserve">  const zoomResetBtn = $("mindMapResetZoom");</w:t>
-        <w:br/>
-        <w:t xml:space="preserve">  if (zoomResetBtn) {</w:t>
-        <w:br/>
-        <w:t xml:space="preserve">    zoomResetBtn.textContent = `${Math.round(mindMapZoom * 100)}%`;</w:t>
-        <w:br/>
-        <w:t xml:space="preserve">  }</w:t>
-        <w:br/>
-        <w:t xml:space="preserve">  requestAnimationFrame(drawMindMapConnections);</w:t>
-        <w:br/>
-        <w:t>}</w:t>
-        <w:br/>
-        <w:br/>
-        <w:t>function fitMindMapToScreen() {</w:t>
-        <w:br/>
-        <w:t xml:space="preserve">  setupMindMapPanAndZoom();</w:t>
-        <w:br/>
-        <w:t xml:space="preserve">  const viewport = $("mindMapViewport");</w:t>
-        <w:br/>
-        <w:t xml:space="preserve">  const nodesContainer = $("mindMapNodes");</w:t>
-        <w:br/>
-        <w:t xml:space="preserve">  const wrapper = $("mindMapCanvasWrapper");</w:t>
-        <w:br/>
-        <w:t xml:space="preserve">  if (!viewport || !nodesContainer || !wrapper) return;</w:t>
-        <w:br/>
-        <w:br/>
-        <w:t xml:space="preserve">  wrapper.style.transform = "none";</w:t>
-        <w:br/>
-        <w:br/>
-        <w:t xml:space="preserve">  requestAnimationFrame(() =&gt; {</w:t>
-        <w:br/>
-        <w:t xml:space="preserve">    const vRect = viewport.getBoundingClientRect();</w:t>
-        <w:br/>
-        <w:t xml:space="preserve">    const nRect = nodesContainer.getBoundingClientRect();</w:t>
-        <w:br/>
-        <w:br/>
-        <w:t xml:space="preserve">    if (nRect.width &gt; 0 &amp;&amp; nRect.height &gt; 0 &amp;&amp; vRect.width &gt; 0 &amp;&amp; vRect.height &gt; 0) {</w:t>
-        <w:br/>
-        <w:t xml:space="preserve">      const padding = 50;</w:t>
-        <w:br/>
-        <w:t xml:space="preserve">      const availableWidth = Math.max(200, vRect.width - padding * 2);</w:t>
-        <w:br/>
-        <w:t xml:space="preserve">      const availableHeight = Math.max(200, vRect.height - padding * 2);</w:t>
-        <w:br/>
-        <w:br/>
-        <w:t xml:space="preserve">      const scaleX = availableWidth / nRect.width;</w:t>
-        <w:br/>
-        <w:t xml:space="preserve">      const scaleY = availableHeight / nRect.height;</w:t>
-        <w:br/>
-        <w:t xml:space="preserve">      mindMapZoom = Math.max(0.15, Math.min(1.0, scaleX, scaleY));</w:t>
-        <w:br/>
-        <w:br/>
-        <w:t xml:space="preserve">      const scaledWidth = nRect.width * mindMapZoom;</w:t>
-        <w:br/>
-        <w:t xml:space="preserve">      const scaledHeight = nRect.height * mindMapZoom;</w:t>
-        <w:br/>
-        <w:br/>
-        <w:t xml:space="preserve">      mindMapPanX = Math.max(20, (vRect.width - scaledWidth) / 2);</w:t>
-        <w:br/>
-        <w:t xml:space="preserve">      mindMapPanY = Math.max(20, (vRect.height - scaledHeight) / 2);</w:t>
-        <w:br/>
-        <w:br/>
-        <w:t xml:space="preserve">      updateMindMapTransform();</w:t>
-        <w:br/>
-        <w:t xml:space="preserve">    }</w:t>
-        <w:br/>
-        <w:t xml:space="preserve">  });</w:t>
-        <w:br/>
-        <w:t>}</w:t>
-        <w:br/>
-        <w:br/>
-        <w:t>function openDomainDetailModal(domainId, subtopicName = "", subSubtopicName = "") {</w:t>
-        <w:br/>
-        <w:t xml:space="preserve">  const domain = data.find((d) =&gt; d.id === domainId);</w:t>
-        <w:br/>
-        <w:t xml:space="preserve">  if (!domain) return;</w:t>
-        <w:br/>
-        <w:br/>
-        <w:t xml:space="preserve">  const overlay = $("domainDetailOverlay");</w:t>
-        <w:br/>
-        <w:t xml:space="preserve">  if (!overlay) return;</w:t>
-        <w:br/>
-        <w:t xml:space="preserve">  </w:t>
-        <w:br/>
-        <w:t xml:space="preserve">  state.currentDomainId = domainId;</w:t>
-        <w:br/>
-        <w:br/>
-        <w:t xml:space="preserve">  let title = domain.name;</w:t>
-        <w:br/>
-        <w:t xml:space="preserve">  let titleEn = domain.nameEn || domain.prefix || "";</w:t>
-        <w:br/>
-        <w:t xml:space="preserve">  let category = "תחום ידע הנדסי";</w:t>
-        <w:br/>
-        <w:t xml:space="preserve">  let code = domain.prefix || "DOMAIN";</w:t>
-        <w:br/>
-        <w:t xml:space="preserve">  let desc = domain.description || "תחום ידע הנדסי במילון MechLex.";</w:t>
-        <w:br/>
-        <w:t xml:space="preserve">  let termsList = domain.items;</w:t>
-        <w:br/>
-        <w:t xml:space="preserve">  let subtopicCount = domain.subtopics ? domain.subtopics.length : 0;</w:t>
-        <w:br/>
-        <w:t xml:space="preserve">  let iconName = domain.icon || "mechanics";</w:t>
-        <w:br/>
-        <w:br/>
-        <w:t xml:space="preserve">  let descHtml = domain.definitionHtml || "";</w:t>
-        <w:br/>
-        <w:t xml:space="preserve">  let imageData = domain.imageData || "";</w:t>
-        <w:br/>
-        <w:t xml:space="preserve">  let imageFilename = domain.image || "";</w:t>
-        <w:br/>
-        <w:br/>
-        <w:t xml:space="preserve">  if (subtopicName) {</w:t>
-        <w:br/>
-        <w:t xml:space="preserve">    category = `${domain.name} / תת-תחום`;</w:t>
-        <w:br/>
-        <w:t xml:space="preserve">    title = subtopicName;</w:t>
-        <w:br/>
-        <w:t xml:space="preserve">    code = `${domain.prefix || "DOM"}-${subtopicName.slice(0, 4).toUpperCase()}`;</w:t>
-        <w:br/>
-        <w:t xml:space="preserve">    const subObj = domainSubtopicEntries(domain).find((s) =&gt; s.name === subtopicName);</w:t>
-        <w:br/>
-        <w:t xml:space="preserve">    if (subObj) {</w:t>
-        <w:br/>
-        <w:t xml:space="preserve">      desc = subObj.description || `תת-תחום מקצועי בתוך ${domain.name}.`;</w:t>
-        <w:br/>
-        <w:t xml:space="preserve">      descHtml = subObj.definitionHtml || "";</w:t>
-        <w:br/>
-        <w:t xml:space="preserve">      imageData = subObj.imageData || "";</w:t>
-        <w:br/>
-        <w:t xml:space="preserve">      imageFilename = subObj.image || "";</w:t>
-        <w:br/>
-        <w:t xml:space="preserve">      subtopicCount = subObj.children ? subObj.children.length : 0;</w:t>
-        <w:br/>
-        <w:t xml:space="preserve">    }</w:t>
-        <w:br/>
-        <w:t xml:space="preserve">    termsList = domain.items.filter((t) =&gt; t.subtopic === subtopicName);</w:t>
-        <w:br/>
-        <w:t xml:space="preserve">  }</w:t>
-        <w:br/>
-        <w:br/>
-        <w:t xml:space="preserve">  if (subSubtopicName) {</w:t>
-        <w:br/>
-        <w:t xml:space="preserve">    category = `${domain.name} / ${subtopicName} / תת-תת-תחום`;</w:t>
-        <w:br/>
-        <w:t xml:space="preserve">    title = subSubtopicName;</w:t>
-        <w:br/>
-        <w:t xml:space="preserve">    code = `${domain.prefix || "DOM"}-SUB`;</w:t>
-        <w:br/>
-        <w:t xml:space="preserve">    const subObj = domainSubtopicEntries(domain).flatMap(s =&gt; s.children || []).find(c =&gt; c.name === subSubtopicName);</w:t>
-        <w:br/>
-        <w:t xml:space="preserve">    if (subObj) {</w:t>
-        <w:br/>
-        <w:t xml:space="preserve">      desc = subObj.description || "";</w:t>
-        <w:br/>
-        <w:t xml:space="preserve">      descHtml = subObj.definitionHtml || "";</w:t>
-        <w:br/>
-        <w:t xml:space="preserve">      imageData = subObj.imageData || "";</w:t>
-        <w:br/>
-        <w:t xml:space="preserve">      imageFilename = subObj.image || "";</w:t>
-        <w:br/>
-        <w:t xml:space="preserve">    }</w:t>
-        <w:br/>
-        <w:t xml:space="preserve">    termsList = domain.items.filter((t) =&gt; t.subtopic === subtopicName &amp;&amp; t.subSubtopic === subSubtopicName);</w:t>
-        <w:br/>
-        <w:t xml:space="preserve">  }</w:t>
-        <w:br/>
-        <w:br/>
-        <w:t xml:space="preserve">  $("domainDetailCategory").textContent = category;</w:t>
-        <w:br/>
-        <w:t xml:space="preserve">  $("domainDetailCode").textContent = code;</w:t>
-        <w:br/>
-        <w:t xml:space="preserve">  $("domainDetailTitle").textContent = title;</w:t>
-        <w:br/>
-        <w:t xml:space="preserve">  $("domainDetailTitleEn").textContent = titleEn;</w:t>
-        <w:br/>
-        <w:t xml:space="preserve">  </w:t>
-        <w:br/>
-        <w:t xml:space="preserve">  if (descHtml) {</w:t>
-        <w:br/>
-        <w:t xml:space="preserve">    $("domainDetailDescription").innerHTML = descHtml;</w:t>
-        <w:br/>
-        <w:t xml:space="preserve">  } else {</w:t>
-        <w:br/>
-        <w:t xml:space="preserve">    $("domainDetailDescription").innerHTML = `&lt;p style="font-size: 1.02rem; line-height: 1.6; color: var(--text-strong);"&gt;&lt;strong style="color: var(--primary);"&gt;${esc(title)}&lt;/strong&gt; — ${esc(desc)}&lt;/p&gt;`;</w:t>
-        <w:br/>
-        <w:t xml:space="preserve">  }</w:t>
-        <w:br/>
-        <w:t xml:space="preserve">  </w:t>
-        <w:br/>
-        <w:br/>
-        <w:br/>
-        <w:t xml:space="preserve">  // Render Visual Stage Illustration/Image matching Screenshot 5!</w:t>
-        <w:br/>
-        <w:t xml:space="preserve">  const imgEl = $("domainDetailImage");</w:t>
-        <w:br/>
-        <w:t xml:space="preserve">  const fallbackEl = $("domainVisualFallback");</w:t>
-        <w:br/>
-        <w:t xml:space="preserve">  imgEl.classList.add("hidden");</w:t>
-        <w:br/>
-        <w:t xml:space="preserve">  imgEl.removeAttribute("src");</w:t>
-        <w:br/>
-        <w:t xml:space="preserve">  fallbackEl.classList.remove("hidden");</w:t>
-        <w:br/>
-        <w:t xml:space="preserve">  fallbackEl.innerHTML = "";</w:t>
-        <w:br/>
-        <w:br/>
-        <w:t xml:space="preserve">  const showImage = (source, onMissing) =&gt; {</w:t>
-        <w:br/>
-        <w:t xml:space="preserve">    imgEl.onload = () =&gt; {</w:t>
-        <w:br/>
-        <w:t xml:space="preserve">      imgEl.classList.remove("hidden");</w:t>
-        <w:br/>
-        <w:t xml:space="preserve">      fallbackEl.classList.add("hidden");</w:t>
-        <w:br/>
-        <w:t xml:space="preserve">    };</w:t>
-        <w:br/>
-        <w:t xml:space="preserve">    imgEl.onerror = () =&gt; {</w:t>
-        <w:br/>
-        <w:t xml:space="preserve">      imgEl.classList.add("hidden");</w:t>
-        <w:br/>
-        <w:t xml:space="preserve">      fallbackEl.classList.remove("hidden");</w:t>
-        <w:br/>
-        <w:t xml:space="preserve">      if (onMissing) onMissing();</w:t>
-        <w:br/>
-        <w:t xml:space="preserve">      else {</w:t>
-        <w:br/>
-        <w:t xml:space="preserve">        fallbackEl.innerHTML = `&lt;div class="missing-image" role="img" aria-label="תמונה חסרה עבור ${esc(title)}"&gt;&lt;span class="missing-image-x" aria-hidden="true"&gt;×&lt;/span&gt;&lt;strong&gt;חסרה תמונה לתחום&lt;/strong&gt;&lt;span&gt;${esc(title)}&lt;/span&gt;&lt;small&gt;אפשר להוסיף קובץ לתיקיית images בשם התחום, או להטמיע תמונה במרכז הניהול.&lt;/small&gt;&lt;/div&gt;`;</w:t>
-        <w:br/>
-        <w:t xml:space="preserve">      }</w:t>
-        <w:br/>
-        <w:t xml:space="preserve">    };</w:t>
-        <w:br/>
-        <w:t xml:space="preserve">    imgEl.alt = title;</w:t>
-        <w:br/>
-        <w:t xml:space="preserve">    imgEl.src = source;</w:t>
-        <w:br/>
-        <w:t xml:space="preserve">  };</w:t>
-        <w:br/>
-        <w:br/>
-        <w:t xml:space="preserve">  if (imageData &amp;&amp; /^data:image\//.test(imageData)) {</w:t>
-        <w:br/>
-        <w:t xml:space="preserve">    showImage(imageData);</w:t>
-        <w:br/>
-        <w:t xml:space="preserve">  } else {</w:t>
-        <w:br/>
-        <w:t xml:space="preserve">    const domainPseudoTerm = { name: title, imageName: imageFilename };</w:t>
-        <w:br/>
-        <w:t xml:space="preserve">    const imageCandidates = imageCandidatesForTerm(domainPseudoTerm);</w:t>
-        <w:br/>
-        <w:t xml:space="preserve">    </w:t>
-        <w:br/>
-        <w:t xml:space="preserve">    if (imageCandidates.length) {</w:t>
-        <w:br/>
-        <w:t xml:space="preserve">      let candidateIndex = 0;</w:t>
-        <w:br/>
-        <w:t xml:space="preserve">      const tryNextCandidate = () =&gt; {</w:t>
-        <w:br/>
-        <w:t xml:space="preserve">        if (candidateIndex &gt;= imageCandidates.length) {</w:t>
-        <w:br/>
-        <w:t xml:space="preserve">          fallbackEl.innerHTML = `&lt;div class="missing-image" role="img" aria-label="תמונה חסרה עבור ${esc(title)}"&gt;&lt;span class="missing-image-x" aria-hidden="true"&gt;×&lt;/span&gt;&lt;strong&gt;חסרה תמונה לתחום&lt;/strong&gt;&lt;span&gt;${esc(title)}&lt;/span&gt;&lt;small&gt;אפשר להוסיף קובץ לתיקיית images בשם התחום, או להטמיע תמונה במרכז הניהול.&lt;/small&gt;&lt;/div&gt;`;</w:t>
-        <w:br/>
-        <w:t xml:space="preserve">          return;</w:t>
-        <w:br/>
-        <w:t xml:space="preserve">        }</w:t>
-        <w:br/>
-        <w:t xml:space="preserve">        showImage(imageCandidates[candidateIndex], () =&gt; {</w:t>
-        <w:br/>
-        <w:t xml:space="preserve">          candidateIndex += 1;</w:t>
-        <w:br/>
-        <w:t xml:space="preserve">          tryNextCandidate();</w:t>
-        <w:br/>
-        <w:t xml:space="preserve">        });</w:t>
-        <w:br/>
-        <w:t xml:space="preserve">      };</w:t>
-        <w:br/>
-        <w:t xml:space="preserve">      tryNextCandidate();</w:t>
-        <w:br/>
-        <w:t xml:space="preserve">    } else {</w:t>
-        <w:br/>
-        <w:t xml:space="preserve">      fallbackEl.innerHTML = `&lt;div class="missing-image" role="img" aria-label="תמונה חסרה עבור ${esc(title)}"&gt;&lt;span class="missing-image-x" aria-hidden="true"&gt;×&lt;/span&gt;&lt;strong&gt;חסרה תמונה לתחום&lt;/strong&gt;&lt;span&gt;${esc(title)}&lt;/span&gt;&lt;small&gt;אפשר להוסיף קובץ לתיקיית images בשם התחום, או להטמיע תמונה במרכז הניהול.&lt;/small&gt;&lt;/div&gt;`;</w:t>
-        <w:br/>
-        <w:t xml:space="preserve">    }</w:t>
-        <w:br/>
-        <w:t xml:space="preserve">  }</w:t>
-        <w:br/>
-        <w:br/>
-        <w:t xml:space="preserve">  setModalVisibility(overlay, true, { initialFocus: $("closeDomainDetailBtn") });</w:t>
-        <w:br/>
-        <w:t>}</w:t>
-        <w:br/>
-        <w:br/>
-        <w:t>function closeDomainDetailModal() {</w:t>
-        <w:br/>
-        <w:t xml:space="preserve">  setModalVisibility($("domainDetailOverlay"), false);</w:t>
-        <w:br/>
-        <w:t>}</w:t>
-        <w:br/>
-        <w:br/>
-        <w:t>function renderMindMap(filteredTerms) {</w:t>
-        <w:br/>
-        <w:t xml:space="preserve">  const container = $("mindMapNodes");</w:t>
-        <w:br/>
-        <w:t xml:space="preserve">  const svg = $("mindMapSvg");</w:t>
-        <w:br/>
-        <w:t xml:space="preserve">  if (!container || !svg) return;</w:t>
-        <w:br/>
-        <w:br/>
-        <w:t xml:space="preserve">  const currentTerms = filteredTerms || getFilteredTerms();</w:t>
-        <w:br/>
-        <w:t xml:space="preserve">  const termIdsSet = new Set(currentTerms.map((t) =&gt; t.id));</w:t>
-        <w:br/>
-        <w:br/>
-        <w:t xml:space="preserve">  const filteredDomains = state.domainId === "all"</w:t>
-        <w:br/>
-        <w:t xml:space="preserve">    ? data.filter((d) =&gt; d.items.some((t) =&gt; termIdsSet.has(t.id)))</w:t>
-        <w:br/>
-        <w:t xml:space="preserve">    : data.filter((d) =&gt; d.id === state.domainId);</w:t>
-        <w:br/>
-        <w:br/>
-        <w:t xml:space="preserve">  let html = `&lt;div class="mm-tree-branch"&gt;</w:t>
-        <w:br/>
-        <w:t xml:space="preserve">    &lt;div class="mm-node mm-node-root" id="mmnode-root"&gt;</w:t>
-        <w:br/>
-        <w:t xml:space="preserve">      &lt;span&gt;⚙️ MechLex מפות חשיבה&lt;/span&gt;</w:t>
-        <w:br/>
-        <w:t xml:space="preserve">      &lt;span class="mm-badge" style="background:rgba(255,255,255,0.25); color:#fff;"&gt;${currentTerms.length}&lt;/span&gt;</w:t>
-        <w:br/>
-        <w:t xml:space="preserve">    &lt;/div&gt;</w:t>
-        <w:br/>
-        <w:t xml:space="preserve">    &lt;div class="mm-node-children"&gt;`;</w:t>
-        <w:br/>
-        <w:br/>
-        <w:t xml:space="preserve">  filteredDomains.forEach((domain) =&gt; {</w:t>
-        <w:br/>
-        <w:t xml:space="preserve">    const domainNodeId = `domain-${domain.id}`;</w:t>
-        <w:br/>
-        <w:t xml:space="preserve">    const isDomainCollapsed = state.query.trim() ? false : mindMapCollapsedNodes.has(domainNodeId);</w:t>
-        <w:br/>
-        <w:t xml:space="preserve">    const domainTerms = domain.items.filter((t) =&gt; termIdsSet.has(t.id));</w:t>
-        <w:br/>
-        <w:t xml:space="preserve">    const entries = domainSubtopicEntries(domain);</w:t>
-        <w:br/>
-        <w:br/>
-        <w:t xml:space="preserve">    html += `&lt;div class="mm-tree-branch ${isDomainCollapsed ? "mm-collapsed" : ""}"&gt;</w:t>
-        <w:br/>
-        <w:t xml:space="preserve">      &lt;div class="mm-node mm-node-domain" id="mmnode-${domainNodeId}" style="--domain-color:${esc(domain.color)}" data-mm-domain-id="${esc(domain.id)}" title="לחצו להצגת הגדרת התחום"&gt;</w:t>
-        <w:br/>
-        <w:t xml:space="preserve">        &lt;span class="mm-badge" style="--domain-color:${esc(domain.color)}"&gt;${domainTerms.length}&lt;/span&gt;</w:t>
-        <w:br/>
-        <w:t xml:space="preserve">        &lt;strong&gt;${esc(domain.name)}&lt;/strong&gt;</w:t>
-        <w:br/>
-        <w:t xml:space="preserve">        &lt;button type="button" class="mm-toggle-btn" data-mm-toggle="${esc(domainNodeId)}" title="${isDomainCollapsed ? "הרחב ענף" : "כווץ ענף"}"&gt;${isDomainCollapsed ? "►" : "◄"}&lt;/button&gt;</w:t>
-        <w:br/>
-        <w:t xml:space="preserve">      &lt;/div&gt;</w:t>
-        <w:br/>
-        <w:t xml:space="preserve">      &lt;div class="mm-node-children"&gt;`;</w:t>
-        <w:br/>
-        <w:br/>
-        <w:t xml:space="preserve">    entries.forEach((subtopic) =&gt; {</w:t>
-        <w:br/>
-        <w:t xml:space="preserve">      const subtopicNodeId = `subtopic-${domain.id}-${subtopic.name}`;</w:t>
-        <w:br/>
-        <w:t xml:space="preserve">      const isSubtopicCollapsed = state.query.trim() ? false : mindMapCollapsedNodes.has(subtopicNodeId);</w:t>
-        <w:br/>
-        <w:t xml:space="preserve">      const subtopicTerms = domainTerms.filter((term) =&gt; term.subtopic === subtopic.name);</w:t>
-        <w:br/>
-        <w:t xml:space="preserve">      if (subtopicTerms.length === 0 &amp;&amp; state.query.trim()) return;</w:t>
-        <w:br/>
-        <w:br/>
-        <w:t xml:space="preserve">      html += `&lt;div class="mm-tree-branch ${isSubtopicCollapsed ? "mm-collapsed" : ""}"&gt;</w:t>
-        <w:br/>
-        <w:t xml:space="preserve">        &lt;div class="mm-node mm-node-subtopic" id="mmnode-${subtopicNodeId}" style="--domain-color:${esc(domain.color)}" data-mm-subtopic-domain="${esc(domain.id)}" data-mm-subtopic-name="${esc(subtopic.name)}" title="לחצו להצגת הגדרת תת-התחום"&gt;</w:t>
-        <w:br/>
-        <w:t xml:space="preserve">          &lt;span&gt;${esc(subtopic.name)}&lt;/span&gt;</w:t>
-        <w:br/>
-        <w:t xml:space="preserve">          &lt;span class="mm-badge" style="--domain-color:${esc(domain.color)}"&gt;${subtopicTerms.length}&lt;/span&gt;</w:t>
-        <w:br/>
-        <w:t xml:space="preserve">          ${(subtopic.children.length || subtopicTerms.length) ? `&lt;button type="button" class="mm-toggle-btn" data-mm-toggle="${esc(subtopicNodeId)}" title="${isSubtopicCollapsed ? "הרחב" : "כווץ"}"&gt;${isSubtopicCollapsed ? "►" : "◄"}&lt;/button&gt;` : ""}</w:t>
-        <w:br/>
-        <w:t xml:space="preserve">        &lt;/div&gt;</w:t>
-        <w:br/>
-        <w:t xml:space="preserve">        &lt;div class="mm-node-children"&gt;`;</w:t>
-        <w:br/>
-        <w:br/>
-        <w:t xml:space="preserve">      if (subtopic.children.length &gt; 0) {</w:t>
-        <w:br/>
-        <w:t xml:space="preserve">        subtopic.children.forEach((child) =&gt; {</w:t>
-        <w:br/>
-        <w:t xml:space="preserve">          const childNodeId = `child-${domain.id}-${subtopic.name}-${child.name}`;</w:t>
-        <w:br/>
-        <w:t xml:space="preserve">          const isChildCollapsed = state.query.trim() ? false : mindMapCollapsedNodes.has(childNodeId);</w:t>
-        <w:br/>
-        <w:t xml:space="preserve">          const childTerms = subtopicTerms.filter((term) =&gt; term.subSubtopic === child.name);</w:t>
-        <w:br/>
-        <w:t xml:space="preserve">          if (childTerms.length === 0 &amp;&amp; state.query.trim()) return;</w:t>
-        <w:br/>
-        <w:br/>
-        <w:t xml:space="preserve">          html += `&lt;div class="mm-tree-branch ${isChildCollapsed ? "mm-collapsed" : ""}"&gt;</w:t>
-        <w:br/>
-        <w:t xml:space="preserve">            &lt;div class="mm-node mm-node-subsubtopic" id="mmnode-${childNodeId}" style="--domain-color:${esc(domain.color)}" data-mm-subtopic-domain="${esc(domain.id)}" data-mm-subtopic-name="${esc(subtopic.name)}" data-mm-child-name="${esc(child.name)}" title="לחצו להצגת הפרטים"&gt;</w:t>
-        <w:br/>
-        <w:t xml:space="preserve">              &lt;span&gt;↳ ${esc(child.name)}&lt;/span&gt;</w:t>
-        <w:br/>
-        <w:t xml:space="preserve">              &lt;span class="mm-badge" style="--domain-color:${esc(domain.color)}"&gt;${childTerms.length}&lt;/span&gt;</w:t>
-        <w:br/>
-        <w:t xml:space="preserve">              ${childTerms.length ? `&lt;button type="button" class="mm-toggle-btn" data-mm-toggle="${esc(childNodeId)}"&gt;${isChildCollapsed ? "►" : "◄"}&lt;/button&gt;` : ""}</w:t>
-        <w:br/>
-        <w:t xml:space="preserve">            &lt;/div&gt;</w:t>
-        <w:br/>
-        <w:t xml:space="preserve">            &lt;div class="mm-node-children"&gt;`;</w:t>
-        <w:br/>
-        <w:br/>
-        <w:t xml:space="preserve">          childTerms.forEach((term) =&gt; {</w:t>
-        <w:br/>
-        <w:t xml:space="preserve">            html += `&lt;div class="mm-node mm-node-term" id="mmnode-term-${term.id}" data-mm-term="${esc(term.id)}"&gt;</w:t>
-        <w:br/>
-        <w:t xml:space="preserve">              ${term.image ? `&lt;img src="images/${esc(term.image)}" class="mm-node-thumb" alt="" /&gt;` : ""}</w:t>
-        <w:br/>
-        <w:t xml:space="preserve">              &lt;span class="mm-node-code"&gt;${esc(term.code)}&lt;/span&gt;</w:t>
-        <w:br/>
-        <w:t xml:space="preserve">              &lt;strong&gt;${esc(term.name)}&lt;/strong&gt;</w:t>
-        <w:br/>
-        <w:t xml:space="preserve">            &lt;/div&gt;`;</w:t>
-        <w:br/>
-        <w:t xml:space="preserve">          });</w:t>
-        <w:br/>
-        <w:br/>
-        <w:t xml:space="preserve">          html += `&lt;/div&gt;&lt;/div&gt;`;</w:t>
-        <w:br/>
-        <w:t xml:space="preserve">        });</w:t>
-        <w:br/>
-        <w:t xml:space="preserve">      }</w:t>
-        <w:br/>
-        <w:br/>
-        <w:t xml:space="preserve">      const directSubtopicTerms = subtopicTerms.filter((t) =&gt; !t.subSubtopic || !subtopic.children.some((c) =&gt; c.name === t.subSubtopic));</w:t>
-        <w:br/>
-        <w:t xml:space="preserve">      directSubtopicTerms.forEach((term) =&gt; {</w:t>
-        <w:br/>
-        <w:t xml:space="preserve">        html += `&lt;div class="mm-node mm-node-term" id="mmnode-term-${term.id}" data-mm-term="${esc(term.id)}"&gt;</w:t>
-        <w:br/>
-        <w:t xml:space="preserve">          ${term.image ? `&lt;img src="images/${esc(term.image)}" class="mm-node-thumb" alt="" /&gt;` : ""}</w:t>
-        <w:br/>
-        <w:t xml:space="preserve">          &lt;span class="mm-node-code"&gt;${esc(term.code)}&lt;/span&gt;</w:t>
-        <w:br/>
-        <w:t xml:space="preserve">          &lt;strong&gt;${esc(term.name)}&lt;/strong&gt;</w:t>
-        <w:br/>
-        <w:t xml:space="preserve">        &lt;/div&gt;`;</w:t>
-        <w:br/>
-        <w:t xml:space="preserve">      });</w:t>
-        <w:br/>
-        <w:br/>
-        <w:t xml:space="preserve">      html += `&lt;/div&gt;&lt;/div&gt;`;</w:t>
-        <w:br/>
-        <w:t xml:space="preserve">    });</w:t>
-        <w:br/>
-        <w:br/>
-        <w:t xml:space="preserve">    const directDomainTerms = domainTerms.filter((t) =&gt; !t.subtopic || t.subtopic === "direct" || !entries.some((e) =&gt; e.name === t.subtopic));</w:t>
-        <w:br/>
-        <w:t xml:space="preserve">    directDomainTerms.forEach((term) =&gt; {</w:t>
-        <w:br/>
-        <w:t xml:space="preserve">      html += `&lt;div class="mm-node mm-node-term" id="mmnode-term-${term.id}" data-mm-term="${esc(term.id)}"&gt;</w:t>
-        <w:br/>
-        <w:t xml:space="preserve">        ${term.image ? `&lt;img src="images/${esc(term.image)}" class="mm-node-thumb" alt="" /&gt;` : ""}</w:t>
-        <w:br/>
-        <w:t xml:space="preserve">        &lt;span class="mm-node-code"&gt;${esc(term.code)}&lt;/span&gt;</w:t>
-        <w:br/>
-        <w:t xml:space="preserve">        &lt;strong&gt;${esc(term.name)}&lt;/strong&gt;</w:t>
-        <w:br/>
-        <w:t xml:space="preserve">      &lt;/div&gt;`;</w:t>
-        <w:br/>
-        <w:t xml:space="preserve">    });</w:t>
-        <w:br/>
-        <w:br/>
-        <w:t xml:space="preserve">    html += `&lt;/div&gt;&lt;/div&gt;`;</w:t>
-        <w:br/>
-        <w:t xml:space="preserve">  });</w:t>
-        <w:br/>
-        <w:br/>
-        <w:t xml:space="preserve">  html += `&lt;/div&gt;&lt;/div&gt;`;</w:t>
-        <w:br/>
-        <w:t xml:space="preserve">  container.innerHTML = html;</w:t>
-        <w:br/>
-        <w:br/>
-        <w:t xml:space="preserve">  $$("[data-mm-toggle]").forEach((btn) =&gt; {</w:t>
-        <w:br/>
-        <w:t xml:space="preserve">    btn.addEventListener("click", (e) =&gt; {</w:t>
-        <w:br/>
-        <w:t xml:space="preserve">      e.stopPropagation();</w:t>
-        <w:br/>
-        <w:t xml:space="preserve">      const id = btn.dataset.mmToggle;</w:t>
-        <w:br/>
-        <w:t xml:space="preserve">      if (mindMapCollapsedNodes.has(id)) mindMapCollapsedNodes.delete(id);</w:t>
-        <w:br/>
-        <w:t xml:space="preserve">      else mindMapCollapsedNodes.add(id);</w:t>
-        <w:br/>
-        <w:t xml:space="preserve">      renderMindMap(currentTerms);</w:t>
-        <w:br/>
-        <w:t xml:space="preserve">    });</w:t>
-        <w:br/>
-        <w:t xml:space="preserve">  });</w:t>
-        <w:br/>
-        <w:br/>
-        <w:t xml:space="preserve">  $$("[data-mm-domain-id]").forEach((el) =&gt; {</w:t>
-        <w:br/>
-        <w:t xml:space="preserve">    el.addEventListener("click", (e) =&gt; {</w:t>
-        <w:br/>
-        <w:t xml:space="preserve">      if (e.target.closest("[data-mm-toggle]")) return;</w:t>
-        <w:br/>
-        <w:t xml:space="preserve">      e.stopPropagation();</w:t>
-        <w:br/>
-        <w:t xml:space="preserve">      openDomainDetailModal(el.dataset.mmDomainId);</w:t>
-        <w:br/>
-        <w:t xml:space="preserve">    });</w:t>
-        <w:br/>
-        <w:t xml:space="preserve">  });</w:t>
-        <w:br/>
-        <w:br/>
-        <w:t xml:space="preserve">  $$("[data-mm-subtopic-name]").forEach((el) =&gt; {</w:t>
-        <w:br/>
-        <w:t xml:space="preserve">    el.addEventListener("click", (e) =&gt; {</w:t>
-        <w:br/>
-        <w:t xml:space="preserve">      if (e.target.closest("[data-mm-toggle]")) return;</w:t>
-        <w:br/>
-        <w:t xml:space="preserve">      e.stopPropagation();</w:t>
-        <w:br/>
-        <w:t xml:space="preserve">      openDomainDetailModal(el.dataset.mmSubtopicDomain, el.dataset.mmSubtopicName, el.dataset.mmChildName || "");</w:t>
-        <w:br/>
-        <w:t xml:space="preserve">    });</w:t>
-        <w:br/>
-        <w:t xml:space="preserve">  });</w:t>
-        <w:br/>
-        <w:br/>
-        <w:t xml:space="preserve">  $$("[data-mm-term]").forEach((el) =&gt; {</w:t>
-        <w:br/>
-        <w:t xml:space="preserve">    el.addEventListener("click", (e) =&gt; {</w:t>
-        <w:br/>
-        <w:t xml:space="preserve">      e.stopPropagation();</w:t>
-        <w:br/>
-        <w:t xml:space="preserve">      openTerm(el.dataset.mmTerm);</w:t>
-        <w:br/>
-        <w:t xml:space="preserve">    });</w:t>
-        <w:br/>
-        <w:t xml:space="preserve">  });</w:t>
-        <w:br/>
-        <w:br/>
-        <w:t xml:space="preserve">  fitMindMapToScreen();</w:t>
-        <w:br/>
-        <w:t>}</w:t>
-        <w:br/>
-        <w:br/>
-        <w:t>function drawMindMapConnections() {</w:t>
-        <w:br/>
-        <w:t xml:space="preserve">  const svg = $("mindMapSvg");</w:t>
-        <w:br/>
-        <w:t xml:space="preserve">  const wrapper = $("mindMapCanvasWrapper");</w:t>
-        <w:br/>
-        <w:t xml:space="preserve">  if (!svg || !wrapper) return;</w:t>
-        <w:br/>
-        <w:br/>
-        <w:t xml:space="preserve">  const wrapperWidth = wrapper.offsetWidth || wrapper.scrollWidth;</w:t>
-        <w:br/>
-        <w:t xml:space="preserve">  const wrapperHeight = wrapper.offsetHeight || wrapper.scrollHeight;</w:t>
-        <w:br/>
-        <w:br/>
-        <w:t xml:space="preserve">  svg.setAttribute("width", wrapperWidth);</w:t>
-        <w:br/>
-        <w:t xml:space="preserve">  svg.setAttribute("height", wrapperHeight);</w:t>
-        <w:br/>
-        <w:t xml:space="preserve">  svg.innerHTML = "";</w:t>
-        <w:br/>
-        <w:br/>
-        <w:t xml:space="preserve">  const isRtl = document.dir === "rtl" || getComputedStyle(document.body).direction === "rtl";</w:t>
-        <w:br/>
-        <w:br/>
-        <w:t xml:space="preserve">  const branches = wrapper.querySelectorAll(".mm-tree-branch");</w:t>
-        <w:br/>
-        <w:t xml:space="preserve">  branches.forEach((branch) =&gt; {</w:t>
-        <w:br/>
-        <w:t xml:space="preserve">    const parentNode = branch.querySelector(":scope &gt; .mm-node");</w:t>
-        <w:br/>
-        <w:t xml:space="preserve">    const childrenContainer = branch.querySelector(":scope &gt; .mm-node-children");</w:t>
-        <w:br/>
-        <w:t xml:space="preserve">    if (!parentNode || !childrenContainer || branch.classList.contains("mm-collapsed")) return;</w:t>
-        <w:br/>
-        <w:br/>
-        <w:t xml:space="preserve">    const childNodes = childrenContainer.querySelectorAll(":scope &gt; .mm-tree-branch &gt; .mm-node, :scope &gt; .mm-node-term");</w:t>
-        <w:br/>
-        <w:br/>
-        <w:t xml:space="preserve">    // Compute center coordinates relative to wrapper</w:t>
-        <w:br/>
-        <w:t xml:space="preserve">    let pEl = parentNode;</w:t>
-        <w:br/>
-        <w:t xml:space="preserve">    let pLeft = 0, pTop = 0;</w:t>
-        <w:br/>
-        <w:t xml:space="preserve">    while (pEl &amp;&amp; pEl !== wrapper) {</w:t>
-        <w:br/>
-        <w:t xml:space="preserve">      pLeft += pEl.offsetLeft;</w:t>
-        <w:br/>
-        <w:t xml:space="preserve">      pTop += pEl.offsetTop;</w:t>
-        <w:br/>
-        <w:t xml:space="preserve">      pEl = pEl.offsetParent;</w:t>
-        <w:br/>
-        <w:t xml:space="preserve">    }</w:t>
-        <w:br/>
-        <w:br/>
-        <w:t xml:space="preserve">    const x1 = isRtl ? pLeft : (pLeft + parentNode.offsetWidth);</w:t>
-        <w:br/>
-        <w:t xml:space="preserve">    const y1 = pTop + parentNode.offsetHeight / 2;</w:t>
-        <w:br/>
-        <w:br/>
-        <w:t xml:space="preserve">    const domainColor = parentNode.style.getPropertyValue("--domain-color") || "#7c3aed";</w:t>
-        <w:br/>
-        <w:br/>
-        <w:t xml:space="preserve">    childNodes.forEach((childNode) =&gt; {</w:t>
-        <w:br/>
-        <w:t xml:space="preserve">      // Do not draw connections to nodes that are hidden (e.g. collapsed parents)</w:t>
-        <w:br/>
-        <w:t xml:space="preserve">      if (childNode.offsetParent === null) return;</w:t>
-        <w:br/>
-        <w:t xml:space="preserve">      </w:t>
-        <w:br/>
-        <w:t xml:space="preserve">      let cEl = childNode;</w:t>
-        <w:br/>
-        <w:t xml:space="preserve">      let cLeft = 0, cTop = 0;</w:t>
-        <w:br/>
-        <w:t xml:space="preserve">      while (cEl &amp;&amp; cEl !== wrapper) {</w:t>
-        <w:br/>
-        <w:t xml:space="preserve">        cLeft += cEl.offsetLeft;</w:t>
-        <w:br/>
-        <w:t xml:space="preserve">        cTop += cEl.offsetTop;</w:t>
-        <w:br/>
-        <w:t xml:space="preserve">        cEl = cEl.offsetParent;</w:t>
-        <w:br/>
-        <w:t xml:space="preserve">      }</w:t>
-        <w:br/>
-        <w:br/>
-        <w:t xml:space="preserve">      const x2 = isRtl ? (cLeft + childNode.offsetWidth) : cLeft;</w:t>
-        <w:br/>
-        <w:t xml:space="preserve">      const y2 = cTop + childNode.offsetHeight / 2;</w:t>
-        <w:br/>
-        <w:br/>
-        <w:t xml:space="preserve">      const controlDist = Math.max(28, Math.abs(x2 - x1) * 0.45);</w:t>
-        <w:br/>
-        <w:t xml:space="preserve">      const cx1 = isRtl ? (x1 - controlDist) : (x1 + controlDist);</w:t>
-        <w:br/>
-        <w:t xml:space="preserve">      const cx2 = isRtl ? (x2 + controlDist) : (x2 - controlDist);</w:t>
-        <w:br/>
-        <w:br/>
-        <w:t xml:space="preserve">      const path = document.createElementNS("http://www.w3.org/2000/svg", "path");</w:t>
-        <w:br/>
-        <w:t xml:space="preserve">      path.setAttribute("d", `M ${x1} ${y1} C ${cx1} ${y1}, ${cx2} ${y2}, ${x2} ${y2}`);</w:t>
-        <w:br/>
-        <w:t xml:space="preserve">      path.setAttribute("class", "mindmap-curve");</w:t>
-        <w:br/>
-        <w:t xml:space="preserve">      path.setAttribute("stroke", domainColor);</w:t>
-        <w:br/>
-        <w:t xml:space="preserve">      svg.appendChild(path);</w:t>
-        <w:br/>
-        <w:t xml:space="preserve">    });</w:t>
-        <w:br/>
-        <w:t xml:space="preserve">  });</w:t>
-        <w:br/>
-        <w:t>}</w:t>
-        <w:br/>
-        <w:br/>
-        <w:t>function renderAll() {</w:t>
-        <w:br/>
-        <w:t xml:space="preserve">  applyAppearance();</w:t>
-        <w:br/>
-        <w:t xml:space="preserve">  renderMetrics();</w:t>
-        <w:br/>
-        <w:t xml:space="preserve">  renderDomainNavigation();</w:t>
-        <w:br/>
-        <w:t xml:space="preserve">  renderFilters();</w:t>
-        <w:br/>
-        <w:t xml:space="preserve">  renderDictionary();</w:t>
-        <w:br/>
-        <w:t>}</w:t>
-        <w:br/>
-        <w:br/>
-        <w:t>function toggleFavorite(termId) {</w:t>
-        <w:br/>
-        <w:t xml:space="preserve">  const index = prefs.favorites.indexOf(termId);</w:t>
-        <w:br/>
-        <w:t xml:space="preserve">  if (index &gt;= 0) prefs.favorites.splice(index, 1);</w:t>
-        <w:br/>
-        <w:t xml:space="preserve">  else prefs.favorites.unshift(termId);</w:t>
-        <w:br/>
-        <w:t xml:space="preserve">  saveAll(index &gt;= 0 ? "הוסר מהמועדפים" : "נוסף למועדפים", { backupRelevant: "system" });</w:t>
-        <w:br/>
-        <w:t xml:space="preserve">  renderAll();</w:t>
-        <w:br/>
-        <w:t xml:space="preserve">  if (state.currentTermId === termId &amp;&amp; !$("termOverlay").classList.contains("hidden")) renderCurrentTerm();</w:t>
-        <w:br/>
-        <w:t>}</w:t>
-        <w:br/>
-        <w:br/>
-        <w:t>function setProgress(termId, status) {</w:t>
-        <w:br/>
-        <w:t xml:space="preserve">  if (status === "none") delete prefs.progress[termId];</w:t>
-        <w:br/>
-        <w:t xml:space="preserve">  else prefs.progress[termId] = status;</w:t>
-        <w:br/>
-        <w:t xml:space="preserve">  saveAll("התקדמות הלמידה עודכנה", { backupRelevant: "system" });</w:t>
-        <w:br/>
-        <w:t xml:space="preserve">  renderAll();</w:t>
-        <w:br/>
-        <w:t xml:space="preserve">  renderCurrentTerm();</w:t>
-        <w:br/>
-        <w:t>}</w:t>
-        <w:br/>
-        <w:br/>
-        <w:t>function updateRecent(termId) {</w:t>
-        <w:br/>
-        <w:t xml:space="preserve">  prefs.recent = [termId, ...prefs.recent.filter((id) =&gt; id !== termId)].slice(0, 20);</w:t>
-        <w:br/>
-        <w:t xml:space="preserve">  saveAll("המצב נשמר מקומית · לגיבוי אישי הורד קובץ");</w:t>
-        <w:br/>
-        <w:t>}</w:t>
-        <w:br/>
-        <w:br/>
-        <w:t>function setTermTab(tab) {</w:t>
-        <w:br/>
-        <w:t xml:space="preserve">  state.termTab = tab;</w:t>
-        <w:br/>
-        <w:t xml:space="preserve">  $$('#termModal [data-term-tab]').forEach((button) =&gt; button.classList.toggle("active", button.dataset.termTab === tab));</w:t>
-        <w:br/>
-        <w:t xml:space="preserve">  $$("#termModal .term-page").forEach((page) =&gt; page.classList.toggle("active", page.id === `tab-${tab}`));</w:t>
-        <w:br/>
-        <w:t xml:space="preserve">  if (tab === "details") setDetailTab(state.detailTab);</w:t>
-        <w:br/>
-        <w:t xml:space="preserve">  requestAnimationFrame(fitTermModal);</w:t>
-        <w:br/>
-        <w:t>}</w:t>
-        <w:br/>
-        <w:br/>
-        <w:t>function setDetailTab(tab) {</w:t>
-        <w:br/>
-        <w:t xml:space="preserve">  const availableButtons = $$('[data-detail-tab]');</w:t>
-        <w:br/>
-        <w:t xml:space="preserve">  const target = availableButtons.some((button) =&gt; button.dataset.detailTab === tab)</w:t>
-        <w:br/>
-        <w:t xml:space="preserve">    ? tab</w:t>
-        <w:br/>
-        <w:t xml:space="preserve">    : (availableButtons[0]?.dataset.detailTab || "context");</w:t>
-        <w:br/>
-        <w:t xml:space="preserve">  state.detailTab = target;</w:t>
-        <w:br/>
-        <w:t xml:space="preserve">  availableButtons.forEach((button) =&gt; button.classList.toggle("active", button.dataset.detailTab === target));</w:t>
-        <w:br/>
-        <w:t xml:space="preserve">  $$('[data-detail-panel]').forEach((panel) =&gt; panel.classList.toggle("active", panel.dataset.detailPanel === target));</w:t>
-        <w:br/>
-        <w:t xml:space="preserve">  requestAnimationFrame(fitTermModal);</w:t>
-        <w:br/>
-        <w:t>}</w:t>
-        <w:br/>
-        <w:br/>
-        <w:t>function detailTabDefinitions(term, fields) {</w:t>
-        <w:br/>
-        <w:t xml:space="preserve">  const hasExample = fields.example &amp;&amp; term.example &amp;&amp; (term.example.given || term.example.solution || term.example.result);</w:t>
-        <w:br/>
-        <w:t xml:space="preserve">  const relatedTerms = fields.related ? (term.related || []).map(findTerm).filter(Boolean) : [];</w:t>
-        <w:br/>
-        <w:t xml:space="preserve">  return [</w:t>
-        <w:br/>
-        <w:t xml:space="preserve">    { key: "context", label: "פרטים", show: Boolean(term.why || term.symbol || term.units || term.subtopic) },</w:t>
-        <w:br/>
-        <w:t xml:space="preserve">    { key: "taxonomy", label: "שמות ותגיות", show: Boolean(term.aliases?.length || term.tags?.length) },</w:t>
-        <w:br/>
-        <w:t xml:space="preserve">    { key: "media", label: "על התמונה", show: Boolean(term.visualDescription) },</w:t>
-        <w:br/>
-        <w:t xml:space="preserve">    { key: "related", label: "מושגים קשורים", show: relatedTerms.length &gt; 0 },</w:t>
-        <w:br/>
-        <w:t xml:space="preserve">    { key: "equation", label: "נוסחה", show: Boolean(fields.formula &amp;&amp; (term.formula || term.variables?.length)) },</w:t>
-        <w:br/>
-        <w:t xml:space="preserve">    { key: "standards", label: "תקנים", show: Boolean(fields.standards &amp;&amp; term.standards?.length) },</w:t>
-        <w:br/>
-        <w:t xml:space="preserve">    { key: "uses", label: "שימושים", show: Boolean(term.uses?.length) },</w:t>
-        <w:br/>
-        <w:t xml:space="preserve">    { key: "manufacturing", label: "ייצור", show: Boolean(fields.manufacturing &amp;&amp; term.manufacturing) },</w:t>
-        <w:br/>
-        <w:t xml:space="preserve">    { key: "inspection", label: "בחינה", show: Boolean(fields.inspection &amp;&amp; term.inspection) },</w:t>
-        <w:br/>
-        <w:t xml:space="preserve">    { key: "example", label: "דוגמה", show: Boolean(hasExample) },</w:t>
-        <w:br/>
-        <w:t xml:space="preserve">    { key: "notes", label: "דגשים", show: Boolean(fields.cautions &amp;&amp; term.cautions?.length) },</w:t>
-        <w:br/>
-        <w:t xml:space="preserve">  ];</w:t>
-        <w:br/>
-        <w:t>}</w:t>
-        <w:br/>
-        <w:br/>
-        <w:t>function renderDetailTabs(term, fields) {</w:t>
-        <w:br/>
-        <w:t xml:space="preserve">  const container = $("detailTabs");</w:t>
-        <w:br/>
-        <w:t xml:space="preserve">  if (!container) return;</w:t>
-        <w:br/>
-        <w:t xml:space="preserve">  let items = detailTabDefinitions(term, fields).filter((item) =&gt; item.show);</w:t>
-        <w:br/>
-        <w:t xml:space="preserve">  if (!items.length) items = [{ key: "context", label: "פרטים", show: true }];</w:t>
-        <w:br/>
-        <w:t xml:space="preserve">  container.innerHTML = items.map((item) =&gt; `&lt;button type="button" data-detail-tab="${item.key}"&gt;${esc(item.label)}&lt;/button&gt;`).join("");</w:t>
-        <w:br/>
-        <w:t xml:space="preserve">  if (!items.some((item) =&gt; item.key === state.detailTab)) state.detailTab = items[0].key;</w:t>
-        <w:br/>
-        <w:t xml:space="preserve">  setDetailTab(state.detailTab);</w:t>
-        <w:br/>
-        <w:t>}</w:t>
-        <w:br/>
-        <w:br/>
-        <w:t>function shrinkTextToFit(element, minSize = 12) {</w:t>
-        <w:br/>
-        <w:t xml:space="preserve">  if (!element || !element.clientHeight) return;</w:t>
-        <w:br/>
-        <w:t xml:space="preserve">  element.style.fontSize = "";</w:t>
-        <w:br/>
-        <w:t xml:space="preserve">  let size = parseFloat(getComputedStyle(element).fontSize) || 16;</w:t>
-        <w:br/>
-        <w:t xml:space="preserve">  let guard = 0;</w:t>
-        <w:br/>
-        <w:t xml:space="preserve">  while (element.scrollHeight &gt; element.clientHeight + 2 &amp;&amp; size &gt; minSize &amp;&amp; guard &lt; 16) {</w:t>
-        <w:br/>
-        <w:t xml:space="preserve">    size -= 0.5;</w:t>
-        <w:br/>
-        <w:t xml:space="preserve">    element.style.fontSize = `${size}px`;</w:t>
-        <w:br/>
-        <w:t xml:space="preserve">    guard += 1;</w:t>
-        <w:br/>
-        <w:t xml:space="preserve">  }</w:t>
-        <w:br/>
-        <w:t>}</w:t>
-        <w:br/>
-        <w:br/>
-        <w:t>function fitTermModal() {</w:t>
-        <w:br/>
-        <w:t xml:space="preserve">  const modal = $("termModal");</w:t>
-        <w:br/>
-        <w:t xml:space="preserve">  if (!modal || $("termOverlay").classList.contains("hidden")) return;</w:t>
-        <w:br/>
-        <w:t xml:space="preserve">  const term = findTerm(state.currentTermId);</w:t>
-        <w:br/>
-        <w:t xml:space="preserve">  modal.classList.remove("term-modal-wide", "term-modal-compact", "term-modal-dense");</w:t>
-        <w:br/>
-        <w:t xml:space="preserve">  if (term &amp;&amp; (term.definition.length &gt; 650 || term.name.length &gt; 34)) modal.classList.add("term-modal-wide");</w:t>
-        <w:br/>
-        <w:t xml:space="preserve">  const body = modal.querySelector(".term-body");</w:t>
-        <w:br/>
-        <w:t xml:space="preserve">  const activePage = modal.querySelector(".term-page.active");</w:t>
-        <w:br/>
-        <w:t xml:space="preserve">  const activeDetailCard = modal.querySelector(".detail-panel.active .detail-card");</w:t>
-        <w:br/>
-        <w:t xml:space="preserve">  const hasOverflow = () =&gt; Boolean(</w:t>
-        <w:br/>
-        <w:t xml:space="preserve">    (body &amp;&amp; activePage &amp;&amp; activePage.scrollHeight &gt; body.clientHeight + 3)</w:t>
-        <w:br/>
-        <w:t xml:space="preserve">    || (activeDetailCard &amp;&amp; activeDetailCard.scrollHeight &gt; activeDetailCard.clientHeight + 3)</w:t>
-        <w:br/>
-        <w:t xml:space="preserve">  );</w:t>
-        <w:br/>
-        <w:t xml:space="preserve">  if (hasOverflow()) modal.classList.add("term-modal-compact");</w:t>
-        <w:br/>
-        <w:t xml:space="preserve">  requestAnimationFrame(() =&gt; {</w:t>
-        <w:br/>
-        <w:t xml:space="preserve">    if (hasOverflow()) modal.classList.add("term-modal-dense");</w:t>
-        <w:br/>
-        <w:t xml:space="preserve">    shrinkTextToFit($("termDefinition"), 12);</w:t>
-        <w:br/>
-        <w:t xml:space="preserve">    if (activeDetailCard) shrinkTextToFit(activeDetailCard, 11);</w:t>
-        <w:br/>
-        <w:t xml:space="preserve">  });</w:t>
-        <w:br/>
-        <w:t>}</w:t>
-        <w:br/>
-        <w:br/>
-        <w:t>function renderList(targetId, items, emptyText = "לא הוגדר") {</w:t>
-        <w:br/>
-        <w:t xml:space="preserve">  $(targetId).innerHTML = items?.length ? items.map((item) =&gt; `&lt;li&gt;${esc(item)}&lt;/li&gt;`).join("") : `&lt;li&gt;${esc(emptyText)}&lt;/li&gt;`;</w:t>
-        <w:br/>
-        <w:t>}</w:t>
-        <w:br/>
-        <w:br/>
-        <w:t>function renderCurrentTerm() {</w:t>
-        <w:br/>
-        <w:t xml:space="preserve">  const term = findTerm(state.currentTermId);</w:t>
-        <w:br/>
-        <w:t xml:space="preserve">  if (!term) return closeTerm();</w:t>
-        <w:br/>
-        <w:t xml:space="preserve">  const fields = settings.fields;</w:t>
-        <w:br/>
-        <w:t xml:space="preserve">  const randomNextBtn = $("randomNextBtn");</w:t>
-        <w:br/>
-        <w:t xml:space="preserve">  randomNextBtn?.classList.toggle("hidden", !state.randomSession);</w:t>
-        <w:br/>
-        <w:t xml:space="preserve">  $("termModal")?.classList.toggle("random-learning-mode", state.randomSession);</w:t>
-        <w:br/>
-        <w:t xml:space="preserve">  if ($("randomSessionProgress")) {</w:t>
-        <w:br/>
-        <w:t xml:space="preserve">    $("randomSessionProgress").textContent = state.randomSession &amp;&amp; state.randomCycleSize</w:t>
-        <w:br/>
-        <w:t xml:space="preserve">      ? `מושג ${state.randomCyclePosition} מתוך ${state.randomCycleSize} בסבב`</w:t>
-        <w:br/>
-        <w:t xml:space="preserve">      : "";</w:t>
-        <w:br/>
-        <w:t xml:space="preserve">  }</w:t>
-        <w:br/>
-        <w:t xml:space="preserve">  $("termDomain").textContent = term.domainName;</w:t>
-        <w:br/>
-        <w:t xml:space="preserve">  $("termSubtopic").textContent = termLocationLabel(term.subtopic);</w:t>
-        <w:br/>
-        <w:t xml:space="preserve">  $("termSubSubtopic").textContent = term.subSubtopic || "";</w:t>
-        <w:br/>
-        <w:t xml:space="preserve">  $("termSubSubtopic").classList.toggle("hidden", !term.subSubtopic);</w:t>
-        <w:br/>
-        <w:t xml:space="preserve">  $("termSubSubtopicSeparator").classList.toggle("hidden", !term.subSubtopic);</w:t>
-        <w:br/>
-        <w:t xml:space="preserve">  $("termCode").textContent = term.code;</w:t>
-        <w:br/>
-        <w:t xml:space="preserve">  $("termTitle").textContent = term.name;</w:t>
-        <w:br/>
-        <w:t xml:space="preserve">  $("termTitleEn").textContent = term.nameEn || "";</w:t>
-        <w:br/>
-        <w:t xml:space="preserve">  $("termDefinition").innerHTML = term.definitionHtml || esc(term.definition || "לא הוגדרה הגדרה מקצועית.");</w:t>
-        <w:br/>
-        <w:t xml:space="preserve">  $("termWhy").textContent = term.why || "לא הוזן מידע נוסף למושג זה.";</w:t>
-        <w:br/>
-        <w:t xml:space="preserve">  $("termSymbol").textContent = fields.symbol &amp;&amp; term.symbol ? term.symbol : "—";</w:t>
-        <w:br/>
-        <w:t xml:space="preserve">  $("termUnits").textContent = fields.units &amp;&amp; term.units ? term.units : "—";</w:t>
-        <w:br/>
-        <w:t xml:space="preserve">  $("termFactSubtopic").textContent = termLocationLabel(term.subtopic, term.subSubtopic);</w:t>
-        <w:br/>
-        <w:t xml:space="preserve">  $("termUpdated").textContent = formatDate(term.updatedAt);</w:t>
-        <w:br/>
-        <w:br/>
-        <w:t xml:space="preserve">  $("cautionCard").classList.toggle("hidden", !fields.cautions || !(term.cautions || []).length);</w:t>
-        <w:br/>
-        <w:t xml:space="preserve">  renderList("termCautions", term.cautions || []);</w:t>
-        <w:br/>
-        <w:t xml:space="preserve">  $("aliasCard").classList.toggle("hidden", !(term.aliases || []).length);</w:t>
-        <w:br/>
-        <w:t xml:space="preserve">  $("termAliases").innerHTML = (term.aliases || []).map((item) =&gt; `&lt;span class="chip"&gt;${esc(item)}&lt;/span&gt;`).join("");</w:t>
-        <w:br/>
-        <w:br/>
-        <w:t xml:space="preserve">  $("termFormula").textContent = fields.formula &amp;&amp; term.formula ? term.formula : "לא הוגדרה נוסחה";</w:t>
-        <w:br/>
-        <w:t xml:space="preserve">  $("formulaNote").textContent = fields.formula ? (term.formulaNote || "") : "שדה הנוסחה מוסתר בהגדרות התצוגה.";</w:t>
-        <w:br/>
-        <w:t xml:space="preserve">  $("termStandards").innerHTML = fields.standards &amp;&amp; term.standards?.length ? term.standards.map((item) =&gt; `&lt;div class="standard-item"&gt;${esc(item)}&lt;/div&gt;`).join("") : `&lt;p&gt;לא הוגדרו תקנים.&lt;/p&gt;`;</w:t>
-        <w:br/>
-        <w:t xml:space="preserve">  $("variablesCard").classList.toggle("hidden", !fields.formula || !term.variables?.length);</w:t>
-        <w:br/>
-        <w:t xml:space="preserve">  $("variablesBody").innerHTML = (term.variables || []).map((item) =&gt; `&lt;tr&gt;&lt;td&gt;${esc(item.symbol)}&lt;/td&gt;&lt;td&gt;${esc(item.meaning)}&lt;/td&gt;&lt;td&gt;${esc(item.unit)}&lt;/td&gt;&lt;/tr&gt;`).join("");</w:t>
-        <w:br/>
-        <w:br/>
-        <w:t xml:space="preserve">  const hasExample = fields.example &amp;&amp; term.example &amp;&amp; (term.example.given || term.example.solution || term.example.result);</w:t>
-        <w:br/>
-        <w:t xml:space="preserve">  $("exampleCard").classList.toggle("hidden", !hasExample);</w:t>
-        <w:br/>
-        <w:t xml:space="preserve">  $("exampleTitle").textContent = term.example?.title || "דוגמה מחושבת";</w:t>
-        <w:br/>
-        <w:t xml:space="preserve">  $("exampleGiven").textContent = term.example?.given || "—";</w:t>
-        <w:br/>
-        <w:t xml:space="preserve">  $("exampleSolution").textContent = term.example?.solution || "—";</w:t>
-        <w:br/>
-        <w:t xml:space="preserve">  $("exampleResult").textContent = term.example?.result || "—";</w:t>
-        <w:br/>
-        <w:br/>
-        <w:t xml:space="preserve">  renderList("termUses", term.uses || []);</w:t>
-        <w:br/>
-        <w:t xml:space="preserve">  $("termManufacturing").textContent = fields.manufacturing ? (term.manufacturing || "לא הוגדר.") : "שדה זה מוסתר בהגדרות התצוגה.";</w:t>
-        <w:br/>
-        <w:t xml:space="preserve">  $("termInspection").textContent = fields.inspection ? (term.inspection || "לא הוגדר.") : "שדה זה מוסתר בהגדרות התצוגה.";</w:t>
-        <w:br/>
-        <w:t xml:space="preserve">  $("termTags").innerHTML = term.tags?.length ? term.tags.map((tag) =&gt; `&lt;span class="chip"&gt;${esc(tag)}&lt;/span&gt;`).join("") : `&lt;span class="chip"&gt;ללא תגיות&lt;/span&gt;`;</w:t>
-        <w:br/>
-        <w:t xml:space="preserve">  $("tagsCard").classList.toggle("hidden", !term.tags?.length);</w:t>
-        <w:br/>
-        <w:br/>
-        <w:t xml:space="preserve">  const relatedTerms = fields.related ? (term.related || []).map(findTerm).filter(Boolean) : [];</w:t>
-        <w:br/>
-        <w:t xml:space="preserve">  $("termRelated").innerHTML = relatedTerms.length ? relatedTerms.map((item) =&gt; `&lt;button class="related-btn" data-related-id="${esc(item.id)}"&gt;&lt;span dir="ltr"&gt;${esc(item.code)}&lt;/span&gt; · ${esc(item.name)}&lt;/button&gt;`).join("") : `&lt;span&gt;לא הוגדרו מושגים קשורים.&lt;/span&gt;`;</w:t>
-        <w:br/>
-        <w:t xml:space="preserve">  $$('[data-related-id]').forEach((button) =&gt; button.addEventListener("click", () =&gt; openTerm(button.dataset.relatedId)));</w:t>
-        <w:br/>
-        <w:br/>
-        <w:t xml:space="preserve">  const isFavorite = prefs.favorites.includes(term.id);</w:t>
-        <w:br/>
-        <w:t xml:space="preserve">  $("termFavBtn").innerHTML = `&lt;span aria-hidden="true"&gt;${isFavorite ? "★" : "☆"}&lt;/span&gt;&lt;span&gt;${isFavorite ? "הסר ממועדפים" : "הוסף למועדפים"}&lt;/span&gt;`;</w:t>
-        <w:br/>
-        <w:t xml:space="preserve">  $$('[data-status]').forEach((button) =&gt; button.classList.toggle("active", button.dataset.status === getTermStatus(term.id)));</w:t>
-        <w:br/>
-        <w:br/>
-        <w:t xml:space="preserve">  $("visualTitle").textContent = term.visualTitle || "מידע על התמונה";</w:t>
-        <w:br/>
-        <w:t xml:space="preserve">  $("visualDescription").textContent = term.visualDescription || "";</w:t>
-        <w:br/>
-        <w:t xml:space="preserve">  renderDetailTabs(term, fields);</w:t>
-        <w:br/>
-        <w:t xml:space="preserve">  loadTermImage(term);</w:t>
-        <w:br/>
-        <w:t xml:space="preserve">  setTermTab(state.termTab);</w:t>
-        <w:br/>
-        <w:t xml:space="preserve">  requestAnimationFrame(fitTermModal);</w:t>
-        <w:br/>
-        <w:t>}</w:t>
-        <w:br/>
-        <w:br/>
-        <w:t>function missingImageMarkup(term) {</w:t>
-        <w:br/>
-        <w:t xml:space="preserve">  return `&lt;div class="missing-image" role="img" aria-label="חסרה תמונה עבור ${esc(term.name)}"&gt;&lt;span class="missing-image-x" aria-hidden="true"&gt;×&lt;/span&gt;&lt;strong&gt;חסרה תמונה למושג&lt;/strong&gt;&lt;span&gt;${esc(term.name)}&lt;/span&gt;&lt;small&gt;אפשר להוסיף קובץ לתיקיית images בשם המושג, לציין שם קובץ מדויק במרכז הניהול, או להטמיע תמונה בתוך המושג.&lt;/small&gt;&lt;/div&gt;`;</w:t>
-        <w:br/>
-        <w:t>}</w:t>
-        <w:br/>
-        <w:br/>
-        <w:t>function imageCandidatesForTerm(term) {</w:t>
-        <w:br/>
-        <w:t xml:space="preserve">  const candidates = [];</w:t>
-        <w:br/>
-        <w:t xml:space="preserve">  const catalogNames = [...IMAGE_CATALOG];</w:t>
-        <w:br/>
-        <w:t xml:space="preserve">  const explicitName = String(term.imageName || "").trim();</w:t>
-        <w:br/>
-        <w:t xml:space="preserve">  const requestedNames = unique([explicitName, term.name, term.visualTitle].map((name) =&gt; String(name || "").trim()).filter(Boolean));</w:t>
-        <w:br/>
-        <w:t xml:space="preserve">  for (const [index, requestedName] of requestedNames.entries()) {</w:t>
-        <w:br/>
-        <w:t xml:space="preserve">    const safeName = requestedName.replace(/^.*[\\/]/, "").trim();</w:t>
-        <w:br/>
-        <w:t xml:space="preserve">    if (!safeName) continue;</w:t>
-        <w:br/>
-        <w:t xml:space="preserve">    if (EMBEDDED_IMAGES[safeName]) candidates.push(EMBEDDED_IMAGES[safeName]);</w:t>
-        <w:br/>
-        <w:t xml:space="preserve">    if (IMAGE_CATALOG.has(safeName)) candidates.push(EMBEDDED_IMAGES[safeName] || `images/${encodeURIComponent(safeName)}`);</w:t>
-        <w:br/>
-        <w:t xml:space="preserve">    const requestedStem = normalizeText(safeName.replace(/\.[^.]+$/, ""));</w:t>
-        <w:br/>
-        <w:t xml:space="preserve">    const matchingName = catalogNames.find((fileName) =&gt; normalizeText(fileName.replace(/\.[^.]+$/, "")) === requestedStem);</w:t>
-        <w:br/>
-        <w:t xml:space="preserve">    if (matchingName) candidates.push(EMBEDDED_IMAGES[matchingName] || `images/${encodeURIComponent(matchingName)}`);</w:t>
-        <w:br/>
-        <w:t xml:space="preserve">    if (index === 0 &amp;&amp; explicitName &amp;&amp; /\.(?:jpe?g|png|webp|svg)$/i.test(safeName) &amp;&amp; !IMAGE_CATALOG.has(safeName)) {</w:t>
-        <w:br/>
-        <w:t xml:space="preserve">      candidates.push(`images/${encodeURIComponent(safeName)}`);</w:t>
-        <w:br/>
-        <w:t xml:space="preserve">    }</w:t>
-        <w:br/>
-        <w:t xml:space="preserve">  }</w:t>
-        <w:br/>
-        <w:t xml:space="preserve">  return unique(candidates);</w:t>
-        <w:br/>
-        <w:t>}</w:t>
-        <w:br/>
-        <w:br/>
-        <w:t>function imagePathForTerm(term) {</w:t>
-        <w:br/>
-        <w:t xml:space="preserve">  return imageCandidatesForTerm(term)[0] || "";</w:t>
-        <w:br/>
-        <w:t>}</w:t>
-        <w:br/>
-        <w:br/>
-        <w:t>function loadTermImage(term) {</w:t>
-        <w:br/>
-        <w:t xml:space="preserve">  const image = $("termImage");</w:t>
-        <w:br/>
-        <w:t xml:space="preserve">  const fallback = $("visualFallback");</w:t>
-        <w:br/>
-        <w:t xml:space="preserve">  $("termModal").classList.remove("term-modal-image-landscape", "term-modal-image-portrait", "term-modal-image-square");</w:t>
-        <w:br/>
-        <w:t xml:space="preserve">  delete $("termModal").dataset.imageRatio;</w:t>
-        <w:br/>
-        <w:t xml:space="preserve">  image.classList.add("hidden");</w:t>
-        <w:br/>
-        <w:t xml:space="preserve">  image.removeAttribute("src");</w:t>
-        <w:br/>
-        <w:t xml:space="preserve">  fallback.classList.remove("hidden");</w:t>
-        <w:br/>
-        <w:t xml:space="preserve">  fallback.innerHTML = "";</w:t>
-        <w:br/>
-        <w:br/>
-        <w:t xml:space="preserve">  const showImage = (source, onMissing) =&gt; {</w:t>
-        <w:br/>
-        <w:t xml:space="preserve">    image.onload = () =&gt; {</w:t>
-        <w:br/>
-        <w:t xml:space="preserve">      image.classList.remove("hidden");</w:t>
-        <w:br/>
-        <w:t xml:space="preserve">      fallback.classList.add("hidden");</w:t>
-        <w:br/>
-        <w:t xml:space="preserve">      const modal = $("termModal");</w:t>
-        <w:br/>
-        <w:t xml:space="preserve">      const ratio = image.naturalWidth / Math.max(1, image.naturalHeight);</w:t>
-        <w:br/>
-        <w:t xml:space="preserve">      modal.dataset.imageRatio = ratio.toFixed(3);</w:t>
-        <w:br/>
-        <w:t xml:space="preserve">      modal.classList.remove("term-modal-image-landscape", "term-modal-image-portrait", "term-modal-image-square");</w:t>
-        <w:br/>
-        <w:t xml:space="preserve">      modal.classList.add(ratio &gt; 1.25 ? "term-modal-image-landscape" : ratio &lt; 0.8 ? "term-modal-image-portrait" : "term-modal-image-square");</w:t>
-        <w:br/>
-        <w:t xml:space="preserve">      if (ratio &gt; 1.55) modal.classList.add("term-modal-wide");</w:t>
-        <w:br/>
-        <w:t xml:space="preserve">      requestAnimationFrame(fitTermModal);</w:t>
-        <w:br/>
-        <w:t xml:space="preserve">    };</w:t>
-        <w:br/>
-        <w:t xml:space="preserve">    image.onerror = () =&gt; {</w:t>
-        <w:br/>
-        <w:t xml:space="preserve">      image.classList.add("hidden");</w:t>
-        <w:br/>
-        <w:t xml:space="preserve">      fallback.classList.remove("hidden");</w:t>
-        <w:br/>
-        <w:t xml:space="preserve">      $("termModal").classList.remove("term-modal-image-landscape", "term-modal-image-portrait", "term-modal-image-square");</w:t>
-        <w:br/>
-        <w:t xml:space="preserve">      if (onMissing) onMissing();</w:t>
-        <w:br/>
-        <w:t xml:space="preserve">      else {</w:t>
-        <w:br/>
-        <w:t xml:space="preserve">        fallback.innerHTML = missingImageMarkup(term);</w:t>
-        <w:br/>
-        <w:t xml:space="preserve">        requestAnimationFrame(fitTermModal);</w:t>
-        <w:br/>
-        <w:t xml:space="preserve">      }</w:t>
-        <w:br/>
-        <w:t xml:space="preserve">    };</w:t>
-        <w:br/>
-        <w:t xml:space="preserve">    image.alt = term.visualTitle || term.name;</w:t>
-        <w:br/>
-        <w:t xml:space="preserve">    image.src = source;</w:t>
-        <w:br/>
-        <w:t xml:space="preserve">  };</w:t>
-        <w:br/>
-        <w:br/>
-        <w:t xml:space="preserve">  if (term.imageData &amp;&amp; /^data:image\//.test(term.imageData)) {</w:t>
-        <w:br/>
-        <w:t xml:space="preserve">    showImage(term.imageData);</w:t>
-        <w:br/>
-        <w:t xml:space="preserve">    return;</w:t>
-        <w:br/>
-        <w:t xml:space="preserve">  }</w:t>
-        <w:br/>
-        <w:br/>
-        <w:t xml:space="preserve">  const imageCandidates = imageCandidatesForTerm(term);</w:t>
-        <w:br/>
-        <w:t xml:space="preserve">  if (imageCandidates.length) {</w:t>
-        <w:br/>
-        <w:t xml:space="preserve">    let candidateIndex = 0;</w:t>
-        <w:br/>
-        <w:t xml:space="preserve">    const tryNextCandidate = () =&gt; {</w:t>
-        <w:br/>
-        <w:t xml:space="preserve">      if (candidateIndex &gt;= imageCandidates.length) {</w:t>
-        <w:br/>
-        <w:t xml:space="preserve">        fallback.innerHTML = missingImageMarkup(term);</w:t>
-        <w:br/>
-        <w:t xml:space="preserve">        requestAnimationFrame(fitTermModal);</w:t>
-        <w:br/>
-        <w:t xml:space="preserve">        return;</w:t>
-        <w:br/>
-        <w:t xml:space="preserve">      }</w:t>
-        <w:br/>
-        <w:t xml:space="preserve">      showImage(imageCandidates[candidateIndex], () =&gt; {</w:t>
-        <w:br/>
-        <w:t xml:space="preserve">        candidateIndex += 1;</w:t>
-        <w:br/>
-        <w:t xml:space="preserve">        tryNextCandidate();</w:t>
-        <w:br/>
-        <w:t xml:space="preserve">      });</w:t>
-        <w:br/>
-        <w:t xml:space="preserve">    };</w:t>
-        <w:br/>
-        <w:t xml:space="preserve">    tryNextCandidate();</w:t>
-        <w:br/>
-        <w:t xml:space="preserve">    return;</w:t>
-        <w:br/>
-        <w:t xml:space="preserve">  }</w:t>
-        <w:br/>
-        <w:br/>
-        <w:t xml:space="preserve">  fallback.innerHTML = missingImageMarkup(term);</w:t>
-        <w:br/>
-        <w:t xml:space="preserve">  requestAnimationFrame(fitTermModal);</w:t>
-        <w:br/>
-        <w:t>}</w:t>
-        <w:br/>
-        <w:br/>
-        <w:t>function shuffleIds(ids) {</w:t>
-        <w:br/>
-        <w:t xml:space="preserve">  const shuffled = [...ids];</w:t>
-        <w:br/>
-        <w:t xml:space="preserve">  for (let index = shuffled.length - 1; index &gt; 0; index -= 1) {</w:t>
-        <w:br/>
-        <w:t xml:space="preserve">    const swapIndex = Math.floor(Math.random() * (index + 1));</w:t>
-        <w:br/>
-        <w:t xml:space="preserve">    [shuffled[index], shuffled[swapIndex]] = [shuffled[swapIndex], shuffled[index]];</w:t>
-        <w:br/>
-        <w:t xml:space="preserve">  }</w:t>
-        <w:br/>
-        <w:t xml:space="preserve">  return shuffled;</w:t>
-        <w:br/>
-        <w:t>}</w:t>
-        <w:br/>
-        <w:br/>
-        <w:t>function resetRandomSession() {</w:t>
-        <w:br/>
-        <w:t xml:space="preserve">  state.randomSession = false;</w:t>
-        <w:br/>
-        <w:t xml:space="preserve">  state.randomQueue = [];</w:t>
-        <w:br/>
-        <w:t xml:space="preserve">  state.randomScopeIds = [];</w:t>
-        <w:br/>
-        <w:t xml:space="preserve">  state.randomCycleSize = 0;</w:t>
-        <w:br/>
-        <w:t xml:space="preserve">  state.randomCyclePosition = 0;</w:t>
-        <w:br/>
-        <w:t xml:space="preserve">  $("termModal")?.classList.remove("random-learning-mode");</w:t>
-        <w:br/>
-        <w:t xml:space="preserve">  $("randomNextBtn")?.classList.add("hidden");</w:t>
-        <w:br/>
-        <w:t>}</w:t>
-        <w:br/>
-        <w:br/>
-        <w:t>function refillRandomQueue() {</w:t>
-        <w:br/>
-        <w:t xml:space="preserve">  let scopeIds = state.randomScopeIds.filter((id) =&gt; Boolean(findTerm(id)));</w:t>
-        <w:br/>
-        <w:t xml:space="preserve">  if (!scopeIds.length) scopeIds = allTerms().map((term) =&gt; term.id);</w:t>
-        <w:br/>
-        <w:t xml:space="preserve">  if (!scopeIds.length) return false;</w:t>
-        <w:br/>
-        <w:t xml:space="preserve">  let queue = shuffleIds(scopeIds);</w:t>
-        <w:br/>
-        <w:t xml:space="preserve">  if (queue.length &gt; 1 &amp;&amp; queue[0] === state.currentTermId) {</w:t>
-        <w:br/>
-        <w:t xml:space="preserve">    queue.push(queue.shift());</w:t>
-        <w:br/>
-        <w:t xml:space="preserve">  }</w:t>
-        <w:br/>
-        <w:t xml:space="preserve">  state.randomQueue = queue;</w:t>
-        <w:br/>
-        <w:t xml:space="preserve">  state.randomCycleSize = queue.length;</w:t>
-        <w:br/>
-        <w:t xml:space="preserve">  state.randomCyclePosition = 0;</w:t>
-        <w:br/>
-        <w:t xml:space="preserve">  return true;</w:t>
-        <w:br/>
-        <w:t>}</w:t>
-        <w:br/>
-        <w:br/>
-        <w:t>function openNextRandomTerm() {</w:t>
-        <w:br/>
-        <w:t xml:space="preserve">  if (!state.randomSession) return startRandomSession();</w:t>
-        <w:br/>
-        <w:t xml:space="preserve">  const finishedCycle = state.randomQueue.length === 0 &amp;&amp; state.randomCyclePosition &gt; 0;</w:t>
-        <w:br/>
-        <w:t xml:space="preserve">  if (!state.randomQueue.length &amp;&amp; !refillRandomQueue()) {</w:t>
-        <w:br/>
-        <w:t xml:space="preserve">    toast("אין מושגים זמינים למסלול ההפתעה", "error");</w:t>
-        <w:br/>
-        <w:t xml:space="preserve">    return;</w:t>
-        <w:br/>
-        <w:t xml:space="preserve">  }</w:t>
-        <w:br/>
-        <w:t xml:space="preserve">  const nextId = state.randomQueue.shift();</w:t>
-        <w:br/>
-        <w:t xml:space="preserve">  state.randomCyclePosition += 1;</w:t>
-        <w:br/>
-        <w:t xml:space="preserve">  openTerm(nextId, { randomSession: true });</w:t>
-        <w:br/>
-        <w:t xml:space="preserve">  if (finishedCycle) toast("כל הכבוד — השלמת סבב. ערבבתי עבורך סבב חדש ✦", "success");</w:t>
-        <w:br/>
-        <w:t>}</w:t>
-        <w:br/>
-        <w:br/>
-        <w:t>function startRandomSession() {</w:t>
-        <w:br/>
-        <w:t xml:space="preserve">  const filteredTerms = getFilteredTerms();</w:t>
-        <w:br/>
-        <w:t xml:space="preserve">  const completeDictionary = allTerms();</w:t>
-        <w:br/>
-        <w:t xml:space="preserve">  if (!filteredTerms.length &amp;&amp; !completeDictionary.length) {</w:t>
-        <w:br/>
-        <w:t xml:space="preserve">    toast("אין מושגים זמינים למסלול ההפתעה", "error");</w:t>
-        <w:br/>
-        <w:t xml:space="preserve">    return;</w:t>
-        <w:br/>
-        <w:t xml:space="preserve">  }</w:t>
-        <w:br/>
-        <w:t xml:space="preserve">  const scopeTerms = filteredTerms.length &gt; 1 || completeDictionary.length &lt;= 1 ? filteredTerms : completeDictionary;</w:t>
-        <w:br/>
-        <w:t xml:space="preserve">  resetRandomSession();</w:t>
-        <w:br/>
-        <w:t xml:space="preserve">  state.randomSession = true;</w:t>
-        <w:br/>
-        <w:t xml:space="preserve">  state.randomScopeIds = scopeTerms.map((term) =&gt; term.id);</w:t>
-        <w:br/>
-        <w:t xml:space="preserve">  refillRandomQueue();</w:t>
-        <w:br/>
-        <w:t xml:space="preserve">  openNextRandomTerm();</w:t>
-        <w:br/>
-        <w:t>}</w:t>
-        <w:br/>
-        <w:br/>
-        <w:t>function openTerm(termId, options = {}) {</w:t>
-        <w:br/>
-        <w:t xml:space="preserve">  if (document.body.classList.contains("visual-edit-mode") &amp;&amp; window.ML?.visualEditor?.openStructuredEditor) {</w:t>
-        <w:br/>
-        <w:t xml:space="preserve">    window.ML.visualEditor.openStructuredEditor("term", termId);</w:t>
-        <w:br/>
-        <w:t xml:space="preserve">    return;</w:t>
-        <w:br/>
-        <w:t xml:space="preserve">  }</w:t>
-        <w:br/>
-        <w:t xml:space="preserve">  const term = findTerm(termId);</w:t>
-        <w:br/>
-        <w:t xml:space="preserve">  if (!term) return;</w:t>
-        <w:br/>
-        <w:t xml:space="preserve">  if (options.randomSession !== true) resetRandomSession();</w:t>
-        <w:br/>
-        <w:t xml:space="preserve">  else state.randomSession = true;</w:t>
-        <w:br/>
-        <w:t xml:space="preserve">  state.currentTermId = term.id;</w:t>
-        <w:br/>
-        <w:t xml:space="preserve">  state.termTab = "overview";</w:t>
-        <w:br/>
-        <w:t xml:space="preserve">  $("termModal").classList.remove("term-modal-fullscreen");</w:t>
-        <w:br/>
-        <w:t xml:space="preserve">  $("termOverlay").classList.remove("term-overlay-fullscreen");</w:t>
-        <w:br/>
-        <w:t xml:space="preserve">  const expandBtn = $("expandTermBtn");</w:t>
-        <w:br/>
-        <w:t xml:space="preserve">  if (expandBtn) {</w:t>
-        <w:br/>
-        <w:t xml:space="preserve">    expandBtn.textContent = "⛶";</w:t>
-        <w:br/>
-        <w:t xml:space="preserve">    expandBtn.setAttribute("aria-label", "הגדל למסך מלא");</w:t>
-        <w:br/>
-        <w:t xml:space="preserve">    expandBtn.title = "הגדל למסך מלא";</w:t>
-        <w:br/>
-        <w:t xml:space="preserve">  }</w:t>
-        <w:br/>
-        <w:t xml:space="preserve">  state.detailTab = "context";</w:t>
-        <w:br/>
-        <w:t xml:space="preserve">  updateRecent(term.id);</w:t>
-        <w:br/>
-        <w:t xml:space="preserve">  renderCurrentTerm();</w:t>
-        <w:br/>
-        <w:t xml:space="preserve">  setModalVisibility($("termOverlay"), true, { initialFocus: $("closeTermBtn") });</w:t>
-        <w:br/>
-        <w:t xml:space="preserve">  requestAnimationFrame(fitTermModal);</w:t>
-        <w:br/>
-        <w:t>}</w:t>
-        <w:br/>
-        <w:br/>
-        <w:t>function toggleTermFullscreen() {</w:t>
-        <w:br/>
-        <w:t xml:space="preserve">  const modal = $("termModal");</w:t>
-        <w:br/>
-        <w:t xml:space="preserve">  const button = $("expandTermBtn");</w:t>
-        <w:br/>
-        <w:t xml:space="preserve">  if (!modal || !button) return;</w:t>
-        <w:br/>
-        <w:t xml:space="preserve">  const expanded = modal.classList.toggle("term-modal-fullscreen");</w:t>
-        <w:br/>
-        <w:t xml:space="preserve">  $("termOverlay").classList.toggle("term-overlay-fullscreen", expanded);</w:t>
-        <w:br/>
-        <w:t xml:space="preserve">  button.textContent = expanded ? "❐" : "⛶";</w:t>
-        <w:br/>
-        <w:t xml:space="preserve">  button.setAttribute("aria-label", expanded ? "החזר לגודל חלון" : "הגדל למסך מלא");</w:t>
-        <w:br/>
-        <w:t xml:space="preserve">  button.title = expanded ? "החזר לגודל חלון" : "הגדל למסך מלא";</w:t>
-        <w:br/>
-        <w:t xml:space="preserve">  requestAnimationFrame(fitTermModal);</w:t>
-        <w:br/>
-        <w:t>}</w:t>
-        <w:br/>
-        <w:br/>
-        <w:t>function toggleDomainFullscreen() {</w:t>
-        <w:br/>
-        <w:t xml:space="preserve">  const modal = $("domainDetailModal");</w:t>
-        <w:br/>
-        <w:t xml:space="preserve">  const button = $("expandDomainDetailBtn");</w:t>
-        <w:br/>
-        <w:t xml:space="preserve">  if (!modal || !button) return;</w:t>
-        <w:br/>
-        <w:t xml:space="preserve">  const expanded = modal.classList.toggle("term-modal-fullscreen");</w:t>
-        <w:br/>
-        <w:t xml:space="preserve">  $("domainDetailOverlay").classList.toggle("term-overlay-fullscreen", expanded);</w:t>
-        <w:br/>
-        <w:t xml:space="preserve">  button.textContent = expanded ? "❐" : "⛶";</w:t>
-        <w:br/>
-        <w:t xml:space="preserve">  button.setAttribute("aria-label", expanded ? "החזר לגודל חלון" : "הגדל למסך מלא");</w:t>
-        <w:br/>
-        <w:t xml:space="preserve">  button.title = expanded ? "החזר לגודל חלון" : "הגדל למסך מלא";</w:t>
-        <w:br/>
-        <w:t>}</w:t>
-        <w:br/>
-        <w:br/>
-        <w:t>function closeTerm() {</w:t>
-        <w:br/>
-        <w:t xml:space="preserve">  $("termModal").classList.remove("term-modal-fullscreen");</w:t>
-        <w:br/>
-        <w:t xml:space="preserve">  $("termOverlay").classList.remove("term-overlay-fullscreen");</w:t>
-        <w:br/>
-        <w:t xml:space="preserve">  setModalVisibility($("termOverlay"), false);</w:t>
-        <w:br/>
-        <w:t xml:space="preserve">  resetRandomSession();</w:t>
-        <w:br/>
-        <w:t>}</w:t>
-        <w:br/>
-        <w:br/>
-        <w:t>function resetFilters() {</w:t>
-        <w:br/>
-        <w:t xml:space="preserve">  state.collection = "all";</w:t>
-        <w:br/>
-        <w:t xml:space="preserve">  state.domainId = "all";</w:t>
-        <w:br/>
-        <w:t xml:space="preserve">  state.query = "";</w:t>
-        <w:br/>
-        <w:t xml:space="preserve">  state.subtopic = "all";</w:t>
-        <w:br/>
-        <w:t xml:space="preserve">  state.subSubtopic = "all";</w:t>
-        <w:br/>
-        <w:t xml:space="preserve">  state.sort = "relevance";</w:t>
-        <w:br/>
-        <w:t xml:space="preserve">  renderAll();</w:t>
-        <w:br/>
-        <w:t>}</w:t>
-        <w:br/>
-        <w:br/>
-        <w:t>function toast(message, type = "") {</w:t>
-        <w:br/>
-        <w:t xml:space="preserve">  const item = document.createElement("div");</w:t>
-        <w:br/>
-        <w:t xml:space="preserve">  item.className = `toast ${type}`.trim();</w:t>
-        <w:br/>
-        <w:t xml:space="preserve">  item.textContent = message;</w:t>
-        <w:br/>
-        <w:t xml:space="preserve">  $("toastRegion").appendChild(item);</w:t>
-        <w:br/>
-        <w:t xml:space="preserve">  setTimeout(() =&gt; item.remove(), 3200);</w:t>
-        <w:br/>
-        <w:t>}</w:t>
-        <w:br/>
-        <w:br/>
-        <w:t>function openPinDialog() {</w:t>
-        <w:br/>
-        <w:t xml:space="preserve">  if ($("pinError")) $("pinError").classList.add("hidden");</w:t>
-        <w:br/>
-        <w:t xml:space="preserve">  if ($("pinRoleSelect")) $("pinRoleSelect").value = state.adminRole || "content";</w:t>
-        <w:br/>
-        <w:t xml:space="preserve">  setModalVisibility($("pinOverlay"), true, { initialFocus: $("pinRoleSelect") || $("closePinBtn") });</w:t>
-        <w:br/>
-        <w:t>}</w:t>
-        <w:br/>
-        <w:br/>
-        <w:t>function closePinDialog(options = {}) {</w:t>
-        <w:br/>
-        <w:t xml:space="preserve">  setModalVisibility($("pinOverlay"), false, { restoreFocus: options?.restoreFocus !== false });</w:t>
-        <w:br/>
-        <w:t>}</w:t>
-        <w:br/>
-        <w:br/>
-        <w:t>async function openAdmin(role, providedPin = null) {</w:t>
-        <w:br/>
-        <w:t xml:space="preserve">  // Password requirement removed as requested</w:t>
-        <w:br/>
-        <w:br/>
-        <w:br/>
-        <w:t xml:space="preserve">  if (window.MechLexCore &amp;&amp; window.MechLexCore.sharedSync) {</w:t>
-        <w:br/>
-        <w:t xml:space="preserve">    try {</w:t>
-        <w:br/>
-        <w:t xml:space="preserve">      const response = await fetch("/api/can-write", { cache: "no-store" });</w:t>
-        <w:br/>
-        <w:t xml:space="preserve">      if (response.ok) {</w:t>
-        <w:br/>
-        <w:t xml:space="preserve">        const result = await response.json();</w:t>
-        <w:br/>
-        <w:t xml:space="preserve">        if (!result.canWrite) {</w:t>
-        <w:br/>
-        <w:t xml:space="preserve">          toast("אין לך הרשאת כתיבה לתיקייה המשותפת. גישת ניהול נדחתה.", "error");</w:t>
-        <w:br/>
-        <w:t xml:space="preserve">          return;</w:t>
-        <w:br/>
-        <w:t xml:space="preserve">        }</w:t>
-        <w:br/>
-        <w:t xml:space="preserve">      }</w:t>
-        <w:br/>
-        <w:t xml:space="preserve">    } catch (e) {</w:t>
-        <w:br/>
-        <w:t xml:space="preserve">      console.warn("Could not verify write access", e);</w:t>
-        <w:br/>
-        <w:t xml:space="preserve">    }</w:t>
-        <w:br/>
-        <w:t xml:space="preserve">  }</w:t>
-        <w:br/>
-        <w:br/>
-        <w:t xml:space="preserve">  const opener = modalFocusState.get($("pinOverlay")) || $("adminBtn");</w:t>
-        <w:br/>
-        <w:t xml:space="preserve">  state.adminUnlocked = true;</w:t>
-        <w:br/>
-        <w:t xml:space="preserve">  state.adminRole = role || state.adminRole || "content";</w:t>
-        <w:br/>
-        <w:t xml:space="preserve">  closePinDialog({ restoreFocus: false });</w:t>
-        <w:br/>
-        <w:t xml:space="preserve">  setModalVisibility($("adminOverlay"), true, { opener, initialFocus: $("closeAdminBtn") });</w:t>
-        <w:br/>
-        <w:br/>
-        <w:t xml:space="preserve">  if ($("adminRoleName")) {</w:t>
-        <w:br/>
-        <w:t xml:space="preserve">    $("adminRoleName").textContent = state.adminRole === "super" ? "אדמין ראשי (Super Admin)" : "מומחה תוכן (Content Admin)";</w:t>
-        <w:br/>
-        <w:t xml:space="preserve">  }</w:t>
-        <w:br/>
-        <w:t xml:space="preserve">  if ($("headerExportDataBtn")) {</w:t>
-        <w:br/>
-        <w:t xml:space="preserve">    $("headerExportDataBtn").textContent = state.adminRole === "super" ? "⬇ גיבוי מערכת מלא" : "⬇ גיבוי תוכן";</w:t>
-        <w:br/>
-        <w:t xml:space="preserve">    $("headerExportDataBtn").title = state.adminRole === "super"</w:t>
-        <w:br/>
-        <w:t xml:space="preserve">      ? "מוריד תוכן, UI/UX והעדפות — ללא קודי גישה"</w:t>
-        <w:br/>
-        <w:t xml:space="preserve">      : "מוריד תחומים, תתי־תחומים, מושגים ותמונות מוטמעות";</w:t>
-        <w:br/>
-        <w:t xml:space="preserve">  }</w:t>
-        <w:br/>
-        <w:br/>
-        <w:t xml:space="preserve">  const isSuper = state.adminRole === "super";</w:t>
-        <w:br/>
-        <w:t xml:space="preserve">  $$('[data-admin-tab="appearance"], [data-admin-tab="data"]').forEach((tab) =&gt; {</w:t>
-        <w:br/>
-        <w:t xml:space="preserve">    tab.style.display = isSuper ? "" : "none";</w:t>
-        <w:br/>
-        <w:t xml:space="preserve">  });</w:t>
-        <w:br/>
-        <w:t xml:space="preserve">  if (!isSuper &amp;&amp; (state.adminTab === "appearance" || state.adminTab === "data")) {</w:t>
-        <w:br/>
-        <w:t xml:space="preserve">    state.adminTab = "terms";</w:t>
-        <w:br/>
-        <w:t xml:space="preserve">  }</w:t>
-        <w:br/>
-        <w:br/>
-        <w:t xml:space="preserve">  renderAdmin();</w:t>
-        <w:br/>
-        <w:t xml:space="preserve">  setAdminTab(state.adminTab);</w:t>
-        <w:br/>
-        <w:t>}</w:t>
-        <w:br/>
-        <w:br/>
-        <w:t>function switchAdminRole() {</w:t>
-        <w:br/>
-        <w:t xml:space="preserve">  state.adminUnlocked = false;</w:t>
-        <w:br/>
-        <w:t xml:space="preserve">  closeAdmin();</w:t>
-        <w:br/>
-        <w:t xml:space="preserve">  openPinDialog();</w:t>
-        <w:br/>
-        <w:t>}</w:t>
-        <w:br/>
-        <w:br/>
-        <w:t>function closeAdmin() {</w:t>
-        <w:br/>
-        <w:t xml:space="preserve">  setModalVisibility($("adminOverlay"), false);</w:t>
-        <w:br/>
-        <w:t xml:space="preserve">  renderAll();</w:t>
-        <w:br/>
-        <w:t>}</w:t>
-        <w:br/>
-        <w:br/>
-        <w:t>function setAdminTab(tab) {</w:t>
-        <w:br/>
-        <w:t xml:space="preserve">  state.adminTab = tab;</w:t>
-        <w:br/>
-        <w:t xml:space="preserve">  $$('[data-admin-tab]').forEach((button) =&gt; button.classList.toggle("active", button.dataset.adminTab === tab));</w:t>
-        <w:br/>
-        <w:t xml:space="preserve">  $$(".admin-page").forEach((page) =&gt; page.classList.toggle("active", page.id === `admin-${tab}`));</w:t>
-        <w:br/>
-        <w:t>}</w:t>
-        <w:br/>
-        <w:br/>
-        <w:t>function fillAdminSelects() {</w:t>
-        <w:br/>
-        <w:t xml:space="preserve">  const domainOptions = data.map((domain) =&gt; `&lt;option value="${esc(domain.id)}"&gt;${esc(domain.name)}&lt;/option&gt;`).join("");</w:t>
-        <w:br/>
-        <w:t xml:space="preserve">  $("editDomain").innerHTML = domainOptions;</w:t>
-        <w:br/>
-        <w:t xml:space="preserve">  $("adminDomainFilter").innerHTML = `&lt;option value="all"&gt;כל התחומים&lt;/option&gt;${domainOptions}`;</w:t>
-        <w:br/>
-        <w:t xml:space="preserve">  if (!data.some((domain) =&gt; domain.id === $("editDomain").value) &amp;&amp; data.length) $("editDomain").value = data[0].id;</w:t>
-        <w:br/>
-        <w:t xml:space="preserve">  fillTermSubtopicSelect();</w:t>
-        <w:br/>
-        <w:t>}</w:t>
-        <w:br/>
-        <w:br/>
-        <w:t>function generateTermCode(domain) {</w:t>
-        <w:br/>
-        <w:t xml:space="preserve">  const prefix = String(domain?.prefix || "GEN").trim().toUpperCase() || "GEN";</w:t>
-        <w:br/>
-        <w:t xml:space="preserve">  const prefixToken = `${prefix}-`;</w:t>
-        <w:br/>
-        <w:t xml:space="preserve">  const numbers = allTerms().map((term) =&gt; {</w:t>
-        <w:br/>
-        <w:t xml:space="preserve">    const code = String(term.code || "").toUpperCase();</w:t>
-        <w:br/>
-        <w:t xml:space="preserve">    if (!code.startsWith(prefixToken)) return 0;</w:t>
-        <w:br/>
-        <w:t xml:space="preserve">    const value = Number(code.slice(prefixToken.length));</w:t>
-        <w:br/>
-        <w:t xml:space="preserve">    return Number.isInteger(value) &amp;&amp; value &gt; 0 ? value : 0;</w:t>
-        <w:br/>
-        <w:t xml:space="preserve">  });</w:t>
-        <w:br/>
-        <w:t xml:space="preserve">  let next = Math.max(0, ...numbers) + 1;</w:t>
-        <w:br/>
-        <w:t xml:space="preserve">  let code = `${prefix}-${String(next).padStart(3, "0")}`;</w:t>
-        <w:br/>
-        <w:t xml:space="preserve">  const used = new Set(allTerms().map((term) =&gt; normalizeText(term.code)));</w:t>
-        <w:br/>
-        <w:t xml:space="preserve">  while (used.has(normalizeText(code))) {</w:t>
-        <w:br/>
-        <w:t xml:space="preserve">    next += 1;</w:t>
-        <w:br/>
-        <w:t xml:space="preserve">    code = `${prefix}-${String(next).padStart(3, "0")}`;</w:t>
-        <w:br/>
-        <w:t xml:space="preserve">  }</w:t>
-        <w:br/>
-        <w:t xml:space="preserve">  return code;</w:t>
-        <w:br/>
-        <w:t>}</w:t>
-        <w:br/>
-        <w:br/>
-        <w:t>function fillTermSubtopicSelect(preferredValue) {</w:t>
-        <w:br/>
-        <w:t xml:space="preserve">  const domain = data.find((item) =&gt; item.id === $("editDomain").value);</w:t>
-        <w:br/>
-        <w:t xml:space="preserve">  const currentValue = preferredValue &amp;&amp; typeof preferredValue === "object"</w:t>
-        <w:br/>
-        <w:t xml:space="preserve">    ? (isDirectTermSubtopic(preferredValue.subtopic) ? "direct" : encodeHierarchyLocation(domain?.id || "", preferredValue.subtopic, preferredValue.subSubtopic || ""))</w:t>
-        <w:br/>
-        <w:t xml:space="preserve">    : (preferredValue === "כללי" ? "direct" : preferredValue ?? $("editSubtopic").value ?? "direct");</w:t>
-        <w:br/>
-        <w:t xml:space="preserve">  const subtopics = domain ? domainSubtopicEntries(domain) : [];</w:t>
-        <w:br/>
-        <w:t xml:space="preserve">  $("editSubtopic").innerHTML = `&lt;option value="direct"&gt;ישירות בתחום (ללא תת־תחום)&lt;/option&gt;${subtopics.map((subtopic) =&gt; `&lt;optgroup label="תת־תחום: ${esc(subtopic.name)}"&gt;&lt;option value="${esc(encodeHierarchyLocation(domain.id, subtopic.name))}"&gt;מושג בתוך ${esc(subtopic.name)}&lt;/option&gt;${subtopic.children.map((child) =&gt; `&lt;option value="${esc(encodeHierarchyLocation(domain.id, subtopic.name, child.name))}"&gt;↳ בתוך תת־תת־תחום: ${esc(child.name)}&lt;/option&gt;`).join("")}&lt;/optgroup&gt;`).join("")}`;</w:t>
-        <w:br/>
-        <w:t xml:space="preserve">  $("editSubtopic").value = [...$("editSubtopic").options].some((option) =&gt; option.value === currentValue) ? currentValue : "direct";</w:t>
-        <w:br/>
-        <w:t>}</w:t>
-        <w:br/>
-        <w:br/>
-        <w:t>function renderTermRecords() {</w:t>
-        <w:br/>
-        <w:t xml:space="preserve">  const query = normalizeText($("adminSearchInput").value);</w:t>
-        <w:br/>
-        <w:t xml:space="preserve">  const domainFilter = $("adminDomainFilter").value || "all";</w:t>
-        <w:br/>
-        <w:t xml:space="preserve">  const terms = allTerms().filter((term) =&gt; {</w:t>
-        <w:br/>
-        <w:t xml:space="preserve">    if (domainFilter !== "all" &amp;&amp; term.domainId !== domainFilter) return false;</w:t>
-        <w:br/>
-        <w:t xml:space="preserve">    return !query || termSearchText(term).includes(query);</w:t>
-        <w:br/>
-        <w:t xml:space="preserve">  });</w:t>
-        <w:br/>
-        <w:t xml:space="preserve">  $("termRecords").innerHTML = terms.length ? terms.map((term) =&gt; `</w:t>
-        <w:br/>
-        <w:t xml:space="preserve">    &lt;div class="record-item ${state.editingTermId === term.id ? "active" : ""}" data-edit-record="${esc(term.id)}"&gt;</w:t>
-        <w:br/>
-        <w:t xml:space="preserve">      &lt;div&gt;&lt;strong&gt;${esc(term.name)}&lt;/strong&gt;&lt;span&gt;${esc(term.domainName)} · ${esc(termLocationLabel(term.subtopic, term.subSubtopic))}&lt;/span&gt;&lt;/div&gt;</w:t>
-        <w:br/>
-        <w:t xml:space="preserve">      &lt;div class="record-actions"&gt;&lt;button class="btn ghost" data-clone-term="${esc(term.id)}" title="שכפל" aria-label="שכפל"&gt;⧉&lt;/button&gt;&lt;/div&gt;</w:t>
-        <w:br/>
-        <w:t xml:space="preserve">    &lt;/div&gt;`).join("") : `&lt;div class="empty-state"&gt;&lt;p&gt;לא נמצאו מושגים ברשימה.&lt;/p&gt;&lt;/div&gt;`;</w:t>
-        <w:br/>
-        <w:t xml:space="preserve">  $$('[data-edit-record]').forEach((item) =&gt; item.addEventListener("click", (event) =&gt; {</w:t>
-        <w:br/>
-        <w:t xml:space="preserve">    if (event.target.closest("[data-clone-term]")) return;</w:t>
-        <w:br/>
-        <w:t xml:space="preserve">    editTerm(item.dataset.editRecord);</w:t>
-        <w:br/>
-        <w:t xml:space="preserve">  }));</w:t>
-        <w:br/>
-        <w:t xml:space="preserve">  $$('[data-clone-term]').forEach((button) =&gt; button.addEventListener("click", (event) =&gt; {</w:t>
-        <w:br/>
-        <w:t xml:space="preserve">    event.stopPropagation();</w:t>
-        <w:br/>
-        <w:t xml:space="preserve">    cloneTerm(button.dataset.cloneTerm);</w:t>
-        <w:br/>
-        <w:t xml:space="preserve">  }));</w:t>
-        <w:br/>
-        <w:t>}</w:t>
-        <w:br/>
-        <w:br/>
-        <w:t>function renderDomainRecords() {</w:t>
-        <w:br/>
-        <w:t xml:space="preserve">  $("domainRecords").innerHTML = data.map((domain) =&gt; `</w:t>
-        <w:br/>
-        <w:t xml:space="preserve">    &lt;article class="domain-record" data-edit-domain-record="${esc(domain.id)}" style="--domain-color:${esc(domain.color)}"&gt;</w:t>
-        <w:br/>
-        <w:t xml:space="preserve">      &lt;h3&gt;${esc(domain.name)}&lt;/h3&gt;&lt;small dir="ltr"&gt;${esc(domain.nameEn)}&lt;/small&gt;</w:t>
-        <w:br/>
-        <w:t xml:space="preserve">      &lt;p&gt;${esc(domain.description || "ללא תיאור")}&lt;/p&gt;</w:t>
-        <w:br/>
-        <w:t xml:space="preserve">      &lt;footer&gt;&lt;span&gt;${domain.items.length} מושגים&lt;/span&gt;&lt;span&gt;${(domain.subtopics || []).length} תתי־תחומים · ${(domain.subtopics || []).reduce((sum, item) =&gt; sum + (item.children || []).length, 0)} תתי־תתי־תחומים&lt;/span&gt;&lt;/footer&gt;</w:t>
-        <w:br/>
-        <w:t xml:space="preserve">    &lt;/article&gt;`).join("");</w:t>
-        <w:br/>
-        <w:t xml:space="preserve">  $$('[data-edit-domain-record]').forEach((item) =&gt; item.addEventListener("click", () =&gt; editDomainRecord(item.dataset.editDomainRecord)));</w:t>
-        <w:br/>
-        <w:t>}</w:t>
-        <w:br/>
-        <w:br/>
-        <w:t>function renderFieldVisibility() {</w:t>
-        <w:br/>
-        <w:t xml:space="preserve">  const labels = {</w:t>
-        <w:br/>
-        <w:t xml:space="preserve">    symbol: "סימון", units: "יחידות", formula: "נוסחה ומשתנים", standards: "תקנים", example: "דוגמה מחושבת",</w:t>
-        <w:br/>
-        <w:t xml:space="preserve">    cautions: "דגשים וטעויות", manufacturing: "שיקולי ייצור", inspection: "שיטות בחינה", related: "מושגים קשורים"</w:t>
-        <w:br/>
-        <w:t xml:space="preserve">  };</w:t>
-        <w:br/>
-        <w:t xml:space="preserve">  $("fieldVisibility").innerHTML = Object.entries(labels).map(([key, label]) =&gt; `&lt;label class="toggle-item"&gt;&lt;span&gt;${esc(label)}&lt;/span&gt;&lt;input type="checkbox" data-field-setting="${key}" ${settings.fields[key] ? "checked" : ""}&gt;&lt;/label&gt;`).join("");</w:t>
-        <w:br/>
-        <w:t>}</w:t>
-        <w:br/>
-        <w:br/>
-        <w:t>function loadAppearanceInputs() {</w:t>
-        <w:br/>
-        <w:t xml:space="preserve">  const a = settings.appearance;</w:t>
-        <w:br/>
-        <w:t xml:space="preserve">  $("settingPrimary").value = a.primary;</w:t>
-        <w:br/>
-        <w:t xml:space="preserve">  $("settingBackground").value = a.background;</w:t>
-        <w:br/>
-        <w:t xml:space="preserve">  $("settingSurface").value = a.surface;</w:t>
-        <w:br/>
-        <w:t xml:space="preserve">  $("settingFont").value = a.font;</w:t>
-        <w:br/>
-        <w:t xml:space="preserve">  $("settingFontSize").value = a.fontSize;</w:t>
-        <w:br/>
-        <w:t xml:space="preserve">  $("settingRadius").value = a.radius;</w:t>
-        <w:br/>
-        <w:t xml:space="preserve">  $("settingDensity").value = a.density;</w:t>
-        <w:br/>
-        <w:t xml:space="preserve">  if ($("settingButtonShadow")) $("settingButtonShadow").value = a.buttonShadow || "dynamic";</w:t>
-        <w:br/>
-        <w:t xml:space="preserve">  if ($("settingButtonHoverScale")) $("settingButtonHoverScale").value = String(a.buttonHoverScale || 1.04);</w:t>
-        <w:br/>
-        <w:t xml:space="preserve">  if ($("settingButtonActiveScale")) $("settingButtonActiveScale").value = String(a.buttonActiveScale || 0.97);</w:t>
-        <w:br/>
-        <w:t xml:space="preserve">  $("fontSizeOutput").textContent = `${a.fontSize}px`;</w:t>
-        <w:br/>
-        <w:t xml:space="preserve">  $("radiusOutput").textContent = `${a.radius}px`;</w:t>
-        <w:br/>
-        <w:t>}</w:t>
-        <w:br/>
-        <w:br/>
-        <w:t>function renderAdmin() {</w:t>
-        <w:br/>
-        <w:t xml:space="preserve">  fillAdminSelects();</w:t>
-        <w:br/>
-        <w:t xml:space="preserve">  renderTermRecords();</w:t>
-        <w:br/>
-        <w:t xml:space="preserve">  renderDomainRecords();</w:t>
-        <w:br/>
-        <w:t xml:space="preserve">  renderFieldVisibility();</w:t>
-        <w:br/>
-        <w:t xml:space="preserve">  loadAppearanceInputs();</w:t>
-        <w:br/>
-        <w:t xml:space="preserve">  updateBackupStatus();</w:t>
-        <w:br/>
-        <w:t>}</w:t>
-        <w:br/>
-        <w:br/>
-        <w:t>function subSubtopicRowMarkup(item = {}) {</w:t>
-        <w:br/>
-        <w:t xml:space="preserve">  return `&lt;div class="subsubtopic-editor-row" data-subsubtopic-row data-subsubtopic-id="${esc(item.id || uid())}"&gt;</w:t>
-        <w:br/>
-        <w:t xml:space="preserve">    &lt;span class="hierarchy-connector" aria-hidden="true"&gt;↳&lt;/span&gt;</w:t>
-        <w:br/>
-        <w:t xml:space="preserve">    &lt;input data-subsubtopic-name aria-label="שם תת־תת־התחום" placeholder="שם תת־תת־התחום" value="${esc(item.name || "")}"&gt;</w:t>
-        <w:br/>
-        <w:t xml:space="preserve">    &lt;input data-subsubtopic-description aria-label="תיאור תת־תת־התחום" placeholder="תיאור קצר (אופציונלי)" value="${esc(item.description || "")}"&gt;</w:t>
-        <w:br/>
-        <w:t xml:space="preserve">    &lt;input data-subsubtopic-color type="color" aria-label="צבע תת־תת־התחום" value="${esc(item.color || "#6f8795")}" title="צבע תת־תת־התחום"&gt;</w:t>
-        <w:br/>
-        <w:t xml:space="preserve">    &lt;input data-subsubtopic-image-file type="file" accept="image/*" title="העלאת תמונה"&gt;</w:t>
-        <w:br/>
-        <w:t xml:space="preserve">    &lt;input data-subsubtopic-image-data type="hidden" value="${esc(item.imageData || "")}"&gt;</w:t>
-        <w:br/>
-        <w:t xml:space="preserve">    &lt;button type="button" class="icon-btn" data-remove-subsubtopic aria-label="הסרת תת־תת־תחום"&gt;×&lt;/button&gt;</w:t>
-        <w:br/>
-        <w:t xml:space="preserve">  &lt;/div&gt;`;</w:t>
-        <w:br/>
-        <w:t>}</w:t>
-        <w:br/>
-        <w:br/>
-        <w:t>function subtopicRowMarkup(item = {}) {</w:t>
-        <w:br/>
-        <w:t xml:space="preserve">  const children = normalizeSubSubtopics(item.children || []);</w:t>
-        <w:br/>
-        <w:t xml:space="preserve">  return `&lt;section class="subtopic-editor-row" data-subtopic-row data-subtopic-id="${esc(item.id || uid())}"&gt;</w:t>
-        <w:br/>
-        <w:t xml:space="preserve">    &lt;div class="subtopic-editor-main"&gt;</w:t>
-        <w:br/>
-        <w:t xml:space="preserve">      &lt;span class="hierarchy-level-badge"&gt;תת־חום&lt;/span&gt;</w:t>
-        <w:br/>
-        <w:t xml:space="preserve">      &lt;input data-subtopic-name aria-label="שם תת־התחום" placeholder="שם תת־התחום" value="${esc(item.name || "")}"&gt;</w:t>
-        <w:br/>
-        <w:t xml:space="preserve">      &lt;input data-subtopic-description aria-label="תיאור תת־התחום" placeholder="תיאור קצר (אופציונלי)" value="${esc(item.description || "")}"&gt;</w:t>
-        <w:br/>
-        <w:t xml:space="preserve">      &lt;input data-subtopic-color type="color" aria-label="צבע תת־התחום" value="${esc(item.color || "#496a80")}" title="צבע"&gt;</w:t>
-        <w:br/>
-        <w:t xml:space="preserve">      &lt;input data-subtopic-image-file type="file" accept="image/*" title="העלאת תמונה"&gt;</w:t>
-        <w:br/>
-        <w:t xml:space="preserve">      &lt;input data-subtopic-image-data type="hidden" value="${esc(item.imageData || "")}"&gt;</w:t>
-        <w:br/>
-        <w:t xml:space="preserve">      &lt;button type="button" class="text-btn" data-add-subsubtopic&gt;+ תת־תת־תחום&lt;/button&gt;</w:t>
-        <w:br/>
-        <w:t xml:space="preserve">      &lt;button type="button" class="icon-btn" data-remove-subtopic aria-label="הסרת תת־תחום"&gt;×&lt;/button&gt;</w:t>
-        <w:br/>
-        <w:t xml:space="preserve">    &lt;/div&gt;</w:t>
-        <w:br/>
-        <w:t xml:space="preserve">    &lt;div class="subsubtopic-editor-rows"&gt;${children.map(subSubtopicRowMarkup).join("")}&lt;/div&gt;</w:t>
-        <w:br/>
-        <w:t xml:space="preserve">  &lt;/section&gt;`;</w:t>
-        <w:br/>
-        <w:t>}</w:t>
-        <w:br/>
-        <w:br/>
-        <w:t>function bindSubtopicRowEvents() {</w:t>
-        <w:br/>
-        <w:t xml:space="preserve">  $$('[data-remove-subtopic]', $("domainSubtopicRows")).forEach((button) =&gt; { button.onclick = () =&gt; {</w:t>
-        <w:br/>
-        <w:t xml:space="preserve">    const rows = $$('[data-subtopic-row]', $("domainSubtopicRows"));</w:t>
-        <w:br/>
-        <w:t xml:space="preserve">    if (rows.length === 1) {</w:t>
-        <w:br/>
-        <w:t xml:space="preserve">      rows[0].querySelector("[data-subtopic-name]").value = "";</w:t>
-        <w:br/>
-        <w:t xml:space="preserve">      rows[0].querySelector("[data-subtopic-description]").value = "";</w:t>
-        <w:br/>
-        <w:t xml:space="preserve">      rows[0].querySelector(".subsubtopic-editor-rows").innerHTML = "";</w:t>
-        <w:br/>
-        <w:t xml:space="preserve">      return;</w:t>
-        <w:br/>
-        <w:t xml:space="preserve">    }</w:t>
-        <w:br/>
-        <w:t xml:space="preserve">    button.closest("[data-subtopic-row]").remove();</w:t>
-        <w:br/>
-        <w:t xml:space="preserve">  }; });</w:t>
-        <w:br/>
-        <w:t xml:space="preserve">  $$('[data-add-subsubtopic]', $("domainSubtopicRows")).forEach((button) =&gt; { button.onclick = () =&gt; {</w:t>
-        <w:br/>
-        <w:t xml:space="preserve">    button.closest("[data-subtopic-row]").querySelector(".subsubtopic-editor-rows").insertAdjacentHTML("beforeend", subSubtopicRowMarkup());</w:t>
-        <w:br/>
-        <w:t xml:space="preserve">    bindSubtopicRowEvents();</w:t>
-        <w:br/>
-        <w:t xml:space="preserve">  }; });</w:t>
-        <w:br/>
-        <w:t xml:space="preserve">  $$('[data-remove-subsubtopic]', $("domainSubtopicRows")).forEach((button) =&gt; { button.onclick = () =&gt; button.closest("[data-subsubtopic-row]").remove(); });</w:t>
-        <w:br/>
-        <w:t xml:space="preserve">  </w:t>
-        <w:br/>
-        <w:t xml:space="preserve">  $$('[data-subtopic-image-file], [data-subsubtopic-image-file]', $("domainSubtopicRows")).forEach((fileInput) =&gt; {</w:t>
-        <w:br/>
-        <w:t xml:space="preserve">    fileInput.onchange = (e) =&gt; {</w:t>
-        <w:br/>
-        <w:t xml:space="preserve">      const file = e.target.files?.[0];</w:t>
-        <w:br/>
-        <w:t xml:space="preserve">      if (!file) return;</w:t>
-        <w:br/>
-        <w:t xml:space="preserve">      if (file.size &gt; 15 * 1024 * 1024) { e.target.value = ""; return toast("התמונה עולה על 15MB.", "error"); }</w:t>
-        <w:br/>
-        <w:t xml:space="preserve">      const reader = new FileReader();</w:t>
-        <w:br/>
-        <w:t xml:space="preserve">      const hiddenInput = e.target.nextElementSibling;</w:t>
-        <w:br/>
-        <w:t xml:space="preserve">      reader.onload = () =&gt; { hiddenInput.value = String(reader.result); toast("תמונה נטענה", "success"); };</w:t>
-        <w:br/>
-        <w:t xml:space="preserve">      reader.onerror = () =&gt; toast("שגיאה בטעינת תמונה", "error");</w:t>
-        <w:br/>
-        <w:t xml:space="preserve">      reader.readAsDataURL(file);</w:t>
-        <w:br/>
-        <w:t xml:space="preserve">    };</w:t>
-        <w:br/>
-        <w:t xml:space="preserve">  });</w:t>
-        <w:br/>
-        <w:t>}</w:t>
-        <w:br/>
-        <w:br/>
-        <w:t>function renderSubtopicRows(items = []) {</w:t>
-        <w:br/>
-        <w:t xml:space="preserve">  $("domainSubtopicRows").innerHTML = items.map(subtopicRowMarkup).join("");</w:t>
-        <w:br/>
-        <w:t xml:space="preserve">  if (!items.length) $("domainSubtopicRows").innerHTML = subtopicRowMarkup();</w:t>
-        <w:br/>
-        <w:t xml:space="preserve">  bindSubtopicRowEvents();</w:t>
-        <w:br/>
-        <w:t>}</w:t>
-        <w:br/>
-        <w:br/>
-        <w:t>function readSubtopicRows() {</w:t>
-        <w:br/>
-        <w:t xml:space="preserve">  return $$('[data-subtopic-row]', $("domainSubtopicRows")).map((row) =&gt; ({</w:t>
-        <w:br/>
-        <w:t xml:space="preserve">    id: row.dataset.subtopicId || uid(),</w:t>
-        <w:br/>
-        <w:t xml:space="preserve">    name: row.querySelector("[data-subtopic-name]").value.trim(),</w:t>
-        <w:br/>
-        <w:t xml:space="preserve">    description: row.querySelector("[data-subtopic-description]").value.trim(),</w:t>
-        <w:br/>
-        <w:t xml:space="preserve">    color: row.querySelector("[data-subtopic-color]").value,</w:t>
-        <w:br/>
-        <w:t xml:space="preserve">    imageData: row.querySelector("[data-subtopic-image-data]").value,</w:t>
-        <w:br/>
-        <w:t xml:space="preserve">    children: $$('[data-subsubtopic-row]', row).map((child) =&gt; ({</w:t>
-        <w:br/>
-        <w:t xml:space="preserve">      id: child.dataset.subsubtopicId || uid(),</w:t>
-        <w:br/>
-        <w:t xml:space="preserve">      name: child.querySelector("[data-subsubtopic-name]").value.trim(),</w:t>
-        <w:br/>
-        <w:t xml:space="preserve">      description: child.querySelector("[data-subsubtopic-description]").value.trim(),</w:t>
-        <w:br/>
-        <w:t xml:space="preserve">      color: child.querySelector("[data-subsubtopic-color]").value,</w:t>
-        <w:br/>
-        <w:t xml:space="preserve">      imageData: child.querySelector("[data-subsubtopic-image-data]").value,</w:t>
-        <w:br/>
-        <w:t xml:space="preserve">    })).filter((child) =&gt; child.name),</w:t>
-        <w:br/>
-        <w:t xml:space="preserve">  })).filter((item) =&gt; item.name);</w:t>
-        <w:br/>
-        <w:t>}</w:t>
-        <w:br/>
-        <w:br/>
-        <w:t>function clearTermForm() {</w:t>
-        <w:br/>
-        <w:t xml:space="preserve">  state.editingTermId = null;</w:t>
-        <w:br/>
-        <w:t xml:space="preserve">  state.embeddedImageData = "";</w:t>
-        <w:br/>
-        <w:t xml:space="preserve">  if ($("editTermId")) $("editTermId").value = "";</w:t>
-        <w:br/>
-        <w:t xml:space="preserve">  if ($("editCode")) $("editCode").value = "";</w:t>
-        <w:br/>
-        <w:t xml:space="preserve">  if ($("editName")) $("editName").value = "";</w:t>
-        <w:br/>
-        <w:t xml:space="preserve">  if ($("editNameEn")) $("editNameEn").value = "";</w:t>
-        <w:br/>
-        <w:t xml:space="preserve">  if ($("editDefinition")) $("editDefinition").innerHTML = "";</w:t>
-        <w:br/>
-        <w:t xml:space="preserve">  if ($("editDefinitionHtml")) $("editDefinitionHtml").value = "";</w:t>
-        <w:br/>
-        <w:t xml:space="preserve">  if ($("editImageName")) $("editImageName").value = "";</w:t>
-        <w:br/>
-        <w:t xml:space="preserve">  if ($("editImageFile")) $("editImageFile").value = "";</w:t>
-        <w:br/>
-        <w:t xml:space="preserve">  if ($("embeddedImageState")) $("embeddedImageState").textContent = "לא הוטמעה תמונה";</w:t>
-        <w:br/>
-        <w:t xml:space="preserve">  if ($("editSymbol")) $("editSymbol").value = "";</w:t>
-        <w:br/>
-        <w:t xml:space="preserve">  if ($("editUnits")) $("editUnits").value = "";</w:t>
-        <w:br/>
-        <w:t xml:space="preserve">  if ($("editShort")) $("editShort").value = "";</w:t>
-        <w:br/>
-        <w:t xml:space="preserve">  if ($("editWhy")) $("editWhy").value = "";</w:t>
-        <w:br/>
-        <w:t xml:space="preserve">  if ($("editRelated")) $("editRelated").value = "";</w:t>
-        <w:br/>
-        <w:t xml:space="preserve">  if ($("editAliases")) $("editAliases").value = "";</w:t>
-        <w:br/>
-        <w:t xml:space="preserve">  if ($("editTags")) $("editTags").value = "";</w:t>
-        <w:br/>
-        <w:t xml:space="preserve">  if ($("editStandards")) $("editStandards").value = "";</w:t>
-        <w:br/>
-        <w:t xml:space="preserve">  if ($("editFormula")) $("editFormula").value = "";</w:t>
-        <w:br/>
-        <w:t xml:space="preserve">  if ($("editFormulaNote")) $("editFormulaNote").value = "";</w:t>
-        <w:br/>
-        <w:t xml:space="preserve">  if ($("editVariables")) $("editVariables").value = "";</w:t>
-        <w:br/>
-        <w:t xml:space="preserve">  if ($("editExampleTitle")) $("editExampleTitle").value = "";</w:t>
-        <w:br/>
-        <w:t xml:space="preserve">  if ($("editExampleGiven")) $("editExampleGiven").value = "";</w:t>
-        <w:br/>
-        <w:t xml:space="preserve">  if ($("editExampleSolution")) $("editExampleSolution").value = "";</w:t>
-        <w:br/>
-        <w:t xml:space="preserve">  if ($("editExampleResult")) $("editExampleResult").value = "";</w:t>
-        <w:br/>
-        <w:t xml:space="preserve">  if ($("editUses")) $("editUses").value = "";</w:t>
-        <w:br/>
-        <w:t xml:space="preserve">  if ($("editCautions")) $("editCautions").value = "";</w:t>
-        <w:br/>
-        <w:t xml:space="preserve">  if ($("editManufacturing")) $("editManufacturing").value = "";</w:t>
-        <w:br/>
-        <w:t xml:space="preserve">  if ($("editInspection")) $("editInspection").value = "";</w:t>
-        <w:br/>
-        <w:t xml:space="preserve">  if ($("editVisualTitle")) $("editVisualTitle").value = "";</w:t>
-        <w:br/>
-        <w:t xml:space="preserve">  if ($("editVisualDescription")) $("editVisualDescription").value = "";</w:t>
-        <w:br/>
-        <w:t xml:space="preserve">  if ($("termFormTitle")) $("termFormTitle").textContent = "הוספת מושג";</w:t>
-        <w:br/>
-        <w:t xml:space="preserve">  if ($("deleteCurrentTermBtn")) $("deleteCurrentTermBtn").classList.add("hidden");</w:t>
-        <w:br/>
-        <w:t xml:space="preserve">  if (data[0] &amp;&amp; $("editDomain")) $("editDomain").value = data[0].id;</w:t>
-        <w:br/>
-        <w:t xml:space="preserve">  fillTermSubtopicSelect("direct");</w:t>
-        <w:br/>
-        <w:t xml:space="preserve">  renderTermRecords();</w:t>
-        <w:br/>
-        <w:t>}</w:t>
-        <w:br/>
-        <w:br/>
-        <w:t>function editTerm(termId) {</w:t>
-        <w:br/>
-        <w:t xml:space="preserve">  const term = findTerm(termId);</w:t>
-        <w:br/>
-        <w:t xml:space="preserve">  if (!term) return;</w:t>
-        <w:br/>
-        <w:t xml:space="preserve">  state.editingTermId = term.id;</w:t>
-        <w:br/>
-        <w:t xml:space="preserve">  state.embeddedImageData = term.imageData || "";</w:t>
-        <w:br/>
-        <w:t xml:space="preserve">  $("editTermId").value = term.id;</w:t>
-        <w:br/>
-        <w:t xml:space="preserve">  $("termFormTitle").textContent = `עריכת ${term.name}`;</w:t>
-        <w:br/>
-        <w:t xml:space="preserve">  $("editDomain").value = term.domainId;</w:t>
-        <w:br/>
-        <w:t xml:space="preserve">  fillTermSubtopicSelect(term);</w:t>
-        <w:br/>
-        <w:t xml:space="preserve">  $("editCode").value = term.code;</w:t>
-        <w:br/>
-        <w:t xml:space="preserve">  $("editName").value = term.name;</w:t>
-        <w:br/>
-        <w:t xml:space="preserve">  $("editNameEn").value = term.nameEn || "";</w:t>
-        <w:br/>
-        <w:t xml:space="preserve">  $("editSymbol").value = term.symbol || "";</w:t>
-        <w:br/>
-        <w:t xml:space="preserve">  $("editUnits").value = term.units || "";</w:t>
-        <w:br/>
-        <w:t xml:space="preserve">  $("editShort").value = term.short || "";</w:t>
-        <w:br/>
-        <w:t xml:space="preserve">  $("editDefinition").innerHTML = term.definitionHtml || esc(term.definition || "");</w:t>
-        <w:br/>
-        <w:t xml:space="preserve">  $("editDefinitionHtml").value = term.definitionHtml || esc(term.definition || "");</w:t>
-        <w:br/>
-        <w:t xml:space="preserve">  $("editWhy").value = term.why || "";</w:t>
-        <w:br/>
-        <w:t xml:space="preserve">  $("editFormula").value = term.formula || "";</w:t>
-        <w:br/>
-        <w:t xml:space="preserve">  $("editFormulaNote").value = term.formulaNote || "";</w:t>
-        <w:br/>
-        <w:t xml:space="preserve">  $("editVariables").value = (term.variables || []).map((item) =&gt; `${item.symbol} | ${item.meaning} | ${item.unit}`).join("\n");</w:t>
-        <w:br/>
-        <w:t xml:space="preserve">  $("editUses").value = (term.uses || []).join("\n");</w:t>
-        <w:br/>
-        <w:t xml:space="preserve">  $("editCautions").value = (term.cautions || []).join("\n");</w:t>
-        <w:br/>
-        <w:t xml:space="preserve">  $("editStandards").value = (term.standards || []).join(", ");</w:t>
-        <w:br/>
-        <w:t xml:space="preserve">  $("editTags").value = (term.tags || []).join(", ");</w:t>
-        <w:br/>
-        <w:t xml:space="preserve">  $("editRelated").value = (term.related || []).join(", ");</w:t>
-        <w:br/>
-        <w:t xml:space="preserve">  $("editAliases").value = (term.aliases || []).join(", ");</w:t>
-        <w:br/>
-        <w:t xml:space="preserve">  $("editManufacturing").value = term.manufacturing || "";</w:t>
-        <w:br/>
-        <w:t xml:space="preserve">  $("editInspection").value = term.inspection || "";</w:t>
-        <w:br/>
-        <w:t xml:space="preserve">  $("editExampleTitle").value = term.example?.title || "";</w:t>
-        <w:br/>
-        <w:t xml:space="preserve">  $("editExampleGiven").value = term.example?.given || "";</w:t>
-        <w:br/>
-        <w:t xml:space="preserve">  $("editExampleSolution").value = term.example?.solution || "";</w:t>
-        <w:br/>
-        <w:t xml:space="preserve">  $("editExampleResult").value = term.example?.result || "";</w:t>
-        <w:br/>
-        <w:t xml:space="preserve">  $("editImageName").value = term.imageName || "";</w:t>
-        <w:br/>
-        <w:t xml:space="preserve">  $("editVisualTitle").value = term.visualTitle || "";</w:t>
-        <w:br/>
-        <w:t xml:space="preserve">  $("editVisualDescription").value = term.visualDescription || "";</w:t>
-        <w:br/>
-        <w:t xml:space="preserve">  $("embeddedImageState").textContent = term.imageData ? "קיימת תמונה מוטמעת" : "לא הוטמעה תמונה";</w:t>
-        <w:br/>
-        <w:t xml:space="preserve">  $("deleteCurrentTermBtn").classList.remove("hidden");</w:t>
-        <w:br/>
-        <w:t xml:space="preserve">  renderTermRecords();</w:t>
-        <w:br/>
-        <w:t xml:space="preserve">  $("termForm").scrollIntoView({ behavior: "smooth", block: "start" });</w:t>
-        <w:br/>
-        <w:t>}</w:t>
-        <w:br/>
-        <w:br/>
-        <w:t>function parseVariablesInput(value) {</w:t>
-        <w:br/>
-        <w:t xml:space="preserve">  return splitLines(value).map((line) =&gt; {</w:t>
-        <w:br/>
-        <w:t xml:space="preserve">    const [symbol = "", meaning = "", unit = ""] = line.split("|").map((item) =&gt; item.trim());</w:t>
-        <w:br/>
-        <w:t xml:space="preserve">    return { symbol, meaning, unit };</w:t>
-        <w:br/>
-        <w:t xml:space="preserve">  }).filter((item) =&gt; item.symbol || item.meaning || item.unit);</w:t>
-        <w:br/>
-        <w:t>}</w:t>
-        <w:br/>
-        <w:br/>
-        <w:t>function upsertTermFromForm(event) {</w:t>
-        <w:br/>
-        <w:t xml:space="preserve">  event.preventDefault();</w:t>
-        <w:br/>
-        <w:t xml:space="preserve">  const id = $("editTermId").value || uid();</w:t>
-        <w:br/>
-        <w:t xml:space="preserve">  const domainId = $("editDomain").value;</w:t>
-        <w:br/>
-        <w:t xml:space="preserve">  const domain = data.find((item) =&gt; item.id === domainId);</w:t>
-        <w:br/>
-        <w:t xml:space="preserve">  if (!domain) return toast("יש לבחור תחום תקין", "error");</w:t>
-        <w:br/>
-        <w:t xml:space="preserve">  const name = $("editName").value.trim();</w:t>
-        <w:br/>
-        <w:t xml:space="preserve">  const definitionHtml = cleanRichHtml($("editDefinition").innerHTML);</w:t>
-        <w:br/>
-        <w:t xml:space="preserve">  const definitionText = plainRichText(definitionHtml);</w:t>
-        <w:br/>
-        <w:t xml:space="preserve">  if (!name) { $("editName").focus(); return toast("חובה להזין שם מושג", "error"); }</w:t>
-        <w:br/>
-        <w:t xml:space="preserve">  if (name.length &lt; 2) { $("editName").focus(); return toast("שם המושג קצר מדי", "error"); }</w:t>
-        <w:br/>
-        <w:t xml:space="preserve">  if (!definitionText) { $("editDefinition").focus(); return toast("חובה להזין הגדרה מקצועית", "error"); }</w:t>
-        <w:br/>
-        <w:t xml:space="preserve">  const existing = findTerm(id);</w:t>
-        <w:br/>
-        <w:t xml:space="preserve">  const code = existing?.code || $("editCode").value.trim() || generateTermCode(domain);</w:t>
-        <w:br/>
-        <w:t xml:space="preserve">  const duplicate = allTerms().find((term) =&gt; normalizeText(term.code) === normalizeText(code) &amp;&amp; term.id !== id);</w:t>
-        <w:br/>
-        <w:t xml:space="preserve">  if (duplicate) return toast(`הקוד ${code} כבר משויך למושג ${duplicate.name}`, "error");</w:t>
-        <w:br/>
-        <w:t xml:space="preserve">  const selectedLocation = decodeHierarchyLocation($("editSubtopic").value);</w:t>
-        <w:br/>
-        <w:t xml:space="preserve">  const term = normalizeTerm({</w:t>
-        <w:br/>
-        <w:t xml:space="preserve">    id,</w:t>
-        <w:br/>
-        <w:t xml:space="preserve">    code,</w:t>
-        <w:br/>
-        <w:t xml:space="preserve">    name,</w:t>
-        <w:br/>
-        <w:t xml:space="preserve">    nameEn: existing?.nameEn || $("editNameEn").value.trim(),</w:t>
-        <w:br/>
-        <w:t xml:space="preserve">    subtopic: selectedLocation?.subtopic || "כללי",</w:t>
-        <w:br/>
-        <w:t xml:space="preserve">    subSubtopic: selectedLocation?.subSubtopic || "",</w:t>
-        <w:br/>
-        <w:t xml:space="preserve">    symbol: $("editSymbol").value.trim(),</w:t>
-        <w:br/>
-        <w:t xml:space="preserve">    units: $("editUnits").value.trim(),</w:t>
-        <w:br/>
-        <w:t xml:space="preserve">    short: $("editShort").value.trim() || definitionText.slice(0, 180),</w:t>
-        <w:br/>
-        <w:t xml:space="preserve">    definition: definitionText,</w:t>
-        <w:br/>
-        <w:t xml:space="preserve">    definitionHtml,</w:t>
-        <w:br/>
-        <w:t xml:space="preserve">    why: $("editWhy").value.trim(),</w:t>
-        <w:br/>
-        <w:t xml:space="preserve">    formula: $("editFormula").value.trim(),</w:t>
-        <w:br/>
-        <w:t xml:space="preserve">    formulaNote: $("editFormulaNote").value.trim(),</w:t>
-        <w:br/>
-        <w:t xml:space="preserve">    variables: parseVariablesInput($("editVariables").value),</w:t>
-        <w:br/>
-        <w:t xml:space="preserve">    uses: splitLines($("editUses").value),</w:t>
-        <w:br/>
-        <w:t xml:space="preserve">    cautions: splitLines($("editCautions").value),</w:t>
-        <w:br/>
-        <w:t xml:space="preserve">    standards: splitCsv($("editStandards").value),</w:t>
-        <w:br/>
-        <w:t xml:space="preserve">    tags: splitCsv($("editTags").value),</w:t>
-        <w:br/>
-        <w:t xml:space="preserve">    related: splitCsv($("editRelated").value),</w:t>
-        <w:br/>
-        <w:t xml:space="preserve">    aliases: splitCsv($("editAliases").value),</w:t>
-        <w:br/>
-        <w:t xml:space="preserve">    manufacturing: $("editManufacturing").value.trim(),</w:t>
-        <w:br/>
-        <w:t xml:space="preserve">    inspection: $("editInspection").value.trim(),</w:t>
-        <w:br/>
-        <w:t xml:space="preserve">    example: {</w:t>
-        <w:br/>
-        <w:t xml:space="preserve">      title: $("editExampleTitle").value.trim(),</w:t>
-        <w:br/>
-        <w:t xml:space="preserve">      given: $("editExampleGiven").value.trim(),</w:t>
-        <w:br/>
-        <w:t xml:space="preserve">      solution: $("editExampleSolution").value.trim(),</w:t>
-        <w:br/>
-        <w:t xml:space="preserve">      result: $("editExampleResult").value.trim(),</w:t>
-        <w:br/>
-        <w:t xml:space="preserve">    },</w:t>
-        <w:br/>
-        <w:t xml:space="preserve">    imageName: $("editImageName").value.trim(),</w:t>
-        <w:br/>
-        <w:t xml:space="preserve">    imageData: state.embeddedImageData,</w:t>
-        <w:br/>
-        <w:t xml:space="preserve">    visualTitle: $("editVisualTitle").value.trim() || $("editName").value.trim(),</w:t>
-        <w:br/>
-        <w:t xml:space="preserve">    visualDescription: $("editVisualDescription").value.trim(),</w:t>
-        <w:br/>
-        <w:t xml:space="preserve">    createdAt: existing?.createdAt || todayIso(),</w:t>
-        <w:br/>
-        <w:t xml:space="preserve">    updatedAt: todayIso(),</w:t>
-        <w:br/>
-        <w:t xml:space="preserve">  }, domain.prefix);</w:t>
-        <w:br/>
-        <w:br/>
-        <w:t xml:space="preserve">  data.forEach((item) =&gt; { item.items = item.items.filter((candidate) =&gt; candidate.id !== id); });</w:t>
-        <w:br/>
-        <w:t xml:space="preserve">  domain.items.push(term);</w:t>
-        <w:br/>
-        <w:t xml:space="preserve">  ensureTermHierarchy(domain, term);</w:t>
-        <w:br/>
-        <w:t xml:space="preserve">  saveAll("המושג נשמר אוטומטית במחשב זה · מומלץ להוריד גיבוי", { backupRelevant: true });</w:t>
-        <w:br/>
-        <w:t xml:space="preserve">  toast("המושג נשמר אוטומטית במחשב זה", "success");</w:t>
-        <w:br/>
-        <w:t xml:space="preserve">  clearTermForm();</w:t>
-        <w:br/>
-        <w:t xml:space="preserve">  renderAdmin();</w:t>
-        <w:br/>
-        <w:t xml:space="preserve">  renderAll();</w:t>
-        <w:br/>
-        <w:t>}</w:t>
-        <w:br/>
-        <w:br/>
-        <w:t>function cloneTerm(termId) {</w:t>
-        <w:br/>
-        <w:t xml:space="preserve">  const source = findTerm(termId);</w:t>
-        <w:br/>
-        <w:t xml:space="preserve">  if (!source) return;</w:t>
-        <w:br/>
-        <w:t xml:space="preserve">  const domain = data.find((item) =&gt; item.id === source.domainId);</w:t>
-        <w:br/>
-        <w:t xml:space="preserve">  if (!domain) return toast("לא נמצא התחום של המושג", "error");</w:t>
-        <w:br/>
-        <w:t xml:space="preserve">  createRecoverySnapshot(`לפני שכפול המושג ${source.name}`);</w:t>
-        <w:br/>
-        <w:t xml:space="preserve">  const copyCode = uniqueTermCode(`${source.code}-COPY`);</w:t>
-        <w:br/>
-        <w:t xml:space="preserve">  const copy = normalizeTerm({ ...clone(source), id: uid(), code: copyCode, name: `${source.name} — עותק`, related: [...(source.related || [])], createdAt: todayIso(), updatedAt: todayIso() }, domain.prefix);</w:t>
-        <w:br/>
-        <w:t xml:space="preserve">  domain.items.push(copy);</w:t>
-        <w:br/>
-        <w:t xml:space="preserve">  repairCatalogIntegrity(data);</w:t>
-        <w:br/>
-        <w:t xml:space="preserve">  saveAll("המושג שוכפל ונשמר אוטומטית", { backupRelevant: true });</w:t>
-        <w:br/>
-        <w:t xml:space="preserve">  toast(`נוצר עותק עם הקוד ${copyCode}`, "success");</w:t>
-        <w:br/>
-        <w:t xml:space="preserve">  renderAdmin();</w:t>
-        <w:br/>
-        <w:t xml:space="preserve">  editTerm(copy.id);</w:t>
-        <w:br/>
-        <w:t>}</w:t>
-        <w:br/>
-        <w:br/>
-        <w:t>function deleteTerm(termId) {</w:t>
-        <w:br/>
-        <w:t xml:space="preserve">  const term = findTerm(termId);</w:t>
-        <w:br/>
-        <w:t xml:space="preserve">  if (!term || !confirm(`למחוק את המושג “${term.name}”? לפני המחיקה תישמר נקודת שחזור מקומית.`)) return;</w:t>
-        <w:br/>
-        <w:t xml:space="preserve">  createRecoverySnapshot(`לפני מחיקת המושג ${term.name}`);</w:t>
-        <w:br/>
-        <w:t xml:space="preserve">  const removedRefs = new Set([term.id, term.code, term.name, term.nameEn].map(normalizeText).filter(Boolean));</w:t>
-        <w:br/>
-        <w:t xml:space="preserve">  let cleanedLinks = 0;</w:t>
-        <w:br/>
-        <w:t xml:space="preserve">  data.forEach((domain) =&gt; {</w:t>
-        <w:br/>
-        <w:t xml:space="preserve">    domain.items = domain.items.filter((item) =&gt; item.id !== termId);</w:t>
-        <w:br/>
-        <w:t xml:space="preserve">    domain.items.forEach((item) =&gt; {</w:t>
-        <w:br/>
-        <w:t xml:space="preserve">      const before = (item.related || []).length;</w:t>
-        <w:br/>
-        <w:t xml:space="preserve">      item.related = (item.related || []).filter((ref) =&gt; !removedRefs.has(normalizeText(ref)));</w:t>
-        <w:br/>
-        <w:t xml:space="preserve">      cleanedLinks += before - item.related.length;</w:t>
-        <w:br/>
-        <w:t xml:space="preserve">    });</w:t>
-        <w:br/>
-        <w:t xml:space="preserve">  });</w:t>
-        <w:br/>
-        <w:t xml:space="preserve">  prefs.favorites = prefs.favorites.filter((id) =&gt; id !== termId);</w:t>
-        <w:br/>
-        <w:t xml:space="preserve">  prefs.recent = prefs.recent.filter((id) =&gt; id !== termId);</w:t>
-        <w:br/>
-        <w:t xml:space="preserve">  delete prefs.progress[termId];</w:t>
-        <w:br/>
-        <w:t xml:space="preserve">  repairCatalogIntegrity(data);</w:t>
-        <w:br/>
-        <w:t xml:space="preserve">  saveAll("המושג נמחק והשינוי נשמר אוטומטית", { backupRelevant: true });</w:t>
-        <w:br/>
-        <w:t xml:space="preserve">  toast(`המושג נמחק${cleanedLinks ? ` ונוקו ${cleanedLinks} קישורים קשורים` : ""}`, "success");</w:t>
-        <w:br/>
-        <w:t xml:space="preserve">  clearTermForm();</w:t>
-        <w:br/>
-        <w:t xml:space="preserve">  renderAdmin();</w:t>
-        <w:br/>
-        <w:t xml:space="preserve">  renderAll();</w:t>
-        <w:br/>
-        <w:t>}</w:t>
-        <w:br/>
-        <w:br/>
-        <w:t>function clearDomainForm() {</w:t>
-        <w:br/>
-        <w:t xml:space="preserve">  state.editingDomainId = null;</w:t>
-        <w:br/>
-        <w:t xml:space="preserve">  state.embeddedDomainImageData = "";</w:t>
-        <w:br/>
-        <w:t xml:space="preserve">  if ($("editDomainId")) $("editDomainId").value = "";</w:t>
-        <w:br/>
-        <w:t xml:space="preserve">  if ($("domainName")) $("domainName").value = "";</w:t>
-        <w:br/>
-        <w:t xml:space="preserve">  if ($("domainNameEn")) $("domainNameEn").value = "";</w:t>
-        <w:br/>
-        <w:t xml:space="preserve">  if ($("domainPrefix")) $("domainPrefix").value = "";</w:t>
-        <w:br/>
-        <w:t xml:space="preserve">  if ($("domainIcon")) $("domainIcon").value = "general";</w:t>
-        <w:br/>
-        <w:t xml:space="preserve">  if ($("domainColor")) $("domainColor").value = "#246b87";</w:t>
-        <w:br/>
-        <w:t xml:space="preserve">  if ($("domainDescription")) $("domainDescription").value = "";</w:t>
-        <w:br/>
-        <w:t xml:space="preserve">  if ($("domainDefinition")) $("domainDefinition").innerHTML = "";</w:t>
-        <w:br/>
-        <w:t xml:space="preserve">  if ($("domainDefinitionHtml")) $("domainDefinitionHtml").value = "";</w:t>
-        <w:br/>
-        <w:t xml:space="preserve">  if ($("domainImageFile")) $("domainImageFile").value = "";</w:t>
-        <w:br/>
-        <w:t xml:space="preserve">  if ($("domainEmbeddedImageState")) $("domainEmbeddedImageState").textContent = "לא נבחרה תמונה";</w:t>
-        <w:br/>
-        <w:t xml:space="preserve">  if ($("domainFormTitle")) $("domainFormTitle").textContent = "הוספת תחום";</w:t>
-        <w:br/>
-        <w:t xml:space="preserve">  renderSubtopicRows([]);</w:t>
-        <w:br/>
-        <w:t xml:space="preserve">  if ($("deleteCurrentDomainBtn")) $("deleteCurrentDomainBtn").classList.add("hidden");</w:t>
-        <w:br/>
-        <w:t xml:space="preserve">  if ($("deleteDomainWithTermsBtn")) $("deleteDomainWithTermsBtn").classList.add("hidden");</w:t>
-        <w:br/>
-        <w:t>}</w:t>
-        <w:br/>
-        <w:br/>
-        <w:t>function editDomainRecord(domainId) {</w:t>
-        <w:br/>
-        <w:t xml:space="preserve">  const domain = data.find((item) =&gt; item.id === domainId);</w:t>
-        <w:br/>
-        <w:t xml:space="preserve">  if (!domain) return;</w:t>
-        <w:br/>
-        <w:t xml:space="preserve">  state.editingDomainId = domain.id;</w:t>
-        <w:br/>
-        <w:t xml:space="preserve">  state.embeddedDomainImageData = domain.imageData || "";</w:t>
-        <w:br/>
-        <w:t xml:space="preserve">  $("editDomainId").value = domain.id;</w:t>
-        <w:br/>
-        <w:t xml:space="preserve">  $("domainFormTitle").textContent = `עריכת ${domain.name}`;</w:t>
-        <w:br/>
-        <w:t xml:space="preserve">  $("domainName").value = domain.name;</w:t>
-        <w:br/>
-        <w:t xml:space="preserve">  $("domainNameEn").value = domain.nameEn || "";</w:t>
-        <w:br/>
-        <w:t xml:space="preserve">  $("domainPrefix").value = domain.prefix;</w:t>
-        <w:br/>
-        <w:t xml:space="preserve">  $("domainIcon").value = domain.icon;</w:t>
-        <w:br/>
-        <w:t xml:space="preserve">  $("domainColor").value = domain.color;</w:t>
-        <w:br/>
-        <w:t xml:space="preserve">  $("domainDescription").value = domain.description || "";</w:t>
-        <w:br/>
-        <w:t xml:space="preserve">  $("domainDefinition").innerHTML = domain.definitionHtml || domain.description || "";</w:t>
-        <w:br/>
-        <w:t xml:space="preserve">  $("domainDefinitionHtml").value = domain.definitionHtml || domain.description || "";</w:t>
-        <w:br/>
-        <w:t xml:space="preserve">  if ($("domainImageFile")) $("domainImageFile").value = "";</w:t>
-        <w:br/>
-        <w:t xml:space="preserve">  if ($("domainEmbeddedImageState")) $("domainEmbeddedImageState").textContent = domain.imageData ? "תמונה קיימת בבסיס הנתונים" : "לא נבחרה תמונה";</w:t>
-        <w:br/>
-        <w:t xml:space="preserve">  renderSubtopicRows(domain.subtopics || []);</w:t>
-        <w:br/>
-        <w:t xml:space="preserve">  $("deleteCurrentDomainBtn").classList.remove("hidden");</w:t>
-        <w:br/>
-        <w:t xml:space="preserve">  $("deleteDomainWithTermsBtn")?.classList.remove("hidden");</w:t>
-        <w:br/>
-        <w:t xml:space="preserve">  $("domainForm").scrollIntoView({ behavior: "smooth", block: "start" });</w:t>
-        <w:br/>
-        <w:t>}</w:t>
-        <w:br/>
-        <w:br/>
-        <w:t>function reconcileDomainHierarchy(domain, nextSubtopics) {</w:t>
-        <w:br/>
-        <w:t xml:space="preserve">  const operations = [];</w:t>
-        <w:br/>
-        <w:t xml:space="preserve">  for (const previousParent of normalizeSubtopics(domain.subtopics || [])) {</w:t>
-        <w:br/>
-        <w:t xml:space="preserve">    const nextParent = nextSubtopics.find((candidate) =&gt; candidate.id === previousParent.id);</w:t>
-        <w:br/>
-        <w:t xml:space="preserve">    if (!nextParent) {</w:t>
-        <w:br/>
-        <w:t xml:space="preserve">      const count = domain.items.filter((term) =&gt; term.subtopic === previousParent.name).length;</w:t>
-        <w:br/>
-        <w:t xml:space="preserve">      operations.push({ type: "remove-parent", parent: previousParent.name, count });</w:t>
-        <w:br/>
-        <w:t xml:space="preserve">      continue;</w:t>
-        <w:br/>
-        <w:t xml:space="preserve">    }</w:t>
-        <w:br/>
-        <w:t xml:space="preserve">    for (const previousChild of previousParent.children || []) {</w:t>
-        <w:br/>
-        <w:t xml:space="preserve">      const nextChild = (nextParent.children || []).find((candidate) =&gt; candidate.id === previousChild.id);</w:t>
-        <w:br/>
-        <w:t xml:space="preserve">      if (!nextChild) {</w:t>
-        <w:br/>
-        <w:t xml:space="preserve">        const count = domain.items.filter((term) =&gt; term.subtopic === previousParent.name &amp;&amp; term.subSubtopic === previousChild.name).length;</w:t>
-        <w:br/>
-        <w:t xml:space="preserve">        operations.push({ type: "remove-child", parent: previousParent.name, child: previousChild.name, count });</w:t>
-        <w:br/>
-        <w:t xml:space="preserve">      } else if (nextChild.name !== previousChild.name) {</w:t>
-        <w:br/>
-        <w:t xml:space="preserve">        operations.push({ type: "rename-child", parent: previousParent.name, child: previousChild.name, nextName: nextChild.name });</w:t>
-        <w:br/>
-        <w:t xml:space="preserve">      }</w:t>
-        <w:br/>
-        <w:t xml:space="preserve">    }</w:t>
-        <w:br/>
-        <w:t xml:space="preserve">    if (nextParent.name !== previousParent.name) operations.push({ type: "rename-parent", parent: previousParent.name, nextName: nextParent.name });</w:t>
-        <w:br/>
-        <w:t xml:space="preserve">  }</w:t>
-        <w:br/>
-        <w:br/>
-        <w:t xml:space="preserve">  const movedTerms = operations.filter((operation) =&gt; operation.type.startsWith("remove-")).reduce((total, operation) =&gt; total + operation.count, 0);</w:t>
-        <w:br/>
-        <w:t xml:space="preserve">  if (movedTerms &amp;&amp; !confirm(`הסרת הענף תשנה את המיקום של ${movedTerms} מושגים, אך לא תמחק אותם. מושגים מתת־תת־תחום יועברו לתת־התחום, ומושגים מתת־תחום יועברו ישירות לתחום. להמשיך?`)) return false;</w:t>
-        <w:br/>
-        <w:br/>
-        <w:t xml:space="preserve">  for (const operation of operations) {</w:t>
-        <w:br/>
-        <w:t xml:space="preserve">    if (operation.type === "remove-parent") {</w:t>
-        <w:br/>
-        <w:t xml:space="preserve">      domain.items.filter((term) =&gt; term.subtopic === operation.parent).forEach((term) =&gt; { term.subtopic = "כללי"; term.subSubtopic = ""; });</w:t>
-        <w:br/>
-        <w:t xml:space="preserve">    }</w:t>
-        <w:br/>
-        <w:t xml:space="preserve">    if (operation.type === "remove-child") {</w:t>
-        <w:br/>
-        <w:t xml:space="preserve">      domain.items.filter((term) =&gt; term.subtopic === operation.parent &amp;&amp; term.subSubtopic === operation.child).forEach((term) =&gt; { term.subSubtopic = ""; });</w:t>
-        <w:br/>
-        <w:t xml:space="preserve">    }</w:t>
-        <w:br/>
-        <w:t xml:space="preserve">    if (operation.type === "rename-child") {</w:t>
-        <w:br/>
-        <w:t xml:space="preserve">      domain.items.filter((term) =&gt; term.subtopic === operation.parent &amp;&amp; term.subSubtopic === operation.child).forEach((term) =&gt; { term.subSubtopic = operation.nextName; });</w:t>
-        <w:br/>
-        <w:t xml:space="preserve">    }</w:t>
-        <w:br/>
-        <w:t xml:space="preserve">    if (operation.type === "rename-parent") {</w:t>
-        <w:br/>
-        <w:t xml:space="preserve">      domain.items.filter((term) =&gt; term.subtopic === operation.parent).forEach((term) =&gt; { term.subtopic = operation.nextName; });</w:t>
-        <w:br/>
-        <w:t xml:space="preserve">    }</w:t>
-        <w:br/>
-        <w:t xml:space="preserve">  }</w:t>
-        <w:br/>
-        <w:t xml:space="preserve">  return true;</w:t>
-        <w:br/>
-        <w:t>}</w:t>
-        <w:br/>
-        <w:br/>
-        <w:t>function upsertDomainFromForm(event) {</w:t>
-        <w:br/>
-        <w:t xml:space="preserve">  event.preventDefault();</w:t>
-        <w:br/>
-        <w:t xml:space="preserve">  const id = $("editDomainId").value || uid();</w:t>
-        <w:br/>
-        <w:t xml:space="preserve">  const name = $("domainName").value.trim();</w:t>
-        <w:br/>
-        <w:t xml:space="preserve">  const prefix = $("domainPrefix").value.trim().toUpperCase();</w:t>
-        <w:br/>
-        <w:t xml:space="preserve">  if (!name) { $("domainName").focus(); return toast("חובה להזין שם תחום", "error"); }</w:t>
-        <w:br/>
-        <w:t xml:space="preserve">  if (!prefix) { $("domainPrefix").focus(); return toast("חובה להזין קידומת קוד", "error"); }</w:t>
-        <w:br/>
-        <w:t xml:space="preserve">  if (!/^[A-Z0-9_-]{2,12}$/.test(prefix)) { $("domainPrefix").focus(); return toast("קידומת התחום יכולה להכיל 2–12 אותיות באנגלית, מספרים, מקף או קו תחתון", "error"); }</w:t>
-        <w:br/>
-        <w:t xml:space="preserve">  const duplicate = data.find((domain) =&gt; normalizeText(domain.prefix) === normalizeText(prefix) &amp;&amp; domain.id !== id);</w:t>
-        <w:br/>
-        <w:t xml:space="preserve">  if (duplicate) return toast(`הקידומת ${prefix} כבר בשימוש`, "error");</w:t>
-        <w:br/>
-        <w:t xml:space="preserve">  let domain = data.find((item) =&gt; item.id === id);</w:t>
-        <w:br/>
-        <w:t xml:space="preserve">  if (!domain) {</w:t>
-        <w:br/>
-        <w:t xml:space="preserve">    domain = { id, items: [] };</w:t>
-        <w:br/>
-        <w:t xml:space="preserve">    data.push(domain);</w:t>
-        <w:br/>
-        <w:t xml:space="preserve">  }</w:t>
-        <w:br/>
-        <w:t xml:space="preserve">  domain.name = name;</w:t>
-        <w:br/>
-        <w:t xml:space="preserve">  domain.nameEn = $("domainNameEn").value.trim();</w:t>
-        <w:br/>
-        <w:t xml:space="preserve">  domain.prefix = prefix;</w:t>
-        <w:br/>
-        <w:t xml:space="preserve">  domain.icon = $("domainIcon").value;</w:t>
-        <w:br/>
-        <w:t xml:space="preserve">  domain.color = $("domainColor").value;</w:t>
-        <w:br/>
-        <w:t xml:space="preserve">  domain.description = $("domainDefinition") ? $("domainDefinition").textContent.replace(/\s+/g, " ").trim() : $("domainDescription").value.trim();</w:t>
-        <w:br/>
-        <w:t xml:space="preserve">  domain.definitionHtml = $("domainDefinition") ? $("domainDefinition").innerHTML.trim() : "";</w:t>
-        <w:br/>
-        <w:t xml:space="preserve">  domain.imageData = state.embeddedDomainImageData;</w:t>
-        <w:br/>
-        <w:t xml:space="preserve">  const nextSubtopics = normalizeSubtopics(readSubtopicRows());</w:t>
-        <w:br/>
-        <w:t xml:space="preserve">  if (!reconcileDomainHierarchy(domain, nextSubtopics)) return;</w:t>
-        <w:br/>
-        <w:t xml:space="preserve">  domain.subtopics = nextSubtopics;</w:t>
-        <w:br/>
-        <w:t xml:space="preserve">  saveAll("התחום נשמר אוטומטית במחשב זה · מומלץ להוריד גיבוי", { backupRelevant: true });</w:t>
-        <w:br/>
-        <w:t xml:space="preserve">  toast("התחום נשמר אוטומטית במחשב זה", "success");</w:t>
-        <w:br/>
-        <w:t xml:space="preserve">  clearDomainForm();</w:t>
-        <w:br/>
-        <w:t xml:space="preserve">  renderAdmin();</w:t>
-        <w:br/>
-        <w:t xml:space="preserve">  renderAll();</w:t>
-        <w:br/>
-        <w:t>}</w:t>
-        <w:br/>
-        <w:br/>
-        <w:t>function deleteDomain(domainId) {</w:t>
-        <w:br/>
-        <w:t xml:space="preserve">  const domain = data.find((item) =&gt; item.id === domainId);</w:t>
-        <w:br/>
-        <w:t xml:space="preserve">  if (!domain) return;</w:t>
-        <w:br/>
-        <w:t xml:space="preserve">  if (domain.items.length) return toast("לא ניתן למחוק תחום שמכיל מושגים. העבר או מחק אותם תחילה.", "error");</w:t>
-        <w:br/>
-        <w:t xml:space="preserve">  if (!confirm(`למחוק את התחום “${domain.name}”? לפני המחיקה תישמר נקודת שחזור מקומית.`)) return;</w:t>
-        <w:br/>
-        <w:t xml:space="preserve">  createRecoverySnapshot(`לפני מחיקת התחום הריק ${domain.name}`);</w:t>
-        <w:br/>
-        <w:t xml:space="preserve">  data = data.filter((item) =&gt; item.id !== domainId);</w:t>
-        <w:br/>
-        <w:t xml:space="preserve">  if (state.domainId === domainId) state.domainId = "all";</w:t>
-        <w:br/>
-        <w:t xml:space="preserve">  saveAll("התחום נמחק והשינוי נשמר אוטומטית", { backupRelevant: true });</w:t>
-        <w:br/>
-        <w:t xml:space="preserve">  toast("התחום הריק נמחק", "success");</w:t>
-        <w:br/>
-        <w:t xml:space="preserve">  clearDomainForm();</w:t>
-        <w:br/>
-        <w:t xml:space="preserve">  renderAdmin();</w:t>
-        <w:br/>
-        <w:t xml:space="preserve">  renderAll();</w:t>
-        <w:br/>
-        <w:t>}</w:t>
-        <w:br/>
-        <w:br/>
-        <w:t>function deleteDomainWithTerms(domainId) {</w:t>
-        <w:br/>
-        <w:t xml:space="preserve">  const domain = data.find((item) =&gt; item.id === domainId);</w:t>
-        <w:br/>
-        <w:t xml:space="preserve">  if (!domain) return;</w:t>
-        <w:br/>
-        <w:t xml:space="preserve">  const count = domain.items.length;</w:t>
-        <w:br/>
-        <w:t xml:space="preserve">  if (!confirm(`מחיקה מלאה של “${domain.name}” תמחק לצמיתות את התחום, ${count} המושגים שבו, תתי־התחומים ותתי־תתי־התחומים. לא ניתן לבטל פעולה זו. להמשיך?`)) return;</w:t>
-        <w:br/>
-        <w:t xml:space="preserve">  createRecoverySnapshot(`לפני מחיקת התחום ${domain.name}`);</w:t>
-        <w:br/>
-        <w:t xml:space="preserve">  const removedIds = new Set(domain.items.map((term) =&gt; term.id));</w:t>
-        <w:br/>
-        <w:t xml:space="preserve">  const removedRefs = new Set(domain.items.flatMap((term) =&gt; [term.id, term.code, term.name, term.nameEn]).map(normalizeText).filter(Boolean));</w:t>
-        <w:br/>
-        <w:t xml:space="preserve">  data = data.filter((item) =&gt; item.id !== domainId);</w:t>
-        <w:br/>
-        <w:t xml:space="preserve">  data.forEach((remainingDomain) =&gt; remainingDomain.items.forEach((term) =&gt; { term.related = (term.related || []).filter((ref) =&gt; !removedRefs.has(normalizeText(ref))); }));</w:t>
-        <w:br/>
-        <w:t xml:space="preserve">  prefs.favorites = prefs.favorites.filter((id) =&gt; !removedIds.has(id));</w:t>
-        <w:br/>
-        <w:t xml:space="preserve">  prefs.recent = prefs.recent.filter((id) =&gt; !removedIds.has(id));</w:t>
-        <w:br/>
-        <w:t xml:space="preserve">  Object.keys(prefs.progress).forEach((id) =&gt; { if (removedIds.has(id)) delete prefs.progress[id]; });</w:t>
-        <w:br/>
-        <w:t xml:space="preserve">  if (state.domainId === domainId) { state.domainId = "all"; state.subtopic = "all"; state.subSubtopic = "all"; }</w:t>
-        <w:br/>
-        <w:t xml:space="preserve">  saveAll("התחום וכל תוכנו נמחקו והשינוי נשמר", { backupRelevant: true });</w:t>
-        <w:br/>
-        <w:t xml:space="preserve">  toast(`התחום ו־${count} המושגים שבו נמחקו`, "success");</w:t>
-        <w:br/>
-        <w:t xml:space="preserve">  clearDomainForm();</w:t>
-        <w:br/>
-        <w:t xml:space="preserve">  renderAdmin();</w:t>
-        <w:br/>
-        <w:t xml:space="preserve">  renderAll();</w:t>
-        <w:br/>
-        <w:t>}</w:t>
-        <w:br/>
-        <w:br/>
-        <w:t>function applyAppearanceFromForm() {</w:t>
-        <w:br/>
-        <w:t xml:space="preserve">  settings.appearance = {</w:t>
-        <w:br/>
-        <w:t xml:space="preserve">    primary: $("settingPrimary").value,</w:t>
-        <w:br/>
-        <w:t xml:space="preserve">    background: $("settingBackground").value,</w:t>
-        <w:br/>
-        <w:t xml:space="preserve">    surface: $("settingSurface").value,</w:t>
-        <w:br/>
-        <w:t xml:space="preserve">    font: $("settingFont").value,</w:t>
-        <w:br/>
-        <w:t xml:space="preserve">    fontSize: Number($("settingFontSize").value),</w:t>
-        <w:br/>
-        <w:t xml:space="preserve">    radius: Number($("settingRadius").value),</w:t>
-        <w:br/>
-        <w:t xml:space="preserve">    density: $("settingDensity").value,</w:t>
-        <w:br/>
-        <w:t xml:space="preserve">    buttonShadow: $("settingButtonShadow") ? $("settingButtonShadow").value : "dynamic",</w:t>
-        <w:br/>
-        <w:t xml:space="preserve">    buttonHoverScale: $("settingButtonHoverScale") ? Number($("settingButtonHoverScale").value) : 1.04,</w:t>
-        <w:br/>
-        <w:t xml:space="preserve">    buttonActiveScale: $("settingButtonActiveScale") ? Number($("settingButtonActiveScale").value) : 0.97,</w:t>
-        <w:br/>
-        <w:t xml:space="preserve">  };</w:t>
-        <w:br/>
-        <w:t xml:space="preserve">  $$('[data-field-setting]').forEach((input) =&gt; { settings.fields[input.dataset.fieldSetting] = input.checked; });</w:t>
-        <w:br/>
-        <w:t xml:space="preserve">  saveAll("הגדרות התצוגה נשמרו", { backupRelevant: "system" });</w:t>
-        <w:br/>
-        <w:t xml:space="preserve">  applyAppearance();</w:t>
-        <w:br/>
-        <w:t xml:space="preserve">  toast("הגדרות התצוגה עודכנו", "success");</w:t>
-        <w:br/>
-        <w:t xml:space="preserve">  renderAll();</w:t>
-        <w:br/>
-        <w:t>}</w:t>
-        <w:br/>
-        <w:br/>
-        <w:t>function restoreEmbeddedCatalog() {</w:t>
-        <w:br/>
-        <w:t xml:space="preserve">  if (Array.isArray(window.MECHLEX_SHARED_DATA) &amp;&amp; window.MECHLEX_SHARED_DATA.length) {</w:t>
-        <w:br/>
-        <w:t xml:space="preserve">    const termCount = window.MECHLEX_SHARED_DATA.reduce((sum, domain) =&gt; sum + (domain.items?.length || 0), 0);</w:t>
-        <w:br/>
-        <w:t xml:space="preserve">    if (!confirm(`לשחזר את קטלוג הבסיס המובנה (${termCount} מושגים)? הנתונים המקומיים הנוכחיים יוחלפו. מומלץ להוריד גיבוי לפני הפעולה.`)) return;</w:t>
-        <w:br/>
-        <w:t xml:space="preserve">    data = normalizeData(window.MECHLEX_SHARED_DATA);</w:t>
-        <w:br/>
-        <w:t xml:space="preserve">    saveAll("קטלוג הבסיס שוחזר ונשמר במחשב זה", { backupRelevant: true });</w:t>
-        <w:br/>
-        <w:t xml:space="preserve">    renderAdmin();</w:t>
-        <w:br/>
-        <w:t xml:space="preserve">    renderAll();</w:t>
-        <w:br/>
-        <w:t xml:space="preserve">    toast("קטלוג הבסיס המובנה שוחזר", "success");</w:t>
-        <w:br/>
-        <w:t xml:space="preserve">  } else {</w:t>
-        <w:br/>
-        <w:t xml:space="preserve">    toast("לא נמצא קטלוג בסיס מובנה", "error");</w:t>
-        <w:br/>
-        <w:t xml:space="preserve">  }</w:t>
-        <w:br/>
-        <w:t>}</w:t>
-        <w:br/>
-        <w:br/>
-        <w:br/>
-        <w:t>function personalProgressFilename(extension = "json") {</w:t>
-        <w:br/>
-        <w:t xml:space="preserve">  const employee = safeFilenamePart($("progressUserName")?.value || prefs.profileName);</w:t>
-        <w:br/>
-        <w:t xml:space="preserve">  const namePart = employee ? `_${employee}` : "";</w:t>
-        <w:br/>
-        <w:t xml:space="preserve">  return `mechlex-personal-progress${namePart}_${localTimestamp()}.${extension}`;</w:t>
-        <w:br/>
-        <w:t>}</w:t>
-        <w:br/>
-        <w:br/>
-        <w:t>function updateProgressFilenamePreview() {</w:t>
-        <w:br/>
-        <w:t xml:space="preserve">  if (!$("progressFilenamePreview")) return;</w:t>
-        <w:br/>
-        <w:t xml:space="preserve">  $("progressFilenamePreview").textContent = personalProgressFilename($("progressFileFormat").value || "json");</w:t>
-        <w:br/>
-        <w:t>}</w:t>
-        <w:br/>
-        <w:br/>
-        <w:t>function openProgressDialog() {</w:t>
-        <w:br/>
-        <w:t xml:space="preserve">  $("progressUserName").value = prefs.profileName || "";</w:t>
-        <w:br/>
-        <w:t xml:space="preserve">  $("progressFileFormat").value = "json";</w:t>
-        <w:br/>
-        <w:t xml:space="preserve">  updateProgressFilenamePreview();</w:t>
-        <w:br/>
-        <w:t xml:space="preserve">  setModalVisibility($("progressOverlay"), true, { initialFocus: $("progressUserName") });</w:t>
-        <w:br/>
-        <w:t>}</w:t>
-        <w:br/>
-        <w:br/>
-        <w:t>function closeProgressDialog() {</w:t>
-        <w:br/>
-        <w:t xml:space="preserve">  setModalVisibility($("progressOverlay"), false);</w:t>
-        <w:br/>
-        <w:t>}</w:t>
-        <w:br/>
-        <w:br/>
-        <w:t>function buildPersonalProgressPayload() {</w:t>
-        <w:br/>
-        <w:t xml:space="preserve">  const byId = new Map(allTerms().map((term) =&gt; [term.id, term]));</w:t>
-        <w:br/>
-        <w:t xml:space="preserve">  const favoriteRefs = prefs.favorites.map((id) =&gt; byId.get(id)).filter(Boolean).map((term) =&gt; ({ id: term.id, code: term.code, name: term.name }));</w:t>
-        <w:br/>
-        <w:t xml:space="preserve">  const learning = Object.entries(prefs.progress).map(([id, status]) =&gt; {</w:t>
-        <w:br/>
-        <w:t xml:space="preserve">    const term = byId.get(id);</w:t>
-        <w:br/>
-        <w:t xml:space="preserve">    return term ? { id: term.id, code: term.code, name: term.name, status } : null;</w:t>
-        <w:br/>
-        <w:t xml:space="preserve">  }).filter(Boolean);</w:t>
-        <w:br/>
-        <w:t xml:space="preserve">  const recentRefs = prefs.recent.map((id) =&gt; byId.get(id)).filter(Boolean).map((term) =&gt; ({ id: term.id, code: term.code, name: term.name }));</w:t>
-        <w:br/>
-        <w:t xml:space="preserve">  return {</w:t>
-        <w:br/>
-        <w:t xml:space="preserve">    format: PERSONAL_PROGRESS_FORMAT,</w:t>
-        <w:br/>
-        <w:t xml:space="preserve">    version: 1,</w:t>
-        <w:br/>
-        <w:t xml:space="preserve">    appVersion: APP_VERSION,</w:t>
-        <w:br/>
-        <w:t xml:space="preserve">    savedAt: new Date().toISOString(),</w:t>
-        <w:br/>
-        <w:t xml:space="preserve">    profileName: prefs.profileName || "",</w:t>
-        <w:br/>
-        <w:t xml:space="preserve">    catalogTermCount: allTerms().length,</w:t>
-        <w:br/>
-        <w:t xml:space="preserve">    favorites: favoriteRefs,</w:t>
-        <w:br/>
-        <w:t xml:space="preserve">    learning,</w:t>
-        <w:br/>
-        <w:t xml:space="preserve">    recent: recentRefs,</w:t>
-        <w:br/>
-        <w:t xml:space="preserve">    preferences: { theme: prefs.theme, view: prefs.view },</w:t>
-        <w:br/>
-        <w:t xml:space="preserve">  };</w:t>
-        <w:br/>
-        <w:t>}</w:t>
-        <w:br/>
-        <w:br/>
-        <w:t>function exportPersonalProgress(event) {</w:t>
-        <w:br/>
-        <w:t xml:space="preserve">  event?.preventDefault();</w:t>
-        <w:br/>
-        <w:t xml:space="preserve">  prefs.profileName = $("progressUserName").value.trim();</w:t>
-        <w:br/>
-        <w:t xml:space="preserve">  const extension = $("progressFileFormat").value === "txt" ? "txt" : "json";</w:t>
-        <w:br/>
-        <w:t xml:space="preserve">  const payload = buildPersonalProgressPayload();</w:t>
-        <w:br/>
-        <w:t xml:space="preserve">  const type = extension === "txt" ? "text/plain;charset=utf-8" : "application/json;charset=utf-8";</w:t>
-        <w:br/>
-        <w:t xml:space="preserve">  downloadFile(personalProgressFilename(extension), JSON.stringify(payload, null, 2), type);</w:t>
-        <w:br/>
-        <w:t xml:space="preserve">  saveAll("המצב האישי נשמר מקומית והורד כקובץ");</w:t>
-        <w:br/>
-        <w:t xml:space="preserve">  closeProgressDialog();</w:t>
-        <w:br/>
-        <w:t xml:space="preserve">  toast("קובץ המצב האישי הורד לתיקיית ההורדות", "success");</w:t>
-        <w:br/>
-        <w:t>}</w:t>
-        <w:br/>
-        <w:br/>
-        <w:t>function resolveProgressReference(reference) {</w:t>
-        <w:br/>
-        <w:t xml:space="preserve">  if (!reference) return null;</w:t>
-        <w:br/>
-        <w:t xml:space="preserve">  if (typeof reference === "string") return findTerm(reference);</w:t>
-        <w:br/>
-        <w:t xml:space="preserve">  return findTerm(reference.code || reference.id || reference.name || "");</w:t>
-        <w:br/>
-        <w:t>}</w:t>
-        <w:br/>
-        <w:br/>
-        <w:t>async function importPersonalProgressFile(file) {</w:t>
-        <w:br/>
-        <w:t xml:space="preserve">  try {</w:t>
-        <w:br/>
-        <w:t xml:space="preserve">    const payload = JSON.parse(await file.text());</w:t>
-        <w:br/>
-        <w:t xml:space="preserve">    let personal = payload;</w:t>
-        <w:br/>
-        <w:t xml:space="preserve">    if (payload?.format !== PERSONAL_PROGRESS_FORMAT &amp;&amp; payload?.prefs) {</w:t>
-        <w:br/>
-        <w:t xml:space="preserve">      const oldPrefs = payload.prefs;</w:t>
-        <w:br/>
-        <w:t xml:space="preserve">      personal = {</w:t>
-        <w:br/>
-        <w:t xml:space="preserve">        format: PERSONAL_PROGRESS_FORMAT,</w:t>
-        <w:br/>
-        <w:t xml:space="preserve">        profileName: oldPrefs.profileName || "",</w:t>
-        <w:br/>
-        <w:t xml:space="preserve">        favorites: (oldPrefs.favorites || []).map((id) =&gt; ({ id })),</w:t>
-        <w:br/>
-        <w:t xml:space="preserve">        learning: Object.entries(oldPrefs.progress || {}).map(([id, status]) =&gt; ({ id, status })),</w:t>
-        <w:br/>
-        <w:t xml:space="preserve">        recent: (oldPrefs.recent || []).map((id) =&gt; ({ id })),</w:t>
-        <w:br/>
-        <w:t xml:space="preserve">        preferences: { theme: oldPrefs.theme, view: oldPrefs.view },</w:t>
-        <w:br/>
-        <w:t xml:space="preserve">      };</w:t>
-        <w:br/>
-        <w:t xml:space="preserve">    }</w:t>
-        <w:br/>
-        <w:t xml:space="preserve">    if (!personal || personal.format !== PERSONAL_PROGRESS_FORMAT) throw new Error("הקובץ אינו קובץ מצב אישי תקין של MechLex");</w:t>
-        <w:br/>
-        <w:t xml:space="preserve">    if (!confirm(`לטעון את המצב האישי${personal.profileName ? ` של ${personal.profileName}` : ""}? המועדפים והתקדמות הלמידה הנוכחיים יוחלפו, אך מאגר המושגים לא ישתנה.`)) return;</w:t>
-        <w:br/>
-        <w:br/>
-        <w:t xml:space="preserve">    const favorites = unique((personal.favorites || []).map(resolveProgressReference).filter(Boolean).map((term) =&gt; term.id));</w:t>
-        <w:br/>
-        <w:t xml:space="preserve">    const progress = {};</w:t>
-        <w:br/>
-        <w:t xml:space="preserve">    (personal.learning || []).forEach((item) =&gt; {</w:t>
-        <w:br/>
-        <w:t xml:space="preserve">      const term = resolveProgressReference(item);</w:t>
-        <w:br/>
-        <w:t xml:space="preserve">      if (term &amp;&amp; ["learning", "mastered"].includes(item.status)) progress[term.id] = item.status;</w:t>
-        <w:br/>
-        <w:t xml:space="preserve">    });</w:t>
-        <w:br/>
-        <w:t xml:space="preserve">    const recent = unique((personal.recent || []).map(resolveProgressReference).filter(Boolean).map((term) =&gt; term.id)).slice(0, 20);</w:t>
-        <w:br/>
-        <w:br/>
-        <w:t xml:space="preserve">    prefs.favorites = favorites;</w:t>
-        <w:br/>
-        <w:t xml:space="preserve">    prefs.progress = progress;</w:t>
-        <w:br/>
-        <w:t xml:space="preserve">    prefs.recent = recent;</w:t>
-        <w:br/>
-        <w:t xml:space="preserve">    prefs.profileName = personal.profileName || prefs.profileName || "";</w:t>
-        <w:br/>
-        <w:t xml:space="preserve">    if (["light", "dark"].includes(personal.preferences?.theme)) prefs.theme = personal.preferences.theme;</w:t>
-        <w:br/>
-        <w:t xml:space="preserve">    if (["grid", "list"].includes(personal.preferences?.view)) prefs.view = personal.preferences.view;</w:t>
-        <w:br/>
-        <w:t xml:space="preserve">    saveAll("המצב האישי נטען", { backupRelevant: "system" });</w:t>
-        <w:br/>
-        <w:t xml:space="preserve">    renderAll();</w:t>
-        <w:br/>
-        <w:t xml:space="preserve">    toast(`המצב האישי נטען: ${favorites.length} מועדפים ו-${Object.keys(progress).length} מצבי למידה`, "success");</w:t>
-        <w:br/>
-        <w:t xml:space="preserve">  } catch (error) {</w:t>
-        <w:br/>
-        <w:t xml:space="preserve">    console.warn("MechLex personal progress import rejected", error.message);</w:t>
-        <w:br/>
-        <w:t xml:space="preserve">    toast(`טעינת מצב אישי נכשלה: ${error.message}`, "error");</w:t>
-        <w:br/>
-        <w:t xml:space="preserve">  } finally {</w:t>
-        <w:br/>
-        <w:t xml:space="preserve">    $("importProgressFile").value = "";</w:t>
-        <w:br/>
-        <w:t xml:space="preserve">  }</w:t>
-        <w:br/>
-        <w:t>}</w:t>
-        <w:br/>
-        <w:br/>
-        <w:t>function downloadFile(filename, content, type) {</w:t>
-        <w:br/>
-        <w:t xml:space="preserve">  const blob = new Blob([content], { type });</w:t>
-        <w:br/>
-        <w:t xml:space="preserve">  const url = URL.createObjectURL(blob);</w:t>
-        <w:br/>
-        <w:t xml:space="preserve">  const anchor = document.createElement("a");</w:t>
-        <w:br/>
-        <w:t xml:space="preserve">  anchor.href = url;</w:t>
-        <w:br/>
-        <w:t xml:space="preserve">  anchor.download = filename;</w:t>
-        <w:br/>
-        <w:t xml:space="preserve">  document.body.appendChild(anchor);</w:t>
-        <w:br/>
-        <w:t xml:space="preserve">  anchor.click();</w:t>
-        <w:br/>
-        <w:t xml:space="preserve">  anchor.remove();</w:t>
-        <w:br/>
-        <w:t xml:space="preserve">  setTimeout(() =&gt; URL.revokeObjectURL(url), 1000);</w:t>
-        <w:br/>
-        <w:t>}</w:t>
-        <w:br/>
-        <w:br/>
-        <w:t>function wrapCanvasText(ctx, text, maxWidth) {</w:t>
-        <w:br/>
-        <w:t xml:space="preserve">  const words = String(text || "").split(/\s+/).filter(Boolean);</w:t>
-        <w:br/>
-        <w:t xml:space="preserve">  const lines = []; let line = "";</w:t>
-        <w:br/>
-        <w:t xml:space="preserve">  words.forEach((word) =&gt; {</w:t>
-        <w:br/>
-        <w:t xml:space="preserve">    const candidate = line ? `${line} ${word}` : word;</w:t>
-        <w:br/>
-        <w:t xml:space="preserve">    if (ctx.measureText(candidate).width &gt; maxWidth &amp;&amp; line) { lines.push(line); line = word; }</w:t>
-        <w:br/>
-        <w:t xml:space="preserve">    else line = candidate;</w:t>
-        <w:br/>
-        <w:t xml:space="preserve">  });</w:t>
-        <w:br/>
-        <w:t xml:space="preserve">  if (line) lines.push(line);</w:t>
-        <w:br/>
-        <w:t xml:space="preserve">  return lines;</w:t>
-        <w:br/>
-        <w:t>}</w:t>
-        <w:br/>
-        <w:br/>
-        <w:t>function loadImageSource(source) {</w:t>
-        <w:br/>
-        <w:t xml:space="preserve">  return new Promise((resolve) =&gt; {</w:t>
-        <w:br/>
-        <w:t xml:space="preserve">    if (!source) return resolve(null);</w:t>
-        <w:br/>
-        <w:t xml:space="preserve">    const image = new Image();</w:t>
-        <w:br/>
-        <w:t xml:space="preserve">    image.crossOrigin = "anonymous";</w:t>
-        <w:br/>
-        <w:t xml:space="preserve">    image.onload = () =&gt; resolve(image);</w:t>
-        <w:br/>
-        <w:t xml:space="preserve">    image.onerror = () =&gt; resolve(null);</w:t>
-        <w:br/>
-        <w:t xml:space="preserve">    image.src = source;</w:t>
-        <w:br/>
-        <w:t xml:space="preserve">  });</w:t>
-        <w:br/>
-        <w:t>}</w:t>
-        <w:br/>
-        <w:br/>
-        <w:t>async function loadExportImage(term) {</w:t>
-        <w:br/>
-        <w:t xml:space="preserve">  const source = term.imageData || imagePathForTerm(term) || $("termImage")?.src || "";</w:t>
-        <w:br/>
-        <w:t xml:space="preserve">  if (location.protocol === "file:" &amp;&amp; source &amp;&amp; !/^data:image\//.test(source)) return null;</w:t>
-        <w:br/>
-        <w:t xml:space="preserve">  return loadImageSource(source);</w:t>
-        <w:br/>
-        <w:t>}</w:t>
-        <w:br/>
-        <w:br/>
-        <w:t>async function requestImageSaveDestination(filename, mime, extension) {</w:t>
-        <w:br/>
-        <w:t xml:space="preserve">  // A normal browser download is deterministic in Edge/Chrome, works in local</w:t>
-        <w:br/>
-        <w:t xml:space="preserve">  // offline mode and avoids an extra operating-system permission prompt.</w:t>
-        <w:br/>
-        <w:t xml:space="preserve">  void filename; void mime; void extension;</w:t>
-        <w:br/>
-        <w:t xml:space="preserve">  return { handle: null, cancelled: false };</w:t>
-        <w:br/>
-        <w:t>}</w:t>
-        <w:br/>
-        <w:br/>
-        <w:t>async function saveImageBlob(blob, filename, destination) {</w:t>
-        <w:br/>
-        <w:t xml:space="preserve">  if (destination.handle) {</w:t>
-        <w:br/>
-        <w:t xml:space="preserve">    const writable = await destination.handle.createWritable();</w:t>
-        <w:br/>
-        <w:t xml:space="preserve">    await writable.write(blob);</w:t>
-        <w:br/>
-        <w:t xml:space="preserve">    await writable.close();</w:t>
-        <w:br/>
-        <w:t xml:space="preserve">    return;</w:t>
-        <w:br/>
-        <w:t xml:space="preserve">  }</w:t>
-        <w:br/>
-        <w:t xml:space="preserve">  const url = URL.createObjectURL(blob);</w:t>
-        <w:br/>
-        <w:t xml:space="preserve">  const anchor = document.createElement("a");</w:t>
-        <w:br/>
-        <w:t xml:space="preserve">  anchor.href = url;</w:t>
-        <w:br/>
-        <w:t xml:space="preserve">  anchor.download = filename;</w:t>
-        <w:br/>
-        <w:t xml:space="preserve">  document.body.appendChild(anchor);</w:t>
-        <w:br/>
-        <w:t xml:space="preserve">  anchor.click();</w:t>
-        <w:br/>
-        <w:t xml:space="preserve">  anchor.remove();</w:t>
-        <w:br/>
-        <w:t xml:space="preserve">  setTimeout(() =&gt; URL.revokeObjectURL(url), 1500);</w:t>
-        <w:br/>
-        <w:t>}</w:t>
-        <w:br/>
-        <w:br/>
-        <w:t>function drawRoundRect(ctx, x, y, w, h, r) {</w:t>
-        <w:br/>
-        <w:t xml:space="preserve">  if (typeof ctx.roundRect === "function") {</w:t>
-        <w:br/>
-        <w:t xml:space="preserve">    ctx.beginPath();</w:t>
-        <w:br/>
-        <w:t xml:space="preserve">    ctx.roundRect(x, y, w, h, r);</w:t>
-        <w:br/>
-        <w:t xml:space="preserve">    return;</w:t>
-        <w:br/>
-        <w:t xml:space="preserve">  }</w:t>
-        <w:br/>
-        <w:t xml:space="preserve">  ctx.beginPath();</w:t>
-        <w:br/>
-        <w:t xml:space="preserve">  ctx.moveTo(x + r, y);</w:t>
-        <w:br/>
-        <w:t xml:space="preserve">  ctx.lineTo(x + w - r, y);</w:t>
-        <w:br/>
-        <w:t xml:space="preserve">  ctx.arcTo(x + w, y, x + w, y + r, r);</w:t>
-        <w:br/>
-        <w:t xml:space="preserve">  ctx.lineTo(x + w, y + h - r);</w:t>
-        <w:br/>
-        <w:t xml:space="preserve">  ctx.arcTo(x + w, y + h, x + w - r, y + h, r);</w:t>
-        <w:br/>
-        <w:t xml:space="preserve">  ctx.lineTo(x + r, y + h);</w:t>
-        <w:br/>
-        <w:t xml:space="preserve">  ctx.arcTo(x, y + h, x, y + h - r, r);</w:t>
-        <w:br/>
-        <w:t xml:space="preserve">  ctx.lineTo(x, y + r);</w:t>
-        <w:br/>
-        <w:t xml:space="preserve">  ctx.arcTo(x, y, x + r, y, r);</w:t>
-        <w:br/>
-        <w:t xml:space="preserve">  ctx.closePath();</w:t>
-        <w:br/>
-        <w:t>}</w:t>
-        <w:br/>
-        <w:br/>
-        <w:t>function drawExportImagePlaceholder(ctx, imageBox, accent, isDomain = false, termName = "") {</w:t>
-        <w:br/>
-        <w:t xml:space="preserve">  drawRoundRect(ctx, imageBox.x, imageBox.y, imageBox.w, imageBox.h, 24);</w:t>
-        <w:br/>
-        <w:t xml:space="preserve">  ctx.fillStyle = "#f1f5f9";</w:t>
-        <w:br/>
-        <w:t xml:space="preserve">  ctx.fill();</w:t>
-        <w:br/>
-        <w:br/>
-        <w:t xml:space="preserve">  const padding = 35;</w:t>
-        <w:br/>
-        <w:t xml:space="preserve">  const innerX = imageBox.x + padding;</w:t>
-        <w:br/>
-        <w:t xml:space="preserve">  const innerY = imageBox.y + padding;</w:t>
-        <w:br/>
-        <w:t xml:space="preserve">  const innerW = imageBox.w - padding * 2;</w:t>
-        <w:br/>
-        <w:t xml:space="preserve">  const innerH = imageBox.h - padding * 2;</w:t>
-        <w:br/>
-        <w:br/>
-        <w:t xml:space="preserve">  drawRoundRect(ctx, innerX, innerY, innerW, innerH, 20);</w:t>
-        <w:br/>
-        <w:t xml:space="preserve">  ctx.fillStyle = "#ffffff";</w:t>
-        <w:br/>
-        <w:t xml:space="preserve">  ctx.fill();</w:t>
-        <w:br/>
-        <w:t xml:space="preserve">  ctx.save();</w:t>
-        <w:br/>
-        <w:t xml:space="preserve">  ctx.strokeStyle = "#e879f9";</w:t>
-        <w:br/>
-        <w:t xml:space="preserve">  ctx.lineWidth = 3;</w:t>
-        <w:br/>
-        <w:t xml:space="preserve">  ctx.setLineDash([10, 8]);</w:t>
-        <w:br/>
-        <w:t xml:space="preserve">  ctx.stroke();</w:t>
-        <w:br/>
-        <w:t xml:space="preserve">  ctx.restore();</w:t>
-        <w:br/>
-        <w:br/>
-        <w:t xml:space="preserve">  const centerX = innerX + innerW / 2;</w:t>
-        <w:br/>
-        <w:t xml:space="preserve">  const centerY = innerY + innerH / 2 - 50;</w:t>
-        <w:br/>
-        <w:t xml:space="preserve">  const circleRadius = 50;</w:t>
-        <w:br/>
-        <w:br/>
-        <w:t xml:space="preserve">  ctx.beginPath();</w:t>
-        <w:br/>
-        <w:t xml:space="preserve">  ctx.arc(centerX, centerY, circleRadius, 0, Math.PI * 2);</w:t>
-        <w:br/>
-        <w:t xml:space="preserve">  ctx.fillStyle = "rgba(244, 114, 182, 0.15)";</w:t>
-        <w:br/>
-        <w:t xml:space="preserve">  ctx.fill();</w:t>
-        <w:br/>
-        <w:t xml:space="preserve">  ctx.strokeStyle = "#ec4899";</w:t>
-        <w:br/>
-        <w:t xml:space="preserve">  ctx.lineWidth = 3;</w:t>
-        <w:br/>
-        <w:t xml:space="preserve">  ctx.stroke();</w:t>
-        <w:br/>
-        <w:br/>
-        <w:t xml:space="preserve">  ctx.save();</w:t>
-        <w:br/>
-        <w:t xml:space="preserve">  ctx.strokeStyle = "#ec4899";</w:t>
-        <w:br/>
-        <w:t xml:space="preserve">  ctx.lineWidth = 5;</w:t>
-        <w:br/>
-        <w:t xml:space="preserve">  ctx.lineCap = "round";</w:t>
-        <w:br/>
-        <w:t xml:space="preserve">  const iconSize = 18;</w:t>
-        <w:br/>
-        <w:t xml:space="preserve">  ctx.beginPath();</w:t>
-        <w:br/>
-        <w:t xml:space="preserve">  ctx.moveTo(centerX - iconSize, centerY - iconSize);</w:t>
-        <w:br/>
-        <w:t xml:space="preserve">  ctx.lineTo(centerX + iconSize, centerY + iconSize);</w:t>
-        <w:br/>
-        <w:t xml:space="preserve">  ctx.moveTo(centerX + iconSize, centerY - iconSize);</w:t>
-        <w:br/>
-        <w:t xml:space="preserve">  ctx.lineTo(centerX - iconSize, centerY + iconSize);</w:t>
-        <w:br/>
-        <w:t xml:space="preserve">  ctx.stroke();</w:t>
-        <w:br/>
-        <w:t xml:space="preserve">  ctx.restore();</w:t>
-        <w:br/>
-        <w:br/>
-        <w:t xml:space="preserve">  ctx.direction = "rtl";</w:t>
-        <w:br/>
-        <w:t xml:space="preserve">  ctx.textAlign = "center";</w:t>
-        <w:br/>
-        <w:t xml:space="preserve">  </w:t>
-        <w:br/>
-        <w:t xml:space="preserve">  ctx.fillStyle = "#0f172a";</w:t>
-        <w:br/>
-        <w:t xml:space="preserve">  ctx.font = "700 36px 'Segoe UI', system-ui, Arial, sans-serif";</w:t>
-        <w:br/>
-        <w:t xml:space="preserve">  ctx.fillText(isDomain ? "חסרה תמונה לתחום" : "חסרה תמונה למושג", centerX, centerY + 95);</w:t>
-        <w:br/>
-        <w:br/>
-        <w:t xml:space="preserve">  if (termName) {</w:t>
-        <w:br/>
-        <w:t xml:space="preserve">    ctx.fillStyle = "#475569";</w:t>
-        <w:br/>
-        <w:t xml:space="preserve">    ctx.font = "600 28px 'Segoe UI', system-ui, Arial, sans-serif";</w:t>
-        <w:br/>
-        <w:t xml:space="preserve">    ctx.fillText(termName, centerX, centerY + 145);</w:t>
-        <w:br/>
-        <w:br/>
-        <w:t xml:space="preserve">    ctx.fillStyle = "#64748b";</w:t>
-        <w:br/>
-        <w:t xml:space="preserve">    ctx.font = "400 22px 'Segoe UI', system-ui, Arial, sans-serif";</w:t>
-        <w:br/>
-        <w:t xml:space="preserve">    const helpText = isDomain </w:t>
-        <w:br/>
-        <w:t xml:space="preserve">      ? "אפשר להוסיף קובץ לתיקיית images בשם התחום, או להטמיע תמונה במרכז הניהול." </w:t>
-        <w:br/>
-        <w:t xml:space="preserve">      : "אפשר להוסיף קובץ לתיקיית images בשם המושג, לציין שם קובץ מדויק במרכז הניהול, או להטמיע תמונה בתוך המושג.";</w:t>
-        <w:br/>
-        <w:t xml:space="preserve">    ctx.fillText(helpText, centerX, centerY + 190);</w:t>
-        <w:br/>
-        <w:t xml:space="preserve">  } else {</w:t>
-        <w:br/>
-        <w:t xml:space="preserve">    ctx.fillStyle = "#64748b";</w:t>
-        <w:br/>
-        <w:t xml:space="preserve">    ctx.font = "500 24px 'Segoe UI', system-ui, Arial, sans-serif";</w:t>
-        <w:br/>
-        <w:t xml:space="preserve">    const helpText = isDomain </w:t>
-        <w:br/>
-        <w:t xml:space="preserve">      ? "אפשר להוסיף קובץ לתיקיית images בשם התחום, או להטמיע תמונה במרכז הניהול." </w:t>
-        <w:br/>
-        <w:t xml:space="preserve">      : "אפשר להוסיף קובץ לתיקיית images בשם המושג, או להטמיע תמונה במרכז הניהול.";</w:t>
-        <w:br/>
-        <w:t xml:space="preserve">    ctx.fillText(helpText, centerX, centerY + 142);</w:t>
-        <w:br/>
-        <w:t xml:space="preserve">  }</w:t>
-        <w:br/>
-        <w:t>}</w:t>
-        <w:br/>
-        <w:br/>
-        <w:t>function canvasToBlob(canvas, mime, quality) {</w:t>
-        <w:br/>
-        <w:t xml:space="preserve">  return new Promise((resolve, reject) =&gt; {</w:t>
-        <w:br/>
-        <w:t xml:space="preserve">    try {</w:t>
-        <w:br/>
-        <w:t xml:space="preserve">      canvas.toBlob((blob) =&gt; blob ? resolve(blob) : reject(new Error("EMPTY_EXPORT_BLOB")), mime, quality);</w:t>
-        <w:br/>
-        <w:t xml:space="preserve">    } catch (error) {</w:t>
-        <w:br/>
-        <w:t xml:space="preserve">      reject(error);</w:t>
-        <w:br/>
-        <w:t xml:space="preserve">    }</w:t>
-        <w:br/>
-        <w:t xml:space="preserve">  });</w:t>
-        <w:br/>
-        <w:t>}</w:t>
-        <w:br/>
-        <w:br/>
-        <w:t>async function exportTermImage(format) {</w:t>
-        <w:br/>
-        <w:t xml:space="preserve">  const term = findTerm(state.currentTermId);</w:t>
-        <w:br/>
-        <w:t xml:space="preserve">  if (!term) return;</w:t>
-        <w:br/>
-        <w:t xml:space="preserve">  const mime = format === "jpeg" ? "image/jpeg" : "image/png";</w:t>
-        <w:br/>
-        <w:t xml:space="preserve">  const extension = format === "jpeg" ? "jpg" : "png";</w:t>
-        <w:br/>
-        <w:t xml:space="preserve">  const filename = `mechlex-${safeFilenamePart(term.name)}-${term.code}.${extension}`;</w:t>
-        <w:br/>
-        <w:t xml:space="preserve">  const destination = await requestImageSaveDestination(filename, mime, extension);</w:t>
-        <w:br/>
-        <w:t xml:space="preserve">  if (destination.cancelled) return;</w:t>
-        <w:br/>
-        <w:br/>
-        <w:t xml:space="preserve">  const canvas = document.createElement("canvas");</w:t>
-        <w:br/>
-        <w:t xml:space="preserve">  canvas.width = 2400; </w:t>
-        <w:br/>
-        <w:t xml:space="preserve">  canvas.height = 1350;</w:t>
-        <w:br/>
-        <w:t xml:space="preserve">  const ctx = canvas.getContext("2d");</w:t>
-        <w:br/>
-        <w:t xml:space="preserve">  const accentColor = term.domainColor || "#0284c7";</w:t>
-        <w:br/>
-        <w:t xml:space="preserve">  const isDomain = term.id.startsWith("TEMP_DOMAIN_TERM_");</w:t>
-        <w:br/>
-        <w:br/>
-        <w:t xml:space="preserve">  // Background gradient</w:t>
-        <w:br/>
-        <w:t xml:space="preserve">  const bgGrad = ctx.createLinearGradient(0, 0, canvas.width, canvas.height);</w:t>
-        <w:br/>
-        <w:t xml:space="preserve">  bgGrad.addColorStop(0, "#ebf3f9");</w:t>
-        <w:br/>
-        <w:t xml:space="preserve">  bgGrad.addColorStop(0.5, "#f4f8fc");</w:t>
-        <w:br/>
-        <w:t xml:space="preserve">  bgGrad.addColorStop(1, "#e5eff7");</w:t>
-        <w:br/>
-        <w:t xml:space="preserve">  ctx.fillStyle = bgGrad;</w:t>
-        <w:br/>
-        <w:t xml:space="preserve">  ctx.fillRect(0, 0, canvas.width, canvas.height);</w:t>
-        <w:br/>
-        <w:br/>
-        <w:t xml:space="preserve">  // Outer card window</w:t>
-        <w:br/>
-        <w:t xml:space="preserve">  const outerX = 60, outerY = 60, outerW = 2280, outerH = 1230, outerR = 32;</w:t>
-        <w:br/>
-        <w:t xml:space="preserve">  drawRoundRect(ctx, outerX, outerY, outerW, outerH, outerR);</w:t>
-        <w:br/>
-        <w:t xml:space="preserve">  ctx.fillStyle = "#ffffff";</w:t>
-        <w:br/>
-        <w:t xml:space="preserve">  ctx.shadowColor = "rgba(15, 30, 60, 0.08)";</w:t>
-        <w:br/>
-        <w:t xml:space="preserve">  ctx.shadowBlur = 40;</w:t>
-        <w:br/>
-        <w:t xml:space="preserve">  ctx.shadowOffsetY = 15;</w:t>
-        <w:br/>
-        <w:t xml:space="preserve">  ctx.fill();</w:t>
-        <w:br/>
-        <w:t xml:space="preserve">  ctx.shadowColor = "transparent";</w:t>
-        <w:br/>
-        <w:br/>
-        <w:t xml:space="preserve">  // Top accent bar</w:t>
-        <w:br/>
-        <w:t xml:space="preserve">  ctx.save();</w:t>
-        <w:br/>
-        <w:t xml:space="preserve">  drawRoundRect(ctx, outerX, outerY, outerW, outerH, outerR);</w:t>
-        <w:br/>
-        <w:t xml:space="preserve">  ctx.clip();</w:t>
-        <w:br/>
-        <w:t xml:space="preserve">  const stripeGrad = ctx.createLinearGradient(outerX, outerY, outerX + outerW, outerY);</w:t>
-        <w:br/>
-        <w:t xml:space="preserve">  stripeGrad.addColorStop(0, accentColor);</w:t>
-        <w:br/>
-        <w:t xml:space="preserve">  stripeGrad.addColorStop(0.6, "#3b82f6");</w:t>
-        <w:br/>
-        <w:t xml:space="preserve">  stripeGrad.addColorStop(1, "#06b6d4");</w:t>
-        <w:br/>
-        <w:t xml:space="preserve">  ctx.fillStyle = stripeGrad;</w:t>
-        <w:br/>
-        <w:t xml:space="preserve">  ctx.fillRect(outerX, outerY, outerW, 14);</w:t>
-        <w:br/>
-        <w:t xml:space="preserve">  ctx.restore();</w:t>
-        <w:br/>
-        <w:br/>
-        <w:t xml:space="preserve">  // Outer border</w:t>
-        <w:br/>
-        <w:t xml:space="preserve">  drawRoundRect(ctx, outerX, outerY, outerW, outerH, outerR);</w:t>
-        <w:br/>
-        <w:t xml:space="preserve">  ctx.strokeStyle = "rgba(180, 205, 225, 0.6)";</w:t>
-        <w:br/>
-        <w:t xml:space="preserve">  ctx.lineWidth = 2;</w:t>
-        <w:br/>
-        <w:t xml:space="preserve">  ctx.stroke();</w:t>
-        <w:br/>
-        <w:br/>
-        <w:t xml:space="preserve">  // Header - Breadcrumb</w:t>
-        <w:br/>
-        <w:t xml:space="preserve">  ctx.direction = "rtl";</w:t>
-        <w:br/>
-        <w:t xml:space="preserve">  ctx.textAlign = "right";</w:t>
-        <w:br/>
-        <w:t xml:space="preserve">  const categoryPath = isDomain ? "תחום ידע הנדסי" : `${term.domainName || "הנדסה"} / ${termLocationLabel(term.subtopic, term.subSubtopic)}`;</w:t>
-        <w:br/>
-        <w:t xml:space="preserve">  ctx.fillStyle = "#475569";</w:t>
-        <w:br/>
-        <w:t xml:space="preserve">  ctx.font = "600 26px 'Segoe UI', system-ui, Arial, sans-serif";</w:t>
-        <w:br/>
-        <w:t xml:space="preserve">  ctx.fillText(categoryPath, outerX + outerW - 40, outerY + 65);</w:t>
-        <w:br/>
-        <w:br/>
-        <w:t xml:space="preserve">  // Header - Code badge (Top Left)</w:t>
-        <w:br/>
-        <w:t xml:space="preserve">  ctx.direction = "ltr";</w:t>
-        <w:br/>
-        <w:t xml:space="preserve">  ctx.textAlign = "left";</w:t>
-        <w:br/>
-        <w:t xml:space="preserve">  const codeText = term.code || "TERM";</w:t>
-        <w:br/>
-        <w:t xml:space="preserve">  ctx.font = "700 26px 'Segoe UI', system-ui, Arial, sans-serif";</w:t>
-        <w:br/>
-        <w:t xml:space="preserve">  const codeWidth = ctx.measureText(codeText).width;</w:t>
-        <w:br/>
-        <w:t xml:space="preserve">  const badgeW = codeWidth + 36, badgeH = 46;</w:t>
-        <w:br/>
-        <w:t xml:space="preserve">  const badgeX = outerX + 40, badgeY = outerY + 42;</w:t>
-        <w:br/>
-        <w:t xml:space="preserve">  </w:t>
-        <w:br/>
-        <w:t xml:space="preserve">  drawRoundRect(ctx, badgeX, badgeY, badgeW, badgeH, 12);</w:t>
-        <w:br/>
-        <w:t xml:space="preserve">  ctx.fillStyle = "#e0f2fe";</w:t>
-        <w:br/>
-        <w:t xml:space="preserve">  ctx.fill();</w:t>
-        <w:br/>
-        <w:t xml:space="preserve">  ctx.strokeStyle = "#0284c7";</w:t>
-        <w:br/>
-        <w:t xml:space="preserve">  ctx.lineWidth = 1.5;</w:t>
-        <w:br/>
-        <w:t xml:space="preserve">  ctx.stroke();</w:t>
-        <w:br/>
-        <w:br/>
-        <w:t xml:space="preserve">  ctx.fillStyle = "#0369a1";</w:t>
-        <w:br/>
-        <w:t xml:space="preserve">  ctx.fillText(codeText, badgeX + 18, badgeY + 32);</w:t>
-        <w:br/>
-        <w:br/>
-        <w:t xml:space="preserve">  // Brand Name</w:t>
-        <w:br/>
-        <w:t xml:space="preserve">  ctx.fillStyle = "#94a3b8";</w:t>
-        <w:br/>
-        <w:t xml:space="preserve">  ctx.font = "800 22px 'Segoe UI', system-ui, Arial, sans-serif";</w:t>
-        <w:br/>
-        <w:t xml:space="preserve">  ctx.fillText("MECHLEX · ENGINEERING KNOWLEDGE", badgeX + badgeW + 30, outerY + 70);</w:t>
-        <w:br/>
-        <w:br/>
-        <w:t xml:space="preserve">  // Header - Main Hebrew Title (Right aligned)</w:t>
-        <w:br/>
-        <w:t xml:space="preserve">  ctx.direction = "rtl";</w:t>
-        <w:br/>
-        <w:t xml:space="preserve">  ctx.textAlign = "right";</w:t>
-        <w:br/>
-        <w:t xml:space="preserve">  ctx.fillStyle = "#0f172a";</w:t>
-        <w:br/>
-        <w:t xml:space="preserve">  ctx.font = "800 70px 'Segoe UI', system-ui, Arial, sans-serif";</w:t>
-        <w:br/>
-        <w:t xml:space="preserve">  ctx.fillText(term.name, outerX + outerW - 40, outerY + 165);</w:t>
-        <w:br/>
-        <w:br/>
-        <w:t xml:space="preserve">  // Header - English Title (Right aligned directly under Hebrew Title)</w:t>
-        <w:br/>
-        <w:t xml:space="preserve">  if (term.nameEn) {</w:t>
-        <w:br/>
-        <w:t xml:space="preserve">    ctx.direction = "ltr";</w:t>
-        <w:br/>
-        <w:t xml:space="preserve">    ctx.textAlign = "right";</w:t>
-        <w:br/>
-        <w:t xml:space="preserve">    ctx.fillStyle = "#64748b";</w:t>
-        <w:br/>
-        <w:t xml:space="preserve">    ctx.font = "600 34px 'Segoe UI', system-ui, Arial, sans-serif";</w:t>
-        <w:br/>
-        <w:t xml:space="preserve">    ctx.fillText(term.nameEn, outerX + outerW - 40, outerY + 220);</w:t>
-        <w:br/>
-        <w:t xml:space="preserve">  }</w:t>
-        <w:br/>
-        <w:br/>
-        <w:t xml:space="preserve">  // Header Divider Line</w:t>
-        <w:br/>
-        <w:t xml:space="preserve">  ctx.strokeStyle = "#e2e8f0";</w:t>
-        <w:br/>
-        <w:t xml:space="preserve">  ctx.lineWidth = 2;</w:t>
-        <w:br/>
-        <w:t xml:space="preserve">  ctx.beginPath();</w:t>
-        <w:br/>
-        <w:t xml:space="preserve">  ctx.moveTo(outerX + 40, outerY + 250);</w:t>
-        <w:br/>
-        <w:t xml:space="preserve">  ctx.lineTo(outerX + outerW - 40, outerY + 250);</w:t>
-        <w:br/>
-        <w:t xml:space="preserve">  ctx.stroke();</w:t>
-        <w:br/>
-        <w:br/>
-        <w:t xml:space="preserve">  // Cards layout coordinates</w:t>
-        <w:br/>
-        <w:t xml:space="preserve">  const cardY = outerY + 280;</w:t>
-        <w:br/>
-        <w:t xml:space="preserve">  const cardH = 820;</w:t>
-        <w:br/>
-        <w:t xml:space="preserve">  const cardW = 1080;</w:t>
-        <w:br/>
-        <w:br/>
-        <w:t xml:space="preserve">  const rightCardX = outerX + outerW - 40 - cardW; // 1160 (Right Column for RTL)</w:t>
-        <w:br/>
-        <w:t xml:space="preserve">  const leftCardX = outerX + 40; // 100 (Left Column for Visual)</w:t>
-        <w:br/>
-        <w:br/>
-        <w:t xml:space="preserve">  // ----------------------------------------------------</w:t>
-        <w:br/>
-        <w:t xml:space="preserve">  // RIGHT CARD: DEFINITION CARD ("הגדרה מקצועית")</w:t>
-        <w:br/>
-        <w:t xml:space="preserve">  // ----------------------------------------------------</w:t>
-        <w:br/>
-        <w:t xml:space="preserve">  drawRoundRect(ctx, rightCardX, cardY, cardW, cardH, 24);</w:t>
-        <w:br/>
-        <w:t xml:space="preserve">  ctx.fillStyle = "#f8fafc";</w:t>
-        <w:br/>
-        <w:t xml:space="preserve">  ctx.fill();</w:t>
-        <w:br/>
-        <w:t xml:space="preserve">  ctx.strokeStyle = "#e2e8f0";</w:t>
-        <w:br/>
-        <w:t xml:space="preserve">  ctx.lineWidth = 2;</w:t>
-        <w:br/>
-        <w:t xml:space="preserve">  ctx.stroke();</w:t>
-        <w:br/>
-        <w:br/>
-        <w:t xml:space="preserve">  // Kicker</w:t>
-        <w:br/>
-        <w:t xml:space="preserve">  ctx.direction = "ltr";</w:t>
-        <w:br/>
-        <w:t xml:space="preserve">  ctx.textAlign = "right";</w:t>
-        <w:br/>
-        <w:t xml:space="preserve">  ctx.fillStyle = accentColor;</w:t>
-        <w:br/>
-        <w:t xml:space="preserve">  ctx.font = "700 20px 'Segoe UI', system-ui, Arial, sans-serif";</w:t>
-        <w:br/>
-        <w:t xml:space="preserve">  ctx.fillText(isDomain ? "DOMAIN DEFINITION" : "DEFINITION", rightCardX + cardW - 35, cardY + 45);</w:t>
-        <w:br/>
-        <w:br/>
-        <w:t xml:space="preserve">  // Title</w:t>
-        <w:br/>
-        <w:t xml:space="preserve">  ctx.direction = "rtl";</w:t>
-        <w:br/>
-        <w:t xml:space="preserve">  ctx.textAlign = "right";</w:t>
-        <w:br/>
-        <w:t xml:space="preserve">  ctx.fillStyle = "#0f172a";</w:t>
-        <w:br/>
-        <w:t xml:space="preserve">  ctx.font = "700 38px 'Segoe UI', system-ui, Arial, sans-serif";</w:t>
-        <w:br/>
-        <w:t xml:space="preserve">  ctx.fillText("הגדרה מקצועית", rightCardX + cardW - 35, cardY + 98);</w:t>
-        <w:br/>
-        <w:br/>
-        <w:t xml:space="preserve">  // Accent Line</w:t>
-        <w:br/>
-        <w:t xml:space="preserve">  ctx.strokeStyle = accentColor;</w:t>
-        <w:br/>
-        <w:t xml:space="preserve">  ctx.lineWidth = 4;</w:t>
-        <w:br/>
-        <w:t xml:space="preserve">  ctx.beginPath();</w:t>
-        <w:br/>
-        <w:t xml:space="preserve">  ctx.moveTo(rightCardX + cardW - 35 - 120, cardY + 116);</w:t>
-        <w:br/>
-        <w:t xml:space="preserve">  ctx.lineTo(rightCardX + cardW - 35, cardY + 116);</w:t>
-        <w:br/>
-        <w:t xml:space="preserve">  ctx.stroke();</w:t>
-        <w:br/>
-        <w:br/>
-        <w:t xml:space="preserve">  // Wrapped Definition Text</w:t>
-        <w:br/>
-        <w:t xml:space="preserve">  const maxDefWidth = cardW - 70;</w:t>
-        <w:br/>
-        <w:t xml:space="preserve">  const textX = rightCardX + cardW - 35;</w:t>
-        <w:br/>
-        <w:t xml:space="preserve">  let currentY = cardY + 180;</w:t>
-        <w:br/>
-        <w:br/>
-        <w:t xml:space="preserve">  if (term.visualTitle) {</w:t>
-        <w:br/>
-        <w:t xml:space="preserve">    ctx.fillStyle = "#0f172a";</w:t>
-        <w:br/>
-        <w:t xml:space="preserve">    ctx.font = "700 34px 'Segoe UI', system-ui, Arial, sans-serif";</w:t>
-        <w:br/>
-        <w:t xml:space="preserve">    const titleLines = wrapCanvasText(ctx, term.visualTitle, maxDefWidth);</w:t>
-        <w:br/>
-        <w:t xml:space="preserve">    titleLines.forEach(line =&gt; {</w:t>
-        <w:br/>
-        <w:t xml:space="preserve">      ctx.fillText(line, textX, currentY);</w:t>
-        <w:br/>
-        <w:t xml:space="preserve">      currentY += 46;</w:t>
-        <w:br/>
-        <w:t xml:space="preserve">    });</w:t>
-        <w:br/>
-        <w:t xml:space="preserve">    currentY += 12; // Extra padding</w:t>
-        <w:br/>
-        <w:t xml:space="preserve">  }</w:t>
-        <w:br/>
-        <w:br/>
-        <w:t xml:space="preserve">  ctx.fillStyle = "#334155";</w:t>
-        <w:br/>
-        <w:t xml:space="preserve">  ctx.font = "400 32px 'Segoe UI', system-ui, Arial, sans-serif";</w:t>
-        <w:br/>
-        <w:t xml:space="preserve">  const lineHeight = 50;</w:t>
-        <w:br/>
-        <w:br/>
-        <w:t xml:space="preserve">  const cleanHtml = (term.definitionHtml || term.definition || "").replace(/&lt;\/(p|div|h[1-6]|li)&gt;/gi, " &lt;/$1&gt; ");</w:t>
-        <w:br/>
-        <w:t xml:space="preserve">  const tempTemplate = document.createElement("template");</w:t>
-        <w:br/>
-        <w:t xml:space="preserve">  tempTemplate.innerHTML = cleanHtml;</w:t>
-        <w:br/>
-        <w:t xml:space="preserve">  const rawDefinitionText = (tempTemplate.content.textContent || "").replace(/\s+/g, " ").trim();</w:t>
-        <w:br/>
-        <w:br/>
-        <w:t xml:space="preserve">  const maxLines = term.visualTitle ? 9 : 12;</w:t>
-        <w:br/>
-        <w:t xml:space="preserve">  const lines = wrapCanvasText(ctx, rawDefinitionText, maxDefWidth).slice(0, maxLines);</w:t>
-        <w:br/>
-        <w:t xml:space="preserve">  lines.forEach((line) =&gt; {</w:t>
-        <w:br/>
-        <w:t xml:space="preserve">    ctx.fillText(line, textX, currentY);</w:t>
-        <w:br/>
-        <w:t xml:space="preserve">    currentY += lineHeight;</w:t>
-        <w:br/>
-        <w:t xml:space="preserve">  });</w:t>
-        <w:br/>
-        <w:br/>
-        <w:t xml:space="preserve">  // ----------------------------------------------------</w:t>
-        <w:br/>
-        <w:t xml:space="preserve">  // LEFT CARD: VISUAL CARD (Image Stage / Placeholder)</w:t>
-        <w:br/>
-        <w:t xml:space="preserve">  // ----------------------------------------------------</w:t>
-        <w:br/>
-        <w:t xml:space="preserve">  drawRoundRect(ctx, leftCardX, cardY, cardW, cardH, 24);</w:t>
-        <w:br/>
-        <w:t xml:space="preserve">  ctx.fillStyle = "#f1f5f9";</w:t>
-        <w:br/>
-        <w:t xml:space="preserve">  ctx.fill();</w:t>
-        <w:br/>
-        <w:t xml:space="preserve">  ctx.strokeStyle = "#cbd5e1";</w:t>
-        <w:br/>
-        <w:t xml:space="preserve">  ctx.lineWidth = 2;</w:t>
-        <w:br/>
-        <w:t xml:space="preserve">  ctx.stroke();</w:t>
-        <w:br/>
-        <w:br/>
-        <w:t xml:space="preserve">  const image = await loadExportImage(term);</w:t>
-        <w:br/>
-        <w:t xml:space="preserve">  const imageBox = { x: leftCardX, y: cardY, w: cardW, h: cardH };</w:t>
-        <w:br/>
-        <w:br/>
-        <w:t xml:space="preserve">  if (image) {</w:t>
-        <w:br/>
-        <w:t xml:space="preserve">    const imgPad = 20;</w:t>
-        <w:br/>
-        <w:t xml:space="preserve">    const innerImgX = leftCardX + imgPad;</w:t>
-        <w:br/>
-        <w:t xml:space="preserve">    const innerImgY = cardY + imgPad;</w:t>
-        <w:br/>
-        <w:t xml:space="preserve">    const innerImgW = cardW - imgPad * 2;</w:t>
-        <w:br/>
-        <w:t xml:space="preserve">    const innerImgH = cardH - imgPad * 2;</w:t>
-        <w:br/>
-        <w:br/>
-        <w:t xml:space="preserve">    drawRoundRect(ctx, innerImgX, innerImgY, innerImgW, innerImgH, 18);</w:t>
-        <w:br/>
-        <w:t xml:space="preserve">    ctx.fillStyle = "#ffffff";</w:t>
-        <w:br/>
-        <w:t xml:space="preserve">    ctx.fill();</w:t>
-        <w:br/>
-        <w:br/>
-        <w:t xml:space="preserve">    const scale = Math.min(innerImgW / image.width, innerImgH / image.height);</w:t>
-        <w:br/>
-        <w:t xml:space="preserve">    const width = image.width * scale;</w:t>
-        <w:br/>
-        <w:t xml:space="preserve">    const height = image.height * scale;</w:t>
-        <w:br/>
-        <w:t xml:space="preserve">    const drawX = innerImgX + (innerImgW - width) / 2;</w:t>
-        <w:br/>
-        <w:t xml:space="preserve">    const drawY = innerImgY + (innerImgH - height) / 2;</w:t>
-        <w:br/>
-        <w:br/>
-        <w:t xml:space="preserve">    try {</w:t>
-        <w:br/>
-        <w:t xml:space="preserve">      ctx.drawImage(image, drawX, drawY, width, height);</w:t>
-        <w:br/>
-        <w:t xml:space="preserve">    } catch {</w:t>
-        <w:br/>
-        <w:t xml:space="preserve">      drawExportImagePlaceholder(ctx, imageBox, accentColor, isDomain, term.name);</w:t>
-        <w:br/>
-        <w:t xml:space="preserve">    }</w:t>
-        <w:br/>
-        <w:t xml:space="preserve">  } else {</w:t>
-        <w:br/>
-        <w:t xml:space="preserve">    drawExportImagePlaceholder(ctx, imageBox, accentColor, isDomain, term.name);</w:t>
-        <w:br/>
-        <w:t xml:space="preserve">  }</w:t>
-        <w:br/>
-        <w:br/>
-        <w:t xml:space="preserve">  // Footer Section</w:t>
-        <w:br/>
-        <w:t xml:space="preserve">  const footerY = outerY + outerH - 30;</w:t>
-        <w:br/>
-        <w:t xml:space="preserve">  ctx.strokeStyle = "#e2e8f0";</w:t>
-        <w:br/>
-        <w:t xml:space="preserve">  ctx.lineWidth = 1.5;</w:t>
-        <w:br/>
-        <w:t xml:space="preserve">  ctx.beginPath();</w:t>
-        <w:br/>
-        <w:t xml:space="preserve">  ctx.moveTo(outerX + 40, footerY - 25);</w:t>
-        <w:br/>
-        <w:t xml:space="preserve">  ctx.lineTo(outerX + outerW - 40, footerY - 25);</w:t>
-        <w:br/>
-        <w:t xml:space="preserve">  ctx.stroke();</w:t>
-        <w:br/>
-        <w:br/>
-        <w:t xml:space="preserve">  ctx.direction = "rtl";</w:t>
-        <w:br/>
-        <w:t xml:space="preserve">  ctx.textAlign = "right";</w:t>
-        <w:br/>
-        <w:t xml:space="preserve">  ctx.fillStyle = "#64748b";</w:t>
-        <w:br/>
-        <w:t xml:space="preserve">  ctx.font = "500 22px 'Segoe UI', system-ui, Arial, sans-serif";</w:t>
-        <w:br/>
-        <w:t xml:space="preserve">  const dateStr = new Intl.DateTimeFormat("he-IL").format(new Date());</w:t>
-        <w:br/>
-        <w:t xml:space="preserve">  ctx.fillText(`נוצר מתוך מערכת MechLex  ·  ${dateStr}`, outerX + outerW - 40, footerY);</w:t>
-        <w:br/>
-        <w:br/>
-        <w:t xml:space="preserve">  ctx.direction = "ltr";</w:t>
-        <w:br/>
-        <w:t xml:space="preserve">  ctx.textAlign = "left";</w:t>
-        <w:br/>
-        <w:t xml:space="preserve">  ctx.fillStyle = "#94a3b8";</w:t>
-        <w:br/>
-        <w:t xml:space="preserve">  ctx.font = "500 22px 'Segoe UI', system-ui, Arial, sans-serif";</w:t>
-        <w:br/>
-        <w:t xml:space="preserve">  ctx.fillText("MechLex Engineering Knowledge Base · Visual Admin Edition 10.1.0", outerX + 40, footerY);</w:t>
-        <w:br/>
-        <w:br/>
-        <w:t xml:space="preserve">  try {</w:t>
-        <w:br/>
-        <w:t xml:space="preserve">    const blob = await canvasToBlob(canvas, mime, format === "jpeg" ? 0.95 : undefined);</w:t>
-        <w:br/>
-        <w:t xml:space="preserve">    await saveImageBlob(blob, filename, destination);</w:t>
-        <w:br/>
-        <w:t xml:space="preserve">    toast(`קובץ ${extension.toUpperCase()} מעוצב ואיכותי הורד בהצלחה`, "success");</w:t>
-        <w:br/>
-        <w:t xml:space="preserve">  } catch (error) {</w:t>
-        <w:br/>
-        <w:t xml:space="preserve">    toast("לא ניתן היה להכין את הקובץ. נסו שוב.", "error");</w:t>
-        <w:br/>
-        <w:t xml:space="preserve">  }</w:t>
-        <w:br/>
-        <w:t>}</w:t>
-        <w:br/>
-        <w:br/>
-        <w:br/>
-        <w:t>function recoverySnapshots() {</w:t>
-        <w:br/>
-        <w:t xml:space="preserve">  const snapshots = safeLoad(KEYS.recovery, []);</w:t>
-        <w:br/>
-        <w:t xml:space="preserve">  return Array.isArray(snapshots) ? snapshots : [];</w:t>
-        <w:br/>
-        <w:t>}</w:t>
-        <w:br/>
-        <w:br/>
-        <w:t>function restoreLatestRecoverySnapshot() {</w:t>
-        <w:br/>
-        <w:t xml:space="preserve">  const snapshots = recoverySnapshots();</w:t>
-        <w:br/>
-        <w:t xml:space="preserve">  if (!snapshots.length) return toast("אין נקודות שחזור מקומיות זמינות", "error");</w:t>
-        <w:br/>
-        <w:t xml:space="preserve">  const snapshot = snapshots[0];</w:t>
-        <w:br/>
-        <w:t xml:space="preserve">  const when = formatDate(snapshot.createdAt);</w:t>
-        <w:br/>
-        <w:t xml:space="preserve">  if (!confirm(`לשחזר את נקודת השחזור האחרונה (${snapshot.reason}, ${when})? המצב הנוכחי יישמר תחילה כנקודת שחזור חדשה.`)) return;</w:t>
-        <w:br/>
-        <w:t xml:space="preserve">  createRecoverySnapshot("לפני שחזור נקודת שחזור");</w:t>
-        <w:br/>
-        <w:t xml:space="preserve">  data = normalizeData(snapshot.data || []);</w:t>
-        <w:br/>
-        <w:t xml:space="preserve">  prefs = { ...clone(DEFAULT_PREFS), ...(snapshot.prefs || {}), progress: snapshot.prefs?.progress || {} };</w:t>
-        <w:br/>
-        <w:t xml:space="preserve">  if (snapshot.settings) {</w:t>
-        <w:br/>
-        <w:t xml:space="preserve">    settings.appearance = { ...clone(DEFAULT_SETTINGS.appearance), ...(snapshot.settings.appearance || {}) };</w:t>
-        <w:br/>
-        <w:t xml:space="preserve">    settings.fields = { ...clone(DEFAULT_SETTINGS.fields), ...(snapshot.settings.fields || {}) };</w:t>
-        <w:br/>
-        <w:t xml:space="preserve">  }</w:t>
-        <w:br/>
-        <w:t xml:space="preserve">  repairCatalogIntegrity(data);</w:t>
-        <w:br/>
-        <w:t xml:space="preserve">  meta.dataRevision = Number(meta.dataRevision || 0) + 1;</w:t>
-        <w:br/>
-        <w:t xml:space="preserve">  meta.lastContentChangeAt = new Date().toISOString();</w:t>
-        <w:br/>
-        <w:t xml:space="preserve">  meta.contentBackupNeeded = true;</w:t>
-        <w:br/>
-        <w:t xml:space="preserve">  meta.systemBackupNeeded = true;</w:t>
-        <w:br/>
-        <w:t xml:space="preserve">  saveAll("נקודת השחזור שוחזרה ונשמרה", { backupRelevant: true });</w:t>
-        <w:br/>
-        <w:t xml:space="preserve">  applyAppearance();</w:t>
-        <w:br/>
-        <w:t xml:space="preserve">  clearTermForm();</w:t>
-        <w:br/>
-        <w:t xml:space="preserve">  clearDomainForm();</w:t>
-        <w:br/>
-        <w:t xml:space="preserve">  renderAdmin();</w:t>
-        <w:br/>
-        <w:t xml:space="preserve">  renderAll();</w:t>
-        <w:br/>
-        <w:t xml:space="preserve">  toast("נקודת השחזור שוחזרה בהצלחה", "success");</w:t>
-        <w:br/>
-        <w:t>}</w:t>
-        <w:br/>
-        <w:br/>
-        <w:t>async function exportDomainImage(format) {</w:t>
-        <w:br/>
-        <w:t xml:space="preserve">  const domain = data.find((d) =&gt; d.id === state.currentDomainId);</w:t>
-        <w:br/>
-        <w:t xml:space="preserve">  if (!domain) return;</w:t>
-        <w:br/>
-        <w:t xml:space="preserve">  const fakeTermId = "TEMP_DOMAIN_TERM_" + Date.now();</w:t>
-        <w:br/>
-        <w:t xml:space="preserve">  </w:t>
-        <w:br/>
-        <w:t xml:space="preserve">  let html = $("domainDetailDescription").innerHTML || "";</w:t>
-        <w:br/>
-        <w:t xml:space="preserve">  html = html.replace(/&lt;strong[^&gt;]*&gt;.*?&lt;\/strong&gt;\s*—\s*/, "");</w:t>
-        <w:br/>
-        <w:br/>
-        <w:t xml:space="preserve">  const fakeTerm = {</w:t>
-        <w:br/>
-        <w:t xml:space="preserve">    id: fakeTermId,</w:t>
-        <w:br/>
-        <w:t xml:space="preserve">    name: $("domainDetailTitle").textContent || domain.name,</w:t>
-        <w:br/>
-        <w:t xml:space="preserve">    nameEn: $("domainDetailTitleEn").textContent || domain.nameEn || domain.prefix,</w:t>
-        <w:br/>
-        <w:t xml:space="preserve">    code: $("domainDetailCode").textContent || domain.prefix || "DOMAIN",</w:t>
-        <w:br/>
-        <w:t xml:space="preserve">    visualTitle: $("domainDetailTitle").textContent || domain.name,</w:t>
-        <w:br/>
-        <w:t xml:space="preserve">    definition: "",</w:t>
-        <w:br/>
-        <w:t xml:space="preserve">    definitionHtml: html,</w:t>
-        <w:br/>
-        <w:t xml:space="preserve">    imageName: $("domainDetailTitle").textContent || domain.name,</w:t>
-        <w:br/>
-        <w:t xml:space="preserve">    domainId: domain.id,</w:t>
-        <w:br/>
-        <w:t xml:space="preserve">    domainName: "תחום ידע הנדסי",</w:t>
-        <w:br/>
-        <w:t xml:space="preserve">    domainColor: domain.color || "#0284c7",</w:t>
-        <w:br/>
-        <w:t xml:space="preserve">    subtopic: "",</w:t>
-        <w:br/>
-        <w:t xml:space="preserve">    subSubtopic: ""</w:t>
-        <w:br/>
-        <w:t xml:space="preserve">  };</w:t>
-        <w:br/>
-        <w:t xml:space="preserve">  </w:t>
-        <w:br/>
-        <w:t xml:space="preserve">  const fakeDomain = {</w:t>
-        <w:br/>
-        <w:t xml:space="preserve">    id: "TEMP_FAKE_DOMAIN_" + Date.now(),</w:t>
-        <w:br/>
-        <w:t xml:space="preserve">    name: "TEMP",</w:t>
-        <w:br/>
-        <w:t xml:space="preserve">    items: [fakeTerm]</w:t>
-        <w:br/>
-        <w:t xml:space="preserve">  };</w:t>
-        <w:br/>
-        <w:t xml:space="preserve">  </w:t>
-        <w:br/>
-        <w:t xml:space="preserve">  data.push(fakeDomain);</w:t>
-        <w:br/>
-        <w:t xml:space="preserve">  const oldTermId = state.currentTermId;</w:t>
-        <w:br/>
-        <w:t xml:space="preserve">  state.currentTermId = fakeTermId;</w:t>
-        <w:br/>
-        <w:t xml:space="preserve">  </w:t>
-        <w:br/>
-        <w:t xml:space="preserve">  try {</w:t>
-        <w:br/>
-        <w:t xml:space="preserve">    await exportTermImage(format);</w:t>
-        <w:br/>
-        <w:t xml:space="preserve">  } finally {</w:t>
-        <w:br/>
-        <w:t xml:space="preserve">    state.currentTermId = oldTermId;</w:t>
-        <w:br/>
-        <w:t xml:space="preserve">    data.pop(); // remove fake domain</w:t>
-        <w:br/>
-        <w:t xml:space="preserve">  }</w:t>
-        <w:br/>
-        <w:t>}</w:t>
-        <w:br/>
-        <w:t>function runCatalogAudit() {</w:t>
-        <w:br/>
-        <w:t xml:space="preserve">  const before = catalogIntegrityReport(data);</w:t>
-        <w:br/>
-        <w:t xml:space="preserve">  repairCatalogIntegrity(data);</w:t>
-        <w:br/>
-        <w:t xml:space="preserve">  const after = catalogIntegrityReport(data);</w:t>
-        <w:br/>
-        <w:t xml:space="preserve">  saveAll("בדיקת שלמות הקטלוג הושלמה");</w:t>
-        <w:br/>
-        <w:t xml:space="preserve">  if (!before.length &amp;&amp; !after.length) return toast("הקטלוג תקין: אין קודים, מזהים או קישורים שבורים", "success");</w:t>
-        <w:br/>
-        <w:t xml:space="preserve">  if (!after.length) return toast(`תוקנו אוטומטית ${before.length} בעיות שלמות`, "success");</w:t>
-        <w:br/>
-        <w:t xml:space="preserve">  toast(`נותרו ${after.length} בעיות הדורשות טיפול: ${after.slice(0, 3).join("; ")}`, "error");</w:t>
-        <w:br/>
-        <w:t>}</w:t>
-        <w:br/>
-        <w:br/>
-        <w:t>function settingsForBackup() {</w:t>
-        <w:br/>
-        <w:t xml:space="preserve">  return {</w:t>
-        <w:br/>
-        <w:t xml:space="preserve">    appearance: clone(settings.appearance),</w:t>
-        <w:br/>
-        <w:t xml:space="preserve">    fields: clone(settings.fields),</w:t>
-        <w:br/>
-        <w:t xml:space="preserve">  };</w:t>
-        <w:br/>
-        <w:t>}</w:t>
-        <w:br/>
-        <w:br/>
-        <w:t>function contentBackupPayload() {</w:t>
-        <w:br/>
-        <w:t xml:space="preserve">  return {</w:t>
-        <w:br/>
-        <w:t xml:space="preserve">    format: CONTENT_BACKUP_FORMAT,</w:t>
-        <w:br/>
-        <w:t xml:space="preserve">    version: 9,</w:t>
-        <w:br/>
-        <w:t xml:space="preserve">    schemaVersion: SCHEMA_VERSION,</w:t>
-        <w:br/>
-        <w:t xml:space="preserve">    appVersion: APP_VERSION,</w:t>
-        <w:br/>
-        <w:t xml:space="preserve">    exportedAt: new Date().toISOString(),</w:t>
-        <w:br/>
-        <w:t xml:space="preserve">    data,</w:t>
-        <w:br/>
-        <w:t xml:space="preserve">    meta: {</w:t>
-        <w:br/>
-        <w:t xml:space="preserve">      dataRevision: meta.dataRevision,</w:t>
-        <w:br/>
-        <w:t xml:space="preserve">      lastContentChangeAt: meta.lastContentChangeAt,</w:t>
-        <w:br/>
-        <w:t xml:space="preserve">    },</w:t>
-        <w:br/>
-        <w:t xml:space="preserve">  };</w:t>
-        <w:br/>
-        <w:t>}</w:t>
-        <w:br/>
-        <w:br/>
-        <w:t>function fullBackupPayload() {</w:t>
-        <w:br/>
-        <w:t xml:space="preserve">  return {</w:t>
-        <w:br/>
-        <w:t xml:space="preserve">    ...contentBackupPayload(),</w:t>
-        <w:br/>
-        <w:t xml:space="preserve">    format: FULL_BACKUP_FORMAT,</w:t>
-        <w:br/>
-        <w:t xml:space="preserve">    prefs,</w:t>
-        <w:br/>
-        <w:t xml:space="preserve">    settings: settingsForBackup(),</w:t>
-        <w:br/>
-        <w:t xml:space="preserve">  };</w:t>
-        <w:br/>
-        <w:t>}</w:t>
-        <w:br/>
-        <w:br/>
-        <w:t>function exportContentJson() {</w:t>
-        <w:br/>
-        <w:t xml:space="preserve">  const payload = JSON.stringify(contentBackupPayload(), null, 2);</w:t>
-        <w:br/>
-        <w:t xml:space="preserve">  downloadFile(`mechlex-content-backup-${localTimestamp()}.json`, payload, "application/json;charset=utf-8");</w:t>
-        <w:br/>
-        <w:t xml:space="preserve">  saveAll("גיבוי התוכן הופעל להורדה", { contentBackupCompleted: true });</w:t>
-        <w:br/>
-        <w:t xml:space="preserve">  updateBackupStatus();</w:t>
-        <w:br/>
-        <w:t xml:space="preserve">  toast("גיבוי התוכן הורד. מומלץ להעתיק אותו לתיקיית backups.", "success");</w:t>
-        <w:br/>
-        <w:t>}</w:t>
-        <w:br/>
-        <w:br/>
-        <w:t>function exportFullJson() {</w:t>
-        <w:br/>
-        <w:t xml:space="preserve">  const payload = JSON.stringify(fullBackupPayload(), null, 2);</w:t>
-        <w:br/>
-        <w:t xml:space="preserve">  downloadFile(`mechlex-full-admin-backup-${localTimestamp()}.json`, payload, "application/json;charset=utf-8");</w:t>
-        <w:br/>
-        <w:t xml:space="preserve">  saveAll("גיבוי האדמין הראשי הופעל להורדה", { fullBackupCompleted: true });</w:t>
-        <w:br/>
-        <w:t xml:space="preserve">  updateBackupStatus();</w:t>
-        <w:br/>
-        <w:t xml:space="preserve">  toast("גיבוי המערכת המלא הורד. מומלץ להעתיק אותו לתיקיית backups.", "success");</w:t>
-        <w:br/>
-        <w:t>}</w:t>
-        <w:br/>
-        <w:br/>
-        <w:t>function exportRoleBackup() {</w:t>
-        <w:br/>
-        <w:t xml:space="preserve">  if (state.adminRole === "super") exportFullJson();</w:t>
-        <w:br/>
-        <w:t xml:space="preserve">  else exportContentJson();</w:t>
-        <w:br/>
-        <w:t>}</w:t>
-        <w:br/>
-        <w:br/>
-        <w:t>function csvCell(value) {</w:t>
-        <w:br/>
-        <w:t xml:space="preserve">  return `"${String(value ?? "").replaceAll('"', '""')}"`;</w:t>
-        <w:br/>
-        <w:t>}</w:t>
-        <w:br/>
-        <w:br/>
-        <w:t>function exportCsv() {</w:t>
-        <w:br/>
-        <w:t xml:space="preserve">  const headers = ["Code", "Name_HE", "Name_EN", "Domain", "Subtopic", "Sub_Subtopic", "Symbol", "Units", "Short_Definition", "Formula", "Standards", "Tags", "Updated"];</w:t>
-        <w:br/>
-        <w:t xml:space="preserve">  const rows = allTerms().map((term) =&gt; [term.code, term.name, term.nameEn, term.domainName, term.subtopic, term.subSubtopic, term.symbol, term.units, term.short, term.formula, (term.standards || []).join("; "), (term.tags || []).join("; "), term.updatedAt]);</w:t>
-        <w:br/>
-        <w:t xml:space="preserve">  const csv = `\uFEFF${[headers, ...rows].map((row) =&gt; row.map(csvCell).join(",")).join("\r\n")}`;</w:t>
-        <w:br/>
-        <w:t xml:space="preserve">  downloadFile(`mechlex-terms-${todayIso()}.csv`, csv, "text/csv;charset=utf-8");</w:t>
-        <w:br/>
-        <w:t xml:space="preserve">  toast("קובץ CSV יוצא", "success");</w:t>
-        <w:br/>
-        <w:t>}</w:t>
-        <w:br/>
-        <w:br/>
-        <w:t>async function importJsonFile(file) {</w:t>
-        <w:br/>
-        <w:t xml:space="preserve">  try {</w:t>
-        <w:br/>
-        <w:t xml:space="preserve">    if (file.size &gt; 25 * 1024 * 1024) throw new Error("קובץ הגיבוי גדול מ-25MB");</w:t>
-        <w:br/>
-        <w:t xml:space="preserve">    const payload = JSON.parse(await file.text());</w:t>
-        <w:br/>
-        <w:t xml:space="preserve">    if (!payload || !Array.isArray(payload.data)) throw new Error("קובץ הגיבוי אינו מכיל מערך תחומים תקין");</w:t>
-        <w:br/>
-        <w:t xml:space="preserve">    const isFullBackup = payload.format === FULL_BACKUP_FORMAT || Boolean(payload.prefs || payload.settings);</w:t>
-        <w:br/>
-        <w:t xml:space="preserve">    const importedData = normalizeData(payload.data);</w:t>
-        <w:br/>
-        <w:t xml:space="preserve">    if (!importedData.length) throw new Error("קובץ הגיבוי ריק");</w:t>
-        <w:br/>
-        <w:t xml:space="preserve">    const importIssues = catalogIntegrityReport(importedData);</w:t>
-        <w:br/>
-        <w:t xml:space="preserve">    if (importIssues.length) throw new Error(`קובץ הגיבוי כולל כשלים בשלמות הקטלוג: ${importIssues.slice(0, 5).join("; ")}`);</w:t>
-        <w:br/>
-        <w:t xml:space="preserve">    if (!confirm(`לשחזר ${isFullBackup ? "גיבוי מערכת מלא" : "גיבוי תוכן"} הכולל ${importedData.reduce((sum, domain) =&gt; sum + domain.items.length, 0)} מושגים? התחומים, תתי־התחומים והמושגים הנוכחיים יוחלפו. קודי הגישה המקומיים לא ישתנו.`)) return;</w:t>
-        <w:br/>
-        <w:t xml:space="preserve">    createRecoverySnapshot("לפני שחזור גיבוי");</w:t>
-        <w:br/>
-        <w:t xml:space="preserve">    data = repairCatalogIntegrity(importedData);</w:t>
-        <w:br/>
-        <w:t xml:space="preserve">    if (payload.prefs) prefs = { ...clone(DEFAULT_PREFS), ...payload.prefs, progress: payload.prefs.progress || {} };</w:t>
-        <w:br/>
-        <w:t xml:space="preserve">    if (payload.settings) {</w:t>
-        <w:br/>
-        <w:t xml:space="preserve">      settings.appearance = { ...clone(DEFAULT_SETTINGS.appearance), ...(payload.settings.appearance || payload.settings.design || {}) };</w:t>
-        <w:br/>
-        <w:t xml:space="preserve">      settings.fields = { ...clone(DEFAULT_SETTINGS.fields), ...(payload.settings.fields || {}) };</w:t>
-        <w:br/>
-        <w:t xml:space="preserve">    }</w:t>
-        <w:br/>
-        <w:t xml:space="preserve">    meta.dataRevision = Math.max(Number(meta.dataRevision || 0), Number(payload.meta?.dataRevision || 0)) + 1;</w:t>
-        <w:br/>
-        <w:t xml:space="preserve">    meta.lastContentChangeAt = new Date().toISOString();</w:t>
-        <w:br/>
-        <w:t xml:space="preserve">    if (isFullBackup) {</w:t>
-        <w:br/>
-        <w:t xml:space="preserve">      meta.lastBackupAt = payload.exportedAt || payload.meta?.lastBackupAt || "";</w:t>
-        <w:br/>
-        <w:t xml:space="preserve">      meta.lastContentBackupAt = payload.exportedAt || "";</w:t>
-        <w:br/>
-        <w:t xml:space="preserve">      meta.lastSystemBackupAt = payload.exportedAt || "";</w:t>
-        <w:br/>
-        <w:t xml:space="preserve">      meta.contentBackupNeeded = false;</w:t>
-        <w:br/>
-        <w:t xml:space="preserve">      meta.systemBackupNeeded = false;</w:t>
-        <w:br/>
-        <w:t xml:space="preserve">      meta.backupNeeded = false;</w:t>
-        <w:br/>
-        <w:t xml:space="preserve">    } else {</w:t>
-        <w:br/>
-        <w:t xml:space="preserve">      meta.lastContentBackupAt = payload.exportedAt || "";</w:t>
-        <w:br/>
-        <w:t xml:space="preserve">      meta.contentBackupNeeded = false;</w:t>
-        <w:br/>
-        <w:t xml:space="preserve">      meta.systemBackupNeeded = true;</w:t>
-        <w:br/>
-        <w:t xml:space="preserve">      meta.backupNeeded = true;</w:t>
-        <w:br/>
-        <w:t xml:space="preserve">    }</w:t>
-        <w:br/>
-        <w:t xml:space="preserve">    saveAll(`${isFullBackup ? "גיבוי המערכת" : "גיבוי התוכן"} שוחזר ונשמר אוטומטית במחשב זה`);</w:t>
-        <w:br/>
-        <w:t xml:space="preserve">    clearTermForm();</w:t>
-        <w:br/>
-        <w:t xml:space="preserve">    clearDomainForm();</w:t>
-        <w:br/>
-        <w:t xml:space="preserve">    renderAdmin();</w:t>
-        <w:br/>
-        <w:t xml:space="preserve">    renderAll();</w:t>
-        <w:br/>
-        <w:t xml:space="preserve">    toast(`${isFullBackup ? "גיבוי המערכת המלא" : "גיבוי התוכן"} שוחזר בהצלחה. קודי הגישה המקומיים נשמרו.`, "success");</w:t>
-        <w:br/>
-        <w:t xml:space="preserve">  } catch (error) {</w:t>
-        <w:br/>
-        <w:t xml:space="preserve">    console.warn("MechLex backup import rejected", error.message);</w:t>
-        <w:br/>
-        <w:t xml:space="preserve">    toast(`ייבוא נכשל: ${error.message}`, "error");</w:t>
-        <w:br/>
-        <w:t xml:space="preserve">  } finally {</w:t>
-        <w:br/>
-        <w:t xml:space="preserve">    $("importJsonFile").value = "";</w:t>
-        <w:br/>
-        <w:t xml:space="preserve">  }</w:t>
-        <w:br/>
-        <w:t>}</w:t>
-        <w:br/>
-        <w:br/>
-        <w:t>function closeMobileSidebar() {</w:t>
-        <w:br/>
-        <w:t xml:space="preserve">  $("sidebar").classList.remove("open");</w:t>
-        <w:br/>
-        <w:t xml:space="preserve">  $("menuBtn").setAttribute("aria-expanded", "false");</w:t>
-        <w:br/>
-        <w:t>}</w:t>
-        <w:br/>
-        <w:br/>
-        <w:t>function bindInteractiveMotion() {</w:t>
-        <w:br/>
-        <w:t xml:space="preserve">  const canHover = window.matchMedia?.("(hover: hover) and (pointer: fine)");</w:t>
-        <w:br/>
-        <w:t xml:space="preserve">  const reducedMotion = window.matchMedia?.("(prefers-reduced-motion: reduce)");</w:t>
-        <w:br/>
-        <w:t xml:space="preserve">  const selector = ".domain-picker-card, .term-card, .domain-record";</w:t>
-        <w:br/>
-        <w:t xml:space="preserve">  document.addEventListener("pointermove", (event) =&gt; {</w:t>
-        <w:br/>
-        <w:t xml:space="preserve">    if (!canHover?.matches || reducedMotion?.matches) return;</w:t>
-        <w:br/>
-        <w:t xml:space="preserve">    const card = event.target.closest(selector);</w:t>
-        <w:br/>
-        <w:t xml:space="preserve">    if (!card) return;</w:t>
-        <w:br/>
-        <w:t xml:space="preserve">    const rect = card.getBoundingClientRect();</w:t>
-        <w:br/>
-        <w:t xml:space="preserve">    const x = Math.max(0, Math.min(1, (event.clientX - rect.left) / rect.width));</w:t>
-        <w:br/>
-        <w:t xml:space="preserve">    const y = Math.max(0, Math.min(1, (event.clientY - rect.top) / rect.height));</w:t>
-        <w:br/>
-        <w:t xml:space="preserve">    card.style.setProperty("--tilt-x", `${((.5 - y) * 5).toFixed(2)}deg`);</w:t>
-        <w:br/>
-        <w:t xml:space="preserve">    card.style.setProperty("--tilt-y", `${((x - .5) * 7).toFixed(2)}deg`);</w:t>
-        <w:br/>
-        <w:t xml:space="preserve">    card.style.setProperty("--pointer-x", `${(x * 100).toFixed(1)}%`);</w:t>
-        <w:br/>
-        <w:t xml:space="preserve">    card.style.setProperty("--pointer-y", `${(y * 100).toFixed(1)}%`);</w:t>
-        <w:br/>
-        <w:t xml:space="preserve">  });</w:t>
-        <w:br/>
-        <w:t xml:space="preserve">  document.addEventListener("pointerout", (event) =&gt; {</w:t>
-        <w:br/>
-        <w:t xml:space="preserve">    const card = event.target.closest(selector);</w:t>
-        <w:br/>
-        <w:t xml:space="preserve">    if (!card || card.contains(event.relatedTarget)) return;</w:t>
-        <w:br/>
-        <w:t xml:space="preserve">    card.style.removeProperty("--tilt-x");</w:t>
-        <w:br/>
-        <w:t xml:space="preserve">    card.style.removeProperty("--tilt-y");</w:t>
-        <w:br/>
-        <w:t xml:space="preserve">    card.style.removeProperty("--pointer-x");</w:t>
-        <w:br/>
-        <w:t xml:space="preserve">    card.style.removeProperty("--pointer-y");</w:t>
-        <w:br/>
-        <w:t xml:space="preserve">  });</w:t>
-        <w:br/>
-        <w:t>}</w:t>
-        <w:br/>
-        <w:br/>
-        <w:t>function bindEvents() {</w:t>
-        <w:br/>
-        <w:t xml:space="preserve">  bindInteractiveMotion();</w:t>
-        <w:br/>
-        <w:t xml:space="preserve">  $("skipToContentBtn").addEventListener("click", () =&gt; $("mainContent").focus({ preventScroll: true }) || $("mainContent").scrollIntoView({ behavior: "smooth", block: "start" }));</w:t>
-        <w:br/>
-        <w:t xml:space="preserve">  $("searchInput").addEventListener("input", (event) =&gt; { state.query = event.target.value; renderFilters(); renderDictionary(); });</w:t>
-        <w:br/>
-        <w:t xml:space="preserve">  if ($("subtopicFilter")) {</w:t>
-        <w:br/>
-        <w:t xml:space="preserve">    $("subtopicFilter").addEventListener("change", (event) =&gt; {</w:t>
-        <w:br/>
-        <w:t xml:space="preserve">      const location = decodeHierarchyLocation(event.target.value);</w:t>
-        <w:br/>
-        <w:t xml:space="preserve">      if (!location) { state.subtopic = "all"; state.subSubtopic = "all"; }</w:t>
-        <w:br/>
-        <w:t xml:space="preserve">      else { state.domainId = location.domainId; state.subtopic = location.subtopic; state.subSubtopic = location.subSubtopic || "all"; }</w:t>
-        <w:br/>
-        <w:t xml:space="preserve">      renderAll();</w:t>
-        <w:br/>
-        <w:t xml:space="preserve">    });</w:t>
-        <w:br/>
-        <w:t xml:space="preserve">  }</w:t>
-        <w:br/>
-        <w:t xml:space="preserve">  if ($("sortSelect")) $("sortSelect").addEventListener("change", (event) =&gt; { state.sort = event.target.value; renderAll(); });</w:t>
-        <w:br/>
-        <w:t xml:space="preserve">  $("resetFiltersBtn").addEventListener("click", resetFilters);</w:t>
-        <w:br/>
-        <w:t xml:space="preserve">  $("emptyResetBtn").addEventListener("click", resetFilters);</w:t>
-        <w:br/>
-        <w:t xml:space="preserve">  $("clearDomainFilter").addEventListener("click", () =&gt; { state.domainId = "all"; state.subtopic = "all"; state.subSubtopic = "all"; renderAll(); });</w:t>
-        <w:br/>
-        <w:t xml:space="preserve">  $$('[data-collection]').forEach((button) =&gt; button.addEventListener("click", () =&gt; { </w:t>
-        <w:br/>
-        <w:t xml:space="preserve">    state.collection = button.dataset.collection;</w:t>
-        <w:br/>
-        <w:t xml:space="preserve">    if (state.collection === "all") {</w:t>
-        <w:br/>
-        <w:t xml:space="preserve">      state.domainId = "all";</w:t>
-        <w:br/>
-        <w:t xml:space="preserve">      state.subtopic = "all";</w:t>
-        <w:br/>
-        <w:t xml:space="preserve">      state.subSubtopic = "all";</w:t>
-        <w:br/>
-        <w:t xml:space="preserve">      $("searchInput").value = "";</w:t>
-        <w:br/>
-        <w:t xml:space="preserve">      state.query = "";</w:t>
-        <w:br/>
-        <w:t xml:space="preserve">    }</w:t>
-        <w:br/>
-        <w:t xml:space="preserve">    closeMobileSidebar(); </w:t>
-        <w:br/>
-        <w:t xml:space="preserve">    renderAll(); </w:t>
-        <w:br/>
-        <w:t xml:space="preserve">  }));</w:t>
-        <w:br/>
-        <w:t xml:space="preserve">  $("gridViewBtn").addEventListener("click", () =&gt; { prefs.view = "grid"; saveAll(); renderAll(); });</w:t>
-        <w:br/>
-        <w:t xml:space="preserve">  $("listViewBtn").addEventListener("click", () =&gt; { prefs.view = "list"; saveAll(); renderAll(); });</w:t>
-        <w:br/>
-        <w:t xml:space="preserve">  $("mindMapViewBtn")?.addEventListener("click", () =&gt; {</w:t>
-        <w:br/>
-        <w:t xml:space="preserve">    prefs.view = "mindmap";</w:t>
-        <w:br/>
-        <w:t xml:space="preserve">    saveAll();</w:t>
-        <w:br/>
-        <w:t xml:space="preserve">    renderAll();</w:t>
-        <w:br/>
-        <w:t xml:space="preserve">    requestAnimationFrame(() =&gt; {</w:t>
-        <w:br/>
-        <w:t xml:space="preserve">      $("mindMapContainer")?.scrollIntoView({ behavior: "smooth", block: "start" });</w:t>
-        <w:br/>
-        <w:t xml:space="preserve">      fitMindMapToScreen();</w:t>
-        <w:br/>
-        <w:t xml:space="preserve">    });</w:t>
-        <w:br/>
-        <w:t xml:space="preserve">  });</w:t>
-        <w:br/>
-        <w:br/>
-        <w:t xml:space="preserve">  $("mindMapFitScreen")?.addEventListener("click", fitMindMapToScreen);</w:t>
-        <w:br/>
-        <w:t xml:space="preserve">  $("mindMapZoomIn")?.addEventListener("click", () =&gt; { mindMapZoom = Math.min(2, mindMapZoom + 0.15); updateMindMapTransform(); });</w:t>
-        <w:br/>
-        <w:t xml:space="preserve">  $("mindMapZoomOut")?.addEventListener("click", () =&gt; { mindMapZoom = Math.max(0.2, mindMapZoom - 0.15); updateMindMapTransform(); });</w:t>
-        <w:br/>
-        <w:t xml:space="preserve">  $("mindMapResetZoom")?.addEventListener("click", () =&gt; { mindMapZoom = 1; mindMapPanX = 0; mindMapPanY = 0; updateMindMapTransform(); });</w:t>
-        <w:br/>
-        <w:t xml:space="preserve">  $("mindMapExpandAll")?.addEventListener("click", () =&gt; { mindMapCollapsedNodes.clear(); renderMindMap(); });</w:t>
-        <w:br/>
-        <w:t xml:space="preserve">  $("mindMapCollapseAll")?.addEventListener("click", () =&gt; {</w:t>
-        <w:br/>
-        <w:t xml:space="preserve">    data.forEach((d) =&gt; mindMapCollapsedNodes.add(`domain-${d.id}`));</w:t>
-        <w:br/>
-        <w:t xml:space="preserve">    renderMindMap();</w:t>
-        <w:br/>
-        <w:t xml:space="preserve">  });</w:t>
-        <w:br/>
-        <w:br/>
-        <w:t xml:space="preserve">  $("closeDomainDetailBtn")?.addEventListener("click", closeDomainDetailModal);</w:t>
-        <w:br/>
-        <w:t xml:space="preserve">  $("expandDomainDetailBtn")?.addEventListener("click", toggleDomainFullscreen);</w:t>
-        <w:br/>
-        <w:t xml:space="preserve">  $("domainDetailOverlay")?.addEventListener("click", (event) =&gt; { if (event.target === $("domainDetailOverlay")) closeDomainDetailModal(); });</w:t>
-        <w:br/>
-        <w:t xml:space="preserve">  $("printDomainDetailBtn")?.addEventListener("click", () =&gt; window.print());</w:t>
-        <w:br/>
-        <w:t xml:space="preserve">  $("downloadDomainPngBtn")?.addEventListener("click", () =&gt; exportDomainImage("png"));</w:t>
-        <w:br/>
-        <w:t xml:space="preserve">  $("downloadDomainJpegBtn")?.addEventListener("click", () =&gt; exportDomainImage("jpeg"));</w:t>
-        <w:br/>
-        <w:t xml:space="preserve">  $("domainFavBtn")?.addEventListener("click", () =&gt; state.currentDomainId &amp;&amp; toggleFavorite(state.currentDomainId));</w:t>
-        <w:br/>
-        <w:br/>
-        <w:t xml:space="preserve">  window.addEventListener("resize", () =&gt; {</w:t>
-        <w:br/>
-        <w:t xml:space="preserve">    if (prefs.view === "mindmap") requestAnimationFrame(drawMindMapConnections);</w:t>
-        <w:br/>
-        <w:t xml:space="preserve">  });</w:t>
-        <w:br/>
-        <w:t xml:space="preserve">  $("themeBtn").addEventListener("click", () =&gt; { prefs.theme = prefs.theme === "dark" ? "light" : "dark"; saveAll(); renderAll(); });</w:t>
-        <w:br/>
-        <w:t xml:space="preserve">  $("randomBtn").addEventListener("click", startRandomSession);</w:t>
-        <w:br/>
-        <w:t xml:space="preserve">  $("menuBtn").addEventListener("click", () =&gt; {</w:t>
-        <w:br/>
-        <w:t xml:space="preserve">    const open = $("sidebar").classList.toggle("open");</w:t>
-        <w:br/>
-        <w:t xml:space="preserve">    $("menuBtn").setAttribute("aria-expanded", String(open));</w:t>
-        <w:br/>
-        <w:t xml:space="preserve">  });</w:t>
-        <w:br/>
-        <w:br/>
-        <w:t xml:space="preserve">  $("closeTermBtn").addEventListener("click", closeTerm);</w:t>
-        <w:br/>
-        <w:t xml:space="preserve">  $("expandTermBtn")?.addEventListener("click", toggleTermFullscreen);</w:t>
-        <w:br/>
-        <w:t xml:space="preserve">  $("randomNextBtn")?.addEventListener("click", openNextRandomTerm);</w:t>
-        <w:br/>
-        <w:t xml:space="preserve">  $("termOverlay").addEventListener("pointerdown", (event) =&gt; { if (event.target === $("termOverlay")) closeTerm(); });</w:t>
-        <w:br/>
-        <w:t xml:space="preserve">  $$('[data-term-tab]').forEach((button) =&gt; button.addEventListener("click", () =&gt; setTermTab(button.dataset.termTab)));</w:t>
-        <w:br/>
-        <w:t xml:space="preserve">  $("termFavBtn").addEventListener("click", () =&gt; state.currentTermId &amp;&amp; toggleFavorite(state.currentTermId));</w:t>
-        <w:br/>
-        <w:t xml:space="preserve">  $$('[data-status]').forEach((button) =&gt; button.addEventListener("click", () =&gt; state.currentTermId &amp;&amp; setProgress(state.currentTermId, button.dataset.status)));</w:t>
-        <w:br/>
-        <w:t xml:space="preserve">  $("printTermBtn").addEventListener("click", () =&gt; window.print());</w:t>
-        <w:br/>
-        <w:t xml:space="preserve">  $("downloadPngBtn").addEventListener("click", () =&gt; exportTermImage("png"));</w:t>
-        <w:br/>
-        <w:t xml:space="preserve">  $("downloadJpegBtn").addEventListener("click", () =&gt; exportTermImage("jpeg"));</w:t>
-        <w:br/>
-        <w:t xml:space="preserve">  $("detailTabs")?.addEventListener("click", (event) =&gt; {</w:t>
-        <w:br/>
-        <w:t xml:space="preserve">    const button = event.target.closest("[data-detail-tab]");</w:t>
-        <w:br/>
-        <w:t xml:space="preserve">    if (button) setDetailTab(button.dataset.detailTab);</w:t>
-        <w:br/>
-        <w:t xml:space="preserve">  });</w:t>
-        <w:br/>
-        <w:br/>
-        <w:t xml:space="preserve">  $("saveProgressBtn").addEventListener("click", openProgressDialog);</w:t>
-        <w:br/>
-        <w:t xml:space="preserve">  $("loadProgressBtn").addEventListener("click", () =&gt; $("importProgressFile").click());</w:t>
-        <w:br/>
-        <w:t xml:space="preserve">  $("importProgressFile").addEventListener("change", (event) =&gt; event.target.files?.[0] &amp;&amp; importPersonalProgressFile(event.target.files[0]));</w:t>
+        <w:t xml:space="preserve">  $("saveProgressBtn")?.addEventListener("click", openProgressDialog);</w:t>
+        <w:br/>
+        <w:t xml:space="preserve">  $("loadProgressBtn")?.addEventListener("click", () =&gt; $("importProgressFile")?.click());</w:t>
+        <w:br/>
+        <w:t xml:space="preserve">  $("importProgressFile")?.addEventListener("change", (event) =&gt; event.target.files?.[0] &amp;&amp; importPersonalProgressFile(event.target.files[0]));</w:t>
         <w:br/>
         <w:t xml:space="preserve">  $("progressForm")?.addEventListener("submit", exportPersonalProgress);</w:t>
         <w:br/>
-        <w:t xml:space="preserve">  $("closeProgressBtn").addEventListener("click", closeProgressDialog);</w:t>
-        <w:br/>
-        <w:t xml:space="preserve">  $("progressOverlay").addEventListener("click", (event) =&gt; { if (event.target === $("progressOverlay")) closeProgressDialog(); });</w:t>
-        <w:br/>
-        <w:t xml:space="preserve">  $("progressUserName").addEventListener("input", updateProgressFilenamePreview);</w:t>
-        <w:br/>
-        <w:t xml:space="preserve">  $("progressFileFormat").addEventListener("change", updateProgressFilenamePreview);</w:t>
+        <w:t xml:space="preserve">  $("closeProgressBtn")?.addEventListener("click", closeProgressDialog);</w:t>
+        <w:br/>
+        <w:t xml:space="preserve">  $("progressOverlay")?.addEventListener("click", (event) =&gt; { if (event.target === $("progressOverlay")) closeProgressDialog(); });</w:t>
+        <w:br/>
+        <w:t xml:space="preserve">  $("progressUserName")?.addEventListener("input", updateProgressFilenamePreview);</w:t>
+        <w:br/>
+        <w:t xml:space="preserve">  $("progressFileFormat")?.addEventListener("change", updateProgressFilenamePreview);</w:t>
         <w:br/>
         <w:br/>
         <w:t xml:space="preserve">  const handlePinSubmit = (event) =&gt; {</w:t>

--- a/org_Word_Backup_Full/app.js.docx
+++ b/org_Word_Backup_Full/app.js.docx
@@ -7429,21 +7429,21 @@
         <w:t xml:space="preserve">  };</w:t>
         <w:br/>
         <w:br/>
-        <w:t xml:space="preserve">  $("adminBtn").addEventListener("click", openPinDialog);</w:t>
+        <w:t xml:space="preserve">  $("adminBtn")?.addEventListener("click", openPinDialog);</w:t>
         <w:br/>
         <w:t xml:space="preserve">  $("pinForm")?.addEventListener("submit", handlePinSubmit);</w:t>
         <w:br/>
-        <w:t xml:space="preserve">  $("closePinBtn").addEventListener("click", closePinDialog);</w:t>
-        <w:br/>
-        <w:t xml:space="preserve">  $("pinOverlay").addEventListener("click", (event) =&gt; { if (event.target === $("pinOverlay")) closePinDialog(); });</w:t>
-        <w:br/>
-        <w:t xml:space="preserve">  $("closeAdminBtn").addEventListener("click", closeAdmin);</w:t>
+        <w:t xml:space="preserve">  $("closePinBtn")?.addEventListener("click", closePinDialog);</w:t>
+        <w:br/>
+        <w:t xml:space="preserve">  $("pinOverlay")?.addEventListener("click", (event) =&gt; { if (event.target === $("pinOverlay")) closePinDialog(); });</w:t>
+        <w:br/>
+        <w:t xml:space="preserve">  $("closeAdminBtn")?.addEventListener("click", closeAdmin);</w:t>
         <w:br/>
         <w:t xml:space="preserve">  $("switchRoleBtn")?.addEventListener("click", switchAdminRole);</w:t>
         <w:br/>
         <w:t xml:space="preserve">  $("headerExportDataBtn")?.addEventListener("click", exportRoleBackup);</w:t>
         <w:br/>
-        <w:t xml:space="preserve">  $("adminOverlay").addEventListener("click", (event) =&gt; { if (event.target === $("adminOverlay")) closeAdmin(); });</w:t>
+        <w:t xml:space="preserve">  $("adminOverlay")?.addEventListener("click", (event) =&gt; { if (event.target === $("adminOverlay")) closeAdmin(); });</w:t>
         <w:br/>
         <w:t xml:space="preserve">  $$('[data-admin-tab]').forEach((button) =&gt; button.addEventListener("click", () =&gt; setAdminTab(button.dataset.adminTab)));</w:t>
         <w:br/>
@@ -7457,27 +7457,27 @@
         <w:br/>
         <w:t xml:space="preserve">  $$('[data-rich-command]').forEach((button) =&gt; button.addEventListener("click", () =&gt; {</w:t>
         <w:br/>
-        <w:t xml:space="preserve">    $("editDefinition").focus();</w:t>
+        <w:t xml:space="preserve">    $("editDefinition")?.focus();</w:t>
         <w:br/>
         <w:t xml:space="preserve">    document.execCommand(button.dataset.richCommand, false, button.dataset.richValue || null);</w:t>
         <w:br/>
-        <w:t xml:space="preserve">    $("editDefinitionHtml").value = cleanRichHtml($("editDefinition").innerHTML);</w:t>
+        <w:t xml:space="preserve">    if ($("editDefinitionHtml") &amp;&amp; $("editDefinition")) $("editDefinitionHtml").value = cleanRichHtml($("editDefinition").innerHTML);</w:t>
         <w:br/>
         <w:t xml:space="preserve">  }));</w:t>
         <w:br/>
-        <w:t xml:space="preserve">  $("editDefinition").addEventListener("input", () =&gt; { $("editDefinitionHtml").value = cleanRichHtml($("editDefinition").innerHTML); });</w:t>
-        <w:br/>
-        <w:t xml:space="preserve">  $("clearTermBtn").addEventListener("click", clearTermForm);</w:t>
-        <w:br/>
-        <w:t xml:space="preserve">  $("deleteCurrentTermBtn").addEventListener("click", () =&gt; state.editingTermId &amp;&amp; deleteTerm(state.editingTermId));</w:t>
-        <w:br/>
-        <w:t xml:space="preserve">  $("adminSearchInput").addEventListener("input", renderTermRecords);</w:t>
-        <w:br/>
-        <w:t xml:space="preserve">  $("adminDomainFilter").addEventListener("change", renderTermRecords);</w:t>
-        <w:br/>
-        <w:t xml:space="preserve">  $("editDomain").addEventListener("change", () =&gt; fillTermSubtopicSelect("direct"));</w:t>
-        <w:br/>
-        <w:t xml:space="preserve">  $("editImageFile").addEventListener("change", (event) =&gt; {</w:t>
+        <w:t xml:space="preserve">  $("editDefinition")?.addEventListener("input", () =&gt; { if ($("editDefinitionHtml") &amp;&amp; $("editDefinition")) $("editDefinitionHtml").value = cleanRichHtml($("editDefinition").innerHTML); });</w:t>
+        <w:br/>
+        <w:t xml:space="preserve">  $("clearTermBtn")?.addEventListener("click", clearTermForm);</w:t>
+        <w:br/>
+        <w:t xml:space="preserve">  $("deleteCurrentTermBtn")?.addEventListener("click", () =&gt; state.editingTermId &amp;&amp; deleteTerm(state.editingTermId));</w:t>
+        <w:br/>
+        <w:t xml:space="preserve">  $("adminSearchInput")?.addEventListener("input", renderTermRecords);</w:t>
+        <w:br/>
+        <w:t xml:space="preserve">  $("adminDomainFilter")?.addEventListener("change", renderTermRecords);</w:t>
+        <w:br/>
+        <w:t xml:space="preserve">  $("editDomain")?.addEventListener("change", () =&gt; fillTermSubtopicSelect("direct"));</w:t>
+        <w:br/>
+        <w:t xml:space="preserve">  $("editImageFile")?.addEventListener("change", (event) =&gt; {</w:t>
         <w:br/>
         <w:t xml:space="preserve">    const file = event.target.files?.[0];</w:t>
         <w:br/>
@@ -7487,7 +7487,7 @@
         <w:br/>
         <w:t xml:space="preserve">    const reader = new FileReader();</w:t>
         <w:br/>
-        <w:t xml:space="preserve">    reader.onload = () =&gt; { state.embeddedImageData = String(reader.result); $("embeddedImageState").textContent = `הוטמעה: ${file.name}`; toast("התמונה הוטמעה בערך", "success"); };</w:t>
+        <w:t xml:space="preserve">    reader.onload = () =&gt; { state.embeddedImageData = String(reader.result); if ($("embeddedImageState")) $("embeddedImageState").textContent = `הוטמעה: ${file.name}`; toast("התמונה הוטמעה בערך", "success"); };</w:t>
         <w:br/>
         <w:t xml:space="preserve">    reader.onerror = () =&gt; toast("קריאת התמונה נכשלה", "error");</w:t>
         <w:br/>
@@ -7495,12 +7495,12 @@
         <w:br/>
         <w:t xml:space="preserve">  });</w:t>
         <w:br/>
-        <w:t xml:space="preserve">  $("removeEmbeddedImageBtn").addEventListener("click", () =&gt; { state.embeddedImageData = ""; $("editImageFile").value = ""; $("embeddedImageState").textContent = "לא הוטמעה תמונה"; });</w:t>
+        <w:t xml:space="preserve">  $("removeEmbeddedImageBtn")?.addEventListener("click", () =&gt; { state.embeddedImageData = ""; if ($("editImageFile")) $("editImageFile").value = ""; if ($("embeddedImageState")) $("embeddedImageState").textContent = "לא הוטמעה תמונה"; });</w:t>
         <w:br/>
         <w:br/>
         <w:t xml:space="preserve">  $("domainForm")?.addEventListener("submit", upsertDomainFromForm);</w:t>
         <w:br/>
-        <w:t xml:space="preserve">  $("addSubtopicBtn").addEventListener("click", () =&gt; {</w:t>
+        <w:t xml:space="preserve">  $("addSubtopicBtn")?.addEventListener("click", () =&gt; {</w:t>
         <w:br/>
         <w:t xml:space="preserve">    const existing = readSubtopicRows();</w:t>
         <w:br/>
@@ -7508,35 +7508,35 @@
         <w:br/>
         <w:t xml:space="preserve">  });</w:t>
         <w:br/>
-        <w:t xml:space="preserve">  $("clearDomainBtn").addEventListener("click", clearDomainForm);</w:t>
-        <w:br/>
-        <w:t xml:space="preserve">  $("deleteCurrentDomainBtn").addEventListener("click", () =&gt; state.editingDomainId &amp;&amp; deleteDomain(state.editingDomainId));</w:t>
+        <w:t xml:space="preserve">  $("clearDomainBtn")?.addEventListener("click", clearDomainForm);</w:t>
+        <w:br/>
+        <w:t xml:space="preserve">  $("deleteCurrentDomainBtn")?.addEventListener("click", () =&gt; state.editingDomainId &amp;&amp; deleteDomain(state.editingDomainId));</w:t>
         <w:br/>
         <w:t xml:space="preserve">  $("deleteDomainWithTermsBtn")?.addEventListener("click", () =&gt; state.editingDomainId &amp;&amp; deleteDomainWithTerms(state.editingDomainId));</w:t>
         <w:br/>
         <w:br/>
-        <w:t xml:space="preserve">  $("settingFontSize").addEventListener("input", (event) =&gt; { $("fontSizeOutput").textContent = `${event.target.value}px`; });</w:t>
-        <w:br/>
-        <w:t xml:space="preserve">  $("settingRadius").addEventListener("input", (event) =&gt; { $("radiusOutput").textContent = `${event.target.value}px`; });</w:t>
-        <w:br/>
-        <w:t xml:space="preserve">  $("applyAppearanceBtn").addEventListener("click", applyAppearanceFromForm);</w:t>
-        <w:br/>
-        <w:t xml:space="preserve">  $("resetAppearanceBtn").addEventListener("click", () =&gt; { settings.appearance = clone(DEFAULT_SETTINGS.appearance); settings.fields = clone(DEFAULT_SETTINGS.fields); loadAppearanceInputs(); renderFieldVisibility(); applyAppearanceFromForm(); });</w:t>
+        <w:t xml:space="preserve">  $("settingFontSize")?.addEventListener("input", (event) =&gt; { if ($("fontSizeOutput")) $("fontSizeOutput").textContent = `${event.target.value}px`; });</w:t>
+        <w:br/>
+        <w:t xml:space="preserve">  $("settingRadius")?.addEventListener("input", (event) =&gt; { if ($("radiusOutput")) $("radiusOutput").textContent = `${event.target.value}px`; });</w:t>
+        <w:br/>
+        <w:t xml:space="preserve">  $("applyAppearanceBtn")?.addEventListener("click", applyAppearanceFromForm);</w:t>
+        <w:br/>
+        <w:t xml:space="preserve">  $("resetAppearanceBtn")?.addEventListener("click", () =&gt; { settings.appearance = clone(DEFAULT_SETTINGS.appearance); settings.fields = clone(DEFAULT_SETTINGS.fields); loadAppearanceInputs(); renderFieldVisibility(); applyAppearanceFromForm(); });</w:t>
         <w:br/>
         <w:br/>
         <w:t xml:space="preserve">  $("exportContentJsonBtn")?.addEventListener("click", exportContentJson);</w:t>
         <w:br/>
         <w:t xml:space="preserve">  $("exportFullJsonBtn")?.addEventListener("click", exportFullJson);</w:t>
         <w:br/>
-        <w:t xml:space="preserve">  $("exportCsvBtn").addEventListener("click", exportCsv);</w:t>
+        <w:t xml:space="preserve">  $("exportCsvBtn")?.addEventListener("click", exportCsv);</w:t>
         <w:br/>
         <w:t xml:space="preserve">  $("restoreRecoveryBtn")?.addEventListener("click", restoreLatestRecoverySnapshot);</w:t>
         <w:br/>
         <w:t xml:space="preserve">  $("auditCatalogBtn")?.addEventListener("click", runCatalogAudit);</w:t>
         <w:br/>
-        <w:t xml:space="preserve">  $("importJsonBtn").addEventListener("click", () =&gt; $("importJsonFile").click());</w:t>
-        <w:br/>
-        <w:t xml:space="preserve">  $("importJsonFile").addEventListener("change", (event) =&gt; event.target.files?.[0] &amp;&amp; importJsonFile(event.target.files[0]));</w:t>
+        <w:t xml:space="preserve">  $("importJsonBtn")?.addEventListener("click", () =&gt; $("importJsonFile")?.click());</w:t>
+        <w:br/>
+        <w:t xml:space="preserve">  $("importJsonFile")?.addEventListener("change", (event) =&gt; event.target.files?.[0] &amp;&amp; importJsonFile(event.target.files[0]));</w:t>
         <w:br/>
         <w:t xml:space="preserve">  $("pinSettingsForm")?.addEventListener("submit", (event) =&gt; {</w:t>
         <w:br/>
@@ -7590,7 +7590,7 @@
         <w:br/>
         <w:t xml:space="preserve">  });</w:t>
         <w:br/>
-        <w:t xml:space="preserve">  $("clearProgressBtn").addEventListener("click", () =&gt; {</w:t>
+        <w:t xml:space="preserve">  $("clearProgressBtn")?.addEventListener("click", () =&gt; {</w:t>
         <w:br/>
         <w:t xml:space="preserve">    if (!confirm("לאפס מועדפים, היסטוריה והתקדמות למידה?")) return;</w:t>
         <w:br/>
@@ -7600,7 +7600,7 @@
         <w:br/>
         <w:t xml:space="preserve">  });</w:t>
         <w:br/>
-        <w:t xml:space="preserve">  $("resetAllBtn").addEventListener("click", () =&gt; {</w:t>
+        <w:t xml:space="preserve">  $("resetAllBtn")?.addEventListener("click", () =&gt; {</w:t>
         <w:br/>
         <w:t xml:space="preserve">    if (!confirm("איפוס מלא ימחק את כל הנתונים המקומיים ויחזיר את ברירת המחדל. להמשיך?")) return;</w:t>
         <w:br/>
